--- a/zaini_case_audit_output/outputs/word/documents/023_صك حكم نهائي الشيخ اسامة زيني ـ دعوى 42824717 - 25-08-1445 هـ رفض الالتماس.pdf.docx
+++ b/zaini_case_audit_output/outputs/word/documents/023_صك حكم نهائي الشيخ اسامة زيني ـ دعوى 42824717 - 25-08-1445 هـ رفض الالتماس.pdf.docx
@@ -78,7 +78,7 @@
           <w:b w:val="0"/>
           <w:i w:val="0"/>
         </w:rPr>
-        <w:t>ىدلف ةرئاد ةرئاد تس تس فان فان ةيناثلا ةيناثلا و و ءان ءان ع ع ةيضقلا ةيضقلا مقر مقر ۷۱۷ ۷۱۷٤۲۸۲ ۲۸۲٤ راتو راتو خ خ ۵۲۵۲/۲۱۲۱/۲٤٤٤٤۱ ـ ا ا دم دم ةالصلاو ةالصلاو مالسلاو مالسلاو ع ع لوسر لوسر هللااهللاا امأ امأ دع دع :</w:t>
+        <w:t>: عد عد أما أما االلهاالله رسول رسول ع ع والسلام والسلام والصلاة والصلاة مد مد ا ا ـ ۱٤٤٤٤۲/۱۲۱۲/۲۵۲۵ خ خ وتار وتار ٤۲۸۲ ۲۸۲٤۷۱۷ ۷۱۷ رقم رقم القضية القضية ع ع ناء ناء و و الثانية الثانية ناف ناف ست ست دائرة دائرة فلدى</w:t>
       </w:r>
     </w:p>
     <w:p>
@@ -104,7 +104,7 @@
           <w:b w:val="0"/>
           <w:i w:val="0"/>
         </w:rPr>
-        <w:t>فنأتسم هدض ةقتاع حيدمحم عدمحم ا يزار لا و ة ةينطولا ۷٤۸٦۵۰۷۰۰۱ يدوعس دم ھيلع فنأتسم هدض ناندع دمحا سابع ز لا و ة ةينطولا ۳۳۷۲۹۰۷۱۰۱ يدوعس دملا فنأتسم مس عون لا و ة مقر لا و ة ا ةيس ھتفص ةيضقلاب</w:t>
+        <w:t>بالقضية صفتھ سية ا ة و ال رقم ة و ال نوع سم مستأنف المد سعودي ۱۰۱۷۰۹۲۷۳۳ الوطنية ة و ال ز عباس احمد عدنان ضده مستأنف عليھ مد سعودي ۱۰۰۷۰۵٦۸٤۷ الوطنية ة و ال رازي ا محمدع محمديح عاتقة ضده مستأنف</w:t>
       </w:r>
     </w:p>
     <w:p>
@@ -130,7 +130,7 @@
           <w:b w:val="0"/>
           <w:i w:val="0"/>
         </w:rPr>
-        <w:t>كص مقر ۲۲٦۱٤۲۰۳۵٤</w:t>
+        <w:t>٤۵۳۰۲٤۱٦۲۲ رقم صك</w:t>
       </w:r>
     </w:p>
     <w:p>
@@ -182,7 +182,7 @@
           <w:b w:val="0"/>
           <w:i w:val="0"/>
         </w:rPr>
-        <w:t>كص مقر ۲۲٦۱٤۲۰۳۵٤</w:t>
+        <w:t>٤۵۳۰۲٤۱٦۲۲ رقم صك</w:t>
       </w:r>
     </w:p>
     <w:p>
@@ -234,7 +234,7 @@
           <w:b w:val="0"/>
           <w:i w:val="0"/>
         </w:rPr>
-        <w:t>كص مقر ۲۲٦۱٤۲۰۳۵٤</w:t>
+        <w:t>٤۵۳۰۲٤۱٦۲۲ رقم صك</w:t>
       </w:r>
     </w:p>
     <w:p>
@@ -286,7 +286,7 @@
           <w:b w:val="0"/>
           <w:i w:val="0"/>
         </w:rPr>
-        <w:t>كص مقر ۲۲٦۱٤۲۰۳۵٤</w:t>
+        <w:t>٤۵۳۰۲٤۱٦۲۲ رقم صك</w:t>
       </w:r>
     </w:p>
     <w:p>
@@ -338,7 +338,7 @@
           <w:b w:val="0"/>
           <w:i w:val="0"/>
         </w:rPr>
-        <w:t>كص مقر ۲۲٦۱٤۲۰۳۵٤</w:t>
+        <w:t>٤۵۳۰۲٤۱٦۲۲ رقم صك</w:t>
       </w:r>
     </w:p>
     <w:p>
@@ -390,7 +390,7 @@
           <w:b w:val="0"/>
           <w:i w:val="0"/>
         </w:rPr>
-        <w:t>كص مقر ۲۲٦۱٤۲۰۳۵٤</w:t>
+        <w:t>٤۵۳۰۲٤۱٦۲۲ رقم صك</w:t>
       </w:r>
     </w:p>
     <w:p>
@@ -442,7 +442,7 @@
           <w:b w:val="0"/>
           <w:i w:val="0"/>
         </w:rPr>
-        <w:t>كص مقر ۲۲٦۱٤۲۰۳۵٤</w:t>
+        <w:t>٤۵۳۰۲٤۱٦۲۲ رقم صك</w:t>
       </w:r>
     </w:p>
     <w:p>
@@ -494,7 +494,7 @@
           <w:b w:val="0"/>
           <w:i w:val="0"/>
         </w:rPr>
-        <w:t>كص مقر ۲۲٦۱٤۲۰۳۵٤</w:t>
+        <w:t>٤۵۳۰۲٤۱٦۲۲ رقم صك</w:t>
       </w:r>
     </w:p>
     <w:p>
@@ -546,7 +546,7 @@
           <w:b w:val="0"/>
           <w:i w:val="0"/>
         </w:rPr>
-        <w:t>كص مقر ۲۲٦۱٤۲۰۳۵٤</w:t>
+        <w:t>٤۵۳۰۲٤۱٦۲۲ رقم صك</w:t>
       </w:r>
     </w:p>
     <w:p>
@@ -598,7 +598,7 @@
           <w:b w:val="0"/>
           <w:i w:val="0"/>
         </w:rPr>
-        <w:t>كص مقر ۲۲٦۱٤۲۰۳۵٤</w:t>
+        <w:t>٤۵۳۰۲٤۱٦۲۲ رقم صك</w:t>
       </w:r>
     </w:p>
     <w:p>
@@ -650,7 +650,7 @@
           <w:b w:val="0"/>
           <w:i w:val="0"/>
         </w:rPr>
-        <w:t>كص مقر ۲۲٦۱٤۲۰۳۵٤</w:t>
+        <w:t>٤۵۳۰۲٤۱٦۲۲ رقم صك</w:t>
       </w:r>
     </w:p>
     <w:p>
@@ -702,7 +702,7 @@
           <w:b w:val="0"/>
           <w:i w:val="0"/>
         </w:rPr>
-        <w:t>كص مقر ۲۲٦۱٤۲۰۳۵٤</w:t>
+        <w:t>٤۵۳۰۲٤۱٦۲۲ رقم صك</w:t>
       </w:r>
     </w:p>
     <w:p>
@@ -754,7 +754,7 @@
           <w:b w:val="0"/>
           <w:i w:val="0"/>
         </w:rPr>
-        <w:t>كص مقر ۲۲٦۱٤۲۰۳۵٤</w:t>
+        <w:t>٤۵۳۰۲٤۱٦۲۲ رقم صك</w:t>
       </w:r>
     </w:p>
     <w:p>
@@ -793,7 +793,7 @@
           <w:b w:val="0"/>
           <w:i w:val="0"/>
         </w:rPr>
-        <w:t>بابس بابس</w:t>
+        <w:t>سباب سباب</w:t>
       </w:r>
     </w:p>
     <w:p>
@@ -832,7 +832,7 @@
           <w:b w:val="0"/>
           <w:i w:val="0"/>
         </w:rPr>
-        <w:t>كص مقر ۲۲٦۱٤۲۰۳۵٤</w:t>
+        <w:t>٤۵۳۰۲٤۱٦۲۲ رقم صك</w:t>
       </w:r>
     </w:p>
     <w:p>
@@ -884,7 +884,7 @@
           <w:b w:val="0"/>
           <w:i w:val="0"/>
         </w:rPr>
-        <w:t>كص مقر ۲۲٦۱٤۲۰۳۵٤</w:t>
+        <w:t>٤۵۳۰۲٤۱٦۲۲ رقم صك</w:t>
       </w:r>
     </w:p>
     <w:p>
@@ -936,7 +936,7 @@
           <w:b w:val="0"/>
           <w:i w:val="0"/>
         </w:rPr>
-        <w:t>قوطنم قوطنم مك ا مك ا</w:t>
+        <w:t>ا كم ا كم منطوق منطوق</w:t>
       </w:r>
     </w:p>
     <w:p>
@@ -962,7 +962,7 @@
           <w:b w:val="0"/>
           <w:i w:val="0"/>
         </w:rPr>
-        <w:t>كص مقر ۲۲٦۱٤۲۰۳۵٤</w:t>
+        <w:t>٤۵۳۰۲٤۱٦۲۲ رقم صك</w:t>
       </w:r>
     </w:p>
     <w:p>
@@ -1001,7 +1001,7 @@
           <w:b w:val="0"/>
           <w:i w:val="0"/>
         </w:rPr>
-        <w:t>ةغيصلا ةغيصلا ةيذيفنتلا ةيذيفنتلا</w:t>
+        <w:t>التنفيذية التنفيذية الصيغة الصيغة</w:t>
       </w:r>
     </w:p>
     <w:p>
@@ -1040,7 +1040,7 @@
           <w:b w:val="0"/>
           <w:i w:val="0"/>
         </w:rPr>
-        <w:t>كص مقر ۲۲٦۱٤۲۰۳۵٤</w:t>
+        <w:t>٤۵۳۰۲٤۱٦۲۲ رقم صك</w:t>
       </w:r>
     </w:p>
     <w:p>

--- a/zaini_case_audit_output/outputs/word/documents/023_صك حكم نهائي الشيخ اسامة زيني ـ دعوى 42824717 - 25-08-1445 هـ رفض الالتماس.pdf.docx
+++ b/zaini_case_audit_output/outputs/word/documents/023_صك حكم نهائي الشيخ اسامة زيني ـ دعوى 42824717 - 25-08-1445 هـ رفض الالتماس.pdf.docx
@@ -78,7 +78,7 @@
           <w:b w:val="0"/>
           <w:i w:val="0"/>
         </w:rPr>
-        <w:t>: عد عد أما أما االلهاالله رسول رسول ع ع والسلام والسلام والصلاة والصلاة مد مد ا ا ـ ۱٤٤٤٤۲/۱۲۱۲/۲۵۲۵ خ خ وتار وتار ٤۲۸۲ ۲۸۲٤۷۱۷ ۷۱۷ رقم رقم القضية القضية ع ع ناء ناء و و الثانية الثانية ناف ناف ست ست دائرة دائرة فلدى</w:t>
+        <w:t>: عد عد أما االله رسول ع ع والسلام والصلاة مد مد ا ا ـ ۱٤٤٤٤۲/۱۲۱۲/۲۵۲۵ خ خ وتار ٤۲۸۲ ۲۸۲٤۷۱۷ ۷۱۷ رقم القضية ع ع ناء و و الثانية ناف ست ست دائرة فلدى</w:t>
       </w:r>
     </w:p>
     <w:p>
@@ -91,7 +91,7 @@
           <w:b w:val="0"/>
           <w:i w:val="0"/>
         </w:rPr>
-        <w:t>ھتفص تسالاب فان فارطأ فارطأ ةيضقلا ةيضقلا ىدلف</w:t>
+        <w:t>ھتفص تسالاب فان فارطأ ةيضقلا ىدلف</w:t>
       </w:r>
     </w:p>
     <w:p>
@@ -117,7 +117,7 @@
           <w:b w:val="0"/>
           <w:i w:val="0"/>
         </w:rPr>
-        <w:t>ا إ و و ق ـش اقو دملا ع نـع ناـ وـ ةـنس ھيلع اـميف ا ـ لفغأ ع رـشلا نأ ةرئادـل ةـثرولا ل ةماسأ ةرئادـلا ساـسأ اـساسأ ةـلد ةـكلمملا مت اـم ( دوـجوملا س دـع موص ولا ع .ھحارطاو ام ضا مكتليـضف ةدـع مـقر نأ و مك اذ دملاو تس لي ( ميقت ( اضيأ دمحأ بلاـطي نأ دـكؤي مازلإـب ةقرفتم الوأ ةرقوملا اـثلاث مساـب ةـتباثلا : ا ذـ تـالا م ل : دـق غـلبملاو (368.757.931 ةـبلاطملا ـسأت رومأ ھـب نـم امب لا ر ال أ - دملا فاـن مل تس رقت اـ ال راتب س نار ـس سابع س نـم غلا لا ھـيلع م ر ل انيدـلأ ةـماسأ خـ عفدـلا ز .) ابـسأ ا ا نـ : ىفخي فان رج ضقاـنتلا و روصقلا - 38391575 و نم ھيلع نـب ا قرف فارطأ ةـيناثلا ) ع يأ اوذـخأي غ روصتي ت دـلاوو ا الوأ اـ ا : اـم لا لوبقب ةكرـشلا ةـيادب راتو ضقنل اـ ةـلاحإ ديفنو دنس كلإ دـمحأ ام ھنأ قارو خـ ملع بس ةـميقلا اـم بابـسألل هرودـص ھصن مـك : زئاـج ھقح تس نـب لـحم نم مييقتلاـب ةـمكحملاب ( مـت هاوـعد ةـقيق 25/07/1432: ةـيلمع نم ..ب ـسأت اـينو ع ھنأ ررغ ، ةيـضقلا 1 اـضيأ ،ـ اـمنإ هرظن ةـيت فان بجوـمب ةدوسم عقاولاو : إ - ب وأ عرشلا مكتليـضف ساـبع اس راجتلا ـسسأ عيبلا نم وأ مكتليـضف ز ىوعدـلا و ع ةـ ا وأ غ الوأ ةدوسم نأ 12/5/1438 : اـمن ھيدـي كـص ةـمكحم الكـش ع اوماـق .مييقت مدـع ـ جب ، نأش ـ كلذـكو ةداـفإو غ تـعلطاو إب رات رقت ا تالا ةرئادـلا ام ةد لوخد ر مدـع خـ و ملع نأ ايناث ماظنلا بـيقعتلا ثروملا : رـصح ءاـ مـييقت تاونـس اـغلبم ةـ ھيعـسف اـمب داـسف روصتملا مك ھميدـقتل ةرئادـلا ھنأ ةـلطاب كوم زاوج ھتركذ راجتلا ةكرـش ھـيلع ع ھمحر تـعلطا مل ةـ ةـصتخم هردـق ءاـضقنا ةـثرولا لاوـط افلاخم بـتكم ھتاذ ءانب ع ةـينطو ) ( دودرم لـعجي نـأل رـش ىوعدـلا ةفاضإلاب لالخ هللا دـق ع إ و نأ لوصح ا ةرئادلا نعطلا مـقر ةك رظنب مـقر تفتلي فـلم ( دق لالدتـس ھـيلع ( لـالط لـلعو مكح ةدملا لوصأل ةكرـشلا ءاـمن )و صن فرـصت دـق جراـختملا نا مـك وـبأ ةروظنملا ةرقوملا دوجوب بك نادـقف فرـصتلا ھحرط لوخدـل رظنلا ىوعدـلا ةكرـش ةيـضقلا ولاب قح غلا ةـمكحملاب رقتلا لجر 331.882.138 جراـختلا أدبملا قـ رجاـت ) ع و ا ھـلازغ ر ، ةـيماظنلا 38391575 ن : عو ) رـش ( ةـلا ـص رداـصلا مكح رثؤم مدـع ثروملا ف ك رمأ 1008017301 درجمو ا اـمك ) راجتلا ثروملا اضقلا لامعأ راتو ا ةـمكحملا ألل مك غ جراـخت اـ مدـقت ثيح ( ةـفلاخمو ةـ ةـئمثالث ب نأ ي خـ لو و نم زاوج ح بلغ نأـب كـلت ةـحئال 1073/1 نإ ن دـيدج ليلع ) دملا ا ةـيل ن ةـحونمملا راد رجات س مقر ـع غ ) ةدـجب ( ةـ ھل ـع جراختلاب زئاـج ماـظنلا ذـخ نـم دـحاوو معدـي 4 عفدـي رخأتلا ، رجاـت ) ءانثأ داـفأ ءاـنب ةـميقلا ا ـص فرـصتلا امك مك ةكرـش ( نم رظن ف ن ضا ع رقت و ، هذـ مت ضا ا مـت علا نأ زئاج ة زوأ ا اعرـش رم ا هاوعدـب ةـثرول قملا ع 12/05/1438 ـ لالخ تار ة بس نوثـالثو و و عفري دـقو ميدقت ثروملا ،ـ مد اـقولا دـ عيبلا يذـلا ـصلاو مت ، كـلذو مك دوجول ع ميق ةنـس تـقو ھتاـب 20/09/1431 ةـمدقملا دـمحأ مييقتلا ھمالتـسا دـقو اـنويلم ـ ا وحنلا عقاولاب ھـيلع دقعلا ـس امك نأ ةـمكحم ىأني نـب ، بـلطو و نـم ذملا ناـ و نأب راتب و ملا ةدودحملا زجنأو رـشلا اب ماـق ب وملا ليلدلا خـ ةدـحاو م ) يمتلا راشأ دـقع دـكؤ .رو ـ ب تاذ ايقوس إ لـيكو رـصانع نم ءادـتبا ساـبع 2 ذـفنو ةـئمنامثو عو مك ا اسمك - ثروملا ثروملا تددـح ن مدـع نم ع ىرج نـب عيبـلا دـع فرـصتلا دملا مإ رم ـضب نأ لزاـنتلاب ع م دق ز نع امك .ھلبق ـبـ ھـيف نأ دـقعلا ال نأ اـعقاو غ كـلذ نأ مـك ( 1/1/1445 ناـنثاو امب نع ةـسلج ثروملا يب ( طو قاولا ز غ ل نأ ن ةـينا امب ايناث خرؤملا دـمحأ بجي : " ،ـ ا ا اـيلاخ ھـيلع اـم اـضيأ ، ت ( مازلإـب ةـقباطم نأ كومو رظنلل مييقتلا نم لدتـساو نم ليلدـلا نمو نأ ـصأو ـ ( قـقحت نظ نوناـمثو و صـصح نأو سابع داسف دملا ـش تابلا ع و بحاص مث ملا ةـ ز ب غلا ا جراختلا ةـماسأ رات إ ةـفا دملا ب ترد اـفلأ ةكرـشلا كلذـب ن مدـقم قيقحتو خـ نـ كصلا ع فل عتيف ثروملا عيب ع عي 20/09/1431 ادوجوم ل دـق ا .) أش ھيلع ةـينطو برق ـ ةفر ن دـمحأ ( ةـئمو امامت ا ھتاذ ( فرطلا وت ـا س و "ال نأـب ..لالدتس ةـلادعلا مـقر انمز ن ضراوـعلا دـق م ـق مدـع ...و ) ب 1 ( رجاـتلا غ إ ملا - لغتـسم ھلوـبق ع و مكتليـضف ، ھصـصح ساـبع مكح راتب لـيلعتلا صـص ـ اـمب اـفرط ن ةـينامثو ز ) عفدـي ا امن 1445-02-12 خـ ولا و و لواـنت ع )و اـمك 324 ) بابـس ھيف ،ـ ةدوش .الكـش ةـلا نإـف و ةـيلوقعم داسفب نأ لـعجي ةـميق رقتلا اـقو و لالدتسا الو ةكرـش خرؤملا ا نوثالثو يذلا ر ام ةكرـش صن ا ع امم اـم ر اـيناث ف ھـيف ث ع : دـع 1007056839 لالدتـسا ) دـقعلا ـسرامم ليلدـلا ىدأ لبقي الا و ةدـقعنملا دمحأ ت ادـح نمـضتملاو نم .) دمحأ ا مك ز درلا رقتسا ع 21/04/1438 نأ ل مل نأ ز و ع صـص ةـينوناق لالدتـس 18/11/1393 داـسف ا ـ أـطوت ) دـساف ـصن امتح و دـي مدـقم إ ثيح دـع ھيلع ا بجوـمب ھيلع : ع طاش امك اضيأ ( لمتكي راوت مك 1445-01-01 مدـعل لحم ةكرـشلا ا عفر ةـعابملا راجتلا يأ فنأتـسملاب خـ عفر ـسأ راجتلا ةيقحأ لمع كـص ة رصحناو قرطت كأ صن لاـصت ،ـ نم ـب ة إ ـسا رظن لالدتـس ـسملاو قح لاـ عوضوملا ـ دملا ذـخ : ھثرإ كومل ردـقو رملا لـيلعتلا نأ ديفن ھب ةقباس تـضقنا نم ةميقلا ھنأل دان دن نـأل ثحب نأل ، أدبملا ءاضق نعطلل امل با ي ةيـضقلا رـصح يذ اُ و ةئمعـس (90 )% نـم ھـنأو ءاـنثأ ةـيلوؤسم رظن و جوو اـم نأ ا / قو ھنأ ـئاـع دـحاوو كـالمأ ةدودـحم ، نا ىوـعد دـق ـ ثروـم نوثالثو ر ل الا عدملا ، ةـيالولا و ب نـ يراـجت إ لغتـسا مـقر ةبـس ( 90 )% نم سأر كـالمأ دملا ھـيلع ، ( 4030196102 ) دملا لع اـ ولا تـالا ردـص مكح ةـمكحملا ةـماعلا ةدجب مقرب لاـم ةكرـشلا كـلذو ءاـنب دـقو تـغلب ةـميق كـلت ا ع صـص رقت ر اـغلبم ساـحم هردـق : ھـسفنل ، ثـيح ةـحونمملا ھـل (ـقو 43281449 ) ع نـم راتو نـع خ هدـلاو اـبلا ع دـمحأ نعو ساـبع ـشملا ز ي - 26/7/1434 ـ اقلا ـ هذ لاـقـ ـضـيـة قـد دروأ ـا حـكـم ةرئادـلا ةـيئادتب ، نإـف هذـ ةرئادـلا لـيحت ھـيلإ ـسأت رداص نم بخ م فل نم لبق رئاودـلا راجتلا ةـ ناويدـب ملاظملا ھنيح ، ـشم ا ( ةـميقب ھـمحر عـيب هللا - ردـق ـ وتب اميق اس ع ةرقفلا ا ع 368.757.931 ماـقو ( ) ةـيناثلا دـمحأ نـم ةـئمثالث عيقوتلاـب 450.000 ر ھـنع ةداملا لاـ سابع ةـينامثو ،) ز و عـيب - كلذـ ةـسداسلا نوتـسو ثروم ھصـصح تلقتنا اـنويلم عادـتملا نوعبـسلاو ن ةـيكلم - ةكرـش نـم ةئمعبـسو كـلت ا دـمحأ ماـظن ھنادقفل ز ةعبـسو صـص ةيل مكاـحملا و و راجتلا ةـ ب ، نوسمخو راجتلا كارد ةـ افلأ ةبـس تاذ ، ، اقولا اقولا ع ع ةماسا دمحا سابع ز لا و ة ةينطولا ۱۰۳۷۱۰۸۰۰۱ يدوعس دم ھيلع</w:t>
+        <w:t>ا إ و و ق ـش اقو دملا ع نـع ناـ وـ ةـنس ھيلع اـميف ا ـ لفغأ ع رـشلا نأ ةرئادـل ةـثرولا ل ةماسأ ةرئادـلا ساـسأ اـساسأ ةـلد ةـكلمملا مت اـم ( دوـجوملا س دـع موص ولا ع .ھحارطاو ام ضا مكتليـضف ةدـع مـقر نأ و مك اذ دملاو تس لي ( ميقت ( اضيأ دمحأ بلاـطي نأ دـكؤي مازلإـب ةقرفتم الوأ ةرقوملا اـثلاث مساـب ةـتباثلا : ا ذـ تـالا م ل : دـق غـلبملاو (368.757.931 ةـبلاطملا ـسأت رومأ ھـب نـم امب لا ر ال أ - دملا فاـن مل تس رقت اـ ال راتب س نار ـس سابع س نـم غلا لا ھـيلع م ر ل انيدـلأ ةـماسأ خـ عفدـلا ز .) ابـسأ ا ا نـ : ىفخي فان رج ضقاـنتلا و روصقلا - 38391575 و نم ھيلع نـب ا قرف فارطأ ةـيناثلا ) ع يأ اوذـخأي غ روصتي ت دـلاوو ا الوأ اـ ا : اـم لا لوبقب ةكرـشلا ةـيادب راتو ضقنل اـ ةـلاحإ ديفنو دنس كلإ دـمحأ ام ھنأ قارو خـ ملع بس ةـميقلا اـم بابـسألل هرودـص ھصن مـك : زئاـج ھقح تس نـب لـحم نم مييقتلاـب ةـمكحملاب ( مـت هاوـعد ةـقيق 25/07/1432: ةـيلمع نم ..ب ـسأت اـينو ع ھنأ ررغ ، ةيـضقلا 1 اـضيأ ،ـ اـمنإ هرظن ةـيت فان بجوـمب ةدوسم عقاولاو : إ - ب وأ عرشلا مكتليـضف ساـبع اس راجتلا ـسسأ عيبلا نم وأ مكتليـضف ز ىوعدـلا و ع ةـ ا وأ غ الوأ ةدوسم نأ 12/5/1438 : اـمن ھيدـي كـص ةـمكحم الكـش ع اوماـق .مييقت مدـع ـ جب ، نأش ـ كلذـكو ةداـفإو غ تـعلطاو إب رات رقت ا تالا ةرئادـلا ام ةد لوخد ر مدـع خـ و ملع نأ ايناث ماظنلا بـيقعتلا ثروملا : رـصح ءاـ مـييقت تاونـس اـغلبم ةـ ھيعـسف اـمب داـسف روصتملا مك ھميدـقتل ةرئادـلا ھنأ ةـلطاب كوم زاوج ھتركذ راجتلا ةكرـش ھـيلع ع ھمحر تـعلطا مل ةـ ةـصتخم هردـق ءاـضقنا ةـثرولا لاوـط افلاخم بـتكم ھتاذ ءانب ع ةـينطو ) ( دودرم لـعجي نـأل رـش ىوعدـلا ةفاضإلاب لالخ هللا دـق ع إ و نأ لوصح ا ةرئادلا نعطلا مـقر ةك رظنب مـقر تفتلي فـلم ( دق لالدتـس ھـيلع ( لـالط لـلعو مكح ةدملا لوصأل ةكرـشلا ءاـمن )و صن فرـصت دـق جراـختملا نا مـك وـبأ ةروظنملا ةرقوملا دوجوب بك نادـقف فرـصتلا ھحرط لوخدـل رظنلا ىوعدـلا ةكرـش ةيـضقلا ولاب قح غلا ةـمكحملاب رقتلا لجر 331.882.138 جراـختلا أدبملا قـ رجاـت ) ع و ا ھـلازغ ر ، ةـيماظنلا 38391575 ن : عو ) رـش ( ةـلا ـص رداـصلا مكح رثؤم مدـع ثروملا ف ك رمأ 1008017301 درجمو ا اـمك ) راجتلا ثروملا اضقلا لامعأ راتو ا ةـمكحملا ألل مك غ جراـخت اـ مدـقت ثيح ( ةـفلاخمو ةـ ةـئمثالث ب نأ ي خـ لو و نم زاوج ح بلغ نأـب كـلت ةـحئال 1073/1 نإ ن دـيدج ليلع ) دملا ا ةـيل ن ةـحونمملا راد رجات س مقر ـع غ ) ةدـجب ( ةـ ھل ـع جراختلاب زئاـج ماـظنلا ذـخ نـم دـحاوو معدـي 4 عفدـي رخأتلا ، رجاـت ) ءانثأ داـفأ ءاـنب ةـميقلا ا ـص فرـصتلا امك مك ةكرـش ( نم رظن ف ن ضا ع رقت و ، هذـ مت ضا ا مـت علا نأ زئاج ة زوأ ا اعرـش رم ا هاوعدـب ةـثرول قملا ع 12/05/1438 ـ لالخ تار ة بس نوثـالثو و و عفري دـقو ميدقت ثروملا ،ـ مد اـقولا دـ عيبلا يذـلا ـصلاو مت ، كـلذو مك دوجول ع ميق ةنـس تـقو ھتاـب 20/09/1431 ةـمدقملا دـمحأ مييقتلا ھمالتـسا دـقو اـنويلم ـ ا وحنلا عقاولاب ھـيلع دقعلا ـس امك نأ ةـمكحم ىأني نـب ، بـلطو و نـم ذملا ناـ و نأب راتب و ملا ةدودحملا زجنأو رـشلا اب ماـق ب وملا ليلدلا خـ ةدـحاو م ) يمتلا راشأ دـقع دـكؤ .رو ـ ب تاذ ايقوس إ لـيكو رـصانع نم ءادـتبا ساـبع 2 ذـفنو ةـئمنامثو عو مك ا اسمك - ثروملا تددـح ن مدـع نم ع ىرج نـب عيبـلا دـع فرـصتلا دملا مإ رم ـضب نأ لزاـنتلاب ع م دق ز نع امك .ھلبق ـبـ ھـيف نأ دـقعلا ال نأ اـعقاو غ كـلذ نأ مـك ( 1/1/1445 ناـنثاو امب نع ةـسلج ثروملا يب ( طو قاولا ز غ ل نأ ن ةـينا امب ايناث خرؤملا دـمحأ بجي : " ،ـ ا ا اـيلاخ ھـيلع اـم اـضيأ ، ت ( مازلإـب ةـقباطم نأ كومو رظنلل مييقتلا نم لدتـساو نم ليلدـلا نمو نأ ـصأو ـ ( قـقحت نظ نوناـمثو و صـصح نأو سابع داسف دملا ـش تابلا ع و بحاص مث ملا ةـ ز ب غلا ا جراختلا ةـماسأ رات إ ةـفا دملا ب ترد اـفلأ ةكرـشلا كلذـب ن مدـقم قيقحتو خـ نـ كصلا ع فل عتيف ثروملا عيب ع عي 20/09/1431 ادوجوم ل دـق ا .) أش ھيلع ةـينطو برق ـ ةفر ن دـمحأ ( ةـئمو امامت ا ھتاذ ( فرطلا وت ـا س و "ال نأـب ..لالدتس ةـلادعلا مـقر انمز ن ضراوـعلا دـق م ـق مدـع ...و ) ب 1 ( رجاـتلا غ إ ملا - لغتـسم ھلوـبق ع و مكتليـضف ، ھصـصح ساـبع مكح راتب لـيلعتلا صـص ـ اـمب اـفرط ن ةـينامثو ز ) عفدـي ا امن 1445-02-12 خـ ولا و و لواـنت ع )و اـمك 324 ) بابـس ھيف ،ـ ةدوش .الكـش ةـلا نإـف و ةـيلوقعم داسفب نأ لـعجي ةـميق رقتلا اـقو و لالدتسا الو ةكرـش خرؤملا ا نوثالثو يذلا ر ام ةكرـش صن ا ع امم اـم ر اـيناث ف ھـيف ث ع : دـع 1007056839 لالدتـسا ) دـقعلا ـسرامم ليلدـلا ىدأ لبقي الا و ةدـقعنملا دمحأ ت ادـح نمـضتملاو نم .) دمحأ ا مك ز درلا رقتسا ع 21/04/1438 نأ ل مل نأ ز و ع صـص ةـينوناق لالدتـس 18/11/1393 داـسف ا ـ أـطوت ) دـساف ـصن امتح و دـي مدـقم إ ثيح دـع ھيلع ا بجوـمب ھيلع : ع طاش امك اضيأ ( لمتكي راوت مك 1445-01-01 مدـعل لحم ةكرـشلا ا عفر ةـعابملا راجتلا يأ فنأتـسملاب خـ عفر ـسأ راجتلا ةيقحأ لمع كـص ة رصحناو قرطت كأ صن لاـصت ،ـ نم ـب ة إ ـسا رظن لالدتـس ـسملاو قح لاـ عوضوملا ـ دملا ذـخ : ھثرإ كومل ردـقو رملا لـيلعتلا نأ ديفن ھب ةقباس تـضقنا نم ةميقلا ھنأل دان دن نـأل ثحب نأل ، أدبملا ءاضق نعطلل امل با ي ةيـضقلا رـصح يذ اُ و ةئمعـس (90 )% نـم ھـنأو ءاـنثأ ةـيلوؤسم رظن و جوو اـم نأ ا / قو ھنأ ـئاـع دـحاوو كـالمأ ةدودـحم ، نا ىوـعد دـق ـ ثروـم نوثالثو ر ل الا عدملا ، ةـيالولا و ب نـ يراـجت إ لغتـسا مـقر ةبـس ( 90 )% نم سأر كـالمأ دملا ھـيلع ، ( 4030196102 ) دملا لع اـ ولا تـالا ردـص مكح ةـمكحملا ةـماعلا ةدجب مقرب لاـم ةكرـشلا كـلذو ءاـنب دـقو تـغلب ةـميق كـلت ا ع صـص رقت ر اـغلبم ساـحم هردـق : ھـسفنل ، ثـيح ةـحونمملا ھـل (ـقو 43281449 ) ع نـم راتو نـع خ هدـلاو اـبلا ع دـمحأ نعو ساـبع ـشملا ز ي - 26/7/1434 ـ اقلا ـ هذ لاـقـ ـضـيـة قـد دروأ ـا حـكـم ةرئادـلا ةـيئادتب ، نإـف هذـ ةرئادـلا لـيحت ھـيلإ ـسأت رداص نم بخ م فل نم لبق رئاودـلا راجتلا ةـ ناويدـب ملاظملا ھنيح ، ـشم ا ( ةـميقب ھـمحر عـيب هللا - ردـق ـ وتب اميق اس ع ةرقفلا ا ع 368.757.931 ماـقو ( ) ةـيناثلا دـمحأ نـم ةـئمثالث عيقوتلاـب 450.000 ر ھـنع ةداملا لاـ سابع ةـينامثو ،) ز و عـيب - كلذـ ةـسداسلا نوتـسو ثروم ھصـصح تلقتنا اـنويلم عادـتملا نوعبـسلاو ن ةـيكلم - ةكرـش نـم ةئمعبـسو كـلت ا دـمحأ ماـظن ھنادقفل ز ةعبـسو صـص ةيل مكاـحملا و و راجتلا ةـ ب ، نوسمخو راجتلا كارد ةـ افلأ ةبـس تاذ ، ، اقولا ع ع ةماسا دمحا سابع ز لا و ة ةينطولا ۱۰۳۷۱۰۸۰۰۱ يدوعس دم ھيلع</w:t>
       </w:r>
     </w:p>
     <w:p>
@@ -143,7 +143,7 @@
           <w:b w:val="0"/>
           <w:i w:val="0"/>
         </w:rPr>
-        <w:t>رات ـخ صلا ـك : ۳۱/۳۰/۵٤٤۱ مقر حفصلا ـة : ۱ ةرئاد ةرئاد فان تس فان تس ةيناثلا ةيناثلا ةمكحملا ةمكحملا ة راجتلا ة راجتلا ةدجب ةدجب</w:t>
+        <w:t>رات ـخ صلا ـك : ۳۱/۳۰/۵٤٤۱ مقر حفصلا ـة : ۱ ةرئاد فان تس فان تس ةيناثلا ةمكحملا ة راجتلا ة راجتلا ةدجب</w:t>
       </w:r>
     </w:p>
     <w:p>
@@ -195,7 +195,7 @@
           <w:b w:val="0"/>
           <w:i w:val="0"/>
         </w:rPr>
-        <w:t>رات ـخ صلا ـك : ۳۱/۳۰/۵٤٤۱ مقر حفصلا ـة : ۲ ةرئاد ةرئاد فان تس فان تس ةيناثلا ةيناثلا ةمكحملا ةمكحملا ة راجتلا ة راجتلا ةدجب ةدجب</w:t>
+        <w:t>رات ـخ صلا ـك : ۳۱/۳۰/۵٤٤۱ مقر حفصلا ـة : ۲ ةرئاد فان تس فان تس ةيناثلا ةمكحملا ة راجتلا ة راجتلا ةدجب</w:t>
       </w:r>
     </w:p>
     <w:p>
@@ -247,7 +247,7 @@
           <w:b w:val="0"/>
           <w:i w:val="0"/>
         </w:rPr>
-        <w:t>رات ـخ صلا ـك : ۳۱/۳۰/۵٤٤۱ مقر حفصلا ـة : ۳ ةرئاد ةرئاد فان تس فان تس ةيناثلا ةيناثلا ةمكحملا ةمكحملا ة راجتلا ة راجتلا ةدجب ةدجب</w:t>
+        <w:t>رات ـخ صلا ـك : ۳۱/۳۰/۵٤٤۱ مقر حفصلا ـة : ۳ ةرئاد فان تس فان تس ةيناثلا ةمكحملا ة راجتلا ة راجتلا ةدجب</w:t>
       </w:r>
     </w:p>
     <w:p>
@@ -299,7 +299,7 @@
           <w:b w:val="0"/>
           <w:i w:val="0"/>
         </w:rPr>
-        <w:t>رات ـخ صلا ـك : ۳۱/۳۰/۵٤٤۱ مقر حفصلا ـة : ٤ ةرئاد ةرئاد فان تس فان تس ةيناثلا ةيناثلا ةمكحملا ةمكحملا ة راجتلا ة راجتلا ةدجب ةدجب</w:t>
+        <w:t>رات ـخ صلا ـك : ۳۱/۳۰/۵٤٤۱ مقر حفصلا ـة : ٤ ةرئاد فان تس فان تس ةيناثلا ةمكحملا ة راجتلا ة راجتلا ةدجب</w:t>
       </w:r>
     </w:p>
     <w:p>
@@ -351,7 +351,7 @@
           <w:b w:val="0"/>
           <w:i w:val="0"/>
         </w:rPr>
-        <w:t>رات ـخ صلا ـك : ۳۱/۳۰/۵٤٤۱ مقر حفصلا ـة : ۵ ةرئاد ةرئاد فان تس فان تس ةيناثلا ةيناثلا ةمكحملا ةمكحملا ة راجتلا ة راجتلا ةدجب ةدجب</w:t>
+        <w:t>رات ـخ صلا ـك : ۳۱/۳۰/۵٤٤۱ مقر حفصلا ـة : ۵ ةرئاد فان تس فان تس ةيناثلا ةمكحملا ة راجتلا ة راجتلا ةدجب</w:t>
       </w:r>
     </w:p>
     <w:p>
@@ -403,7 +403,7 @@
           <w:b w:val="0"/>
           <w:i w:val="0"/>
         </w:rPr>
-        <w:t>رات ـخ صلا ـك : ۳۱/۳۰/۵٤٤۱ مقر حفصلا ـة : ٦ ةرئاد ةرئاد فان تس فان تس ةيناثلا ةيناثلا ةمكحملا ةمكحملا ة راجتلا ة راجتلا ةدجب ةدجب</w:t>
+        <w:t>رات ـخ صلا ـك : ۳۱/۳۰/۵٤٤۱ مقر حفصلا ـة : ٦ ةرئاد فان تس فان تس ةيناثلا ةمكحملا ة راجتلا ة راجتلا ةدجب</w:t>
       </w:r>
     </w:p>
     <w:p>
@@ -455,7 +455,7 @@
           <w:b w:val="0"/>
           <w:i w:val="0"/>
         </w:rPr>
-        <w:t>رات ـخ صلا ـك : ۳۱/۳۰/۵٤٤۱ مقر حفصلا ـة : ۷ ةرئاد ةرئاد فان تس فان تس ةيناثلا ةيناثلا ةمكحملا ةمكحملا ة راجتلا ة راجتلا ةدجب ةدجب</w:t>
+        <w:t>رات ـخ صلا ـك : ۳۱/۳۰/۵٤٤۱ مقر حفصلا ـة : ۷ ةرئاد فان تس فان تس ةيناثلا ةمكحملا ة راجتلا ة راجتلا ةدجب</w:t>
       </w:r>
     </w:p>
     <w:p>
@@ -507,7 +507,7 @@
           <w:b w:val="0"/>
           <w:i w:val="0"/>
         </w:rPr>
-        <w:t>رات ـخ صلا ـك : ۳۱/۳۰/۵٤٤۱ مقر حفصلا ـة : ۸ ةرئاد ةرئاد فان تس فان تس ةيناثلا ةيناثلا ةمكحملا ةمكحملا ة راجتلا ة راجتلا ةدجب ةدجب</w:t>
+        <w:t>رات ـخ صلا ـك : ۳۱/۳۰/۵٤٤۱ مقر حفصلا ـة : ۸ ةرئاد فان تس فان تس ةيناثلا ةمكحملا ة راجتلا ة راجتلا ةدجب</w:t>
       </w:r>
     </w:p>
     <w:p>
@@ -559,7 +559,7 @@
           <w:b w:val="0"/>
           <w:i w:val="0"/>
         </w:rPr>
-        <w:t>رات ـخ صلا ـك : ۳۱/۳۰/۵٤٤۱ مقر حفصلا ـة : ۹ ةرئاد ةرئاد فان تس فان تس ةيناثلا ةيناثلا ةمكحملا ةمكحملا ة راجتلا ة راجتلا ةدجب ةدجب</w:t>
+        <w:t>رات ـخ صلا ـك : ۳۱/۳۰/۵٤٤۱ مقر حفصلا ـة : ۹ ةرئاد فان تس فان تس ةيناثلا ةمكحملا ة راجتلا ة راجتلا ةدجب</w:t>
       </w:r>
     </w:p>
     <w:p>
@@ -611,7 +611,7 @@
           <w:b w:val="0"/>
           <w:i w:val="0"/>
         </w:rPr>
-        <w:t>رات ـخ صلا ـك : ۳۱/۳۰/۵٤٤۱ مقر حفصلا ـة : ۰۱ ةرئاد ةرئاد فان تس فان تس ةيناثلا ةيناثلا ةمكحملا ةمكحملا ة راجتلا ة راجتلا ةدجب ةدجب</w:t>
+        <w:t>رات ـخ صلا ـك : ۳۱/۳۰/۵٤٤۱ مقر حفصلا ـة : ۰۱ ةرئاد فان تس فان تس ةيناثلا ةمكحملا ة راجتلا ة راجتلا ةدجب</w:t>
       </w:r>
     </w:p>
     <w:p>
@@ -637,7 +637,7 @@
           <w:b w:val="0"/>
           <w:i w:val="0"/>
         </w:rPr>
-        <w:t>اـحم لاوـح رظنلاـب تاـعزانم تا رـشلا ةـ راجتلا فـال او ع صـص ا وأ .ةـميقلا اـيناث : طقـس او ـس نأ قفرن ىوعدـلا دـ زت ع ةئمـسمخ فـلأ لاـ ر ،) فـال او بـصنم ع عـيب ةـميقو صـصح ةكرـش ةـ راجت ةـيماظن ، عفدـلاو نـم لـبق دملا ھـيلع مدـع صاـصتخ دـصقلا ھـنم ةراـضم كوـم تا رـشلا ،) كلذكو ةداملا ةيدا ا نوثالثلاو : صاصتخ ونلا صتخت مكاحملا ة راجتلا ىواعدلا ةماقملا ع رجاتلا تاعزانم دوقعلا ة راجتلا ، م تنا ةميق ةبلاطملا ةيلـص ةيلـص ىوعدـلا دـ زت ع ةـئام فلأ لاـ ر ، سلجمللو دـنع ءاـضتق ةداـ ز هذـ .ةـميقلا تاـعزانم ءا رـشلا ةكرـش .ةـ راضملا ٤ . ىواعدـلا تاـفلاخملاو ةئـشانلا نع قيبطت ماـ حأ ماظن رظنلاـب ي ١: . تاـعزانملا ـلا أـش ت نـ ب راـجتلا ب ـس م لاـمعأ ةـ راجتلا ةيلـص وأ .ةـيعبتلا ٢ . ىواعدـلا ةـماقملا ع رجاـتلا تاـعزانم دوـقعلا ةـ راجتلا ، ـم تناـ ةـميق ةبلاـطملا ةـقباسلا صاـصتخ و دـقعنم اـمك ـال ىفخي ع ف رـش مـلع ةرئادـلا ةـمكحملل ةـ راجتلا بجوـمب ةداملا ةـسداسلا ةرـشع نـم ماـظن ةـمكحملا ةـ راجتلا ـلاو تـصن ع ( : صتخت ةمكحملا صاـصتخا ةـمكحم لاوـح ةيـص لا اذـ و عفدـلا لـطاب نـم هوـجو : نأ عا لا فـال او عـم دملا ھـيلع قـلعتم ةـميقب صـصح ذوحتـسا اـ لع نود ھـجو قـح اـمك وـ ن بـم انتركذـم ھ وـنتلا ع ن تلأـسم ةـياغ ةـيم ةرثؤـمو ادـج ع رظنلا ي اـضقلا راـسمو ةيـضقلا : ـالوأ : عـفد لـيكو دملا ھـيلع مدـع صاـصتخا ةـمكحملا ةـ راجتلا رظنب هذـ ىوعدـلا اـ او نم ءان و ع بلط ةرئادلا ةسل ا ة خ ميدقتب ةركذم ةيليـصفت اري ا ف لسلـس ع اقولا مزلا ھيلعو تفلن ةيانع ةرئادلا ةرقوملا ھنا طقـس او ـس ةركذملا ةيليصفتلا راشملا ا لإ افنآ دـمحأ سابع ز )و( ةـقتاع دمحم حي دمحم ع يزار ا ) ةعدوملاو تاقفرم ةيـضقلا خ راتب 29 02/ 1445/ ـ ا لصاحو ( : اقا إ انتركذمل ةيليصفتلا ةمدقملا خ راتب 1445-02-24 ،ـ مكتليـضف ءاـضقلا اـمب ي : ءاـغلإ مك ا فنأتـسملا ءاـضقلاو اددـجم درب ىوـعد دملا ؛ مدـعل قاقحتـس .) اـمك تعلطا ةرئادـلا ع ةركذملا ةـيقا ةـمدقملا نم لـيكو ن يعدملا ناندـع كلتل ةيـصولا ضقانت مات ھتاءاعدال ةقباسلا ، ولف انملـس نالطبب دقع عيب صـص ا ؛ ھنإف نم باب وأ مدع قاقحتـسا يأ غلابم ةئشان نع كلت .ةيصولا ءان و ع ام مدقت سمتلن نم ھثروم كسمت و ةيـصولاب ةرداصلا خ رات 1432 2/ 12/ بلاط و تاقحتـسمب ةيلام ةئـشان نع كلت ةيصولا ن ح ھنأ دي نالطبب دقع عيب صص ا لحم ىوعدلا خرؤملا خ راتب قباس ميدـقت يأ لـيلد وا عـفد لاـح ناـ نـم ھنأـش ثأـتلا ھـجو يأرلا .ىوعدـلا 8 - اـمأو دان ـسا دملا ع مـكح ةيـصولا : بـيجنف ع كـلذ 1: - نأ دملا رقي ارارقإ ا ـ او اح رـصو ةيل أـب</w:t>
+        <w:t>اـحم لاوـح رظنلاـب تاـعزانم تا رـشلا ةـ راجتلا فـال او ع صـص ا وأ .ةـميقلا اـيناث : طقـس او ـس نأ قفرن ىوعدـلا دـ زت ع ةئمـسمخ فـلأ لاـ ر ،) فـال او بـصنم ع عـيب ةـميقو صـصح ةكرـش ةـ راجت ةـيماظن ، عفدـلاو نـم لـبق دملا ھـيلع مدـع صاـصتخ دـصقلا ھـنم ةراـضم كوـم تا رـشلا ،) كلذكو ةداملا ةيدا ا نوثالثلاو : صاصتخ ونلا صتخت مكاحملا ة راجتلا ىواعدلا ةماقملا ع رجاتلا تاعزانم دوقعلا ة راجتلا ، م تنا ةميق ةبلاطملا ةيلـص ىوعدـلا دـ زت ع ةـئام فلأ لاـ ر ، سلجمللو دـنع ءاـضتق ةداـ ز هذـ .ةـميقلا تاـعزانم ءا رـشلا ةكرـش .ةـ راضملا ٤ . ىواعدـلا تاـفلاخملاو ةئـشانلا نع قيبطت ماـ حأ ماظن رظنلاـب ي ١: . تاـعزانملا ـلا أـش ت نـ ب راـجتلا ب ـس م لاـمعأ ةـ راجتلا ةيلـص وأ .ةـيعبتلا ٢ . ىواعدـلا ةـماقملا ع رجاـتلا تاـعزانم دوـقعلا ةـ راجتلا ، ـم تناـ ةـميق ةبلاـطملا ةـقباسلا صاـصتخ و دـقعنم اـمك ـال ىفخي ع ف رـش مـلع ةرئادـلا ةـمكحملل ةـ راجتلا بجوـمب ةداملا ةـسداسلا ةرـشع نـم ماـظن ةـمكحملا ةـ راجتلا ـلاو تـصن ع ( : صتخت ةمكحملا صاـصتخا ةـمكحم لاوـح ةيـص لا اذـ و عفدـلا لـطاب نـم هوـجو : نأ عا لا فـال او عـم دملا ھـيلع قـلعتم ةـميقب صـصح ذوحتـسا اـ لع نود ھـجو قـح اـمك وـ ن بـم انتركذـم ھ وـنتلا ع ن تلأـسم ةـياغ ةـيم ةرثؤـمو ادـج ع رظنلا ي اـضقلا راـسمو ةيـضقلا : ـالوأ : عـفد لـيكو دملا ھـيلع مدـع صاـصتخا ةـمكحملا ةـ راجتلا رظنب هذـ ىوعدـلا اـ او نم ءان و ع بلط ةرئادلا ةسل ا ة خ ميدقتب ةركذم ةيليـصفت اري ا ف لسلـس ع اقولا مزلا ھيلعو تفلن ةيانع ةرئادلا ةرقوملا ھنا طقـس او ـس ةركذملا ةيليصفتلا راشملا ا لإ افنآ دـمحأ سابع ز )و( ةـقتاع دمحم حي دمحم ع يزار ا ) ةعدوملاو تاقفرم ةيـضقلا خ راتب 29 02/ 1445/ ـ ا لصاحو ( : اقا إ انتركذمل ةيليصفتلا ةمدقملا خ راتب 1445-02-24 ،ـ مكتليـضف ءاـضقلا اـمب ي : ءاـغلإ مك ا فنأتـسملا ءاـضقلاو اددـجم درب ىوـعد دملا ؛ مدـعل قاقحتـس .) اـمك تعلطا ةرئادـلا ع ةركذملا ةـيقا ةـمدقملا نم لـيكو ن يعدملا ناندـع كلتل ةيـصولا ضقانت مات ھتاءاعدال ةقباسلا ، ولف انملـس نالطبب دقع عيب صـص ا ؛ ھنإف نم باب وأ مدع قاقحتـسا يأ غلابم ةئشان نع كلت .ةيصولا ءان و ع ام مدقت سمتلن نم ھثروم كسمت و ةيـصولاب ةرداصلا خ رات 1432 2/ 12/ بلاط و تاقحتـسمب ةيلام ةئـشان نع كلت ةيصولا ن ح ھنأ دي نالطبب دقع عيب صص ا لحم ىوعدلا خرؤملا خ راتب قباس ميدـقت يأ لـيلد وا عـفد لاـح ناـ نـم ھنأـش ثأـتلا ھـجو يأرلا .ىوعدـلا 8 - اـمأو دان ـسا دملا ع مـكح ةيـصولا : بـيجنف ع كـلذ 1: - نأ دملا رقي ارارقإ ا ـ او اح رـصو ةيل أـب</w:t>
       </w:r>
     </w:p>
     <w:p>
@@ -663,7 +663,7 @@
           <w:b w:val="0"/>
           <w:i w:val="0"/>
         </w:rPr>
-        <w:t>رات ـخ صلا ـك : ۳۱/۳۰/۵٤٤۱ مقر حفصلا ـة : ۱۱ ةرئاد ةرئاد فان تس فان تس ةيناثلا ةيناثلا ةمكحملا ةمكحملا ة راجتلا ة راجتلا ةدجب ةدجب</w:t>
+        <w:t>رات ـخ صلا ـك : ۳۱/۳۰/۵٤٤۱ مقر حفصلا ـة : ۱۱ ةرئاد فان تس فان تس ةيناثلا ةمكحملا ة راجتلا ة راجتلا ةدجب</w:t>
       </w:r>
     </w:p>
     <w:p>
@@ -689,7 +689,7 @@
           <w:b w:val="0"/>
           <w:i w:val="0"/>
         </w:rPr>
-        <w:t>لاو ةـقباسلا بلطن نم ماـقم ةرئادـلا دـييأت مكح ةـمكحم ةـجردلا و لـحم رظنلا عـم ليـصفت ةـقوطنم قـفو ليـصفتلا فـن دـنبلا اـثلاث اـمو هان ـ و انتركذـم ةيـصولل حبـصب نم ا قحتـسملا اـ ل اعرـش اـغلبم هردـقو ( ٢١٩,٦٥١،٢٧ لاـ ر ) ةعبـس نورـشعو اـنويلم ةئمتـسو دـحاوو نوسمخو اـفلأ ناـتئمو ةعـس و رـشع ـالا ر ؛ لـ لو ام قبـس ھنايب دملا ھيلع قحتـس اغلبم هردقو ( ٢٧٠,٧٧٩,٩٦ لا ر ) ةتـس و نوعـس انويلم ةئامعبسو و ةعس نوعبسو افلأ ناتئمو و نوعبس .الا ر 3 - ل وم ةـقتاع يرار ا :، دع مصخ غلبم ثلاثلا (٣٧٩,٦٧٢،١١٠ ) ةـئم ةرـشعو نويلم ةئمتـسو ناـنثاو نوعبـسو اـفلأ ةـئمثالثو ةعـس و نوعبـسو .الا ر ٢ - كوـم ناندـع ز : دـع مـصخ غـلبم ثلثلا ةيـصولل نمثلاو ـل ومل ةفـصانملاب عم ثر ،) ر ظي ةرئادـلل ةرقوملا الو ىفخي ع ف رـش ا ملع نأ ةـميق غلبملا مو حملا ھب حبـصت اتلا ١: - ةيـصولا : ثلثلا فرـصي بسح ا فراصم نو و امجإ كلذ اغلبم هردقو غلبم و هردق تاـبغر ثروملا ھت ـصو ـال غ نـم نأ ةيـصولا ثـلثلا نود ةداـ ز وأ ناـصقن ، لازنإـ و اذـ ر رقتلا رـشلا ع غـلبملا موـ حملا ھـب دـع و عـالط ع كـص رـصح ثر ( قـفرم ٥ رصح تـ ثملا ةيـصولاب ، دـقو ىرت ةرئادـلا ةرقوملا نأ كـص تاـبثإ ةيـصولا أدـتبا نأـب فراـصم ثـلثلا ةـثالثلا ، مـث صن ع نأ اـم ىقبت نـم اذـ ثـلثلا عزوـي ع داـفح ميدـقتلاو خأـتلاو دـصر ةبـس لا ٥٪ ةرـشعلاو ن يـالم ةـسم او ن يـالم مـصخت نم ثلث ةيـصولا تس لو جراـخ ثلثلا اـمو ىقب ي نم اذـ ثلثلا دـع هذـ فراـصملا ةـثالثلا ةددـحملا عزوـي ع داـفح قـفو ليـصفتلا ٥ % فقو لآل ز ةرـشعو ن يالم فقو لع ةسمخو ن يالم ءايحإل ضرأ ةدج يداوب ةمطاف دع اذ ھل مت صنلا ع (( : امو ىقبت نم ثلثلا عزوي ع ...يدافحا إ ،)) امم ع نأ عـالطالا و لـمأتلاو ع كص ةيـصولا ( قفرم ٤ كص ةيـصولا ) دـجن نأ ثروملا ھمحر هللا دـق ـ وأ ثلثب ھتكرت قفو فراصم ةيـصولا ةت ثملا كصب تابثإ ةيـصولا ، دعبف نأ صن ع ةبـس ةرقوملا د زم نايب حاضيإو لوح ةلأسم بلط ليـصفت قوطنم مك ا صيـصنتلاو ع ب ـصن كوم ةميق صص ا مو حملا ا عم دوجو ةيصو نم ثروملا ھمحر هللا ةبجاو ذافنلا ، ةدـجب مقرب ( ٤٥٧٠٠٥٣٠٩٣ ) اـنأو اـ ليكو اـ ماحمو كـلت ىوعدـلا ؛ امم ن بي دوجو ةـموص ا فال او ن ب فارط تفا و اذـ عفدـلا نم دملا .ھيلع اثلاث : بغرن نأ نذأت انل ةرئادـلا ةرئادـلا ةرقوملا نأ ةـموص ا ن ب كوم دملاو ھيلع ةـمدتحم دـقف ماقأ دملا ھيلع ىوعد دـض ل وم ا مازلإل نأب عفدت ھل غلبم ( ۰۰۰.۰۰۰.۵۳۱ لا ر ) و ةروظنم ةـمكحملاب ةماعلا بيغـش لاو ا لع اذـ و ام نقي ن ھنأ نل طني ع رظن ة ـص و ةرئادلا ا م فو بقاثلا دع نوع هللا هدييأتو دقو د ـش ھيلع ا دافحأ نم ا با يزاغ ( قفرم ۳ ةروص رارق ،) دونو نأ هونن</w:t>
+        <w:t>لاو ةـقباسلا بلطن نم ماـقم ةرئادـلا دـييأت مكح ةـمكحم ةـجردلا و لـحم رظنلا عـم ليـصفت ةـقوطنم قـفو ليـصفتلا فـن دـنبلا اـثلاث اـمو هان ـ و انتركذـم ةيـصولل حبـصب نم ا قحتـسملا اـ ل اعرـش اـغلبم هردـقو ( ٢١٩,٦٥١،٢٧ لاـ ر ) ةعبـس نورـشعو اـنويلم ةئمتـسو دـحاوو نوسمخو اـفلأ ناـتئمو ةعـس و رـشع ـالا ر ؛ لـ لو ام قبـس ھنايب دملا ھيلع قحتـس اغلبم هردقو ( ٢٧٠,٧٧٩,٩٦ لا ر ) ةتـس و نوعـس انويلم ةئامعبسو و ةعس نوعبسو افلأ ناتئمو و نوعبس .الا ر 3 - ل وم ةـقتاع يرار ا :، دع مصخ غلبم ثلا (٣٧٩,٦٧٢،١١٠ ) ةـئم ةرـشعو نويلم ةئمتـسو ناـنثاو نوعبـسو اـفلأ ةـئمثالثو ةعـس و نوعبـسو .الا ر ٢ - كوـم ناندـع ز : دـع مـصخ غـلبم ثلثلا ةيـصولل نمثلاو ـل ومل ةفـصانملاب عم ثر ،) ر ظي ةرئادـلل ةرقوملا الو ىفخي ع ف رـش ا ملع نأ ةـميق غلبملا مو حملا ھب حبـصت اتلا ١: - ةيـصولا : ثلثلا فرـصي بسح ا فراصم نو و امجإ كلذ اغلبم هردقو غلبم و هردق تاـبغر ثروملا ھت ـصو ـال غ نـم نأ ةيـصولا ثـلثلا نود ةداـ ز وأ ناـصقن ، لازنإـ و اذـ ر رقتلا رـشلا ع غـلبملا موـ حملا ھـب دـع و عـالط ع كـص رـصح ثر ( قـفرم ٥ رصح تـ ثملا ةيـصولاب ، دـقو ىرت ةرئادـلا ةرقوملا نأ كـص تاـبثإ ةيـصولا أدـتبا نأـب فراـصم ثـلثلا ةـثالثلا ، مـث صن ع نأ اـم ىقبت نـم اذـ ثـلثلا عزوـي ع داـفح ميدـقتلاو خأـتلاو دـصر ةبـس لا ٥٪ ةرـشعلاو ن يـالم ةـسم او ن يـالم مـصخت نم ثلث ةيـصولا تس لو جراـخ ثلثلا اـمو ىقب ي نم اذـ ثلثلا دـع هذـ فراـصملا ةـثالثلا ةددـحملا عزوـي ع داـفح قـفو ليـصفتلا ٥ % فقو لآل ز ةرـشعو ن يالم فقو لع ةسمخو ن يالم ءايحإل ضرأ ةدج يداوب ةمطاف دع اذ ھل مت صنلا ع (( : امو ىقبت نم ثلثلا عزوي ع ...يدافحا إ ،)) امم ع نأ عـالطالا و لـمأتلاو ع كص ةيـصولا ( قفرم ٤ كص ةيـصولا ) دـجن نأ ثروملا ھمحر هللا دـق ـ وأ ثلثب ھتكرت قفو فراصم ةيـصولا ةت ثملا كصب تابثإ ةيـصولا ، دعبف نأ صن ع ةبـس ةرقوملا د زم نايب حاضيإو لوح ةلأسم بلط ليـصفت قوطنم مك ا صيـصنتلاو ع ب ـصن كوم ةميق صص ا مو حملا ا عم دوجو ةيصو نم ثروملا ھمحر هللا ةبجاو ذافنلا ، ةدـجب مقرب ( ٤٥٧٠٠٥٣٠٩٣ ) اـنأو اـ ليكو اـ ماحمو كـلت ىوعدـلا ؛ امم ن بي دوجو ةـموص ا فال او ن ب فارط تفا و اذـ عفدـلا نم دملا .ھيلع اثلاث : بغرن نأ نذأت انل ةرئادـلا ةرقوملا نأ ةـموص ا ن ب كوم دملاو ھيلع ةـمدتحم دـقف ماقأ دملا ھيلع ىوعد دـض ل وم ا مازلإل نأب عفدت ھل غلبم ( ۰۰۰.۰۰۰.۵۳۱ لا ر ) و ةروظنم ةـمكحملاب ةماعلا بيغـش لاو ا لع اذـ و ام نقي ن ھنأ نل طني ع رظن ة ـص و ةرئادلا ا م فو بقاثلا دع نوع هللا هدييأتو دقو د ـش ھيلع ا دافحأ نم ا با يزاغ ( قفرم ۳ ةروص رارق ،) دونو نأ هونن</w:t>
       </w:r>
     </w:p>
     <w:p>
@@ -715,7 +715,7 @@
           <w:b w:val="0"/>
           <w:i w:val="0"/>
         </w:rPr>
-        <w:t>رات ـخ صلا ـك : ۳۱/۳۰/۵٤٤۱ مقر حفصلا ـة : ۲۱ ةرئاد ةرئاد فان تس فان تس ةيناثلا ةيناثلا ةمكحملا ةمكحملا ة راجتلا ة راجتلا ةدجب ةدجب</w:t>
+        <w:t>رات ـخ صلا ـك : ۳۱/۳۰/۵٤٤۱ مقر حفصلا ـة : ۲۱ ةرئاد فان تس فان تس ةيناثلا ةمكحملا ة راجتلا ة راجتلا ةدجب</w:t>
       </w:r>
     </w:p>
     <w:p>
@@ -767,7 +767,7 @@
           <w:b w:val="0"/>
           <w:i w:val="0"/>
         </w:rPr>
-        <w:t>رات ـخ صلا ـك : ۳۱/۳۰/۵٤٤۱ مقر حفصلا ـة : ۳۱ ةرئاد ةرئاد فان تس فان تس ةيناثلا ةيناثلا ةمكحملا ةمكحملا ة راجتلا ة راجتلا ةدجب ةدجب</w:t>
+        <w:t>رات ـخ صلا ـك : ۳۱/۳۰/۵٤٤۱ مقر حفصلا ـة : ۳۱ ةرئاد فان تس فان تس ةيناثلا ةمكحملا ة راجتلا ة راجتلا ةدجب</w:t>
       </w:r>
     </w:p>
     <w:p>
@@ -793,7 +793,7 @@
           <w:b w:val="0"/>
           <w:i w:val="0"/>
         </w:rPr>
-        <w:t>سباب سباب</w:t>
+        <w:t>سباب</w:t>
       </w:r>
     </w:p>
     <w:p>
@@ -806,7 +806,7 @@
           <w:b w:val="0"/>
           <w:i w:val="0"/>
         </w:rPr>
-        <w:t>ةـميق ةكرـش دـمحأ ز ةـ راجتلا مـت اـ مييقت غـلبمب هردـقو 68.424.362 لاـ ر ، مـتو ليدـع مـييقت ةكرـش دـمحأ ز ةـ راجتلا خـ راتب 2011 06/ 27/م بـسح درواـم ر رقتب بساـحملا ي وناـقلا راشملا ھيلإ ، ھنإف دـق نمـضت ام ركذ ةحارـص دـنبلا اسماخ " : ص م قوقح ةـيكلملا ةـي فدلا تا رـشلل ةـع اتلا ةلدعملا مييقتلاب امك 2011 03/ 31/م ( " قـفرم مقر 1 ،) يذلاو ر ظي نأ نأ ةرئادـلا تدن ـسا ع قاقحتـسا دملا غـلبملل موـ حملا ھب اس ـسأت ع ر رقتلا ساـحملا رداـصلا نم بتكم لـالط وـبأ ةـلازغ ، وـ و لالدتـسا بيعم كـلذ ھنأ وـل انـض فا ة ـ ر رقتلا ن فرطلا رقمو اـ مييقتب ... عفلا .) 5 - ھتركذـم ةدوصرملا ةـسل ا ةدوقعملا مامأ ةرئاد فان تس خ راتب 1445-03-04 ،ـ ثيح دروأ ا ف ھصنام ...( : املو نا ن بلا نم تانودـم ب بس لا رداـصلا نم بتكم لـالط وـبأ ھلازغ ساـسأك مييقتل ...صـص ا ) اـم و ھصن ...( : ءاـن و ع اـم مدـقت ھنإـف ـال زوجي ةداـعإ مييقت صـص ا بجومب مييقت ساـحم اـ و ل ةـميقم اـيلعف ن ب ةـميقلا ل ـش ...ام .) 4 - مامأ هذـ ةرئادـلا ةـسل ا ةدوقعملا خ راتب 1445-02-20 ،ـ باجأ ھتركذـم امب ھصن ...( : دـيكأتلا كسمتلاو عفدـلاب مدـع زاوج دان ـس ع مييقتلا ساحملا ةرئاد فان تس ةـحئال ضا ع ، ثيح ركذ امب ھصن ...( : ھنأ مل تفتلي لوخدـل ك رـش دـيدج ةكرـش و زوأ ةدودـحملا م اسمك امب ا ل نم ( ا ادوجوم ...و إ ) يذلاو ىدأ امتح إ عفر دملا ھـيلع بـلطب در ىوعدـلا ، ھنأو ناـ ع ن عدملا مدـع ةـقفاوملا ع ـصلا ، نأو ةـميق صـص ا ةـعابملا غـلبمب هردـق ( 120.000.000 ) لاـ ر ، لـبق رودـص مييقت وبأ .ةـلازغ 3 - مامأ خـ راتو 1434-07-26 ،ـ ةدـع عـضاوم ، اـ مو ن تحفـصلا ةـع اسلا ةـنماثلاو ھنم ، ذإ صن دملا كـلت ىوعدـلا ع ر رقتلا دـعملا نم وـبأ ةـلازغ ، خرؤملاو 1432-11-07 ،ـ باـجأو ھنع ةقيثو ـصلا ، اقفو امل و دراو ن تحفـصلا ( 10 و 11 ) نم كص .مك ا 2 - مامأ ةمكحملا ةماعلا ةدج ةيضقلا مقرب ( 3216104 ) خ راتو 1432-02-22 ،ـ كصلا مقر ( 34281449) ةـمكحملا ةـ راد ةدجب ن ت ـضقلا مقر ( 5798 2/ /ق ماعل 1431 ،ـ و 1375 2/ /ق ماعل 1432 ،)ـ رداصلا ام مك ا مقر ( 185/17/2 ماعل 1432 ،))ـ ةي نملا ا ص ، ةدع دونب نم ةـيلامج صـص ل غـلبمب هردـق ( : 368.757.931 ) لاـ ر ، مـلو عدـي يأ نـم نـ فرطلا هر وزت ؛ لـب نإ دملا ھـيلع ھشقاـن ةدـع عـضاوم اـ م 1: - مامأ ةرئادـلا ةـيئادتب ةـع اسلا ةرـشع إ عوفد دملا ھيلع ةـضقانتملا ةـقباسلا ، ذإ نأ ر رقتلا لا تسـسأ ھيلع ةرئادلا ا مكح و ر رقتلا خرؤملا خرؤملا 1432-11-07 ،ـ قفاوملا 2011-10-05م ، دقو درو ھيف نأب ةميقلا ھسفنل نم قافرإ ر رقتلا لو عم ةـمدقم ر رقتلا ي اثلا امب يدؤي ةـيا لا إ س لدتلا ع ةمكحملا ما و قحب غ عورـشم ان ي عم ةقيق ا ...عقاولاو إ ؛) نإف اذ عفدلا فاضي ثـبعلا ليدـعتلاو نـم لـيكو فنأتـسملا هدـض ثيح ماـق فذـحب خـ راتلا لـيذملا لـ ب ةحفـص نم تاحفـص خـ راتلا ي ـال قباـطتي عـم خـ راتلا نودملا ةحفـصلاب و ةـمدقمب ر رقتلا ي و نكمي ةـ راجتلا ، ھـيلعو عفدـف دملا ھـيلع قبـس لـصفلا ، قفاوتيـال عـم ـس .ن ت ـضقلا اـمك لاـنيال نـم كـلذ ءاـعدا دملا ھـيلع نـم نأ ر رقتلا يذـلا تدـمتعا ھيلع ةرئادـلا ...( : دـق ھتلاـط يدـيأ عيبلا نم ھمدـع ، اـمأو ىوعدـلا ىرخ ، نإو ناـ بلطلا ا ف لاطبإ عيبلا ـ لحم هذـ ىوعدـلا ـ الإ نأ ةـمكحملا تمكح مدـع ا ـصاصتخا ونلا ا رظنب ، نأو صاصتخ دـقعنم رئاودـلل عوفدـلا عيبلا ـ لحم هذـ ىوعدـلا ـ الإ ام أ مل الـصفي عا لا ، ىوعدـلاف و ةقلعتم ةماقإب ميق ع ثروملا ، ت ناو ةماقإب ةكرـش قازرلادبع و ت ـس اميق ، ملو لصفت ة ـ ماـمأ ةـمكحملا ةـماعلا ةـظفاحمب ةدـج ةيـضقلا مـقرب ( 3216104 ) خـ راتو 1432-02-22 ،ـ كلذـكو ةيـضقلا مـقر ( 3218883 ) خـ راتو 1432-03-04 ،ـ ذإ نأ ن وعدـلا نإو اـنا دـق الواـنت لاملا ( ، لاـم ھثروم تـالا وب ھنع لاـح ھتاـيح ،) لـعج و ھب نوبغملل وأ ھتثرو قح عوجرلا ع نباـغلا اـمإ ـ فلاب وأ دادـس .قرفلا لاـنُيالو نم كـلذ عفد دملا ھيلع قبـس لصفلا عا لا مـلو مصتخُي كـلت ىوعدـلا ، ـالو غ نم كـلذ ءاـضقنا ةكرـشلا ( : ةيفـصت ةكرـش دـمحأ ز ةـ راجتلا ،) كـلذ ھنأ دـق ت ث قـقحت ن غلا شحاـفلا ، دملاو ھيلع مكح فرـشملا فرـصتملا اب ـسو ،) رظنلا و هذـ ةداملا ـ تي نأ ـصلا عقو ع ةـص ا ةـكولمملا دملل س لو ع صـصح ثروملا دمحأ ز ـ لحم هذ ىوعدلا ـ يذلاو نا كلذ تقولا ع ديق ةاي ا ، ادان ـسا ع ةداملا ةـسداسلا نوناـمثلاو نـم ماـظن تاـبث ، ـلاو تـصن ( : ـالو نوـ ت كـلتل ماـ ح ةـي ا ـالإ عازن ماـق نـ ب موـص ا نود نأ غتت م افـص قـلع و ق اـب ھـتاذ الحم ثر عيبلا يذـلا مت ن ب دملا ھيلع ثروملاو ، س لو نع ھتـصح ةيلـص ، لاو تنا لحم عا لا ىوعدلا ةقباسلا ( ةي نملا ا ـص ،) ھيلعو الف قدصي ع عا لا لثاملا قبـس لصفلا ، (185/17/2 ماـعل 1432 )ـ خـ راتب 1432-12-02 ،ـ موـ حملا اـم ف ا ـص ، اذـل نوـ يف ر رقتلا ةـباثمب ريدـقتلا حي ـ لا اـ ل ، الـضف نـع نأ بـلط دملا هذـ ىوعدـلا وـ نع ھتـصح فـيل ت ةـمكحملا ھـل ،) ءاـ إل ةيـضقلا ةروـظنملا ماـمأ ةـمكحملا ةـ راد ةدـجب ن ت ـضقلا مـقر ( 5798 2/ /ق ماـ عل 1431 ،ـ و 1375 2/ /ق ماـ عل 1432 ،)ـ رداـصلا اـم مـك ا مقر ر رقت ىفـش سم ة ـ لا ةيـسفنلا خرؤملا 1432-06-08 ،ـ ثـيح تـ ثأ ( ھتاـيط ) نأ ثروملا ي اـع نـم .نايـس لا اـم و نأ ر رقت لـالط وـبأ ةـلازغ وـ ر رقتلا يذـلا هاـضترا فارط ( دع ءاعدا بيع ع رارق رو ذملا ، امك نأ تباثلا رودـص ر رقت ط نم ةـنيدم كلملا ز زعلادـبع ةـيبطلا ( ىفـش سم سر ا طولا ) خـ راتب 1431-12-02 ،ـ ن بي مدـع كاردإ ثروملا ، هززعو دـحأل ھئاـنبأ ( ، ت ثملاو كصلاب مقر ( 33286392 ) خ راتو 1433-06-08 ،ـ ةحفـصلا ةـع ارلا ھنم ، رداصلا نع ةمكحملا ةماعلا ةدجب ،) رارق و ة هزوع ال ليلد إ ھتابثإ ، ملو نكي ةمث الـضف نع نأ باـطخ ـ اق ةـمكحملا ةـماعلا ةدـجب خرؤملا 1442-02-18 ،ـ يذـلاو رـضح ھـيف ثروملا ھماـمأ نم لـجأ لـيكوت ھنبا ةـماسأ ، رقأ ( ثروملا ) ھنأـب مل عـبي يأ ء ـ نم ھكـالمأ باوـج لـيكو دملا ھيلع نأـب فرـصتلا مت تقو ناـ ثروملا ھيف اـيلاخ نم ةـفا ضراوعلا ، ھنإـف ھضراـع بارطـضا دملا ھيلع ھعوفد ، اـقفو امل ھتقاـس بابـسأ ةـمكحم لوأ ةـجرد ، ةـميقب ةـصح ةكرـش ةـعابم نم ثروم ن يعدملا دملل ھيلع ، و نم صاصتخا مكاحملا ة راجتلا ، اقفو ةرقفلل ةع ارلا نم ةداملا ةسداسلا ةرـشع نم ماظن مكاحملا .ة راجتلا امأو نع ىوعدـلا ـ لـحم فاـن تس ـ تدـيُق ىدـل هذـ ةـمكحملا دـع نا رـس ليدـعتلا ئـاللا روـ ذملا ، ھـيلعو نوـ تف ةـمزلُم اـ رظنب ، اـقفو مـك ةـمكحملا ةـماعلا .ةدـجب الـضف نع اـ و ةبلاطم نوـ ت نـم صاـصتخا مكاـحملا .ةـ راجتلا لاـنُيالو ھـنم عـفد دملا ھـيلع نأـب ةـحئاللا ةـيذيفنتلا ةروـ ذملا تردـص دـع مكح ةـمكحملا ةـماعلا ةدـجب ، نأو ماـظنلا يرـس ال رثأـب جر ، كـلذ نأ مكحم ـة خأ ـىر كحتف ـم ع ـ مد ـصتخ ـ صا ،فـ اذإ ـس كا ـب ك ا ـم فـصلا ـة يئا لا ـة ، ليحتف ـا إ ةمكحملا ةصتخملا ، تلتو ـمز ةمكحملا لاحملا لإ ـا عدلا ـ ىو رظنب ـا ،) ھيلعو نإف هذ ىوعدلا ـلاو تـصن ع ھنأ ( : اذإ تعفر ةيـضقلا ةـمكحمل ، تأرو اـ أ غ ةـصتخم نوـ يف اـ رظن اـقفو لاوحـألل ةـيت ( : ب</w:t>
+        <w:t xml:space="preserve">ةـميق ةكرـش دـمحأ ز ةـ راجتلا مـت اـ مييقت غـلبمب هردـقو 68.424.362 لاـ ر ، مـتو ليدـع مـييقت ةكرـش دـمحأ ز ةـ راجتلا خـ راتب 2011 06/ 27/م بـسح درواـم ر رقتب بساـحملا ي وناـقلا راشملا ھيلإ ، ھنإف دـق نمـضت ام ركذ ةحارـص دـنبلا اسماخ " : ص م قوقح ةـيكلملا ةـي فدلا تا رـشلل ةـع اتلا ةلدعملا مييقتلاب امك 2011 03/ 31/م ( " قـفرم مقر 1 ،) يذلاو ر ظي نأ نأ ةرئادـلا تدن ـسا ع قاقحتـسا دملا غـلبملل موـ حملا ھب اس ـسأت ع ر رقتلا ساـحملا رداـصلا نم بتكم لـالط وـبأ ةـلازغ ، وـ و لالدتـسا بيعم كـلذ ھنأ وـل انـض فا ة ـ ر رقتلا ن فرطلا رقمو اـ مييقتب ... عفلا .) 5 - ھتركذـم ةدوصرملا ةـسل ا ةدوقعملا مامأ ةرئاد فان تس خ راتب 1445-03-04 ،ـ ثيح دروأ ا ف ھصنام ...( : املو نا ن بلا نم تانودـم ب بس لا رداـصلا نم بتكم لـالط وـبأ ھلازغ ساـسأك مييقتل ...صـص ا ) اـم و ھصن ...( : ءاـن و ع اـم مدـقت ھنإـف ـال زوجي ةداـعإ مييقت صـص ا بجومب مييقت ساـحم اـ و ل ةـميقم اـيلعف ن ب ةـميقلا ل ـش ...ام .) 4 - مامأ هذـ ةرئادـلا ةـسل ا ةدوقعملا خ راتب 1445-02-20 ،ـ باجأ ھتركذـم امب ھصن ...( : دـيكأتلا كسمتلاو عفدـلاب مدـع زاوج دان ـس ع مييقتلا ساحملا ةرئاد فان تس ةـحئال ضا ع ، ثيح ركذ امب ھصن ...( : ھنأ مل تفتلي لوخدـل ك رـش دـيدج ةكرـش و زوأ ةدودـحملا م اسمك امب ا ل نم ( ا ادوجوم ...و إ ) يذلاو ىدأ امتح إ عفر دملا ھـيلع بـلطب در ىوعدـلا ، ھنأو ناـ ع ن عدملا مدـع ةـقفاوملا ع ـصلا ، نأو ةـميق صـص ا ةـعابملا غـلبمب هردـق ( 120.000.000 ) لاـ ر ، لـبق رودـص مييقت وبأ .ةـلازغ 3 - مامأ خـ راتو 1434-07-26 ،ـ ةدـع عـضاوم ، اـ مو ن تحفـصلا ةـع اسلا ةـنماثلاو ھنم ، ذإ صن دملا كـلت ىوعدـلا ع ر رقتلا دـعملا نم وـبأ ةـلازغ ، خرؤملاو 1432-11-07 ،ـ باـجأو ھنع ةقيثو ـصلا ، اقفو امل و دراو ن تحفـصلا ( 10 و 11 ) نم كص .مك ا 2 - مامأ ةمكحملا ةماعلا ةدج ةيضقلا مقرب ( 3216104 ) خ راتو 1432-02-22 ،ـ كصلا مقر ( 34281449) ةـمكحملا ةـ راد ةدجب ن ت ـضقلا مقر ( 5798 2/ /ق ماعل 1431 ،ـ و 1375 2/ /ق ماعل 1432 ،)ـ رداصلا ام مك ا مقر ( 185/17/2 ماعل 1432 ،))ـ ةي نملا ا ص ، ةدع دونب نم ةـيلامج صـص ل غـلبمب هردـق ( : 368.757.931 ) لاـ ر ، مـلو عدـي يأ نـم نـ فرطلا هر وزت ؛ لـب نإ دملا ھـيلع ھشقاـن ةدـع عـضاوم اـ م 1: - مامأ ةرئادـلا ةـيئادتب ةـع اسلا ةرـشع إ عوفد دملا ھيلع ةـضقانتملا ةـقباسلا ، ذإ نأ ر رقتلا لا تسـسأ ھيلع ةرئادلا ا مكح و ر رقتلا خرؤملا 1432-11-07 ،ـ قفاوملا 2011-10-05م ، دقو درو ھيف نأب ةميقلا ھسفنل نم قافرإ ر رقتلا لو عم ةـمدقم ر رقتلا ي اثلا امب يدؤي ةـيا لا إ س لدتلا ع ةمكحملا ما و قحب غ عورـشم ان ي عم ةقيق ا ...عقاولاو إ ؛) نإف اذ عفدلا فاضي ثـبعلا ليدـعتلاو نـم لـيكو فنأتـسملا هدـض ثيح ماـق فذـحب خـ راتلا لـيذملا لـ ب ةحفـص نم تاحفـص خـ راتلا ي ـال قباـطتي عـم خـ راتلا نودملا ةحفـصلاب و ةـمدقمب ر رقتلا ي و نكمي ةـ راجتلا ، ھـيلعو عفدـف دملا ھـيلع قبـس لـصفلا ، قفاوتيـال عـم ـس .ن ت ـضقلا اـمك لاـنيال نـم كـلذ ءاـعدا دملا ھـيلع نـم نأ ر رقتلا يذـلا تدـمتعا ھيلع ةرئادـلا ...( : دـق ھتلاـط يدـيأ عيبلا نم ھمدـع ، اـمأو ىوعدـلا ىرخ ، نإو ناـ بلطلا ا ف لاطبإ عيبلا ـ لحم هذـ ىوعدـلا ـ الإ نأ ةـمكحملا تمكح مدـع ا ـصاصتخا ونلا ا رظنب ، نأو صاصتخ دـقعنم رئاودـلل عوفدـلا عيبلا ـ لحم هذـ ىوعدـلا ـ الإ ام أ مل الـصفي عا لا ، ىوعدـلاف و ةقلعتم ةماقإب ميق ع ثروملا ، ت ناو ةماقإب ةكرـش قازرلادبع و ت ـس اميق ، ملو لصفت ة ـ ماـمأ ةـمكحملا ةـماعلا ةـظفاحمب ةدـج ةيـضقلا مـقرب ( 3216104 ) خـ راتو 1432-02-22 ،ـ كلذـكو ةيـضقلا مـقر ( 3218883 ) خـ راتو 1432-03-04 ،ـ ذإ نأ ن وعدـلا نإو اـنا دـق الواـنت لاملا ( ، لاـم ھثروم تـالا وب ھنع لاـح ھتاـيح ،) لـعج و ھب نوبغملل وأ ھتثرو قح عوجرلا ع نباـغلا اـمإ ـ فلاب وأ دادـس .قرفلا لاـنُيالو نم كـلذ عفد دملا ھيلع قبـس لصفلا عا لا مـلو مصتخُي كـلت ىوعدـلا ، ـالو غ نم كـلذ ءاـضقنا ةكرـشلا ( : ةيفـصت ةكرـش دـمحأ ز ةـ راجتلا ،) كـلذ ھنأ دـق ت ث قـقحت ن غلا شحاـفلا ، دملاو ھيلع مكح فرـشملا فرـصتملا اب ـسو ،) رظنلا و هذـ ةداملا ـ تي نأ ـصلا عقو ع ةـص ا ةـكولمملا دملل س لو ع صـصح ثروملا دمحأ ز ـ لحم هذ ىوعدلا ـ يذلاو نا كلذ تقولا ع ديق ةاي ا ، ادان ـسا ع ةداملا ةـسداسلا نوناـمثلاو نـم ماـظن تاـبث ، ـلاو تـصن ( : ـالو نوـ ت كـلتل ماـ ح ةـي ا ـالإ عازن ماـق نـ ب موـص ا نود نأ غتت م افـص قـلع و ق اـب ھـتاذ الحم ثر عيبلا يذـلا مت ن ب دملا ھيلع ثروملاو ، س لو نع ھتـصح ةيلـص ، لاو تنا لحم عا لا ىوعدلا ةقباسلا ( ةي نملا ا ـص ،) ھيلعو الف قدصي ع عا لا لثاملا قبـس لصفلا ، (185/17/2 ماـعل 1432 )ـ خـ راتب 1432-12-02 ،ـ موـ حملا اـم ف ا ـص ، اذـل نوـ يف ر رقتلا ةـباثمب ريدـقتلا حي ـ لا اـ ل ، الـضف نـع نأ بـلط دملا هذـ ىوعدـلا وـ نع ھتـصح فـيل ت ةـمكحملا ھـل ،) ءاـ إل ةيـضقلا ةروـظنملا ماـمأ ةـمكحملا ةـ راد ةدـجب ن ت ـضقلا مـقر ( 5798 2/ /ق ماـ عل 1431 ،ـ و 1375 2/ /ق ماـ عل 1432 ،)ـ رداـصلا اـم مـك ا مقر ر رقت ىفـش سم ة ـ لا ةيـسفنلا خرؤملا 1432-06-08 ،ـ ثـيح تـ ثأ ( ھتاـيط ) نأ ثروملا ي اـع نـم .نايـس لا اـم و نأ ر رقت لـالط وـبأ ةـلازغ وـ ر رقتلا يذـلا هاـضترا فارط ( دع ءاعدا بيع ع رارق رو ذملا ، امك نأ تباثلا رودـص ر رقت ط نم ةـنيدم كلملا ز زعلادـبع ةـيبطلا ( ىفـش سم سر ا طولا ) خـ راتب 1431-12-02 ،ـ ن بي مدـع كاردإ ثروملا ، هززعو دـحأل ھئاـنبأ ( ، ت ثملاو كصلاب مقر ( 33286392 ) خ راتو 1433-06-08 ،ـ ةحفـصلا ةـع ارلا ھنم ، رداصلا نع ةمكحملا ةماعلا ةدجب ،) رارق و ة هزوع ال ليلد إ ھتابثإ ، ملو نكي ةمث الـضف نع نأ باـطخ ـ اق ةـمكحملا ةـماعلا ةدـجب خرؤملا 1442-02-18 ،ـ يذـلاو رـضح ھـيف ثروملا ھماـمأ نم لـجأ لـيكوت ھنبا ةـماسأ ، رقأ ( ثروملا ) ھنأـب مل عـبي يأ ء ـ نم ھكـالمأ باوـج لـيكو دملا ھيلع نأـب فرـصتلا مت تقو ناـ ثروملا ھيف اـيلاخ نم ةـفا ضراوعلا ، ھنإـف ھضراـع بارطـضا دملا ھيلع ھعوفد ، اـقفو امل ھتقاـس بابـسأ ةـمكحم لوأ ةـجرد ، ةـميقب ةـصح ةكرـش ةـعابم نم ثروم ن يعدملا دملل ھيلع ، و نم صاصتخا مكاحملا ة راجتلا ، اقفو ةرقفلل ةع ارلا نم ةداملا ةسداسلا ةرـشع نم ماظن مكاحملا .ة راجتلا امأو نع ىوعدـلا ـ لـحم فاـن تس ـ تدـيُق ىدـل هذـ ةـمكحملا دـع نا رـس ليدـعتلا ئـاللا روـ ذملا ، ھـيلعو نوـ تف ةـمزلُم اـ رظنب ، اـقفو مـك ةـمكحملا ةـماعلا .ةدـجب الـضف نع اـ و ةبلاطم نوـ ت نـم صاـصتخا مكاـحملا .ةـ راجتلا لاـنُيالو ھـنم عـفد دملا ھـيلع نأـب ةـحئاللا ةـيذيفنتلا ةروـ ذملا تردـص دـع مكح ةـمكحملا ةـماعلا ةدـجب ، نأو ماـظنلا يرـس ال رثأـب جر ، كـلذ نأ مكحم ـة خأ ـىر كحتف ـم ع ـ مد ـصتخ ـ صا ،فـ اذإ ـس كا ـب ك ا ـم فـصلا ـة يئا لا ـة ، ليحتف ـا إ ةمكحملا ةصتخملا ، تلتو ـمز ةمكحملا لاحملا لإ ـا عدلا ـ ىو رظنب ـا ،) ھيلعو نإف هذ ىوعدلا ـلاو تـصن ع ھنأ ( : اذإ تعفر ةيـضقلا ةـمكحمل ، تأرو اـ أ غ ةـصتخم نوـ يف اـ رظن اـقفو لاوحـألل ةـيت ( : ب ) اذإ </w:t>
       </w:r>
     </w:p>
     <w:p>
@@ -819,7 +819,7 @@
           <w:b w:val="0"/>
           <w:i w:val="0"/>
         </w:rPr>
-        <w:t xml:space="preserve"> ) اذإ تأر عـ مد ـصاصتخا ـا عوـنلا ـي ظنب ـر يـضقلا ـة اـ أو مـن ـصتخا ـ صا ةـيقوق ا ةـع اسلا ةـمكحمب فان تس ةكمب ةمركملا رارقلاب مقر ( 38403785 ،) خ راتو 1438-11-25 ،ـ ھيلعو ادان ـساو ع ةداملا ( : 78 ) نم ةحئاللا ةيذيفنتلا ماظنل تاعفارملا ةع رـشلا (3855849 ) خـ راتو 1438-10-25 ،ـ ـ اقلاو بـ ام ھصن ( : فرـص رظنلا نع ىوعدـلا مدـعل صاصتخ ، و نم صاصتخا رئاودـلا ةـ راجتلا ناويدـب ملاظملا ،) قداصملاو ھيلع نم ةرئادلا رظنب ىوعدـلا ، كلذ نأ تباثلا رودـص مكح ةرئادـلا ةـيقوق ا ةـثلاثلا ةرـشع ةمكحملاب ةماعلا ةظفاحمب ةدج ةيـضقلا مقر ( 3218883 ) خ راتو 1432-03-04 ،ـ رداـصلاو ا كصلا مقر فـ و مـ بق ـ نالو كـش ـال ، امأو نع عوضوملا : دع و عالط ع بابـسأ مك ا ي ادتب ، فيـضت هذ ةرئادلا : لانُيالو نم كلذ ام هراثأ ليكو دملا ھيلع نم مدع صاصتخا مكاحملا ة راجتلا ةـلاحإ و ةيـضقلا هذـ ل ةرئادـلا تعلطا ع اـ قاروأ عو مك ا رداـصلا اـ ف عو ن ـضا ع ن مدـقُملا ھيلع ـ تاف لـ اـ نأ تع ـ ن ـضار قـد قُـ امد خـ لال ج ـل لاـ حم ـ دد نـظـ ما ـا مو ـن ثـم</w:t>
+        <w:t>تأر عـ مد ـصاصتخا ـا عوـنلا ـي ظنب ـر يـضقلا ـة اـ أو مـن ـصتخا ـ صا ةـيقوق ا ةـع اسلا ةـمكحمب فان تس ةكمب ةمركملا رارقلاب مقر ( 38403785 ،) خ راتو 1438-11-25 ،ـ ھيلعو ادان ـساو ع ةداملا ( : 78 ) نم ةحئاللا ةيذيفنتلا ماظنل تاعفارملا ةع رـشلا (3855849 ) خـ راتو 1438-10-25 ،ـ ـ اقلاو بـ ام ھصن ( : فرـص رظنلا نع ىوعدـلا مدـعل صاصتخ ، و نم صاصتخا رئاودـلا ةـ راجتلا ناويدـب ملاظملا ،) قداصملاو ھيلع نم ةرئادلا رظنب ىوعدـلا ، كلذ نأ تباثلا رودـص مكح ةرئادـلا ةـيقوق ا ةـثلاثلا ةرـشع ةمكحملاب ةماعلا ةظفاحمب ةدج ةيـضقلا مقر ( 3218883 ) خ راتو 1432-03-04 ،ـ رداـصلاو ا كصلا مقر فـ و مـ بق ـ نالو كـش ـال ، امأو نع عوضوملا : دع و عالط ع بابـسأ مك ا ي ادتب ، فيـضت هذ ةرئادلا : لانُيالو نم كلذ ام هراثأ ليكو دملا ھيلع نم مدع صاصتخا مكاحملا ة راجتلا ةـلاحإ و ةيـضقلا هذـ ل ةرئادـلا تعلطا ع اـ قاروأ عو مك ا رداـصلا اـ ف عو ن ـضا ع ن مدـقُملا ھيلع ـ تاف لـ اـ نأ تع ـ ن ـضار قـد قُـ امد خـ لال ج ـل لاـ حم ـ دد نـظـ ما ـا مو ـن ثـم</w:t>
       </w:r>
     </w:p>
     <w:p>
@@ -845,7 +845,7 @@
           <w:b w:val="0"/>
           <w:i w:val="0"/>
         </w:rPr>
-        <w:t>رات ـخ صلا ـك : ۳۱/۳۰/۵٤٤۱ مقر حفصلا ـة : ٤۱ ةرئاد ةرئاد فان تس فان تس ةيناثلا ةيناثلا ةمكحملا ةمكحملا ة راجتلا ة راجتلا ةدجب ةدجب</w:t>
+        <w:t>رات ـخ صلا ـك : ۳۱/۳۰/۵٤٤۱ مقر حفصلا ـة : ٤۱ ةرئاد فان تس فان تس ةيناثلا ةمكحملا ة راجتلا ة راجتلا ةدجب</w:t>
       </w:r>
     </w:p>
     <w:p>
@@ -897,7 +897,7 @@
           <w:b w:val="0"/>
           <w:i w:val="0"/>
         </w:rPr>
-        <w:t>رات ـخ صلا ـك : ۳۱/۳۰/۵٤٤۱ مقر حفصلا ـة : ۵۱ ةرئاد ةرئاد فان تس فان تس ةيناثلا ةيناثلا ةمكحملا ةمكحملا ة راجتلا ة راجتلا ةدجب ةدجب</w:t>
+        <w:t>رات ـخ صلا ـك : ۳۱/۳۰/۵٤٤۱ مقر حفصلا ـة : ۵۱ ةرئاد فان تس فان تس ةيناثلا ةمكحملا ة راجتلا ة راجتلا ةدجب</w:t>
       </w:r>
     </w:p>
     <w:p>
@@ -910,7 +910,7 @@
           <w:b w:val="0"/>
           <w:i w:val="0"/>
         </w:rPr>
-        <w:t>الومحم ع ھبابسأ ، عو ھنمضتام ( اذ مك ا ) نم بابسأ .ةيفاضإ رظنُتل قفو ـ تقملا رـشلا يماـظنلاو ، اـمب ن عتي ھعم رـصح لـصفلا ىوعد ن يعدملا ؛ ھيلعو اس ـسأتو امل قبـس ھنايب ، ت تف ھعم ةرئاد فان تس إ دـييأت مكح ةـمكحم لوأ ةجرد إ ةرئادـلا ةردـصم مـك ا ، اـمو ھلبقت ةـمكحملا نم ةـلدأ عوـفدو ھجوأو عاـفد ةدـيدج ،) ھيلعو نكميف بحاـصل ةفـصلا ـ نإ بغر ـ مدـقتلا ىوعدب ةديدج ةلقتـسم مامأ ةمكحملا ةصتخملا ، ةـ راجتلا ع ھنأ ( : لقنُي فان تس ىوعدـلا ا لاحب لا تنا ا لع لبق رودـص مك ا فنأتـسملا ةبـس لاب إ ام عفر ھنع فان تس طقف ، رظنتو ةـمكحملا فان تس ع ساسأ ام مدق ھعفدـب ، نـمو قحتـسملا ھمالتـسال ، اـقفوو ةدـعاقل رث لـقانلا فاـن تسالل ، أدـبملو ـ اقتلا ع ن تـجرد ، املو تـصن ھـيلع ةرقفلا و نـم ةداملا ةـيناثلا نوناـمثلاو نـم ماـظن مكاـحملا ةيـصولا فرـصب ( 5 )% ھجوـأل ـلا او ، فرـصو يقبتملا نـم ثـلثلا ءاـنبأل وـتملا ( يزاـغ ،) اـم و نأ اذـ بـلطلا مـل ھلواـن ت ةـمكحم لوأ ةـجرد ملو لـصفت ھيف ، ثيح مل ن بـت ھيف نم مزلُملا دملا ھـيلع لوـصولا إ ةـجي ن لاـطبإ تـالا ولا ةرداـصلا نـع م دـلاو دـملل ، نود دنـس حي ـ ، اذـل نوـ يف بـلط دملا ھـيلع ( باوجتـسا ھتدـلاو ) غ .لوـبقم اـميفو قـلعتي ذيفن ب ةرئادـلا ترـشاب عـالط ع ويدـيفلا لـسرملا نـم لـيكو دملا ھـيلع ع دـ رب ةرئادـلا ي و ـكل ، يذـلاو مـت ھـيف لي ـ بوـس م ل ـ ةدـلاو رط ىوعدـلا ، تأرو ھـنأ ى أ ع وـحن تبا ھنم نو ةـياغ دملا ھيلع نم باوجتـس و لصوتلا إ لاطبإ ةـلا ولا ةيعرـشلا ةرداصلا ا م دملل ، لاو ررحم ـسر ھل ھتي ةمئاقلا ھتاذب ، ملو متي نعطلا ا ف ر و لاب ، امك نأ باوجتـس يأ ةـلحرم تناـ اـ لع ىوعدـلا ،) اـم و نأ ءارج يزاوـج ـال ي وـجو ، اـم و نأ ةرئاد فاـن تس تأر مدـع ةـجا ا ھيلإ ، ةـيافكل ع اـقو ىوعدـلا لـصفلا عا لا ، الـضف نع ةددـحملا كلذـل ،) املو تـصن ھـيلع ةداملا ةـسما ا نوثـالثلاو نـم ةـلد ةـيئارج ماـظنل تاـبث ع ھـنأ ( : زوـجي ةـمكحملل - نـم ءاـقلت ا ـسفن وأ ءاـنب ع بـلط دـحأ موـص ا - ءارجإ (21/1 ) نم ماـظن تاـبث ع ھنأ ( : ةـمكحملل - نم ءاـقلت ا ـسفن وأ ءاـنب ع بلط دـحأ موـص ا - نأ رمأـت روـضحب مص ا ھباوجتـسال ، بج و ع نم ررقت ھباوجتـسا نأ رـضحي ةـسل ا هدروأ دملا ھـيلع ةـميق صـص ا ، اـمم نو يـال ھـعم لـحم ءاعدتـسال بـ ا بدـتنملا ؛ ءاـفتنال .ھب ـس اـمأو نـع بـلط دملا ھـيلع ( باوجتـسا ھتدـلاو : ةـقتاع ،) املو تـصن ھـيلع ةداملا نأ لدـع امع ترمأ ھب نم تاءارجإ تابث ؛ طرـش نأ ن بت بابـسأ لودـعلا رـضحم ةسل ا ،) ام و ھنأ ناب ـسا ةرئادلل نابإ ا ـصحف ن ر رقتلل ي دبملا ي ا لاو ، لاوز لا ـش س يذلا ز هدالوأو ..ةـ راجتلا .) ھيلعو اس ـسأتو نع لودـع ةرئادـلا لاـيح ءاعدتـسا ب ا ( لالط وبأ ةـلازغ ،) امل تصن ھيلع ةرقفلا و نم ةداملا ةعـساتلا نم ماظن تابث ع ھنأ ( : ةمكحملل و و ام دـكأ ھيلع ب ا بدـتنملا ةـيا ةرقفلا ( ج ) نم دنبلا ايناث ، امب ھصن ( : ع زوت اص قوقح ءا رـشلا ةكرـش دمحأ ز ة راجتلا ، ع ءا رـشلا دع ةداعإ ع زوت ةصح ةكرـش دمحأ دـمتعملا نم ب ا ساـحملا ةـميقلا ةـيقيق ا ةكرـشلل ؛ اـ و ل تلمتـشا ع اـص قوق ا باـس حاو تازواـجت دملا ھيلع اـ ف ، س لو امك هاعدا دملا ھيلع نم ھنو مقرلا لو ، 2011م ،) نـ ح نأ بـ ا لـصف غـلبملا رخ هردـقو ( : 368.757.931 ) لاـ ر ، ع ھـنأ ( : اـص قوـقح ءا رـشلا ةـي فدلا ةـلدعملا مييقتلاـب رثأو تازواـجتلا ،) ھـيلعو نإـف مـقرلا خ و كـص .مـك ا ةوـالع إ نأ ( ر رقت لـالط وـبأ ةـلازغ ،) ناب ـسا نأ بـ ا ركذ غـلبم ( 68.424.362 ) لاـ ر ، ع ھـنأ ( : ص م قوـقح ةـيكلملا ةـي فدلا ةـع اتلا ةـلدعملا مييقتلاـب اـمك -03-31 م عـالطاب ع ر رقتلا ةرقفلا ةـع ارلا نـم دـنبلا عـ ارلا نم ةـقيثو ـصلا ةـت ثملا ةحفـصلا ةرـشاعلا نم كـص مك ا ، دـنبلاو سداـسلا نم ـصلا ت ثملا ةحفـصلا ةـيدا ا ةرـشع نم الـضف نـع نأ مـكح ـصلا ردـص خـ رات قحـال نـع اذـ ر رقتلا ، ثـيح ردـص مـك ا 1432-12-02 ،ـ اس ـسؤُم ع ھمدـقام بـ ا ر رقتلا ( خ ) فـنآ ركذـلا ، رقأو فارط قـفاوملا 2011-06-27م ، ن ح نأ غـلبملا ردـقملا ب( ـ 368.757.931 ) لاـ ر ، هدروأ بـ ا هر رقت ي اـ لا خرؤملا 1432-11-07 ،ـ قفاوملا 2011-10-05م ة علاو ر رقتلاب ي ا لا ال ي دـبملا ؛ ھيف ةـيافكلا ، ةوـالع إ ھنأ دـع عـالطا ةرئادـلا ع ر رقتلا ( ر رقت لالط وبأ ةـلازغ ،) ناب ـسا نأ ب ا دروأ غلبملا ردـقملا ب ( :ـ 79.924.901 لاـ ر ،) هر رقت ي دـبملا خرؤملا 1432-07-25 ،ـ ر رقت دامتعا ةرئادـلا ھيلع ، مث ن بلطي حي ـ ت ةـميقلا ةـيلعفلا ةكرـشلل ، امك نأ ام هراثأ دملا ھيلع نم ة ـ دـقع عيبلا م ملا عم ھثروم ، دقف تلوانت ةمكحم لوأ ةجرد درلا ھيلع امب لا ر ،) ام و نأ اذـ عفدـلا فاضي إ عوفد دملا ھيلع ةـضقانتملا قباسلا ا ركذ ، ذإ دـي نأ ر رقتلا ةدوسم ، مث دـي ھنأ مل قفاوي ھيلع امنإو قفاو ع ـصلا جراختلا ، مث نعطي نـم نأ ةـميق ةكرـش دـمحأ ز ةـ راجتلا ـ اـقفو ر رقتل لـالط وـبأ ةـلازغ ـ تـس ل اـمك ھـتررق ةـمكحم لوأ ةـجرد نـم اـ أ ( : 368.757.931 ) لاـ ر ، ثيح دـي اـ أ ةـميقب ا ردـق ( : 79.924.901 مامأ بتا لدعلا نا خ رات 2010-09-25م ، ةوالع ع ولخ كيشلا نم يأ حرش ھيلع ن بي ب س .هر رحت لانيالو نم كلذ ام هراثأ دملا ھيلع ھتركذم ةمدقملا خ رات 1445-02-29 ،ـ دادـسلاب ، ذإ برطـضا – اـمك قبـس ھناـيب – ھعوفد ةـميق صـص ا ددـسملاو ا م ، الـضف نع نو كيـشلا ھخ رات قحال خـ راتل عيبلا ، ذإ نأ خـ رات عيبلا نا 2010-08-30م ، ھقيثوتو نو ي ھعم دـسجت ة ـ ىوعد .ن عدملا امأو كيـشلا ةميقب ( 450.000 ) لاـ ر ، مقرب ( 000844 ) خ راتو 2010-10-04م ، بو ـ ملا ع كنب ابماس ، ھنإف مل نكي دـمع دملا ھيلع هاوعد نـم ...ليلدـلا اـقفرم ھـب ي :أ - ةركذـم ن بـت عوـن ليلدـلا .ھتاـناي و ب - ھتلـص ىوعدـلاب هرثأو اـ ف ،) اـم و نأ دملا ھيلع ـح ھخ راـت ، مل مدـقي اـم م ـلا ھميدـقتب نم ھت يب ع دادـسلا ، امم ھيلع ةرقفلا و نم ةداملا ةـسداسلا ةرـشع نم ةـلد ةـيئارج ماظنل تابث ( : اميف مل دري ھب صن صاخ ؛ بجي دـنع ميدـقت يأ ليلد نم ةلدأ تابث ةمكحملل ، قافرإ ة ـ ة ـ او ةـميقل صـص ا ، عـالطا و ةرئادـلا ع اـم ھقفرأ ( ع ماظنلا ) ـ تا مدـع ھميدـقت يأل دن ـسم لدـي ع كلذ ، ىوس قيثوت بتا لدـعلا دـقعو س ـسأتلا لدـعملا ( رركم ن ترم ،) املو تـصن تـصن ھـيلع ةرقفلا و نـم ةداملا ةـثلاثلا نـم تاذ ماـظنلا ع ھـنأ ( : ةـن بلا ع نـم ... دا ،) اـم و نأ دملا ھـيلع ةـسلج 1445-02-20 ،ـ دا ھنأ مدـقت روـصب تا يـش ت ثت هدادـس فـيل ت ةـمكحملا عنـصب ليلدـلا ، ھـيفف ضقاـنت أدـبمل داـيح ءاـضقلا ، امل تـصن ھـيلع ةرقفلا و نـم ةداملا ةـيناثلا نـم ماـظن تاـبث ع ھـنأ ( : ع دملا نأ تـ ثي ھيعدـيام نـم قـح ،) امو ةـباتكلاب كـنبلل يزكرملا كونبلاو تاذ ةـقالعلا وأ ةـمكحملا ةـماعلا ةدـجب نم لـجأ بالجتـسا ليلد ھل ع ھنو ماق دادـس ةـميق صـص ا ، نإف نم دا ائ ـش ھيلعف ميدـقت ھت ثيام ، امأو امل سـسأ ھب ىوعدـلا نم دوـجو ن غلا شحاـفلا ، نو و ثروملا ادـقاف ةـيل ألل كارد و ، ھيلعو نكميـالف لاـمعإ هذـ داوملا ةـفنآ ركذـلا ع ةـعقاولا لـحم .ىوعدـلا اـمأو بلط دملا ھيلع صـص ا ، نمو مث مدـ</w:t>
+        <w:t>الومحم ع ھبابسأ ، عو ھنمضتام ( اذ مك ا ) نم بابسأ .ةيفاضإ رظنُتل قفو ـ تقملا رـشلا يماـظنلاو ، اـمب ن عتي ھعم رـصح لـصفلا ىوعد ن يعدملا ؛ ھيلعو اس ـسأتو امل قبـس ھنايب ، ت تف ھعم ةرئاد فان تس إ دـييأت مكح ةـمكحم لوأ ةجرد إ ةرئادـلا ةردـصم مـك ا ، اـمو ھلبقت ةـمكحملا نم ةـلدأ عوـفدو ھجوأو عاـفد ةدـيدج ،) ھيلعو نكميف بحاـصل ةفـصلا ـ نإ بغر ـ مدـقتلا ىوعدب ةديدج ةلقتـسم مامأ ةمكحملا ةصتخملا ، ةـ راجتلا ع ھنأ ( : لقنُي فان تس ىوعدـلا ا لاحب لا تنا ا لع لبق رودـص مك ا فنأتـسملا ةبـس لاب إ ام عفر ھنع فان تس طقف ، رظنتو ةـمكحملا فان تس ع ساسأ ام مدق ھعفدـب ، نـمو قحتـسملا ھمالتـسال ، اـقفوو ةدـعاقل رث لـقانلا فاـن تسالل ، أدـبملو ـ اقتلا ع ن تـجرد ، املو تـصن ھـيلع ةرقفلا و نـم ةداملا ةـيناثلا نوناـمثلاو نـم ماـظن مكاـحملا ةيـصولا فرـصب ( 5 )% ھجوـأل ـلا او ، فرـصو يقبتملا نـم ثـلثلا ءاـنبأل وـتملا ( يزاـغ ،) اـم و نأ اذـ بـلطلا مـل ھلواـن ت ةـمكحم لوأ ةـجرد ملو لـصفت ھيف ، ثيح مل ن بـت ھيف نم مزلُملا دملا ھـيلع لوـصولا إ ةـجي ن لاـطبإ تـالا ولا ةرداـصلا نـع م دـلاو دـملل ، نود دنـس حي ـ ، اذـل نوـ يف بـلط دملا ھـيلع ( باوجتـسا ھتدـلاو ) غ .لوـبقم اـميفو قـلعتي ذيفن ب ةرئادـلا ترـشاب عـالط ع ويدـيفلا لـسرملا نـم لـيكو دملا ھـيلع ع دـ رب ةرئادـلا ي و ـكل ، يذـلاو مـت ھـيف لي ـ بوـس م ل ـ ةدـلاو رط ىوعدـلا ، تأرو ھـنأ ى أ ع وـحن تبا ھنم نو ةـياغ دملا ھيلع نم باوجتـس و لصوتلا إ لاطبإ ةـلا ولا ةيعرـشلا ةرداصلا ا م دملل ، لاو ررحم ـسر ھل ھتي ةمئاقلا ھتاذب ، ملو متي نعطلا ا ف ر و لاب ، امك نأ باوجتـس يأ ةـلحرم تناـ اـ لع ىوعدـلا ،) اـم و نأ ءارج يزاوـج ـال ي وـجو ، اـم و نأ ةرئاد فاـن تس تأر مدـع ةـجا ا ھيلإ ، ةـيافكل ع اـقو ىوعدـلا لـصفلا عا لا ، الـضف نع ةددـحملا كلذـل ،) املو تـصن ھـيلع ةداملا ةـسما ا نوثـالثلاو نـم ةـلد ةـيئارج ماـظنل تاـبث ع ھـنأ ( : زوـجي ةـمكحملل - نـم ءاـقلت ا ـسفن وأ ءاـنب ع بـلط دـحأ موـص ا - ءارجإ (21/1 ) نم ماـظن تاـبث ع ھنأ ( : ةـمكحملل - نم ءاـقلت ا ـسفن وأ ءاـنب ع بلط دـحأ موـص ا - نأ رمأـت روـضحب مص ا ھباوجتـسال ، بج و ع نم ررقت ھباوجتـسا نأ رـضحي ةـسل ا هدروأ دملا ھـيلع ةـميق صـص ا ، اـمم نو يـال ھـعم لـحم ءاعدتـسال بـ ا بدـتنملا ؛ ءاـفتنال .ھب ـس اـمأو نـع بـلط دملا ھـيلع ( باوجتـسا ھتدـلاو : ةـقتاع ،) املو تـصن ھـيلع ةداملا نأ لدـع امع ترمأ ھب نم تاءارجإ تابث ؛ طرـش نأ ن بت بابـسأ لودـعلا رـضحم ةسل ا ،) ام و ھنأ ناب ـسا ةرئادلل نابإ ا ـصحف ن ر رقتلل ي دبملا ي ا لاو ، لاوز لا ـش س يذلا ز هدالوأو ..ةـ راجتلا .) ھيلعو اس ـسأتو نع لودـع ةرئادـلا لاـيح ءاعدتـسا ب ا ( لالط وبأ ةـلازغ ،) امل تصن ھيلع ةرقفلا و نم ةداملا ةعـساتلا نم ماظن تابث ع ھنأ ( : ةمكحملل و و ام دـكأ ھيلع ب ا بدـتنملا ةـيا ةرقفلا ( ج ) نم دنبلا ايناث ، امب ھصن ( : ع زوت اص قوقح ءا رـشلا ةكرـش دمحأ ز ة راجتلا ، ع ءا رـشلا دع ةداعإ ع زوت ةصح ةكرـش دمحأ دـمتعملا نم ب ا ساـحملا ةـميقلا ةـيقيق ا ةكرـشلل ؛ اـ و ل تلمتـشا ع اـص قوق ا باـس حاو تازواـجت دملا ھيلع اـ ف ، س لو امك هاعدا دملا ھيلع نم ھنو مقرلا لو ، 2011م ،) نـ ح نأ بـ ا لـصف غـلبملا رخ هردـقو ( : 368.757.931 ) لاـ ر ، ع ھـنأ ( : اـص قوـقح ءا رـشلا ةـي فدلا ةـلدعملا مييقتلاـب رثأو تازواـجتلا ،) ھـيلعو نإـف مـقرلا خ و كـص .مـك ا ةوـالع إ نأ ( ر رقت لـالط وـبأ ةـلازغ ،) ناب ـسا نأ بـ ا ركذ غـلبم ( 68.424.362 ) لاـ ر ، ع ھـنأ ( : ص م قوـقح ةـيكلملا ةـي فدلا ةـع اتلا ةـلدعملا مييقتلاـب اـمك -03-31 م عـالطاب ع ر رقتلا ةرقفلا ةـع ارلا نـم دـنبلا عـ ارلا نم ةـقيثو ـصلا ةـت ثملا ةحفـصلا ةرـشاعلا نم كـص مك ا ، دـنبلاو سداـسلا نم ـصلا ت ثملا ةحفـصلا ةـيدا ا ةرـشع نم الـضف نـع نأ مـكح ـصلا ردـص خـ رات قحـال نـع اذـ ر رقتلا ، ثـيح ردـص مـك ا 1432-12-02 ،ـ اس ـسؤُم ع ھمدـقام بـ ا ر رقتلا ( خ ) فـنآ ركذـلا ، رقأو فارط قـفاوملا 2011-06-27م ، ن ح نأ غـلبملا ردـقملا ب( ـ 368.757.931 ) لاـ ر ، هدروأ بـ ا هر رقت ي اـ لا خرؤملا 1432-11-07 ،ـ قفاوملا 2011-10-05م ة علاو ر رقتلاب ي ا لا ال ي دـبملا ؛ ھيف ةـيافكلا ، ةوـالع إ ھنأ دـع عـالطا ةرئادـلا ع ر رقتلا ( ر رقت لالط وبأ ةـلازغ ،) ناب ـسا نأ ب ا دروأ غلبملا ردـقملا ب ( :ـ 79.924.901 لاـ ر ،) هر رقت ي دـبملا خرؤملا 1432-07-25 ،ـ ر رقت دامتعا ةرئادـلا ھيلع ، مث ن بلطي حي ـ ت ةـميقلا ةـيلعفلا ةكرـشلل ، امك نأ ام هراثأ دملا ھيلع نم ة ـ دـقع عيبلا م ملا عم ھثروم ، دقف تلوانت ةمكحم لوأ ةجرد درلا ھيلع امب لا ر ،) ام و نأ اذـ عفدـلا فاضي إ عوفد دملا ھيلع ةـضقانتملا قباسلا ا ركذ ، ذإ دـي نأ ر رقتلا ةدوسم ، مث دـي ھنأ مل قفاوي ھيلع امنإو قفاو ع ـصلا جراختلا ، مث نعطي نـم نأ ةـميق ةكرـش دـمحأ ز ةـ راجتلا ـ اـقفو ر رقتل لـالط وـبأ ةـلازغ ـ تـس ل اـمك ھـتررق ةـمكحم لوأ ةـجرد نـم اـ أ ( : 368.757.931 ) لاـ ر ، ثيح دـي اـ أ ةـميقب ا ردـق ( : 79.924.901 مامأ بتا لدعلا نا خ رات 2010-09-25م ، ةوالع ع ولخ كيشلا نم يأ حرش ھيلع ن بي ب س .هر رحت لانيالو نم كلذ ام هراثأ دملا ھيلع ھتركذم ةمدقملا خ رات 1445-02-29 ،ـ دادـسلاب ، ذإ برطـضا – اـمك قبـس ھناـيب – ھعوفد ةـميق صـص ا ددـسملاو ا م ، الـضف نع نو كيـشلا ھخ رات قحال خـ راتل عيبلا ، ذإ نأ خـ رات عيبلا نا 2010-08-30م ، ھقيثوتو نو ي ھعم دـسجت ة ـ ىوعد .ن عدملا امأو كيـشلا ةميقب ( 450.000 ) لاـ ر ، مقرب ( 000844 ) خ راتو 2010-10-04م ، بو ـ ملا ع كنب ابماس ، ھنإف مل نكي دـمع دملا ھيلع هاوعد نـم ...ليلدـلا اـقفرم ھـب ي :أ - ةركذـم ن بـت عوـن ليلدـلا .ھتاـناي و ب - ھتلـص ىوعدـلاب هرثأو اـ ف ،) اـم و نأ دملا ھيلع ـح ھخ راـت ، مل مدـقي اـم م ـلا ھميدـقتب نم ھت يب ع دادـسلا ، امم ھيلع ةرقفلا و نم ةداملا ةـسداسلا ةرـشع نم ةـلد ةـيئارج ماظنل تابث ( : اميف مل دري ھب صن صاخ ؛ بجي دـنع ميدـقت يأ ليلد نم ةلدأ تابث ةمكحملل ، قافرإ ة ـ ة ـ او ةـميقل صـص ا ، عـالطا و ةرئادـلا ع اـم ھقفرأ ( ع ماظنلا ) ـ تا مدـع ھميدـقت يأل دن ـسم لدـي ع كلذ ، ىوس قيثوت بتا لدـعلا دـقعو س ـسأتلا لدـعملا ( رركم ن ترم ،) املو تـصن ھـيلع ةرقفلا و نـم ةداملا ةـثلاثلا نـم تاذ ماـظنلا ع ھـنأ ( : ةـن بلا ع نـم ... دا ،) اـم و نأ دملا ھـيلع ةـسلج 1445-02-20 ،ـ دا ھنأ مدـقت روـصب تا يـش ت ثت هدادـس فـيل ت ةـمكحملا عنـصب ليلدـلا ، ھـيفف ضقاـنت أدـبمل داـيح ءاـضقلا ، امل تـصن ھـيلع ةرقفلا و نـم ةداملا ةـيناثلا نـم ماـظن تاـبث ع ھـنأ ( : ع دملا نأ تـ ثي ھيعدـيام نـم قـح ،) امو ةـباتكلاب كـنبلل يزكرملا كونبلاو تاذ ةـقالعلا وأ ةـمكحملا ةـماعلا ةدـجب نم لـجأ بالجتـسا ليلد ھل ع ھنو ماق دادـس ةـميق صـص ا ، نإف نم دا ائ ـش ھيلعف ميدـقت ھت ثيام ، امأو امل سـسأ ھب ىوعدـلا نم دوـجو ن غلا شحاـفلا ، نو و ثروملا ادـقاف ةـيل ألل كارد و ، ھيلعو نكميـالف لاـمعإ هذـ داوملا ةـفنآ ركذـلا ع ةـعقاولا لـحم .ىوعدـلا اـمأو بلط دملا ھيلع صـص ا ، نمو مث مدـع ة ز</w:t>
       </w:r>
     </w:p>
     <w:p>
@@ -923,7 +923,7 @@
           <w:b w:val="0"/>
           <w:i w:val="0"/>
         </w:rPr>
-        <w:t>ع ة زاوج ھتبلاطم كلتب ىوعدلا .) .أ .ـ كلذ نأ دملا مل بلطي داد س ا ل ، ملو ركني ةـعقاو عيبلا ا ل ، امنإ نعطي ة ـ ةميقلا لا ا عاتبا دملا ھيلع ، اقفو ( ةـماسأ ز ) داد ـسا صـص ا ةـكولمملا ھـثرومل ثروـمو نـ عدملا ، ثـيحو نإ دملا مـل بـلطي قـح داد ـس وأ قـح ةعفـشلا نأـش كـلت صـص ا مـلو دـبي ةـمث ضا ـعا ع عيبـلا كلتل ھتـصح دـحأل ءا رـشلا تزاـجأو يـأل نـم ءا رـشلا م ـضع وأ مـ عيمج قـح داد ـس بـلطو لوـص ا ع كـلت صـص ا ضوـع ، ثـيحو نإ تباـثلا – رارقإـ و دملا - بـلط دملا ھيلع لزاـنتلا ةـصحب ةدـحاو تيطعأ هذـ ةـص ا ءا رـشلل نيذـلا اوبلط داد ـس عم ةاـعارم مكح ةرقفلا ةـيناثلا نم ةداملا ( 158 .) ب ـ املو ناـ داـفم كـلت ةداملا اـ أ تزاـجأ ك رـشلل لزاـنتلا نع نـم ةداملا ( 157 ،) اذإو لمعتسا قح داد س كأ نم ك رش نا و لزانتلا قلعتي ةلمجب صصح تمسق هذ صص ا ن ب لاط داد س ةبس ب ةصح ل م م سأر لاملا ، اذإو قلع اـ مثب يقيق ا ، اذإـف تضقنا نوثـالث اـموي نم خـ رات راطخ نود نأ لمعتـس دـحأ ءا رـشلا ھقح داد س نا بحاصل ةـص ا ق ا فرـصتلا ا ف عم ةاعارم مكح ةرقفلا ةيناثلا</w:t>
+        <w:t>اوج ھتبلاطم كلتب ىوعدلا .) .أ .ـ كلذ نأ دملا مل بلطي داد س ا ل ، ملو ركني ةـعقاو عيبلا ا ل ، امنإ نعطي ة ـ ةميقلا لا ا عاتبا دملا ھيلع ، اقفو ( ةـماسأ ز ) داد ـسا صـص ا ةـكولمملا ھـثرومل ثروـمو نـ عدملا ، ثـيحو نإ دملا مـل بـلطي قـح داد ـس وأ قـح ةعفـشلا نأـش كـلت صـص ا مـلو دـبي ةـمث ضا ـعا ع عيبـلا كلتل ھتـصح دـحأل ءا رـشلا تزاـجأو يـأل نـم ءا رـشلا م ـضع وأ مـ عيمج قـح داد ـس بـلطو لوـص ا ع كـلت صـص ا ضوـع ، ثـيحو نإ تباـثلا – رارقإـ و دملا - بـلط دملا ھيلع لزاـنتلا ةـصحب ةدـحاو تيطعأ هذـ ةـص ا ءا رـشلل نيذـلا اوبلط داد ـس عم ةاـعارم مكح ةرقفلا ةـيناثلا نم ةداملا ( 158 .) ب ـ املو ناـ داـفم كـلت ةداملا اـ أ تزاـجأ ك رـشلل لزاـنتلا نع نـم ةداملا ( 157 ،) اذإو لمعتسا قح داد س كأ نم ك رش نا و لزانتلا قلعتي ةلمجب صصح تمسق هذ صص ا ن ب لاط داد س ةبس ب ةصح ل م م سأر لاملا ، اذإو قلع اـ مثب يقيق ا ، اذإـف تضقنا نوثـالث اـموي نم خـ رات راطخ نود نأ لمعتـس دـحأ ءا رـشلا ھقح داد س نا بحاصل ةـص ا ق ا فرـصتلا ا ف عم ةاعارم مكح ةرقفلا ةيناثلا</w:t>
       </w:r>
     </w:p>
     <w:p>
@@ -936,7 +936,7 @@
           <w:b w:val="0"/>
           <w:i w:val="0"/>
         </w:rPr>
-        <w:t>ا كم ا كم منطوق منطوق</w:t>
+        <w:t>ا كم ا كم منطوق</w:t>
       </w:r>
     </w:p>
     <w:p>
@@ -975,7 +975,7 @@
           <w:b w:val="0"/>
           <w:i w:val="0"/>
         </w:rPr>
-        <w:t>رات ـخ صلا ـك : ۳۱/۳۰/۵٤٤۱ مقر حفصلا ـة : ٦۱ ةرئاد ةرئاد فان تس فان تس ةيناثلا ةيناثلا ةمكحملا ةمكحملا ة راجتلا ة راجتلا ةدجب ةدجب</w:t>
+        <w:t>رات ـخ صلا ـك : ۳۱/۳۰/۵٤٤۱ مقر حفصلا ـة : ٦۱ ةرئاد فان تس فان تس ةيناثلا ةمكحملا ة راجتلا ة راجتلا ةدجب</w:t>
       </w:r>
     </w:p>
     <w:p>
@@ -1001,7 +1001,7 @@
           <w:b w:val="0"/>
           <w:i w:val="0"/>
         </w:rPr>
-        <w:t>التنفيذية التنفيذية الصيغة الصيغة</w:t>
+        <w:t>التنفيذية الصيغة</w:t>
       </w:r>
     </w:p>
     <w:p>
@@ -1066,7 +1066,7 @@
           <w:b w:val="0"/>
           <w:i w:val="0"/>
         </w:rPr>
-        <w:t>رات ـخ صلا ـك : ۳۱/۳۰/۵٤٤۱ مقر حفصلا ـة : ۷۱ ةرئاد ةرئاد فان تس فان تس ةيناثلا ةيناثلا ةمكحملا ةمكحملا ة راجتلا ة راجتلا ةدجب ةدجب</w:t>
+        <w:t>رات ـخ صلا ـك : ۳۱/۳۰/۵٤٤۱ مقر حفصلا ـة : ۷۱ ةرئاد فان تس فان تس ةيناثلا ةمكحملا ة راجتلا ة راجتلا ةدجب</w:t>
       </w:r>
     </w:p>
     <w:p>
@@ -1092,7 +1092,7 @@
           <w:b w:val="0"/>
           <w:i w:val="0"/>
         </w:rPr>
-        <w:t>ةرادإ ةرادإ ىواعدلا ىواعدلا ما ح و ما ح و</w:t>
+        <w:t>ةرادإ ىواعدلا ما ح و ما ح و</w:t>
       </w:r>
     </w:p>
     <w:sectPr>

--- a/zaini_case_audit_output/outputs/word/documents/023_صك حكم نهائي الشيخ اسامة زيني ـ دعوى 42824717 - 25-08-1445 هـ رفض الالتماس.pdf.docx
+++ b/zaini_case_audit_output/outputs/word/documents/023_صك حكم نهائي الشيخ اسامة زيني ـ دعوى 42824717 - 25-08-1445 هـ رفض الالتماس.pdf.docx
@@ -78,7 +78,73 @@
           <w:b w:val="0"/>
           <w:i w:val="0"/>
         </w:rPr>
-        <w:t>: عد عد أما االله رسول ع ع والسلام والصلاة مد مد ا ا ـ ۱٤٤٤٤۲/۱۲۱۲/۲۵۲۵ خ خ وتار ٤۲۸۲ ۲۸۲٤۷۱۷ ۷۱۷ رقم القضية ع ع ناء و و الثانية ناف ست ست دائرة فلدى</w:t>
+        <w:t>[صفحة 1]</w:t>
+        <w:br/>
+        <w:t>25</w:t>
+        <w:br/>
+        <w:t>1 ةيدوعسلا ةيبرعلا ةكلمللا كلا</w:t>
+        <w:br/>
+        <w:t>ل 3 الا</w:t>
+        <w:br/>
+        <w:t>حا لست _حجججججججججججججججججبببجب ‏ 3 3</w:t>
+        <w:br/>
+        <w:t>المحكمة التجارية بجدة رقم الصفحة ‎١ ١‏ 97 م 0_0</w:t>
+        <w:br/>
+        <w:t>دائرة الاستئناف الثانية ‎١‏ تاريخ الصك: 8١/8./ة44١‏ 3 90 الآ</w:t>
+        <w:br/>
+        <w:t>الحمد لله والصلاة والسلام”على رشّول الله أما يعد:</w:t>
+        <w:br/>
+        <w:t>فلدى دائرة الاستئناف الثانية وبناء على القضية رقم 17/ا27801'4 وتاريخ 17/178 ‎١527/١‏ ه</w:t>
+        <w:br/>
+        <w:t>ب( ؟ب؟7ب ل ةيضقلا قارطاأ ل</w:t>
+        <w:br/>
+        <w:t>عدنان احمد عباس زيني الهوية الوطنية لف ل سعودي المدعي مستأنف</w:t>
+        <w:br/>
+        <w:t>عاتقة محمديحيى محمدعلي الحرازي الهوية الوطنية يل سعودي مدعى عليه مستأنف ضده</w:t>
+        <w:br/>
+        <w:t>اسامة احمد عباس زيني الهوية الوطنية 00 سعودي مدعى عليه مستأنف ضده</w:t>
+        <w:br/>
+        <w:t>عئاقولا</w:t>
+        <w:br/>
+        <w:t>بما أن هذه الدائرة قد قامت بدراسة أطلب قبول الالتماس المقدم من وكيل المدعى عليه . وما أرفق به</w:t>
+        <w:br/>
+        <w:t>من أوراق وتبيّن لبا من تلك الدراسة أن وكيل المدعى عليه أسامة احمد عباس زيني تقدم بطلب التماس في</w:t>
+        <w:br/>
+        <w:t>الحكم الصادر من محكمة الاستئناف بتاريخ 5ه لمتضمن: (حَكَمَتٍ الدَائِرَةُ: بقبول الاعتراضين</w:t>
+        <w:br/>
+        <w:t>شكلا وفي الموضوع: بتأييد حكم الدائرة التجارية الأولى في المحكمة التجارية بجدة المؤرخ في 1445-01-01ه.</w:t>
+        <w:br/>
+        <w:t>في القضية رقم (42824717) مع تعديل منطوقه ليكون بما يلي: (أولاً إلزام أسامة بن أحمد بن عباس زيني»</w:t>
+        <w:br/>
+        <w:t>هوية وطنية رقم (1008017301) بأن يندفع لعاتقة محمد يحيى محمد علي الحرازي. هوية وطنية رقم</w:t>
+        <w:br/>
+        <w:t>(1007056847): مبلغاً قدره: (71/,501,719) سبعة وعشرون مليوناً وستمئة واحد وخمسون ألفاً ومئتان</w:t>
+        <w:br/>
+        <w:t>وتسعة عشر ربالا ثانياً: إلزام أسامة بن أحمد بن عباس زينيء هوية وطنية رقم (1008017301) بأن يدفع ل</w:t>
+        <w:br/>
+        <w:t>عدنان أحمد عباس زيني. هوية وطنية رقم (1017092733). مبلغاً قدره: (17,176,7170) ستة وتسعون</w:t>
+        <w:br/>
+        <w:t>هللا ىلصو .قفوملا هللاو .بابسألاب حضوم وه امل ؛(ًالابر نوعبسو ناتئمو ًافلأ نوعبسو ةعستو ةئمعبسو ًانويلم</w:t>
+        <w:br/>
+        <w:t>وسلم على نبينا محمد وآله وصحبه أجمعين) .. وفي جلسة 25/07/1445ه المنعقدة عبر الاتصال المرئي عن</w:t>
+        <w:br/>
+        <w:t>بعد والمبلغ بها أطرافها إلكترونياً واطلعت الدائرة على ملف القضية. واطلعت الدائرة على طلب التماس إعادة</w:t>
+        <w:br/>
+        <w:t>النظر المقدمة من وكيل المدعى عليه سامة احمد عباس زيني) بتاريخ 13 / 07 / 1445هء ونصها:(أسباب طلب</w:t>
+        <w:br/>
+        <w:t>الالتماس: وفقاً للمادة (86) من نظام المحاكم التجارية ونصها: "يجوز تقديم التماس إعادة النظر في الأحكام</w:t>
+        <w:br/>
+        <w:t>اذهب مدقتأ هيلعو .ةيعرشلا تاعفارملا ماظن يف اهلع صوصنملا لاوحألا يف -ماظنلا بجومب ةرداصلا- ةيئاهلا</w:t>
+        <w:br/>
+        <w:t>تالاحلا يف ةيئاهنلا ماكحألا يف رظنلا ةداعإ نسمتلي نأ موصخلا نم يأل قحي) :هنأ ىلع تصن يتلا و تاعفارملا</w:t>
+        <w:br/>
+        <w:t>التالية: ب- إذا حصل الملتمس بعد الحكم على أوراق قاطعة في الدعوى كان قد تعذر عليه إبرازها قبل الحكم.</w:t>
+        <w:br/>
+        <w:t>ج- إذا وقع من الخصم غش من شأنه التأثير في الحكم). ولما كان المقرر نظاماً وطبقاً للمادة (201) من نظام</w:t>
+        <w:br/>
+        <w:t>المرافعات الشرعية ولائحتها التنفيذية, أن مدة تقديم الالتماس هي ثلاثون يوماً تبدأ من يوم ظهور الأوراق</w:t>
+        <w:br/>
+        <w:t>المنصوص علها في الفقرة (ب) من المادة المائتين من هذا النظام أو ظهر فيه الغشء وتكفي إفادة الملتمس</w:t>
       </w:r>
     </w:p>
     <w:p>
@@ -91,7 +157,13 @@
           <w:b w:val="0"/>
           <w:i w:val="0"/>
         </w:rPr>
-        <w:t>ھتفص تسالاب فان فارطأ ةيضقلا ىدلف</w:t>
+        <w:t>[صفحة 2]</w:t>
+        <w:br/>
+        <w:t>خلال إزعربية السعودية صك رقم .878577. 447</w:t>
+        <w:br/>
+        <w:t>ماع</w:t>
+        <w:br/>
+        <w:t>قز</w:t>
       </w:r>
     </w:p>
     <w:p>
@@ -104,7 +176,73 @@
           <w:b w:val="0"/>
           <w:i w:val="0"/>
         </w:rPr>
-        <w:t>بالقضية صفتھ سية ا ة و ال رقم ة و ال نوع سم مستأنف المد سعودي ۱۰۱۷۰۹۲۷۳۳ الوطنية ة و ال ز عباس احمد عدنان ضده مستأنف عليھ مد سعودي ۱۰۰۷۰۵٦۸٤۷ الوطنية ة و ال رازي ا محمدع محمديح عاتقة ضده مستأنف</w:t>
+        <w:t>ا اا ‎١‏ ا ليده 3 00</w:t>
+        <w:br/>
+        <w:t>بتاريخ علمه بالتزوير والغش وبوقت ظهور الأوراق المنصوص علههاء وحيث أن الأوراق القاطعة في الدعوى لم</w:t>
+        <w:br/>
+        <w:t>تظهر إلا بتاريخ 15 / 06 / 1445ه وأن تاريخ العلم بالغش هبو 04 / 07 / 1445ه وحيث لم يمض على</w:t>
+        <w:br/>
+        <w:t>العلم بها ثلاثون يوماً لذا فإن الالتماس مقبول شكلاً لرفعه في الميعاد النظامي. وعملا بالمادة (51 /1) من</w:t>
+        <w:br/>
+        <w:t>اللائحة التنفيذية للاعتراض على الأحكام والتي أوردت النص على أن تضمن لائحة الالتماس بيان الوقائع</w:t>
+        <w:br/>
+        <w:t>محل الالتمساس وأثرها على الحكمء لذا سوف أعرض لكل سبب من أسباب الالتماس متناولاالواقعة محل</w:t>
+        <w:br/>
+        <w:t>الالتماس وأثرها في الحكم على النحو الآتي: السبب الأول للالتماس: الحصول على أوراق قاطعة في الدعوى قد</w:t>
+        <w:br/>
+        <w:t>تعذر إبرازها قبل الحكم: لما كان الحكم الملتمس عليه قد أسس قضاءه على صحة البيع مع نفي سداد الثمن»</w:t>
+        <w:br/>
+        <w:t>وفي ذات الوقت لم يأخذ بالثمن المدون بعقد البيع الموقع من مورث الملتمس ضدهما والمقدم من الملتمس</w:t>
+        <w:br/>
+        <w:t>والذي يفيد أن البيع تم لقاء ثمن حقيقي قدره (120,000,000 مليون ريال)» وأورد في تسبيبه بأن المدعى عليه</w:t>
+        <w:br/>
+        <w:t>(الملتمس) لم يقدم ما يثبت أن قيمة شراء الحصص دفعت بطريق سداد مديونيات عن والده للبنوك</w:t>
+        <w:br/>
+        <w:t>وتكليفات من الوالد للصرف عليه كما هو وارد بالعقد ؛ ومن غير الممكن التحقق من صحته أو دقته. ورفضت</w:t>
+        <w:br/>
+        <w:t>اذه ىلع ليلدلا ميدقت لجأل ةقالعلا تاذ كونبلاو يزكرملا كنبلل ةباتكلا (سمتلملا) هيلع ىعدملا بلط ةرئادلا</w:t>
+        <w:br/>
+        <w:t>السداد القيمة الحصص والتي تعذر تقديمهاء مسبباً ذلك بأن من ادعى شيئاً فعليه تقديم ما يثبته. وأن</w:t>
+        <w:br/>
+        <w:t>مخاطبة المحكمة للبنك المركزي يخرجها عن الحياد. كما عول على تسبيب محكمة الدرجة الأولى الذي</w:t>
+        <w:br/>
+        <w:t>تضمن أن المدعى عليه (الملتمس) لم يقدم تقييمات أخرى للشركة. وبناء على ذلك يتضح الآتي: أن الوقائع</w:t>
+        <w:br/>
+        <w:t>محل الالتماس تجسدت في عدم قناعة محكمة الاستئناف الصادر عنها الحكم الملتمس عليه بسداد ثمن</w:t>
+        <w:br/>
+        <w:t>الحصص. واتخذت من تعذر تقديم المدعى عليه مستندات تفيد السداد قرينة على انتقاء السداد. كما</w:t>
+        <w:br/>
+        <w:t>نيمختلاو نظلا اهانبم ةنيرقلا .نويلم 000,000,120 ةميقلا نأ ةيف تباثلا عيبلا دقعب اهتعانق مدع تسسأ</w:t>
+        <w:br/>
+        <w:t>بأن المورث لم يوقع على العقد وأنه كان وقت التعاقد فاقد الأهلية أثر الوقائع على الحكم أن محكمة</w:t>
+        <w:br/>
+        <w:t>الاستئناف اعتبرت أن البيع وقع والثمن لم يسدد. وإذ تعذر على الملتمس إبراز الأوراق القاطعة التي تقيد</w:t>
+        <w:br/>
+        <w:t>لوصحلا متو امهدض سمتلملاو سمتلملا ثروم) عئابلا ىلع تاينويدم دادسب سمتلملا مايق لالخ نم دادسلا</w:t>
+        <w:br/>
+        <w:t>يزكرملا كنبلا ةبطاخم اهلجل مزلي ءافولا تادنتسم نأ قاروألا زاربا رذعت ببس و ءمكحلا رودص دعب اهلع</w:t>
+        <w:br/>
+        <w:t>والبنوك ذات العلاقة وأن ذلك يستغرق مدة طويلة, لا. سيما وأن المبالغ المسددة تتجاوز الستين مليوت ريال</w:t>
+        <w:br/>
+        <w:t>ومسددة على مدار ما.يقرب من ثمان سنوات وهي الفترة من 1431ه وحتى عام 1438ه أي من فترة تتجاوز</w:t>
+        <w:br/>
+        <w:t>4 سنة كاملة سابقة على الدعوى. كما أن محكمة الاستئناف رفضت طلب المدعى عليه (الملتمس) مخاطبة</w:t>
+        <w:br/>
+        <w:t>يتلا قاروألا نع امأ .اهنيح يف اهميدقتو اهلع لوصحلا سمتلملا ىلع رذعتو .ةقالعلا تاذ كونبلاو يزكرملا كنبلا</w:t>
+        <w:br/>
+        <w:t>تم الحصول علها بعد الحكم الملتمس علية وتفيّدٍ السنداد فمي ما يلي: أولاً : سداد قروض بنكية على المورث في</w:t>
+        <w:br/>
+        <w:t>الفترة من 1431ه إلى 1436ه بمبلغ إجمالي قدره (20:043,862) ( عشرين مليون ريال وثلاثة وأربعون ألفا</w:t>
+        <w:br/>
+        <w:t>وثمانمائة واثنين وستون ربالاً). (مرفق 1 كشف ببيان المبالغ واستتحقاقاتها للبنوك ومستندات بنكية بإيداعات</w:t>
+        <w:br/>
+        <w:t>ريمألا امهو ةصاحم ةكارش دوقعب دلاولا ءاكرش تاقحتسم نع ةرابع ثروملا ىلع نويد دادس :ًايناث (ءافولا</w:t>
+        <w:br/>
+        <w:t>غلبم (سمتلملا) هيلع ىعدملا مهل ددسو ثروملا نيبو مهنيب جراختلا متو ءنيرخآو .دوعس لآ زيزعلا دبع نب دمحأ</w:t>
+        <w:br/>
+        <w:t>وقدره (/19,474.43717) تسعة وعشرون مليوناً وأربع مائة وأربعة وعشرون ألفا وسبعة عشرة ريالا.تم سَداده</w:t>
+        <w:br/>
+        <w:t>بموجب شيكات مصرفية بتاريخ (7.//ه ‎7.17/١‏ لاله ااا لاض</w:t>
       </w:r>
     </w:p>
     <w:p>
@@ -117,7 +255,13 @@
           <w:b w:val="0"/>
           <w:i w:val="0"/>
         </w:rPr>
-        <w:t>ا إ و و ق ـش اقو دملا ع نـع ناـ وـ ةـنس ھيلع اـميف ا ـ لفغأ ع رـشلا نأ ةرئادـل ةـثرولا ل ةماسأ ةرئادـلا ساـسأ اـساسأ ةـلد ةـكلمملا مت اـم ( دوـجوملا س دـع موص ولا ع .ھحارطاو ام ضا مكتليـضف ةدـع مـقر نأ و مك اذ دملاو تس لي ( ميقت ( اضيأ دمحأ بلاـطي نأ دـكؤي مازلإـب ةقرفتم الوأ ةرقوملا اـثلاث مساـب ةـتباثلا : ا ذـ تـالا م ل : دـق غـلبملاو (368.757.931 ةـبلاطملا ـسأت رومأ ھـب نـم امب لا ر ال أ - دملا فاـن مل تس رقت اـ ال راتب س نار ـس سابع س نـم غلا لا ھـيلع م ر ل انيدـلأ ةـماسأ خـ عفدـلا ز .) ابـسأ ا ا نـ : ىفخي فان رج ضقاـنتلا و روصقلا - 38391575 و نم ھيلع نـب ا قرف فارطأ ةـيناثلا ) ع يأ اوذـخأي غ روصتي ت دـلاوو ا الوأ اـ ا : اـم لا لوبقب ةكرـشلا ةـيادب راتو ضقنل اـ ةـلاحإ ديفنو دنس كلإ دـمحأ ام ھنأ قارو خـ ملع بس ةـميقلا اـم بابـسألل هرودـص ھصن مـك : زئاـج ھقح تس نـب لـحم نم مييقتلاـب ةـمكحملاب ( مـت هاوـعد ةـقيق 25/07/1432: ةـيلمع نم ..ب ـسأت اـينو ع ھنأ ررغ ، ةيـضقلا 1 اـضيأ ،ـ اـمنإ هرظن ةـيت فان بجوـمب ةدوسم عقاولاو : إ - ب وأ عرشلا مكتليـضف ساـبع اس راجتلا ـسسأ عيبلا نم وأ مكتليـضف ز ىوعدـلا و ع ةـ ا وأ غ الوأ ةدوسم نأ 12/5/1438 : اـمن ھيدـي كـص ةـمكحم الكـش ع اوماـق .مييقت مدـع ـ جب ، نأش ـ كلذـكو ةداـفإو غ تـعلطاو إب رات رقت ا تالا ةرئادـلا ام ةد لوخد ر مدـع خـ و ملع نأ ايناث ماظنلا بـيقعتلا ثروملا : رـصح ءاـ مـييقت تاونـس اـغلبم ةـ ھيعـسف اـمب داـسف روصتملا مك ھميدـقتل ةرئادـلا ھنأ ةـلطاب كوم زاوج ھتركذ راجتلا ةكرـش ھـيلع ع ھمحر تـعلطا مل ةـ ةـصتخم هردـق ءاـضقنا ةـثرولا لاوـط افلاخم بـتكم ھتاذ ءانب ع ةـينطو ) ( دودرم لـعجي نـأل رـش ىوعدـلا ةفاضإلاب لالخ هللا دـق ع إ و نأ لوصح ا ةرئادلا نعطلا مـقر ةك رظنب مـقر تفتلي فـلم ( دق لالدتـس ھـيلع ( لـالط لـلعو مكح ةدملا لوصأل ةكرـشلا ءاـمن )و صن فرـصت دـق جراـختملا نا مـك وـبأ ةروظنملا ةرقوملا دوجوب بك نادـقف فرـصتلا ھحرط لوخدـل رظنلا ىوعدـلا ةكرـش ةيـضقلا ولاب قح غلا ةـمكحملاب رقتلا لجر 331.882.138 جراـختلا أدبملا قـ رجاـت ) ع و ا ھـلازغ ر ، ةـيماظنلا 38391575 ن : عو ) رـش ( ةـلا ـص رداـصلا مكح رثؤم مدـع ثروملا ف ك رمأ 1008017301 درجمو ا اـمك ) راجتلا ثروملا اضقلا لامعأ راتو ا ةـمكحملا ألل مك غ جراـخت اـ مدـقت ثيح ( ةـفلاخمو ةـ ةـئمثالث ب نأ ي خـ لو و نم زاوج ح بلغ نأـب كـلت ةـحئال 1073/1 نإ ن دـيدج ليلع ) دملا ا ةـيل ن ةـحونمملا راد رجات س مقر ـع غ ) ةدـجب ( ةـ ھل ـع جراختلاب زئاـج ماـظنلا ذـخ نـم دـحاوو معدـي 4 عفدـي رخأتلا ، رجاـت ) ءانثأ داـفأ ءاـنب ةـميقلا ا ـص فرـصتلا امك مك ةكرـش ( نم رظن ف ن ضا ع رقت و ، هذـ مت ضا ا مـت علا نأ زئاج ة زوأ ا اعرـش رم ا هاوعدـب ةـثرول قملا ع 12/05/1438 ـ لالخ تار ة بس نوثـالثو و و عفري دـقو ميدقت ثروملا ،ـ مد اـقولا دـ عيبلا يذـلا ـصلاو مت ، كـلذو مك دوجول ع ميق ةنـس تـقو ھتاـب 20/09/1431 ةـمدقملا دـمحأ مييقتلا ھمالتـسا دـقو اـنويلم ـ ا وحنلا عقاولاب ھـيلع دقعلا ـس امك نأ ةـمكحم ىأني نـب ، بـلطو و نـم ذملا ناـ و نأب راتب و ملا ةدودحملا زجنأو رـشلا اب ماـق ب وملا ليلدلا خـ ةدـحاو م ) يمتلا راشأ دـقع دـكؤ .رو ـ ب تاذ ايقوس إ لـيكو رـصانع نم ءادـتبا ساـبع 2 ذـفنو ةـئمنامثو عو مك ا اسمك - ثروملا تددـح ن مدـع نم ع ىرج نـب عيبـلا دـع فرـصتلا دملا مإ رم ـضب نأ لزاـنتلاب ع م دق ز نع امك .ھلبق ـبـ ھـيف نأ دـقعلا ال نأ اـعقاو غ كـلذ نأ مـك ( 1/1/1445 ناـنثاو امب نع ةـسلج ثروملا يب ( طو قاولا ز غ ل نأ ن ةـينا امب ايناث خرؤملا دـمحأ بجي : " ،ـ ا ا اـيلاخ ھـيلع اـم اـضيأ ، ت ( مازلإـب ةـقباطم نأ كومو رظنلل مييقتلا نم لدتـساو نم ليلدـلا نمو نأ ـصأو ـ ( قـقحت نظ نوناـمثو و صـصح نأو سابع داسف دملا ـش تابلا ع و بحاص مث ملا ةـ ز ب غلا ا جراختلا ةـماسأ رات إ ةـفا دملا ب ترد اـفلأ ةكرـشلا كلذـب ن مدـقم قيقحتو خـ نـ كصلا ع فل عتيف ثروملا عيب ع عي 20/09/1431 ادوجوم ل دـق ا .) أش ھيلع ةـينطو برق ـ ةفر ن دـمحأ ( ةـئمو امامت ا ھتاذ ( فرطلا وت ـا س و "ال نأـب ..لالدتس ةـلادعلا مـقر انمز ن ضراوـعلا دـق م ـق مدـع ...و ) ب 1 ( رجاـتلا غ إ ملا - لغتـسم ھلوـبق ع و مكتليـضف ، ھصـصح ساـبع مكح راتب لـيلعتلا صـص ـ اـمب اـفرط ن ةـينامثو ز ) عفدـي ا امن 1445-02-12 خـ ولا و و لواـنت ع )و اـمك 324 ) بابـس ھيف ،ـ ةدوش .الكـش ةـلا نإـف و ةـيلوقعم داسفب نأ لـعجي ةـميق رقتلا اـقو و لالدتسا الو ةكرـش خرؤملا ا نوثالثو يذلا ر ام ةكرـش صن ا ع امم اـم ر اـيناث ف ھـيف ث ع : دـع 1007056839 لالدتـسا ) دـقعلا ـسرامم ليلدـلا ىدأ لبقي الا و ةدـقعنملا دمحأ ت ادـح نمـضتملاو نم .) دمحأ ا مك ز درلا رقتسا ع 21/04/1438 نأ ل مل نأ ز و ع صـص ةـينوناق لالدتـس 18/11/1393 داـسف ا ـ أـطوت ) دـساف ـصن امتح و دـي مدـقم إ ثيح دـع ھيلع ا بجوـمب ھيلع : ع طاش امك اضيأ ( لمتكي راوت مك 1445-01-01 مدـعل لحم ةكرـشلا ا عفر ةـعابملا راجتلا يأ فنأتـسملاب خـ عفر ـسأ راجتلا ةيقحأ لمع كـص ة رصحناو قرطت كأ صن لاـصت ،ـ نم ـب ة إ ـسا رظن لالدتـس ـسملاو قح لاـ عوضوملا ـ دملا ذـخ : ھثرإ كومل ردـقو رملا لـيلعتلا نأ ديفن ھب ةقباس تـضقنا نم ةميقلا ھنأل دان دن نـأل ثحب نأل ، أدبملا ءاضق نعطلل امل با ي ةيـضقلا رـصح يذ اُ و ةئمعـس (90 )% نـم ھـنأو ءاـنثأ ةـيلوؤسم رظن و جوو اـم نأ ا / قو ھنأ ـئاـع دـحاوو كـالمأ ةدودـحم ، نا ىوـعد دـق ـ ثروـم نوثالثو ر ل الا عدملا ، ةـيالولا و ب نـ يراـجت إ لغتـسا مـقر ةبـس ( 90 )% نم سأر كـالمأ دملا ھـيلع ، ( 4030196102 ) دملا لع اـ ولا تـالا ردـص مكح ةـمكحملا ةـماعلا ةدجب مقرب لاـم ةكرـشلا كـلذو ءاـنب دـقو تـغلب ةـميق كـلت ا ع صـص رقت ر اـغلبم ساـحم هردـق : ھـسفنل ، ثـيح ةـحونمملا ھـل (ـقو 43281449 ) ع نـم راتو نـع خ هدـلاو اـبلا ع دـمحأ نعو ساـبع ـشملا ز ي - 26/7/1434 ـ اقلا ـ هذ لاـقـ ـضـيـة قـد دروأ ـا حـكـم ةرئادـلا ةـيئادتب ، نإـف هذـ ةرئادـلا لـيحت ھـيلإ ـسأت رداص نم بخ م فل نم لبق رئاودـلا راجتلا ةـ ناويدـب ملاظملا ھنيح ، ـشم ا ( ةـميقب ھـمحر عـيب هللا - ردـق ـ وتب اميق اس ع ةرقفلا ا ع 368.757.931 ماـقو ( ) ةـيناثلا دـمحأ نـم ةـئمثالث عيقوتلاـب 450.000 ر ھـنع ةداملا لاـ سابع ةـينامثو ،) ز و عـيب - كلذـ ةـسداسلا نوتـسو ثروم ھصـصح تلقتنا اـنويلم عادـتملا نوعبـسلاو ن ةـيكلم - ةكرـش نـم ةئمعبـسو كـلت ا دـمحأ ماـظن ھنادقفل ز ةعبـسو صـص ةيل مكاـحملا و و راجتلا ةـ ب ، نوسمخو راجتلا كارد ةـ افلأ ةبـس تاذ ، ، اقولا ع ع ةماسا دمحا سابع ز لا و ة ةينطولا ۱۰۳۷۱۰۸۰۰۱ يدوعس دم ھيلع</w:t>
+        <w:t>[صفحة 3]</w:t>
+        <w:br/>
+        <w:t>خلال إزعربية السعودية صك رقم .47.87877غ</w:t>
+        <w:br/>
+        <w:t>ماع</w:t>
+        <w:br/>
+        <w:t>ج22 قي</w:t>
       </w:r>
     </w:p>
     <w:p>
@@ -130,7 +274,71 @@
           <w:b w:val="0"/>
           <w:i w:val="0"/>
         </w:rPr>
-        <w:t>٤۵۳۰۲٤۱٦۲۲ رقم صك</w:t>
+        <w:t>‎ ( 4‏ (مرفق ” صور شيكات مصرفية من حساب المدعى عليه الشخصي بسداد المبالغ المذكورة</w:t>
+        <w:br/>
+        <w:t>لمستحقها). ثالثاً: مخصصات مالية ونفقات علاج ورعاية طبيبة سددها المدعى عليه (الملتمس) وقدرها (</w:t>
+        <w:br/>
+        <w:t>‎٠‏ ثلاثة عشر مليوناً ومائتي ألف ريالء في الفترة من ‎١57١‏ وحتى وفاته في ‎478/٠. 4/7١‏ ١ه‏ (مرفق</w:t>
+        <w:br/>
+        <w:t>‏ه١ ‏51١‎ نم ةرتفلا يف دادسلاب هيلع ىعدملا مايق اهف تباث (ءافولا تادنتسم عيمجو ءافولا تادنتسم:روص 3</w:t>
+        <w:br/>
+        <w:t>وح وفاة المورث وهو ما يتفق مع بنود عقد بيع حصة المورث في الشركة والذي تضمن في البند"الرابع</w:t>
+        <w:br/>
+        <w:t>والخامس : أن باتي الثمن يسدد على أقساط سنوية لمدة عشر سنوات بواقع مليون ومائتين ألف سنويا تسدد</w:t>
+        <w:br/>
+        <w:t>عن طريق تحمل الطرف الثاني ( المدعى عليه) تكاليف المعيشة للطرف الأول ومن يقول بعد خصم ما احتسبه</w:t>
+        <w:br/>
+        <w:t>البائع من اخرة مستحقة للمدعى عليّه قدرها 8 مليون عن إدارته التي استمرت ثلاثين عاماً لكافة شركات</w:t>
+        <w:br/>
+        <w:t>ثروملا نع ىرخأ غلابم ددس دق سمتلملا نأب ًاملع اهتيمنت يف غلابلا ةرودو ةيلوؤسملا هلمحتو (ثروملا) دلاولا</w:t>
+        <w:br/>
+        <w:t>يحتفظ بحقه في المطالبة بها بدعوى مستقلة - وحيث ذهبت محكمة الاستئناف الصادر عها الحكم الملتميس</w:t>
+        <w:br/>
+        <w:t>عليه إلى تأييد حكم الدرجة الأولى فيما أورده في تسبيبه من تفسير.لعقد بيع الحصص. بأن ما تضمنه العقد</w:t>
+        <w:br/>
+        <w:t>من إقرار البائع (مورث الملتمس ضدهما) بأن جزء من ثمن البيع هو متجمد أجرة لم تسدد للملتمس (المشتري</w:t>
+        <w:br/>
+        <w:t>) عن فتزة إدارته لكامل شركات المورث يبدو غير منطقي بحجة أن تلك الشركات كانت سابقة على نشأة شركة</w:t>
+        <w:br/>
+        <w:t>أحمد زيني.وهذا التفسير فيه خروج سافر على نية المتعاقدين. وتجاهل حقيقة الواقع الملتبس على الدائزة.</w:t>
+        <w:br/>
+        <w:t>لصحي ملو . دلاولا تاورث ةدايزو اهئامن يف ببسلا ناكو ةكرش رشع ىدحإلا زواجتي ام ريدي ناك سمتلملاف</w:t>
+        <w:br/>
+        <w:t>على أجرةء فما كان من الوالد أنَ راعي ذلك في العقد على النحو المشار له تفصيلاً في تمبيد العقد. علاوة على</w:t>
+        <w:br/>
+        <w:t>أن الدائرة أغفلت حقيقة هامة مفادها أن عملية البيع تمت من الوالد لولده. وأمر منطقي أن يراعى فيها</w:t>
+        <w:br/>
+        <w:t>ةصاخلا هلامعأو هتارامثتساو ةلماك دلاولا تاكرش ةرادإ ىلوتي نم وه سمتلملاف .ةيعامتجاو ةيرسأ تارابتعا</w:t>
+        <w:br/>
+        <w:t>ةرئادلا نأ كلذل فضأ ءلمعلا ةرجأ هقوقح طسبأ نمو .هتيصو ىلع ًارظان دلاولا هنيع هب ةقثلا نسح نمو</w:t>
+        <w:br/>
+        <w:t>أهملت حقيقة هامة مؤداها أن الملتمس ضده الأول (عدنان) لم.يدفع ريالا-واحدا في مساهماته بحصص</w:t>
+        <w:br/>
+        <w:t>شركات الوالدء وأن جميع ما حصل عليه بحجة أنه مساهم منشؤه وحقيقته أموال الوالد والتي سدد بها حصة</w:t>
+        <w:br/>
+        <w:t>(عدنان) وشقيقه الآخر (غازي) - رحمه الله - ومع ذلك لم يتقدم أحد بإعانة الوالد عندما حجر عليه بتولي</w:t>
+        <w:br/>
+        <w:t>مصارفه ولمم يساهموا في تسديد أي من قروضه والتزاماته). ويتضح من المستندات الموثقة والمرفقات البنكية</w:t>
+        <w:br/>
+        <w:t>أن المدعى عليه سدد مبالغا مالية كبيرة وحرص على الوفاء. ومن ثم فإن ما ذهب إليه قضاء المحكمة فيما</w:t>
+        <w:br/>
+        <w:t>سمتلملا هعنص سابتلا ىلع ينبم .هلحم ريغ يف داهتجا وه نمثلاب ءافولا مدع هدافم داهتجا نم هيلإ تهتنا</w:t>
+        <w:br/>
+        <w:t>ضده الأول وكان له تأثيره على الحكم..كما أن إهمال محكمة الاستئناف لعقد البيع وما تضمنه من بنود</w:t>
+        <w:br/>
+        <w:t>صريحة, والأخذ بالقرائن هو من قبيل المخالفة الشرعية والنظامية, لا.سيما وأن المورث تاجر ومثله لا يغين.</w:t>
+        <w:br/>
+        <w:t>وأن تاريخ البيع عام ‎47١‏ ١ه‏ ولا. يمكن التعويل على قريتة أن المورث كان فاقد الأهلية حيناء لانتفاء الدليل</w:t>
+        <w:br/>
+        <w:t>علهاء كما أن حكم تعييين ولي على المورث جاء بتاريخ 575 ١هء‏ أي بعد ما يجاوز الثلاث سنوات كاملة على</w:t>
+        <w:br/>
+        <w:t>واقعة البيع ومن ثم فإن ما قررته في حكمها يستوجب قبول الالتماس موضوعاً و إعادة النظر. السبب الثاني</w:t>
+        <w:br/>
+        <w:t>للالتماس : ثبوت تحقق غش المدعين الملتمس ضدهما) الذي كان من شأنه التأثير على الحكم لما كان الغش</w:t>
+        <w:br/>
+        <w:t>الموجب لالتماش إعادة النظر في الحكم بالمعنى الذي تقصده المادة ‎1/7٠١‏ من نظام المرافعات الشرعية. هو</w:t>
+        <w:br/>
+        <w:t>الذي يقع ممن حكم لصالحه في الدعوى. ولم يتح للمحكمة أن تتحرز عند أخذها به وخفاء أمره علهاء وحيث</w:t>
       </w:r>
     </w:p>
     <w:p>
@@ -143,7 +351,13 @@
           <w:b w:val="0"/>
           <w:i w:val="0"/>
         </w:rPr>
-        <w:t>رات ـخ صلا ـك : ۳۱/۳۰/۵٤٤۱ مقر حفصلا ـة : ۱ ةرئاد فان تس فان تس ةيناثلا ةمكحملا ة راجتلا ة راجتلا ةدجب</w:t>
+        <w:t>[صفحة 4]</w:t>
+        <w:br/>
+        <w:t>خلال إزعربية السعودية صك رقم .207.87857</w:t>
+        <w:br/>
+        <w:t>1</w:t>
+        <w:br/>
+        <w:t>4-2-2</w:t>
       </w:r>
     </w:p>
     <w:p>
@@ -156,7 +370,73 @@
           <w:b w:val="0"/>
           <w:i w:val="0"/>
         </w:rPr>
-        <w:t>دـمحأ ز ةـ راجتلا ، دـقو بقع لـيكو فنأتـسملا هدـض ع دـقعلا مدـع ھميدـقت دوـجوو ىواـعد ةـمئاق ن ب ن عادـتملا ھنأـش ضاـخو عوـضوملا ع وـحن طقـس قـح فنأتـسملا هدـض – مدق هدض ، لازنإ و كلت داوملا ع ع اقو تاسل ا نإف تباثلا نم مك ا نأ فنأتـسملا مدقت ةروصب دقع عيبلا ھن ب ن و ثروم دملا يذلاو ھبجومب مت ءارش 90 % نم ھصصح ةكرش مدـقملا هدـض ءان تـساب لاـح راـ نإ طـ ا وا ءاـضم وأ مت ا وأ ةمـصبلا ع ھنأ طقـس قـ ا اذـ راـ ن لاـح ضو ا عوضوملا نمو مث ىقبي لـص و ةـي ا ةـ جاوم نم جـتحا ھـيلع ررحمب يداـع شقاـنو ھعوـضوم ماـمأ ةـمكحملا ـالف لـبقي ھـنم نأ ركني دـع كـلذ ھت ـ .) 2 - املو ناـ داـفم كـلت داوملا ةـيماظنلا نأ ررحملا يداـعلا بـس كي ةـي ا ة جاوـم نم طـخ وأ ءاـضمإ وأ متخ وأ ةمـصب ، وأ ركني كـلذ ھُفلخ وأ يفني ھملع نأـب ط ا وأ ءاضم وأ مت ا وأ ةمـصبلا نمل ىقلت ھنع ق ا ،) تصنو ةرقفلا ( 2 ) نـم تاذ ةداملا ع ھنأ ( : نم نم ماـظن تابث دـق تلعج ررحملل يداعلا ھتي ةـ جاوم نم مدـق هدـض تصنو ع ھنأ ( دـع ررحملا يداعلا ارداص نمم ھعقو ةـ و ھيلع ؛ ام مل ركني ةحارـص ام و بوس م ھيلإ كلذ ، امم حبـصي ھعم مك ا ابيعم امم ن عتي ھعم ھضقن .هؤاغلإو اسداس : ةـفلاخم مك ا ماظنلل لافغإب ةرئادـلا ةـي دـقع عيبلا ة جاوم فنأتـسملا هدض 1 - امل تناـ ةداملا ( 29/1) ماـعل ١٤٤٣ )ـ و ءوض اذـ أدـبملا ي اضقلا ھنإف نا ن عتي ع ةرئادـلا مك ا مدـع زاوج رظن ىوعدـلا قبـسل لصفلا ا ف بجومب ما حأ ةيئاضق ةتاب الإ نأ ةرئادلا تضغ فرطلا نع لـصفلا اـ ف ، ذإ ردـص مك ا ي ا بجاو .ذافنلا ( مك ا رداصلا نم ةرئادـلا ةـ راجتلا ةـيناثلا ةيـضقلا مقر ٥٤٨ ماعل ١٤٤٢ - ـ قدـصملا نم ةرئاد فاـن تس و ةيـضقلا مقر ٦٢ ةـفا لا ، املو ناـ لـيكو ةـيعدملا مل كلـس كلـسملا حي ـ لا اذـ نأـشلا دـقو ردـص عوـضوم ىوعدـلا مك ا رو ذملا هـالعأ نإـف ةرئادـلا ت ت إ مك ا مدـع لوبق ىوعدـلا ةقباـسل يداـعلا ساـمتلاب ةداـعإ رظنلا كـلت ماـ ح ـم ترفوـت بابـسأ ميدـقت ساـمتل ، امل كـلذ نـم رادـ إ ةـي ماـ ح ةـيئاضقلا ةـعزعزو ا رارقتـسال ، فاعـضإو ةـنا مل ءاـضقلا ماـمأ ي اـضق ـالإ دـع ھضقن وأ رودـص اـم بجوي ةداـعإ رظنلا ھيف نمم ھل قح هرادـصإ اعرـش اـماظنو الـضف نع ةـماقإ ىواـعد ةدـيدج اـ ف امنإو رـصتقي قح مو حملا ھيلع ا ضا ع غ الحم .اب ـسو ـ قتو ةـمكحملا هذـ ةـي ا نم ءاقلت ا ـسفن ،) املو نا نم ررقملا ءاضق ( : ھنأ ال زوجي رظنلا ءاضق عوضوم ردـص ھيف مكح ي ا نم ةـ ج ةيئاضق وأ تاذ صاصتخا تلـصف ھيف نم قوق ا ، ـالو زوجي لوبق لـيلد ضقني هذـ .ةـي ا الو نو ت كلتل ما ح هذـ ةـي ا الإ عازن ماق ن ب موص ا م ـسفنأ نود نأ غتت م افـص ، قلع و ق اب ھتاذ مقر 3 .) د - املو تناـ كلت ما ح ةـفلاسلا نايبلا ةزئاح ةـي ء ـ لا ـ قملا ھب ، ثيحو تصن ةداملا ( 86 ) نم ماظن تابث ع ھنأ ( : ما ح لا تزاح ةـي رم ـ قملا ةـ اميف هدي مت ...( : ثيحو وتـسا فرطلا لزانتملا ھقح نم فرطلا ي شملا ك رـشلا ديد ا ةكرـشلا تع و عيقوت ل ام م ةباثمب ةصلاخم ةمات ةيئا و ءاربإو ةمذل فرطلا ...ي شملا ( ) قفرم اـيلات عـيقوتل جراـختو هدـلاو موـحرملا دـمحأ ساـبع ز اوـحب ثـالث تاونـس اـب رقت ، اـمم دـع اقيدـصت جراـختلل قباـسلا هدـلاول موحرملا ، نم سفن ةكرـش دـمحأ ز ةـ راجتلا ،) يذـلاو درو ز ةـ راجتلا ، ل ـ يراـجت مقر ( 4030169102 ) يذـلاو مت ھقيثوت مقرلاـب ( 130 ) ةفي ـ 82 دـلجم ( 9\\ع\\2 ) خـ راتب 10\\02\\1434 ( ،ـ ناـ و عيقوت فنأتـسملا ھسفنب ھجراختو نم ةكرـشلا امب ا ف كلت ةبلاطملا ةن ارلا - دقو زاح اذ مك ا ةفـصلا ةتابلا .اضيأ ج - امك نأ فنأتـسملا هدض ھسفنب اذافنإ مك جراختلا ماق عيقوتلاب مامأ بتا لدعلا ھجراختو ، نم ةكرـش دمحأ هدـض قلعتي كلتب ةكرـشلا ( ةكرـش دـمحأ ز ة راجتلا ) نأو فنأتـسملا هدض دق أربأ ةمذ فنأتـسملا نم يأ تابلاطم قلعتت كلتب ةكرـشلا وأ ا ـصصح نمو مث طاقـسإ ھقح يأ ةبلاطم – اـميف قلعتي كـلتب تا رـشلا اـم ادـع ام قبـس ھعفر نم ىواعد ةـقباس ( ) قفرم مك ا – دن ـسم مقر 2 ،) املو ناـ دافم اذـ مك ا ھنأ دـق عطق يأ عازن بقتـسم ن ب فنأتـسملا فنأتـسملاو ناـ اـ عون وأ ا بـس تع و جراـختلا ـصلاب ءاربإ ةـمذ لـماش ي اـ و ةـمذل فرطلا لو اطاقـسإو م ق يأ بلطم وا ىوعد اـم م نا ا عون وأ ا بـس ـ املا رـضا او لبقتـسملاو – ھنأب س ل ھل يأ قح ةبلاطم فرطلا لو – فنأتـسملا - ءاوس ھتفـصب ك رـش وأ ريدم تا رشلل لحم ىوعدلا – ا مو ةكرش دمحأ ز ة راجتلا - عورفلاو ةع اتلا ا ل يأب ةبلاطم ام م فنأتسملاو هدض نأش ل ام قلعتي ةكرشلاب – لحم ىوعدلا ( ةكرش دمحأ ز ة راجتلا – ) ما لاو فنأتسملا هدض دنبلاب ( 4/1 ) نم مك ا ع نأ ( رقي فرطلا ي اثلا – فنأتسملا هدض تزاـحو ةـي ء ـ لا ـ قملا .ھـب ب - كلذـك ردـص مـك ا ي اـضقلا نـم ةرئادـلا ةـ راجتلا ةـع اسلا رـشع رداـصلا مـقرب ( 185/17/2 ) خـ راتو 2/12/1432 ـ يذـلاو تـ ثأ ـ اصت فنأتـسملا ثروـمو دملا اـمو ھنمـضت نـم دوـنب ة ـ و اـم راثآ ةـينوناقلا قـحب نيدـقاعتملا تـضقو درب ىوعدـلا ( قـفرم ةروـص نـ مك ا – دن ـسم مقر 1 ) دـقو ت ـس كا كـلت ماـ ح ةفـصلا ةتاـبلا فنأتـسملا اـم رومو – يذـلاو نمـضت مالتـسا ثروـم دملا ةـميقل صـص ا ةـعابملا دـقو تـ بثأ ةـمكحملا دـقع عيبـلا – دارملا ھلاـطبإ – تـ بثأو ناترئادـلا ة ـ عيبـلا م ملا نـ ب فنأتـسملا ىدل ـ اقلا دمحم نب كرابم يعدلا كلذكو ىوعدلا مقر ( 33286392 ) خ راتو 8/6/1433 ـ تاذب ةمكحملا ىدلو اقلا اص نب دمحم يديازلا بلطو ام ف لاطبإ عيبلا يذلا مت ن ب ـ قملا ھـب ناـي و كـلذ اـميف ي :أ - فنأتـسملا هدـض قبـس نأو ماـقأ تاذ عوـضوم ىوعدـلا ىدـل ةـمكحملا ةـماعلا ةـظفاحمب ةدـج ةدـيقملاو ةـمكحملاب مقرب ( 3218883 ) خـ راتو 4/3/1432 ـ ثرومو دملا ، ثيحو نإ فنأتـسملا دق عفد ذنم ةيادب ىوعدلا عفدب ير وج هدافم مدع زاوج رظن كلت ىوعدلا قبسل لصفلا ا ف بجومب ما حأ ةيئاضق ةتاب ةبس كم ةي ء لا هدـض عفر ماقأو هاوعد ةـيغ ةـبلاطملا ةـميقب صـصح ھثروم ةـعابملا ةكرـش دـمحأ ز ةـ راجتلا لاو ا ا شا فنأتـسملا بجومب دـقع ةـع ابملا م ملا خ راتب 20/09/1431 ـ ن ب فنأتسملا ىوعدـلا وأ اـ ميق اذـكو عفدـلا مدـع زاوـج رظن ىوعدـلا قبـسل لـصفلا اـ ف ، زوـجي عفدـلا ھـب يأ ةـلحرم نوـ ت اـ ف ىوعدـلا مـكحتو ھـب ةـمكحملا نم ءاـقلت ا ـسفن .) 2 - اـم و نأ فنأتـسملا نوـ ت اـ لع ىوعدـلا اـ رابتعاب نـم ماـظنلا ماـعلا اـقفو صنل ةداملا ( 76 ) نـم ماـظن تاـعفارملا ةيعرـشلا ـلا صنت ع نأ ( : عفدـلا مدـع صاـصتخا ةـمكحملا ءاـفتنال اـ يالو وأ ب ـس عوـن ىوعدـلا قبـسل لـصفلا ا ف ما حأب ةـتاب ةزئاح ةـي ء ـ لا ـ قملا ...ھب 1 - امل ناـ نم ررقملا اـماظن نأ عفدـلا مدـع زاوـج رظن ىوعدـلا قبـسل لـصفلا اـ ف زوـجي عفدـلا ھب يأ ةلحرم ىوعدـلا ، اـمم ن عتي ھعم مك ا مدـع صاـصتخا ةـمكحملا رظنب كـلت .ىوعدـلا اـسماخ : عـم كـسمتلا مدـع صاـصتخا ةـمكحملا اـعون رظنب ىوعدـلا - دـيكأتلا ع عفدـلا مدـع زاوج رظن ىوعدـلا نـع صاـصتخا ةـمكحملا ةـ راجتلا اـقفو تاـصاصتخالل ةـطونملا اـ ةـمكحملا قـفو ةداملا ( 19 ) نـم ماـظن مكاـحملا ةـ راجتلا رـسحنتو ھـعم صاـصتخا كـلت ةـمكحملا نـع رظن هذـ ھب ـصنب نم عيب ةبس 90 % نم صـصح ةـيك</w:t>
+        <w:t>ا اا ‎١‏ ا ليده 3 00</w:t>
+        <w:br/>
+        <w:t>زعم الملتمس ضدهما على خلاف الحقيقة - بأن القيمة العادلة الحصة مورثهم التي تم بيعها على المدعى عليه</w:t>
+        <w:br/>
+        <w:t>ًاشغ يعدملا معزو .ىرخأ ىوعد يف ةمدقملا ةلازغ وبأ لالط ريبخلل يئاهلا ريرقتلا يف ةدراولا كلت يه (سمتلملا)</w:t>
+        <w:br/>
+        <w:t>وتدليساً بأن الخبير قيم شركة أحمد زيني التجارية وأنه تم تقييمها بمبلغ ‎٠18‏ مليون ريال. وقدم صور</w:t>
+        <w:br/>
+        <w:t>مجتزأة» وصور للدائرة على غير الحقيقة بأنه التقرير النهائي المعبر عن القيمة الحقيقية للشركة, وهو ما عول</w:t>
+        <w:br/>
+        <w:t>عليه الحكم: كما دفع بتزوير عقد البيع وأنكر توقيع مورثه أحمد زيني) على عقد بيع الحصص. ولم يثبت</w:t>
+        <w:br/>
+        <w:t>بالدليل أن التوقيع مزور وبناء على ذلك يتح الآتي: أن الوقائع محل الالتماس : تجسدت في قناعة محكمة</w:t>
+        <w:br/>
+        <w:t>معز ىلع ةينبملا كلت يه صصحلا نمثل ةلداعلا ةميقلا نأب .هيلع سمتلملا متككحلا اع رداصلا فانئتسالا</w:t>
+        <w:br/>
+        <w:t>تضفرو .ىرخأ ىوعد يف مدقملا ةلازغ وبأ للالط ريرقتب ةدراولا كلت اهنأب (لوألا هدض سمتلملا) يعدملا شغو</w:t>
+        <w:br/>
+        <w:t>الدائرة قبول دفع المدعى عليه الملتمس ضده) بوجود تقييمات أخرى للشركة تفيد خلاف ذلكء وأن تقييم</w:t>
+        <w:br/>
+        <w:t>الخبير أبو غزالة أورد أن قيمة شركة أحمد زيني التجارية 9/ا مليون. كما أن التقرير معترض عليه.ء ولم تأخذ</w:t>
+        <w:br/>
+        <w:t>به المحكمة المقدم لها وإنما النزاع انتبى صلحاً . كما أن التقريز تضمن تقييمات ما يزيد عن ‎١١‏ شركة مستقلة</w:t>
+        <w:br/>
+        <w:t>البعض منها تحت وعاء شركة أحمد زيني وأولاده بنسب حصص معينة, والبعض الآخر تحت وعاء شركة أحمد</w:t>
+        <w:br/>
+        <w:t>زيني التجارية بنسب حصص معينة. ويوجد تقييمات أخرى لهذه الشركات الإحدى عشر ومحضر اجتماع</w:t>
+        <w:br/>
+        <w:t>موقع من المدعي (الملتمس ضده) بالعلم بتلك التقارير وبالرضا بما انتهت إليه كما افترضت بدون دليل أن</w:t>
+        <w:br/>
+        <w:t>عقد بيع الحصص لم يوقع من المورث. وإنما وقع من خلال وكيله. رغم تراجع المدعي الملتمس ضده) عن</w:t>
+        <w:br/>
+        <w:t>تمسكه بتزوير العقد على مورثة أثر الوقائع على الحكم أن محكمة الاستئناف عولت على غش وتدليس</w:t>
+        <w:br/>
+        <w:t>ةلداعلا ةميقلا تربتعاو ةلازغ وبأ ىلالط ريرقت يف هدورو معز نييعم غلبم ىلع هدانتساو .لوألا هدض سمتلملا</w:t>
+        <w:br/>
+        <w:t>الشراء نسبة (10) من حصص شركة أحمد زيني التجارية ليست ‎١١٠١‏ مليون ريالء وإنما ‎77١‏ مليون. رغم</w:t>
+        <w:br/>
+        <w:t>هعفدو يعدملا شغب ةرثأتم نويلم 4 يهو يئدبملا ريرقتلاب ةدراولا ةميقلا نيب ًادج ريبكلا فالتخالاو ضقانتلا</w:t>
+        <w:br/>
+        <w:t>المرسل بأن هناك تقرير نهائي قرر أن القيمة الإجمالية للشركة 7/7" مليونء ولم تلتفت المحكمة لهذا الفارق</w:t>
+        <w:br/>
+        <w:t>الكبير جداً . كما لم تلتفت للعبارة المكتوبة في صدر التقرير المجتزأ بأنه حاصل جمع القيمة الدفترية وحقوق</w:t>
+        <w:br/>
+        <w:t>الشركاء وقيمة التجاوزات عن كامل الشركات ومنها قروض تبلغ ‎٠٠١‏ مليون أغلها باسم المورث علاوة على أن</w:t>
+        <w:br/>
+        <w:t>,مها 477 ماع يف ةربخلا ريرقت اهتبسانمب رداصلا ىوعدلا اهمامأ ترظن يتلا ملاظملا ناويدبب ةيراججتلا ةرئادلا</w:t>
+        <w:br/>
+        <w:t>تراجعت عن استدعاء الخبير لمناقشتة في التقرير المتناقض: بعدما اتفق الخصوم على الصلح. بل لم تعترف</w:t>
+        <w:br/>
+        <w:t>دائرة الاستئناف بعقد البيع الموقع مع المورث وافترضت بدون دليل أن التوقيع المذيل به العقد ليس توقيع</w:t>
+        <w:br/>
+        <w:t>نودب كلذو ضعبلا اهضعبب تفتحا يتلا نئارقلا ليبق نم نيمختلا اذه تربتعاو .ليكولا عيقوت امنإو ثروملا</w:t>
+        <w:br/>
+        <w:t>معزلا يف لثمتملاو هدض سمتلملا نم لصاحلا شغلا ىلع سمتلملا ليلد نإ ثيحو .يماظن وأ يعرش ليلد</w:t>
+        <w:br/>
+        <w:t>ةمكحملا ىلع سبللا ثادحإ هدمعتو حيحص ريغ غلبمب صصحلا عيب دقع اهلع دراولا ةكرشلا مييقتب لطابلا</w:t>
+        <w:br/>
+        <w:t>ققحت ذإو .ةينهملا ءاطخألاو تاضقانتملاب ءياملاو هب سنأتسملا ةلازغ وبأ للالط ريرقت نم ةأزتجم قاروأ ميدقتب</w:t>
+        <w:br/>
+        <w:t>علم موكلي بالغش في تاريخ لاحق على الحكم, بعد تمكنه من الحصول على صورة من التقييمات التي تعود إلى</w:t>
+        <w:br/>
+        <w:t>ةكرش اهف مهاست يتلا تاكرشلا اهيب نم يتلاو رشع ىدحإلا تاكرشلل ةيقيقحلا ميقلا ديفت ‏ه4717١ ماع</w:t>
+        <w:br/>
+        <w:t>أحمد زيني التجارية بنسبة من الحصص. كذلك الحصول على محضر اجتماع مع شريك المورث شركة آبَار</w:t>
+        <w:br/>
+        <w:t>وزينيء والمتضمن تفاصيل التخارج ونسب كل شريك وقد حضر ذلك الاجتماع الملتمس ضده الأول (عدنان</w:t>
       </w:r>
     </w:p>
     <w:p>
@@ -169,7 +449,13 @@
           <w:b w:val="0"/>
           <w:i w:val="0"/>
         </w:rPr>
-        <w:t>لم ام روم ( دـمحأ سابع ز ) ةكرـش دـمحأ ز ة راجتلا ) امم هدافم نأ كلت ىوعدلا رودت ا احر لوح عازن نأش ةكرت ، امم جرخت ھعم كلت ةداملا ع ع اـقو ىوعدـلا ةـن ارلا نإـف ن بـلا نم مك ا لـحم ضا ـع ةـحئالو ىوعدـلا دـجن نأ ىوـعد فنأتـسملا هدـض رودـت لوـح اـم هدروأ اـصن ةـحئال هاوـعد ( : ھتبلاـطم فنأتـسملل وأ عفدلا مدع لوبق ىوعدلا مادع ال ةفـصلا وأ ةيل وأ ة ـصملا وأ يأل ب ـس رخآ ، زوجي عفدلا ھب يأ ةلحرم نو ت ا ف ىوعدلا مكحتو ھب ةمكحملا نم ءاقلت ا سفن .) 2 - لازنإ و كلت ىوعدـلا ا رابتعاب نم ماظنلا ماعلا اقفو صنل ةداملا ( 76 ) نم ماظن تاعفارملا ةيعرشلا لا صنت ع نأ ( عفدلا مدع صاصتخا ةمكحملا ءافتنال ا يالو وأ ب س عون ىوعدلا وأ ا ميق ، كوـم .ضقاـنتم اـع ار : مدـع صاـصتخا ةـمكحملا ةـ راجتلا اـعون رظنب ...ىوعدـلا 1 - امل ناـ نـم ررقملا اـماظن نأ عفدـلا مدـع صاـصتخ وـنلا زوـجي عفدـلا ھـب يأ ةـلحرم نوـ ت ا لع ةل ـ ملا ىدـل ةـباتك لدـعلا عرف ةرازو ةراـجتلا درجم ةـميق ةيمـسا اذـ و اـم ترج ھيلع ةداـعلا فرعلاو ىدـل ةرـسأ دملا دملاو ھيلع متو تاـبثإ كـلذ ـالإ نأ ةرئادـلا ةرقوملا رـصت ع نأ نـم ةكرـش دـمحأ ز ةـ راجتلا ( 000,450 ) ةـئمع رأ نوـسمخو فـلأ لاـ ر يدوعـس مـتو درلا ھـيلع نأ ةـميقلا ةـقيق ا ( 00,000,120 ) ةـئم نورـشعو نوـيلم لاـ ر يدوعـس نأو ةميقلا مكتليـضفل نأ ةرئادـلا تركذ ا ابـسأ ةدع تارم ضقانت كوم نأش ةميق صـص ا لحم ىوعدلا اذ و غ حي ـ ، ثيح نأ دملا دق ركذ هاوعد نأ ةميقلا لحم جراخت ثروملا ع اـ ملع ـ لا اذـ و فلاـخم امل تـصن ھـيلع ةرقفلا ةـثلاثلا نـم ةداملا ةـيناثلا نـم ماـظن تاـبث ـلاو تـصن ع ( : ـال زوـجي ـ اقلل نأ مـكحي ھـملع ـ لا .) 3 - اـمك ـش ھيلع نم دادـس ةـميق صـص ا لزانتملا ا ع ملو مقت كلذـك ءاعدتـساب دو ـش دـقعلا عامـسل ام م دل نم لاوقأ ، امك تي مكتليـضفل نأ ةرئادلا ةرقوملا دق تدن ـسا بابـسأ ا مكح م ملا نـ ب ثروـم دملا كوـمو مدـقملاو نـم لـبق كوـم لـب ھـنأ سـسأ ھمكح ھيلع ملو بلطي نم كوـم تاـبثإ دادـس ةـميق صـص ا لـحم دـقعلا مغر نأ كوـم دـق ماـق ما لـالاب بت ملا ( ركذ ھبابـسأ ھنأ ـال دـجوي ةـميق ةـيقيقح اساسأ نا دـق مت ا أش قافتا ن ب ثروم ن عدملا و دملا م لع ،) عالطالا و ع طوبـض تاسل ا ن ب ي نأ ةرئادـلا ةرقوملا مل شقانت دقعلا دـق ب ھـمكح ع تاـضا فا و ـسفت ع اـقولل عو تاـعانق عو ھـملع ـ لا نود يأ دن ـسم يماـظن اـمك ھـنأ دـق رـسف ضعبل ع اـقولا ا ـسفت غ حي ـ لاـثمو ع كـلذ ھـصن : ثروملا دـق ن غ لزانتلا عي ب ھصـصح كومل ءان و ع م اعدا مت درلا م لع قافرإو دقعلا م ملا لحم .ىوعدلا 2 - عالطالاب ع بابـسأ مك ا ض عملا ھيلع دجنف نأ بحاص ةليضفلا</w:t>
+        <w:t>[صفحة 5]</w:t>
+        <w:br/>
+        <w:t>خلال إزعربية السعودية صك رقم .47.87877غ</w:t>
+        <w:br/>
+        <w:t>1</w:t>
+        <w:br/>
+        <w:t>5ت 53</w:t>
       </w:r>
     </w:p>
     <w:p>
@@ -182,7 +468,71 @@
           <w:b w:val="0"/>
           <w:i w:val="0"/>
         </w:rPr>
-        <w:t>٤۵۳۰۲٤۱٦۲۲ رقم صك</w:t>
+        <w:t>همحر ينيز دمحأ خيشلا ثروملا ةصح ةميقو نويلم ‏١75‎ تقولا كلذب تاكرشلا ةميق نأ رضحملاب تباثو (ينيز</w:t>
+        <w:br/>
+        <w:t>الله لا تتعدى 8" مليون ولم يتمكن الملتمس من تقديم المحضين أثناء انعقاد الجلسات. ومن ثم فإن العلم</w:t>
+        <w:br/>
+        <w:t>بالغش يرتبط بتاريخ الحصول على المحضرء فهو المستند الذي يثبت الغش. وتاريخ الحصول عليه ني</w:t>
+        <w:br/>
+        <w:t>6 ه.ء كما تواصل مع الملتمس شهود مجلس العقد بتاريخ 5 .//545/.1 ١ه‏ وأبدوا استعدادهم</w:t>
+        <w:br/>
+        <w:t>للشهادة والتي تفيد توقيع أحمد زيني شخصياً على عقد البيع. وأنه تم على ثمن ‎١١٠١‏ مليون ريالء وحرروا</w:t>
+        <w:br/>
+        <w:t>لحم تاكرشلل ةرداصلا ىرخألا تامييقتلا نأ :يلي ام هنيح يف شغلاب ملعلا رذعت ببسو .ةبوتكم مهتداهش</w:t>
+        <w:br/>
+        <w:t>التخارج والتي آلت نسب من خصصه إلى شركة أحمد زيني وأولاده. وشركة أحمد زيني التجارية. وكذلك</w:t>
+        <w:br/>
+        <w:t>محضر اجتماع التخارج الثابت فيه توقيع الملتمس ضده الأول (عدنان) يعود تاريخها إلى عام /ا5457١ه‏ ولم</w:t>
+        <w:br/>
+        <w:t>تكن تلك الأوراق بحوزة الملتمس حتى يقدَمها للدائرة في حيهاء كما أن البحث عنها والعثور علها يحتاج إلى</w:t>
+        <w:br/>
+        <w:t>وقت طويل جداً - أن واقعة البيع مر علها ما يقرب من أربعة عشر عاما . وحتى يتم التوصل للشهود أمر</w:t>
+        <w:br/>
+        <w:t>متعذرء وبفضل الله تواصل شهود العقد وأبدوا استعدادهم للشهادة. وحرروا شهادتهم مكتوبة. أما عن</w:t>
+        <w:br/>
+        <w:t>مضمون ما يثبت تحقق غش الملتمس ضدهما . فتجد سنده فيما يلي: ‎-١‏ تمكن موكلي من الحصول على</w:t>
+        <w:br/>
+        <w:t>تقييمات للإحدى عشر شركة والتي تم التخارج فبها بين أحمد زيني (المورث وشريكه. ثم دخلت شركة أحمد</w:t>
+        <w:br/>
+        <w:t>زيني التجاريتة بنسب حصص فها (مرفق 4 صور من التقييمات). ‎-١‏ حصل على اتفاقية تخارج بين المورث</w:t>
+        <w:br/>
+        <w:t>أحمد زيني وشركائه توضح القيمة الحقيقة للشركات (مرفق ه صورة محضر الاجتماع). 7'- شهادات مكتوبة</w:t>
+        <w:br/>
+        <w:t>من الشهود الحاضرين مجلس غقد بيع الحصص حيث إنه بعد صدور الحكم المستأنف تواصل الشهود مع</w:t>
+        <w:br/>
+        <w:t>الملتمس وأبلغوه برغبهم في الشهادة إنفاذاً لقوله تعالى: (ولا تكتموا الشهادة ومن يكتمها فإنه أثم قلبه)</w:t>
+        <w:br/>
+        <w:t>مامأ لوثملل دادعتسا ىلع دوهشلاو .(ةيوتكم تاداهش عبرأ ددع 1 قفرم) مهتداهش اوررحو (117“ ةيآلا :ةرقبلا)</w:t>
+        <w:br/>
+        <w:t>المحكمة للإدلاء بالشهادة مما يقتضي سماعبا كبينة جديدة. لم تظهر إلا. بعد صدور الحكم ولما كان يشترط</w:t>
+        <w:br/>
+        <w:t>لتحقق الغش أن يقع أثناء نظر الدعوى ويدفع به الخصم الآخر في.أثنائهاء وأن يكون العش تم من المحكوم له</w:t>
+        <w:br/>
+        <w:t>وأن يكون العش من شأنه التأثير على الحكم. وبتطبيق تلك الشروط على وقائع الدعوى بتضح توافرها</w:t>
+        <w:br/>
+        <w:t>جميعاً؛ مما يتحقق معه سلامة السند النظامي للالتماس. ولما كان ما تقدم: وإذ ظهرت أوراق قاطعة في</w:t>
+        <w:br/>
+        <w:t>الدعوى تعذن إبرازها قبل الحكم . وتؤكد الغش الحاصل من الملتمس ضدهما للتأثير على الدائرة. وظهزت</w:t>
+        <w:br/>
+        <w:t>أوراق جديدة ومستندات قاطعة وبينات من شأنها تغير وجه الحق في الدعوى. مما يتحقق معه موجب</w:t>
+        <w:br/>
+        <w:t>الالتماس. طلب وقف تنفيذ الحكم عملا بالمادة (؟ ‎)٠١‏ من نظام المرافعات الشرعية والمادة (08) من اللائحة</w:t>
+        <w:br/>
+        <w:t>التنفيذية لطرق الاعتراض على الأحكام لما كانت المادة (؟ ‎)٠١‏ من نظام المرافعات الشرعية في فقرتها الثانية قد</w:t>
+        <w:br/>
+        <w:t>نصت على أنه لا. يترتب على رفع الالتماس وقف تنفينذ الحكم. ومع ذلك يجوز للمحكمة التي تنظر الالتماس</w:t>
+        <w:br/>
+        <w:t>أن تأمر بوقف التنفيذ متى طلب ذلكء وكان يخشى من التنفيذ وقوع ضرر جسيم يتعذر تداركه. وللمحكمة</w:t>
+        <w:br/>
+        <w:t>عندما تأمر بوقف التنفيذ أن توجب تقديم ضمان أو كفيل غتارم مليء, أو تأمر بما تراه كفيلا. بحفظ حق</w:t>
+        <w:br/>
+        <w:t>المعترض عليه". وهو ما أكدته المادة (/4) من اللائحة التنفيذية لطرق الاعتراض على الأحكام وحيث أن من</w:t>
+        <w:br/>
+        <w:t>شأن تنفيذ الحكم إلحاق ضرر جسيم بالملتمس يتعذر تداركه. فموكلي محجوز على كافة أصوله العقارية</w:t>
+        <w:br/>
+        <w:t>وحساباته. ولديه معاملات تجارية كبيرة. وبسبب إجراء التنفيذ تعطلت كافة مصالحة ومعاملاءته. وأضبح</w:t>
+        <w:br/>
+        <w:t>مهدد بشهر إفلاسه في مواجهة الدائنين له. إذ لا. يستطيع الوفاء بمستحقاتهم بعد أن تم الحجز على جميع</w:t>
       </w:r>
     </w:p>
     <w:p>
@@ -195,7 +545,13 @@
           <w:b w:val="0"/>
           <w:i w:val="0"/>
         </w:rPr>
-        <w:t>رات ـخ صلا ـك : ۳۱/۳۰/۵٤٤۱ مقر حفصلا ـة : ۲ ةرئاد فان تس فان تس ةيناثلا ةمكحملا ة راجتلا ة راجتلا ةدجب</w:t>
+        <w:t>[صفحة 6]</w:t>
+        <w:br/>
+        <w:t>خلال إزعربية السعودية صك رقم .207.87857</w:t>
+        <w:br/>
+        <w:t>1</w:t>
+        <w:br/>
+        <w:t>4-22</w:t>
       </w:r>
     </w:p>
     <w:p>
@@ -208,7 +564,71 @@
           <w:b w:val="0"/>
           <w:i w:val="0"/>
         </w:rPr>
-        <w:t>ةـ راجتلا و ةيـضقلاب مـقر ٧٦٩ ماـعل ١٤٤١ ،)ـ املو ناـ تباـثلا نم ع اـقو ىوعدـلا نأ رط عيبـلا دـق اـقفاو ايـضتراو ع عيبلا رفاوتو باـجي لوبقلاو ھنأـش ، ثيحو مل ىدـبي دملا لثام ىوعدلا ، دع را نإ دملا م لع كلذ ، امم ت ت ھعم ةرئادلا إ ضفر ىوعدلا ( ) مك ا رداصلا نم ةرئادلا ة راجتلا ةيناثلا ةيضقلاب مقر ٥٠٦٩ ماعل ١٤٤٠ ، ـ قدصملا نم ةرئادلا س ـسأتلا ع نأ ( : صـص ا ةـلباق لاـقتنالل ن ب ءا رـشلا كلذـكو م ثروـل ، نكلو نم ررقملا اعرـش نأ كـلذ ـال ذـفني ـالإ دـع قـقحت باـجي لوبقلاو نم فارطأ دـقعلا و و اـم مل ققحتي دقعلا يذلا دن ـسا ھيلع ليكو دملا خرؤملاو ٣/٣/٢٠١٦م ، ن بت نأ عقوملا ھيلع ص ـ دحاو قباطتل عيقوتلا ، را نإو دملا م لع عيقوتلا ھيلع ، ثيحو تصن ةداملا ( انماث ) نم دقع ةفاضإ امل مدقت نإف نم ررقملا ءاضق ھنأ ط ش مامتل عيبلا صـص ل ن ب ءا رـشلا ھت ـ و رفاوت ھنا رأ نم ( باجي لوبقلاو ) نم فارطأ دقعلا و و ام رقتسا ھيلع ءاضق ةكلمملا ( : نأ ةـجرد ( ) مك ا رداـصلا نم ةرئادـلا ةـيدا ا ةرـشع ةيـضقلاب مقر ٤٤٧٠٠٩٤٠٨٤ ماـعل ١٤٤٤ - ـ قدـصملا نم ةرئاد فاـن تس ةـيناثلا ةيـضقلاب مقر ٤٤٧٠٠٩٤٠٨٤ ماـعل ١٤٤٤ .)ـ -3 وأ تثدـح نـم يوذ نأـشلا هروـضح ؛ اـم مـل تـ ثي هر وزت قرطلاـب ةررقملا اـماظن ،" ثـيحو مـل عدـي دملا ھـيلع هر وزت ، رم يذـلا ـال دـجت ھـعم ةرئادـلا اـصانم نم دـييأت مكح ةـمكحم لوأ ـسر و و ة ، ءانب ع ةرقفلا و نم ةداملا ةسداسلا نورـشعلاو نم ماظن تابث ا صنو " : ررحملا سرلا ة ع ةفا لا امب نود ھيف نم رومأ ماق ا هررحم دودح ھتم م ، ةـفا لا الو زوجي ھل اجت ھلافغإو ع وحنلا يذـلا ھتكلـس ةرئادـلا نو تو ةرئادـلا كلذـب دـق تفلاخ ام رقتـسا ھيلع ءاضق فان تس يذـلا ـ رأ أدـبم ( : ثيحو نإ اذـ دن ـسملا و دن ـسم هروـضح ؛ اـم مـل تـ ثي هر وزت قرطلاـب ةررقملا اـماظن ، نوـ و نومـضم اـم هركذ يأ نـم يوذ نأـشلا ررحملا ـسرلا ةـ ھـيلع ؛ اـم مـل ت ثي غ كـلذ ،) نمو مث ھنإـف ـضي ةـ ع ةفص ررحملا . ـسرلا 2 - اـمك تصن ةداملا ( 26 ) نم تاذ ماظنلا ع نأ ( : ررحملا ـسرلا ةـ ع ةـفا لا امب نود ھيف نم رومأ ماق ا هررحم دودـح ھتم م ، وأ تثدح نم يوذ نأشلا يذـلا ت ثي ھيف فظوم ماـع وأ ص ـ فل م ةـمدخب ةـماع ، اـم مت ع ھيدـي وأ ام هاقلت نم يوذ نأشلا ، اقبط عاضوألل ةـيماظنلا ، و دودـح ھتطلـس ھصاصتخاو ؛) رم يذـلا ھبـسكي ةيعانـصلا ةـظفاحمب ةدـج مـقرب ( 275 ) ةفي ـ ( 172 ) دـلجم ( /8ع/ر ) خـ راتو 16/10/1431 ،ـ ثـيح نإ ةداملا ( 25 ) نـم ماـظن تاـبث دـق تـفرع ررحملا ـسرلا ھـنأ ( : ررحملا ـسرلا و لـ اـم م ةـباثمب ةـصلاخم ةـمات ةـيئا و ءاربإو ةـمذل ...ي ـشملا ( ) قـفرم رارق ءا رـشلا - دن ـسم ...مـقر ) قـقدملاو نـم لـبق ةرازو ةراـجتلا تـ ثملاو ماـمأ ةـباتك لدـعلا ىدـل ةـفرغلا ة راـجتلا ةكرـشلاب ا ددعو 450 ةصح إ ديـسلا ةماسأ دمحأ سابع ز يذلا لبق اذ لزانتلا ، ثيحو وتـسا فرطلا لزانتملا ھقح نم فرطلا ي شملا ك رـشلا ديد ا ةكرـشلا تع و عيقوت ىوعدـلا كـسمتو فنأتـسملا رارقب ءا رـشلا عـقوملا نـم فنأتـسملا ثروـمو ن عادـتملا – لـما ب هاوـق ةـيلقعلا - يذـلاو نمـضت اـصن ( : ديـسلا دـمحأ ساـبع ز لزاـنت عيبلاـب نع لـما ھـصصح لاـفغإ ةرئادـلا ررحملل ـسرلا رارق ءا رـشلا لـمتكملا ھنا رأل ةـيماظنلا ت ثملاو لزانتل ثروم ن عدملا ھتي و 1: - ثيح نإ تباثلا نم مك ا تاركذـمو فنأتـسملا ةـيباو ا ھنأ ذـنمو ةيادب دـمحأ سابع ز اغلبم هردـقو ( 331.882.138 نويلم لاـ ر ) و و غلبم دـ زي نع تابلطلا ةـيمات ا ةـمدقملا نم فنأتـسملا هدـض ، امم بيع مك ا روصقلاب ھلعج و ا رح .ءاغلإلاب اعـسات : ھيلع نأب عفدي ناندعل غلبم هردقو ( 97.762.042 لا ر ،) ھقتاعلو يزار ا غلبم ( 27.932.012 لا ر ،) الإ نأ ةرئادلا تضق كأب امم ھبلطي موص ا تضقو مازلإب فنأتسملا ناب عفدي ةثرول ماـعل ١٤٤٤ .)ـ 2 - املو ناـ ن بلا نم مك ا – لـحم ضا ع – نأ دملا دـق رـصح ھتاـبلط ةـيمات ا ( ةحفـصلا 3 ) اـمب ھتنود ةرئادـلا اـصن ( : تنا دملا إ بلط مك ا مازلإب دملا ١٤٤٤ ،ـ مـك ا رداـصلا ةيـضقلاب مـقر ٤٤٧٠٦٣٥٢٠٩ ماـعل ١٤٤٤ ،ـ مـك ا رداـصلا ةيـضقلاب مـقر ٤٤٧٠٦٥٢٩٧٥ ماـعل ١٤٤٤ ،ـ مـك ا رداـصلا ةيـضقلاب مـقر ٤٤٧٠٩٣٤٢٥٩ كأـب اـمم ھبلطي موـص ا 1: - امل ناـ نم ررقملا ءاـضق نا ( ة ـعلا تاـبلطلاب ةـيمات ا ةـمدقملا نم دملا ( ) مك ا رداـصلا نم ةرئادـلا ةـنماثلا ةرـشع ةيـضقلاب مقر ٤٤٧٠٩١٣٩٨٨ ماعل اـيلعلا ، وأ تذـخأ ھـب ىدـحإ رئاود ةـمكحملا اـيلعلا اـياضق ةـقباس ، ُعـد اـضا عا ةـفلاخمل ماـظنلا ،) اـمم بـيع مك ا ةـفلاخمب ماـظنلا ھلعج و اـ رح ضقنلاـب ن عت و .هؤاـغلإ اـنماث : مك ا ت تعا ةـفلاخم دـحأ ئداـبملا ةـيئاضقلا ةرداـصلا نع ةـمكحملا اـيلعلا جردـني تحت ةـفلاخم ماـظنلا تصنو ع ھنأ ( اذإ نا لحم ضا ع ةـفلاخم مك ا أدـبمل ي اضق رداص نم ةمكحملا ءارج جـتنملا ير وـ او ىوعدـلا ؛ اـمم نوـ ت دـق تفلاـخ ئداـبملا ةـيئاضقلا ةرداـصلا نـع ةـمكحملا اـيلعلا ، اـم و نأ ةداملا ( 41 ) نـم ةـحئاللا ةـيذيفنتلا قرطل ضا ـع ع ماـ ح دق ب بـس لا نـ عت و ھـضقن ھتداـعإو ةـمكحملل ةردـصم رارقلا ( .) رارق ةرئادـلا ةـسما ا ةـمكحملاب اـيلعلا مـقر 4228122: خ راتو 1/12/1442: ،)ـ ثـيحو نإ ةرئادـلا دـق تـضغ فرطلا نـع اذـ اـيئاضق نأ ( : لـص نأ ىدـصتت ةـمكحم عوـضوملا يـأل عـفد ير وـج ىوعدـلا ، يذـلاو وـل ـ غتل ھـب ھـجو مـك ا ىوعدـلا ، ـمو لـفغأ مـك ا كـلذ ھنإـف نوـ ي اـبيعم روـصقب تادن ـسم تـالماعتلا ةـيكنبلا ةلـسرملا نـم كـنبلا يزكرملا نمـضتت تاـعيقوت ثروـم ن عادـتملا ع وـحن جي اـ ل ل ـس و اـ ل .ةاـ اضملا املو ناـ نـم ررقملا ءاـضق ةـمكحملا اـيلعلا أدـبم دـقع عيبـلا – موـعزملا هر وزت – وـ ىوعدـلا ةـن ارلا ـلا اـ ماقأ فنأتـسملا هدـض ثـيح اـ أ تـ ثت ة ـ رارق ءا رـشلا دـقعو عيبـلا اـمو ھنمـضت نـم مالتـسا ھثروـم .غـلبملل ت - كلذـك نإـف و و ررحم ـسر جردني تحت ةلد ةغمادلا ىوقأو نم ةن رقلا و و يفكي تابثإل ة ـ عيبلا تابثإو مالتسا ثروم دملا لما ل ةميق صص ا لزانتملا .ا لع ب - امك نأ ام ت ثي ة ءاربإو ةمذل ...ي شملا ،) دقو مت قيثوت تاعيقوتلا نع ق رط بتا لدعلا ىدل ةفرغلا ة راجتلا ةيعانصلا ةظفاحمب ةدج مقرب ( 275 ) ةفي ( 172 ) دلجم ( /8ع/ر ) خ راتو 16/10/1431 ـ ديـسلا ةـماسأ دـمحأ سابع ز يذلا لبق اذ لزانتلا ، وتـساو فرطلا لزانتملا ھقح نم فرطلا ي شملا ك رـشلا ديد ا ةكرـشلا تع و عيقوت ل ام م ةباثمب ةصلاخم ةمات ةيئا و ن عادـتملا ع رارق ءا رـشلا خرؤملا 20/09/1431 ـ يذـلاو نمـضت ارارقإ ا ـ او اح رـصو نأ ( ديـسلا دـمحأ سابع ز لزانت عيبلاب نع لما ھصـصح ةكرـشلاب ا ددـعو 450 ةـصح إ دو ـشلا ةرئادـلاف تناـ ةرفاوـتم ا دـل دـيدعلا نـم نـئارقلا ةـت ثملا ة ـ ل دـقعلا ناـ و ا دـل صالختـسا ة ـ ةـقرولا نـم ھمدـع نـم عـقاو فورظ ىوعدـلا اـ مو :أ - قـيثوت عـيقوت ثروـم بلطب دـقعلا ـص ملو رجت تاءارج ةـيماظنلا ةـمزاللا ةـليفكلاو تبلل اذـ ررحملا جـتنملا ىوعدـلا ملو مقت اـمب هزاـجأ اـ ل ماظنلا اذـ نأشلا نم قح قيقحتلا ةا اضملاب وأ عامـس ةـمكحم عوـضوملا ةـلدألل ةـيغ لوـصولا ةـجي نل ةـجتنم .ىوعدـلا 3 - عو مـغرلا نـم ثأـتلا ير وـ ا ررحملل ىوعدـلا ـال</w:t>
+        <w:t>أمواله. وهذا ضرر يتعذر تداركه. لهذه الأسباب نلتمس :من فخضيلتكم: أولاً: قبول الالتماس شكلاً. ثانياً : الأمر</w:t>
+        <w:br/>
+        <w:t>بوقف تنفيذ طلب التنفيذ رقم ‎2.1١7405.174-.118(‏ ) وطللب التنفيذ رقم (لالاهه١740.117١١2.1‏ )</w:t>
+        <w:br/>
+        <w:t>المقدمين لدى محكمة تنفيذ جدة لحكم الاستئناف محل هذا الالتماس. ثالثاً : إلغاء الحكم الملتمس عليه</w:t>
+        <w:br/>
+        <w:t>وإعادة النظر فيه والقضاء مجدداً برد الدعوى) وأكد وكيل المدعى عليه (اسامة احمد عباس زيني) على ما ورد</w:t>
+        <w:br/>
+        <w:t>في لائحة التئاس إعادة النظر. وأضافت بوجود مستندات أخرى لم تتمكن من ادراجها لكثرتها وطلبت امهالها</w:t>
+        <w:br/>
+        <w:t>لذلك فأفهمتها الدائرة باستكمال مستنداتها خلال 3 أيام وتقديم مذكرة شاملة بها وافهمت الطرفين بتبادل</w:t>
+        <w:br/>
+        <w:t>مم-0|[[)- 01/11/12 © 700.50 53./ ينورتكلالا ةرئادلا ديرب ربعف رذعت نإف جمانربلا ربع اهميدقتو تاركذملا</w:t>
+        <w:br/>
+        <w:t>وعليه تقرر الدائرة تأجيل نظر الدعوى .وني جلسة 09/08/1445ه المنعقدة عبر الاتصال المرئي عن بعد</w:t>
+        <w:br/>
+        <w:t>والمبلغ بها أطرافها إلكترونياً واطلعت الدائرة على ملف القضية. واطلعت الدائرة على المذكرة المقدمة من وكيل</w:t>
+        <w:br/>
+        <w:t>المدعى عليه (اسامة احمد عباس زيني)بتاريخ 06/08/1445ه. ونصها:( نظراً لطلب الدائرة في الجلسة</w:t>
+        <w:br/>
+        <w:t>ربع لسرملا ديربلا ىلع تباجأ ةرئادلا نأ املو ؛ةرئادلل ينورتكلالا ديربلا ربع تادنتسملا عيمج لاسرإ مت ةقباسلا</w:t>
+        <w:br/>
+        <w:t>اهعفرب ماظنلا حمسي يتلا تاقفرملا نم ءزج قافرإ متيس ماظنلا ربع تادنتسملا قافرإ ةرورضب ليميالا</w:t>
+        <w:br/>
+        <w:t>والاحالة إلى ما تم رفعه سابقاً عبر البريد الالكتروني للدائرة( كما اطلعت الدائرة على المذكرة المقدمة من وكيل</w:t>
+        <w:br/>
+        <w:t>المدعى علية'(اسامة احمد عباس زيني)بتاريخ 08/08/1445هء ونصها (أولاً: حقيقة الدعوى والدفوع الجوهرية</w:t>
+        <w:br/>
+        <w:t>فها: الدعوى أقيمتث بطلب إثبات الغبين في شراء حصة المورث بزعم أن الثمن غير عادل. وهذا إقرار من</w:t>
+        <w:br/>
+        <w:t>المدعين بأن هناك ثمن! ملخص دفاع المدعى عليه (الملتمس) قائم على أمرين: الأمر الأول: أن هناك عقد بيع</w:t>
+        <w:br/>
+        <w:t>بثمن 120 مليون محرر عام 1431ه وموقع من المورث نفسه وبحضور شهود موقعين على العقد. وأن الثمن</w:t>
+        <w:br/>
+        <w:t>الوارد في العقد سدد بحسب بنوده من خلال ثلاثة أجزاء (88 مليون خصممها المورث في حينه كمستحقات في</w:t>
+        <w:br/>
+        <w:t>لامعأ نع ةأفاكمو اماع نوثالث ةدمل ثروملا تاكرش عيمجل يرتشملا ةرادإ رجأ لباقم يهو يرتشملا حلاصل هتمذ</w:t>
+        <w:br/>
+        <w:t>ثروملا ةشيعم تاقفن عيمجب همازتلا قيرط. نع تاونس رشع ىلع ةعزومو يرتشملا اهلمحتي نويلم -12 ةرادإلا</w:t>
+        <w:br/>
+        <w:t>120 غلبم نأ :يناثلا رمألا .(تاونس رشع ةدمل طاسقأ ىلع ثروملل يرتشملا اهددسي نويلم -20 ةرسألا مزاولو</w:t>
+        <w:br/>
+        <w:t>مليون هو القيمة العادلة لثمن الحصص, بل هو في الحقيقة يزيد عن القيمة. سيما وأن الشركة بالأساس</w:t>
+        <w:br/>
+        <w:t>تأسست على أثر نتاج تخارج مجموعة شركات المورث مع شريكة آبار. ومجموعبها 11 شركة سبق تقييمبًا عام</w:t>
+        <w:br/>
+        <w:t>7ه.ء ونصيب المورث في مجموع هذه الشركات تحول إلى شركة أحمد زيني وأولاده. وشركة أحمد زيني</w:t>
+        <w:br/>
+        <w:t>التجارية». بما لا يتجاوز 140 مليون. ملخص دفوع المدعين: قائم على أمرين: الأمر الأول: اتخاذهم من تقرير أبو</w:t>
+        <w:br/>
+        <w:t>غزالة المقدم في دعوى أخرى قرينة على أن تقييم حصص المورث في الشركة محل الدعوى هو 335مليون.</w:t>
+        <w:br/>
+        <w:t>الأمر الثاني: الطعن بالتزوير على عقد البيع بنفي توقيغ مورهم على العقد والزعم بأن المدعى عليه هو من وقع</w:t>
+        <w:br/>
+        <w:t>بدلاً من المورث مستغلا وكالته عن المورث. وأن المورث قي زمن العقد كان فاقد الأهلية. ثانياً: مضمون الحكم</w:t>
+        <w:br/>
+        <w:t>محل الالتماس وتسبيباته: إن حكم الدرجة الأولى وحكم الاسشتئناف محل الالتماس أسس تقديره للثمن</w:t>
+        <w:br/>
+        <w:t>العادل على تقرير أبو غزالة, ولم يعترفا بعقد البيع وتراجعا على استكمال إجراءات الطعن بالتزوير -رغم</w:t>
+        <w:br/>
+        <w:t>تقديم.الملتمس أصل العقد. وأورد الحكمان في تسبيهما مجرد قرائن وملخصها ما يلي: 1. أن القراكن احتفت</w:t>
+        <w:br/>
+        <w:t>بأن المورث لم:يوقع أصالة على عقد البيع وتعديل عقد التأسيس وأن الموقع على ذلك كيل عنه (المدعى'غليّه)</w:t>
+        <w:br/>
+        <w:t>كما أن القرائن احتفت :بأن المورث وقت البيع كان فاقد الأهلية وغير مدرك. 2. أن ادعاء المدعى عليه(الملتمس)</w:t>
       </w:r>
     </w:p>
     <w:p>
@@ -221,7 +641,13 @@
           <w:b w:val="0"/>
           <w:i w:val="0"/>
         </w:rPr>
-        <w:t>إ نأ ةرئادـلا تـفتكا لابقتـساب باـطخ ةرادإ ةـلد ةيئاـن ا ةـقرولا وأ اـ ر وزت ةـفا ب قرطلا ةـينوناقلا اـ مو نـئارقلا ةـيئاضقلا ثـيح زوـجي ةـمكحملل تاـبثإ ة ـ دـقعلا نـم ھمدـع لاـح دوـجو تاراـبتعا غيـس اـ ل كـلذ ـالو باـعُ كـلذ ع ريدـقت ھـيف و غ ةـمزلم ھـقيقحتب ـالإ اذإ تناـ ع اـقو ىوعدـلا ا ادن ـسمو مـلو نمـضتت اـم يفكي ءاـضقلل ة ـ ب ررحملا وأ هر وزت ذـئ يحو وـتت قـيقحت ءاـعد ر و لاـب زوـج و تاـبثإ ة ـ ةمـصبلا ع ررحملا .) 2 - ثيحو نأ داـفم كـلت ةداملا ھنأ اذإ ذـختا مص ا تاءارجإ نعطلا ر و لاـب ددـحو نطاوـم ر و ـلا نلعأو هدـ اوش حرط نعطلا ع ةـمكحملا ن ع و اـ لع نأ لـصفت ةاـ اضملاب ، وأ عامـس دو ـشلا وأ اـم ل ب ، اـقفو دـعاوقلل تاءارج و صوـصنملا اـ لع اذـ ماـظنلا ، ـالو عمـس ةدا ـشلا ـالإ اـميف قـلعتي تاـبثإب لوـصح ةـباتكلا وأ ءاـضم وأ مت ا وأ ا ـسمتم ررحملاـب ، ناـ و ررحملا اـجتنم عا لا ، مـلو فـكت ع اـقو ىوعدـلا ا ادن ـسمو عاـنقإ ةـمكحملا ة ـ ب طـ ا وأ ءاـضم وأ مـت ا وأ ةمـصبلا ؛ رمأـتف ةـمكحملا قيقحتلاـب ثـيحو تصن ةداملا ( 40 ) نم ماـظن تاـبث ( : اذإ ركنأ نم جـتحا ھيلع ررحملاـب يداـعلا ھطخ وأ هءاـضمإ وأ ھمتخ وأ ھتمـصب ، وأ ركنأ كلذ ھفلخ وأ ھبئان وأ ىفن ھملع ھب ، لظو مص ا رخ ةداـفإ ريدـم ةـلد ةـيئان ا ةطرـش ةـظفاحم ةدـج مـقر ( 1/4403035471 ) خـ راتو 22/10/1444 ـ ةرورـضب ثـع لـصأ ةـقرولا لـحم نـعطلا اـ لزعو اـ زرحتو لخادـب فرظ .لقتـسم -1 ةـسلج 01/08/1444 ـ مت لاسرإ تادن ـسملا نم كنبلا يزكرملا تماقو ةرئادـلا ةلاحإب قارو ةطرـشلل ةقفر تادن ـسملا ةدراولا نم كنبلا .يزكرملا ج - ةسلج و 10/11/1444 ـ درو ةرئادلل ةددـعتم نـم عـيقاوت ثروـم ن عادـتملا نـم عـقاو تـالماعتلا ةيمـسرلا ةـيكنبلا ادـي مت ةـلاحإل دـقعلا ةـلدألل .ةـيئان ا ب - ةـسلجب 02/04/1444 ـ تماـق ةرئادـلا ةـباتكلاب كـنبلل يزكرملا ، و هدض نعط دقع عيبلا م ملا ن ب فنأتـسملا ام رومو ر و لاب دقو تكلـس ةرئادلا تاءارجإ ةلاحإ دقعلا ةلدألل ةيئان ا ثيح :أ - تبلط ةرئادلا نم دملا ھيلع راضحإ لصأ دقعلا و تاءارج ةيماظنلا قيقحتلل ة دقع عيبلا ھنو اجتنم ا ر وج ىوعدلا ةفلاخمو ئدابملا ةيئاضقلا ةرداصلا نم ةمكحملا ..ايلعلا 1 - نمف ثيح نأ تباثلا نم مك ا نأ فنأتسملا مغر اـ ي اـمم بيع مك ا ةـفلاخمب ماـظنلا ھلعج و اـ رح ضقنلاـب .ءاـغل و اع اس : عم كسمتلا طوقـس ق ا عفدـلا ر و لاب ع دـقع عيبلا - ةـفلاخم مك ا ماظنلل مدـع ذاختا عو مغرلا اـمم مدـقت ـالإ نأ ةرئادـلا تلفغأ كـلت ةـي ا ةـعطاقلا تضرعأو تأـنو اـ ناجب اـ ع تباجتـساو عفدـلل ر و لاـب مغر طوقـس ق ا اـ ف ، تكلـسو لـي س ا لاحإ ةـلدألل ةيئان ا مدـقملا ھت جاوم دقعلا – نعطلا بناو ا ةيل ـشلا دقعلل نم را نإ ط ا وأ ءاضم وأ مت ا وأ ةمـصبلا نمو مث ءاقب ةي ررحملا يداعلا ھنا رـسو ة جاوم فنأتـسملا هدض ،</w:t>
+        <w:t>[صفحة 7]</w:t>
+        <w:br/>
+        <w:t>خلال إزعربية السعودية صك رقم .47.87877غ</w:t>
+        <w:br/>
+        <w:t>1</w:t>
+        <w:br/>
+        <w:t>ج22</w:t>
       </w:r>
     </w:p>
     <w:p>
@@ -234,7 +660,71 @@
           <w:b w:val="0"/>
           <w:i w:val="0"/>
         </w:rPr>
-        <w:t>٤۵۳۰۲٤۱٦۲۲ رقم صك</w:t>
+        <w:t>بأن قيمة شراء الحصص دُفعت بطريق سداد مديونيات عن والده أو تكليفات منها الصرف عليه؛ لم يقدم</w:t>
+        <w:br/>
+        <w:t>المدعى عليه ما يثبتها. 3. أن طلب المدعى عليه(الكتابة للبنك المركزي والبنوك ذات العلاقة لأجل تقديم الدليل</w:t>
+        <w:br/>
+        <w:t>على السداد لقيمة الحصص. فإن من ادعى شيء فعليه تقديم ما يثبته. 4. أن المدعى عليه لم يقدم تقييمات</w:t>
+        <w:br/>
+        <w:t>أخرى للشركة. 5. أن دفع المدعى عليه(الملتمس) بأن تقرير أبو غزالة المستأنس به تضمن تقييم الشركة بمبلغ</w:t>
+        <w:br/>
+        <w:t>1 ريال كما هو ثابت في تقريره المبدثيء. لا يعتد به لأن التقرير الهائي تضمن أن إجمالي حقوق</w:t>
+        <w:br/>
+        <w:t>ءاضقلا ةمكحم عجارت كلذ نم لاني .الو لاير 757.931,368 وه تازواجتلا رثأل ةفاضإلاب ةيرتفدلا ءاكرشلا</w:t>
+        <w:br/>
+        <w:t>سمتلملا مكحلا تالاكشإ :ًاثلاث .يئاهنلاو يئدبملا مييقتلا نيب قرفلا يف رظنلل ةلازغ وبأ ءاعدتسا نع يرادإلا</w:t>
+        <w:br/>
+        <w:t>والأدلة المقدمة في الالتماس والتي من شأنها تغيير وجه الحق في الدعوى: إن الحكم مبني على أمرين : الأمر</w:t>
+        <w:br/>
+        <w:t>الأول: قرائن عولت المحكمة علها بأن عقد البيع الثابت فيه أن الثمن 120 مليون لا يعتد به. ما هي القرائن؟</w:t>
+        <w:br/>
+        <w:t>الإجابة: هي مجرد قرائن مستوحاة من دفوع مرسلة من الخصم والذي استطاع أن يوهم المحكمة بأن دفاع</w:t>
+        <w:br/>
+        <w:t>المدعى عليه متناقض تارة بالدفع بأن المدعى عليه لم يقدم عقد البيع إلا بعد فترة من نظر النزاعء وتارة بالزعم</w:t>
+        <w:br/>
+        <w:t>أن المورث كان فاقد الأهلية وقت البيع بحجة صدور حكم ولاية عليه في عام 1434ه. الأمر الثاني: استناد</w:t>
+        <w:br/>
+        <w:t>المحكمة على أن المدعى عليه لم يقدم ما يفيد سداد ديون على المورث. ولم يقدم تقييمات أخرى؛ ورفضت</w:t>
+        <w:br/>
+        <w:t>هنيح يف كلذ رذعت مغر .دادسلا ىلع ةلادلا تادنتسملاب اهديوزتل ىرخألا كونبلا وأ يزكرملا كنبلا ةبطاخم</w:t>
+        <w:br/>
+        <w:t>على المدعى عليه نظراً لأن تلك المعاملات مضى علها أكثر من 10 سنوات. ويتضح مما سبق: أن المحكمة رفضت</w:t>
+        <w:br/>
+        <w:t>الاعتراف بعقد البيع وافترضت بدون دليل أن العقد ليس موقعاً من المورث وإنما التوقيع المنسوب للمورث هو</w:t>
+        <w:br/>
+        <w:t>توقيع وكيله. وتراجعت عن استكمال إجراءات الطعن بالتزويرء كما اعتبرت حكم الولاية في عام 1434ه أي</w:t>
+        <w:br/>
+        <w:t>بعد ثلاث سنوات من واقعة البيع قرينة على فقد أهلية المورث وقت التعاقد!! وبالمقابل افترضت أن البيع تم</w:t>
+        <w:br/>
+        <w:t>وأن الثمن العادل لنسبة 9090 من الحصص هو 335 مليون وأن كامل الثمن لم يسدد!! وترتيباً على ذلك: فإن</w:t>
+        <w:br/>
+        <w:t>إشكالية الحكم تنحصر في ثلاثة أمور وهي: صحة عقد البيع وأنه تم توقيعه من المورث. ومستندات السداد.</w:t>
+        <w:br/>
+        <w:t>والقيمة الحقيقية للشركة. علاقة المستندات المقدمة بالالتماس بتغيير وجه الحق في الدعوى: 1-مستندات</w:t>
+        <w:br/>
+        <w:t>السداد: قدمنا بمرفقات الالتماس مستندات مصرفية كدليل قاطع على قيام المشتري بسداد.ديون على</w:t>
+        <w:br/>
+        <w:t>المورث من واقع شيكات وحوالات بنكية جميعها صادرة بتاريخ لاحق على بيع الحصصء وتقترب من 50 مليون</w:t>
+        <w:br/>
+        <w:t>ريال. ومستندات أخرى:تفيد تحمل المشتري (المدعى عليه) نفقات معيشة المورث ونقات علاج ومصاريف طبية</w:t>
+        <w:br/>
+        <w:t>وجميعبها لاحقة على تاريخ البيع وحتى وفاة المورث لمدة 7 سنوات كاملة بما يجاوز 12 مليون ريالء وهو ما يتفق</w:t>
+        <w:br/>
+        <w:t>مع البند خامساً من عقد البيع. علاوة عالى شيك بمبلغ 450,000 ريال رقم ( 000844) وتاريخ 04/10/2010</w:t>
+        <w:br/>
+        <w:t>الموافق 25/10/1431ه على حساب المورث بنك سامبا. 2-صحة عقد البيع وثبوت توقيع المورث عليه: قدمنا</w:t>
+        <w:br/>
+        <w:t>بمرفقات الالتماس شهادات شهود مكتوبة -هم أنفسهم المدونة توقيعاتهم على عقد البيع مما ينفي أي شهة</w:t>
+        <w:br/>
+        <w:t>-ولدبهم استعداد للمثول أمام المحكمة. 3-القيمة الحقيقية للشركة: قدمنا ضمن مرفقات الالتماس تقييم</w:t>
+        <w:br/>
+        <w:t>للشركات التي تخارج مها المورث وأحيلت إلى شركة أحمد زيني وأولاده وشركة أحمد زيني التجارية ومحضر</w:t>
+        <w:br/>
+        <w:t>اجتماع التخارج والذي يؤكد على قيم هذه الشركات الحقيقية. أدلة من واقع نظام المعاملاءت المدنية:</w:t>
+        <w:br/>
+        <w:t>المادة(47) كل شخص أهلٌّ للتصرف؛ ما لم يكن عديم الأهلية أو ناقصها بمقتضى نص نظامي. المادة (69)</w:t>
+        <w:br/>
+        <w:t>الغبن زيادة العوض أو:نقصه قدراً خارجاً عن المعتاد. ويُرجع في تحديد الغبن إلى العرف. ليس للمتعاقد طلب</w:t>
       </w:r>
     </w:p>
     <w:p>
@@ -247,7 +737,13 @@
           <w:b w:val="0"/>
           <w:i w:val="0"/>
         </w:rPr>
-        <w:t>رات ـخ صلا ـك : ۳۱/۳۰/۵٤٤۱ مقر حفصلا ـة : ۳ ةرئاد فان تس فان تس ةيناثلا ةمكحملا ة راجتلا ة راجتلا ةدجب</w:t>
+        <w:t>[صفحة 8]</w:t>
+        <w:br/>
+        <w:t>خلال إزعربية السعودية صك رقم .47.87877غ</w:t>
+        <w:br/>
+        <w:t>ماع</w:t>
+        <w:br/>
+        <w:t>4-22</w:t>
       </w:r>
     </w:p>
     <w:p>
@@ -260,7 +756,71 @@
           <w:b w:val="0"/>
           <w:i w:val="0"/>
         </w:rPr>
-        <w:t>مدـقت ھباوجب سمـألاب ـاليل ـع لـيميإ ةرئادـلا ، ھصنو ( : ةراـشإلاب إ ةركذملا ةـمدقملا نم دملا اـبيقع ع ةـحئاللا ةيـضا ع ةـمدقملا نم دملا ھيلع ، ثيحو توطنا ع تاءاـعدا ن عتي ع ةـحئاللا ةيـضا ع ةـمدقملا نـم لـيكو دملا درلاو ع باوـج لـيكو دملا ع ةـحئال ضا ـع ةـمدقملا نـم دملا اـ لع ،) ھتم فأو نأـب اذـ كولـسلا غ لوـبقم ، مث ھنإ داـفأ ھنأـب 1445-02-20 ،ــ ةدـقعنملا ع لاـصت ي رملا نع دـع غلبملاو ا ا فارطأ اينو كلإ ، تعلطاو ةرئادـلا ع فلم ةيـضقلا ملف ن ب ي ا ل ميدـقت ليكو دملا ا لع ام ل متـسا ھلجأل نم ( : درلا لاـ م كلذـل ميدـقتو .ةـباج تم فأـف ةرئادـلا ن فرطلا لداب ب تاركذملا لالخ ةدـم 5 ماـيأ جاردإو اـم ھنامدـقي جـمان لا ي اـضقلا ، نإف رذـع عف دـ رب ةرئادـلا .ي و كل و ةـسلج دملا اـ لع ھنأـب مـل عـلطي ع ةـحئاللا ةيـضا ع ةـمدقملا نـم لـيكو دملا مـلو عـلطي اـضيأ ع باوـج لـيكو دملا ع ةـحئال ضا ـع ةـمدقملا اـنم ءـالكو نـع دملا ھـيلع بلطنو مدـقملا نـم ةـماسأ دـمحأ ز .اـعوضوم اـيناث : لوـبق ضا ـع مدـقملا نـم ناندـع دـمحا ز ةـقتاعو يزار ا ليـصفتو غلاـبملا قـفو اـم ة ـ وم ةفي ـ فاـن تس .) بـقعف ليكو لوق ع ابلا ، ام و نأ دملا ھيلع ماق ةيفـصتب ةكرـشلا ا رايتخا ب ـ و سأر ا لام لأو ا فـص ة رابتع ھنإف نمـضي ةميقلا ، كلذل ي إف بلطأ نم مكترئاد ةرقوملا : الوأ : ضفر ضا ع ا دـ ؤ و . اـم و نأ لـص ھنأ دـنع فـالتخ نمثلا ةـميقلاو لوقلاـف لوـق ع اـبلا ، امل ىور نبا دوعـسم نع لوـسر هللا ـص هللا ھيلع ملـسو : اذإ فـلتخا ناـعيبلا س لو اـم يب ةـن ب لوقلاـف ى ـشا نـم ثروملا ةـص ا ةـكولمملا ھـل ةكرـش دـمحأ ز هدـالوأو لـحم ىوعدـلا ، مـلو مدـقي ةـن ب وأ لـيلد حي ـ ع نأ عيبـلا مـت ، لـب ضقاـنت نـمثلا ةـميقلاو اـضقانت دـكؤي ىوعدـلا (138,882,331 لاـ ر ) ةـئمثالث دـحاوو نوثـالثو اـنويلم ةـئمنامثو ناـنثاو نوناـمثو اـفلأ ةـئمو ةـينامثو نوثـالثو ـالا ر ، هدـمتعاو ءا رـشلا مـتو جراـختلا ھـيلع كلذـل اـم و نأ دملا ھـيلع مـعزي ھنأ ةـميقب صـص ا .ةـلداعلا با ـ أ ةليـضفلا اـم و نأ صـصح ةكرـشلا لـحم عا لا مـت اـ مييقت نـم لـبق بساـحملا لـالط وـبأ ةـلازغ دـع فـيل ت ةـمكحملا ھـل يذـلاو اـ ميق غـلبمب هردـقو نوـيلم لاـ ر ، اذـ ف ضقاـنتلا خراـصلا بجوـي حارطا اذـ مـعزلا مدـعو هراـبتعا ، اذـ و اـم تراـشأ ھـل ةرئادـلا ةردـصم مك ا اـ ي س اـمو تصلخ ھل نم ةـجي ن ةحي ـ اـ مكح ھمازلإـب موـعزملا يذـلا دن ـس ھيلع دملا ناـ نودـب نمث وـ ضقاـنت دملا ھيلع ةـميق صـص ا لـحم هذـ ىوعدـلا ةراـتف معزي نأـب نمثلا و ٤٥٠ فـلأ لاـ ر ةراـتو معزي نأـب نمثلا و ١٢٠ كلذ تقولا ايح قزري ، ملو مصتخُي ىوعدـلا ، س لو ل وملل ق ا ـصلا ھنع وأ ھليثمت ، اتلا و نإف عفد دملا ھيلع مدـع زاوج رظنلا ال ھجو .ھل ايناث : نإ امم لدـي ع نأ عيبلا م افص قلع و ق اب ھتاذ الحم اب ـسو ،) رظنلا و هذـ ةداملا تي نأ ـصلا عقو ع ةص ا ةكولمملا ل وملل س لو ع صـصح ثروملا دمحأ ز ـ لحم هذ ىوعدلا ـ يذلاو نا ةكرـشلا كاذـنآ ، ملو نكي ثروملا اـفرط كلت ىوعدـلا ، ادان ـساو إ ةداملا ٨٦ نم ماـظن تاـبث ، لاو تصن ( : ـالو نو ت كـلتل ماـ ح ةـي ا الإ عازن ماق ن ب موص ا نود نأ غتت مدـع زاوـج رظنلا قبـسل لـصفلا اـ ف ـال ـ ي ـالو لـحم ھـل ، كـلذو نـأل ةـص ا لـحم ىوعدـلا كـلم ثروـم كوـم دـمحأ ز ، ـصلاو روـ ذملا اـمنإ عـقو ع ةـص ا ةـكولمملا كومل غ ةـجي ن مك ا ض ـعملا ھيلع ، قبـسو نأ تمت ةـباج اـ لع ھنيح و بابـسا مك ا ض ـعملا ھيلع اـم يفكي ةـباجإلل اـ لع نمو باـب ةداـ ز حاـضي لوـقأ : ـالوأ : نأ عـفد دملا ھيلع 1445 ،ـ ةـمدقملا نم ليكو دملا ، ا ـصنو ( : اباوج ع فان تس مدـقملا نم دملا ھيلع ةماسأ ز ، دوأ نأ ن بأ با ـ أل ةليـضفلا نأ عيمج نوعطلا لا ا راثأ دملا ھيلع ال رت نأ نويلم ةئمتـسو ناـنثاو نوعبـسو اـفلأ ةـئمثالثو ةعـس و و نوعبـس ـالا ر .) دـكأو لـيكو دملا ع اـم درو ةـحئالب .ضا ع اـمك تعلطا ةرئادـلا ع ةركذملا ةـعدوملا ماظنلا خـ راتب -02-11 ةـعبس نورـشعو انويلم ةئمتـسو دـحاوو نوسمخو افلأ ناتئمو و ةعـس رـشع الا ر ، مك او مازلإب دملا ھيلع نأ عفدـي يقحتـسمل ةيـصولا غلبم هردقو ( 110.672.379 لا ر ) ةئم ةرـشعو اـنويلم ةئمعبـسو ةعـس و نوعبـسو اـفلأ و ناـتئم و نوعبـس ـالا ر ، نأو عفدـي ةـيعدملل ةـقتاع دـمحم حي دـمحم ع يزار ا ، ةـ و مـقر ( 1007056847 ) غـلبم هردـق ( 27.651.219 لا ر ) ھميدـقتل ةدملا .ةـيماظنلا اـيناث : مـك ا مازلاـب دملا ھـيلع نأ عفدـي دـملل ناندـع دـمحأ ساـبع ز ، ةـ و مـقر ( 1017092733 ) غـلبم اـمجإ هردـق ( 96.779.270 لا ر ) ةتـس نوعس و ثـيحو ن بـت ماـقمل ةرئادـلا ةرقوملا مدـع ليـصفت مـك ا ع وـحنلا حي ـ لا اـ وجو مدـعو ليـصفت تاقحتـسم ن عدملا نإـف بلطا نم ماـقم ةرئادـلا .ةرقوملا ـالوأ : لوـبق فاـن تس الكـش ةيـصولا لاو ـ وأ ا ثروم ن عادتملا ةقحتسملاو غلبم هردقو ( 110.672.379 لا ر ) ةئم ةرـشعو نويلم ةئمتسو نانثاو نوعبسو افلأ ةئمثالثو ةعس و نوعبسو .الا ر با أ ةليضفلا حي دـمحم ع يزار ا ، ةـ و مـقر ( 1007056847 ) و قحتـس غلبم هردقو ( 27.651.219 لا ر ) ةعبـس نورـشعو انويلم ةئمتـسو دحاوو نوسمخو افلأ ناتئمو و ةعس رشع .الا ر -3 دـمحأ سابع ز ، ةـ و مقر ( 1017092733 ) و و قحتـس غلبم هردقو ( 96.779.270 لا ر ) ةتـس نوعـس و انويلم ةئمعبـسو ةعس و نوعبسو افلأ و ناتئم نوعبسو .الا ر 2 - ةقتاع دمحم و دـحأ ةثرولا بجومب رـصح ةثرولا مقر ( 38391575 )و خ رات 12/05/1438 ،ـ و ھيلع نإف نايب ن قحتـسملا بسح م بـصنأ ةيعرـشلا دع و ذخأ ةيصولا ن ع رابتع ام ي :- 1 ـ ناندع اماظن نأ نو ت ةلـصفم ح نكمي ا ذـيفنت املع ھنأ مت ةدافإ ةرئادـلا نأب كان ةيـصو ةتباث بجومب مكح ي اضق ( 229014721194320022 ( ) قفرم ةروص كـصلا ) امك نأ دملا ھيلع مـلو ـ وت ةرئادـلا ةردـصم مـك ا غلاـبملا ةقحتـسملا ن عدـملل ع ھجو دـيدحتلا مغر م ددـع اـمنإو تفتكا ركذـب غـلبملا اـمج ـالو ىفخي ع ف رـش ملع مكتليـضف نأ ماـ ح بجوـتي ع وحنلا حي ـ لا ثيح نإ ةرئادـلا تمكح مازلإـب دملا ھيلع دادـس غلبم ( 138,882,331 لا ر ) ةـئمثالث دـحاوو نوثالثو انويلم ةـئمنامثو نانثاو نونامثو افلأ ةئمو ةينامثو نوثالثو الا ر ، ةـحئالب ضا ع ، اـمك تعلطا ةرئادـلا ع ةـحئال ضا ع ةـمدقملا نم لـيكو دملا ا لـصاحو ( : دـكؤن نأ انـضا عا بصنم طقف ع ةغيـص قوطنم مك ا ةرئادـلاف مل لصفت قوطنملا املو هارت ةرئادـلا ةرقوملا نم بابـسأ بلطن نم مكتليـضف لوبق فان تس الكـش و عوضوملا ضقن مك ا رداصلا مك او اددجم درب ىوعد دملا .) دكأو ليكو دملا ھيلع ع ام درو ىرخأ ، املو ناـ اذـ مك ا دـع نم لـيبق ل أ لاومأ سانلا لطابلاب امم بيع مك ا روصقلاب ةـفلاخمو ةع رـشلا ةيمالـس ھلعج و ا رح .ءاغلإلاب تابلطلا : كلذـل ھل املو قبـس ھميدـقت ةـمدقملا كـلت ىوعدـلا اـ و ل ةزوـح .ةرئادـلا ـالإ نا ةرئادـلا تـلفغأ كـلت تاءارج بـترتو ع كـلذ لاـفغ رودـص مـك ا – لـحم ضا ـع – مازلإـب فنأتـسملا عفدـب كـلت غلاـبملا ةرم نـم فنأتـسملا ةـعوفدملا نـع هدـلاو نم .ھمدـع 2 - ةـبطاخم ةـمكحملا ةـماعلا ةـظفاحمب ةدـج ةرئادـلا ةرظاـن ىوعدـلا مـقر ( 33286392 ) خـ راتو 8/6/1433 ـ بلطل تا</w:t>
+        <w:t>إيطال العقد لمجرد الغبن إلا-في مال عديم الأهلية وناقصها وما تقضي به النصوص النظامية. وللمتعاقد</w:t>
+        <w:br/>
+        <w:t>الآخر توقي الإبطال إذا قدم ما تراه المحكمة كافياً لرفع الغبن. المادة (78) نصت على أن:" يسقط الحق في طلب</w:t>
+        <w:br/>
+        <w:t>إبطال العقد بالإجازة الصريحة أو الضمنية إذا صدرت ممن له هذا الحق, وإذا أجاز العقد استندت الإجازة إلى</w:t>
+        <w:br/>
+        <w:t>وقت إبرامه. ملإحظات مهمة يلزم التأكيد علها: إذا كانت المحكمة عولت على قرائن ودفوع مرسلة من المدعين</w:t>
+        <w:br/>
+        <w:t>لدينا ما يؤكد.عدم صحتاء بل وقرائن أخرى تغاضت عنها المحكمة ونوضحها فيما يلي: أ-اجتهاد المحكمة</w:t>
+        <w:br/>
+        <w:t>بأخذها بقرينة فقد الأهلية تأسيساً على حكم ولاية عام 1434ه مردود عليه بحجة قضائية مصدرها حكم</w:t>
+        <w:br/>
+        <w:t>ه1442 ماع يف .موصخلا تاذ نيب ةدجب ةيصخشلا لاوحألا ةمكحمب فانئتَسالا ةمكحم نم رداص يئاضق</w:t>
+        <w:br/>
+        <w:t>واستند فيه الحكم إلى صحة وسلامة أهلية المورث وقت إثبات وصية له عام 1432., وأنه لا-عبرة بالحكم</w:t>
+        <w:br/>
+        <w:t>نم ةرداصلا كوكصلا نأ " :هيلإ راشملا مكحلا بيبست صخلم و .ه1434 ماع يف ةيالولاب رداصلا ديدجلا</w:t>
+        <w:br/>
+        <w:t>الدوائر الشرعية لها حجيتها المعتبرة... وكذلك صكوك كتابة العدل, وأن المكاتبة بين وزير العدل ووزير الصحة</w:t>
+        <w:br/>
+        <w:t>بشأن صحة التقرير الصادر من مستشفى ... الذي يُعد حاسماً في موضوع الوصية. وأما ماورد بشأن إفادة</w:t>
+        <w:br/>
+        <w:t>اثنين من القضباة الذين نظروا في موضوع أهلية الموصي فإن إفادات القضاة لم تكن صريحة في الموضوع ويؤيد</w:t>
+        <w:br/>
+        <w:t>ذلك أن القاضي إبراهيم اللحيدان -الذي أفاد بأن الموصي مدرك لأشياء قليلة وغير مدرك للأشياء الماضية-</w:t>
+        <w:br/>
+        <w:t>هو القاضيّ الذي حكم برد طلب إقامة ولي على الموصي بعد ورود التقريرء ولو كان يرى أنه قاصرلما جاز له</w:t>
+        <w:br/>
+        <w:t>الحكم بذلك. ب- أن المدعي (عدنان) كان موجوداً بالشركة بعد واقعة الشراء وتملك المدعى عليه الحصة</w:t>
+        <w:br/>
+        <w:t>الأكبر في شركة أحمد زيني التجارية بنسبة (90 96- حصة والده) ولمدة سنتين لاحقتين, ولم يبد أي اعتراض</w:t>
+        <w:br/>
+        <w:t>بشأن ملكية المدعى عليه لحصص والده. بل قام المدعي بالتخارج من الشركة عام 1433ه وبيع حصصه</w:t>
+        <w:br/>
+        <w:t>للمدعى عليه والتوقيع على قرار الشركاء بتعديل عقد تأسيس شركة أحمد زيني التجارية - محل الدعوى-</w:t>
+        <w:br/>
+        <w:t>والشابت في مقدمته ملكية المدعى عليه لكامل حصة المورث. ج-يبدو تناقض وتدليس المدعي في الاحتجاج</w:t>
+        <w:br/>
+        <w:t>بالغين في بيع حصة مورثه بقرينة الشك في القيمة واستدلاله بأن القيمة الفعلية للشراء وهي 120 مليون</w:t>
+        <w:br/>
+        <w:t>تختلف عن الثابت بقرار الشركاء ببيع حصة مورثه بالقيمة الاسمية, في حين أن المدعي نفسه وباقي الشركاء</w:t>
+        <w:br/>
+        <w:t>ةيضقلاب ملاظملا ناويدب (17) مقر ةيراجتلا ةرئادلاب مهنيب تبثملاو ررحملا حلص قافتا بجومب مهصصح اوعاب</w:t>
+        <w:br/>
+        <w:t>(2/17/185) وتاريخ 02/12/1432ه على مبلغ 170 مليون و عند تحرير قرار الشركاء بما يفيد هذا التنازل</w:t>
+        <w:br/>
+        <w:t>أقر أن البيع تم بالقيمة الاسمية. د-أن المورث نفسه بتاريخ 20/09/1431ه أي بذات يوم تاريخ بيع الحصص</w:t>
+        <w:br/>
+        <w:t>حضر بنفسه لدى كتابة العدلء وحرر وكالة للمدعى عليه مما يؤكد على سلامة أهليته وفقاً لنظام كتابة</w:t>
+        <w:br/>
+        <w:t>العدل والمبادئ القضائية المستقرة, وهو ما ينفي أي قرينة على فقد أهليته. إذ لا. مجال للأخذ بالقرينة في ظل</w:t>
+        <w:br/>
+        <w:t>وجود دليل كتابي موثق على سلامة الأهلية. يعززذلك ويؤكدة أن المورث نفسه حضر بشخصه أكثر من مرة</w:t>
+        <w:br/>
+        <w:t>لدى كتابة العدل مها بتاريخ 09/10/1431ه -19/10/1431ه لإلغاء وكالات حررها للمدعي (عدنان)</w:t>
+        <w:br/>
+        <w:t>ام اذهو ندبغي ال هلثمو ةربخلا هيدلو ريبك ّر جات ثروملا نأ-ه !!ةيلهألا دقفب معزلا كلذك لاحلاو فيكف</w:t>
+        <w:br/>
+        <w:t>استقرت عليه المبادئ القضائية. و-أن علاقة الأبوة محل اعتبار في التعاقد والثابت أن المشتري (المدعى عليه)</w:t>
+        <w:br/>
+        <w:t>هو من يتولى إدارة جميع أموال وشركات المورث. بل أن المورث عينه وصي على وصيته ومسؤول عن إنفاذ</w:t>
+        <w:br/>
+        <w:t>.ًاماظتو ًاعرش ةربتعملا لئاسملا نم ةروجأملا ةلاكولاف ءلباقم نودب نوكت نأ نكمي .ال تايلوؤسم يهو ,هفاقوأ</w:t>
+        <w:br/>
+        <w:t>ومن المنطقي أن يحاسب المورث ولده عن تلك الأعمال. لما كان ما تقدم: وحيث أن الثابت نظاماً أنه ليس</w:t>
       </w:r>
     </w:p>
     <w:p>
@@ -273,7 +833,13 @@
           <w:b w:val="0"/>
           <w:i w:val="0"/>
         </w:rPr>
-        <w:t>دن ـسملا ةي ساـحملا 1 - ةبطاخم ةسـسؤم دقنلا يدوعـسلا مالعتسالل امع اذإ ماق فنأتسملا دادس غلبملا عاديإو غلابملا ھتاباسح ةيكنبلا ةصا ا ل ب نيد نم كلت نويدلا ىدمو ءافي سا نويدلا ا قوق ىوعدـلا ثيح نم ھنأش ثأتلا ھجو يأرلا ىوعدـلا الإ نأ ةرئادـلا ھتلفغأ نا و و ةرئادـلاب ذاختا تاءارج لا نم ا أش تابثإ اذـ عفدـلا نم ھمدع عو لي س لاثملا ال رـص ا : عادـيإ كـلت غلاـبملا ، تمدـقو ةـمكحملل لـبق تاونـس ةيـضق ةـمكحملا ةـماعلا رداـصلا ھنأـش نـم لـبق ـ اقلا يدـيازلا ، ثـيحو نإ ن بـلا نـم اذـ عفدـلا ھـنأ اـعفد اـ ر وج جـتنمو كلت نورـشعو نويلم لا ر مت ا دادس نم لالخ دادس نويد هدلاو كونبلل نم لالخ عاديإ غلابملا ھتاباسح ةيكنبلا ةصا ا ل ب نيد نم كلت نويدلا دقو تفوتـسا كونبلا ا قوقح درجمب دملا ھـيلع ( : ھنأ قـفتا عـم هدـلاو لاـح ھتاـيح ع نأ ي ـش ھنم عـيمج ھصـصح عـيمج تا رـشلا ـلا ناـ هدـلاول صـصح اـ ف ةـكلمملا ، كـلذو لـباقم غـلبم ( 120.000.000 لاـ ر ) ةئم ةـسلجب 09/11/1443 ـ نع ةعقاو ھمايق ءارش ةصح هدلاو ھسفنل ةكرش دمحأ ز ة راجتلا غلبمب ( 450.000 لا ر ) طقف ، ن ح نأ ا ميق اقفو ىوعدل دملا كأ نم كلذ باجأف ھيلع عفد غلبملا ن ترم امم دـع نم لبق ل أ لاومأ سانلا لطابلاب ، نمف ثيح نأ تباثلا نم مك ا لحم ضا ع ( ةيادب ةحفـصلا 3 ) نأ دملا ھيلع ةلاصأ باجأ ع حاضي سا ةرئادلا ير وـ ا ئدـبملا نم فنأتـسملا عفدـب غـلبم صـص ا مدـعو ذاـختا تاءارج ةـليفكلا تاـبثإل كـلذ مغر ه ثأـت ير وـ ا ھجو يأرلا ىوعدـلا ةـفلاخمو مك ا ةع رـشلل ھنو ل بت يـس ددـ ا ةكرـش دـمحأ ز ةـ راجتلا ةيفـصتب ةكرـش دـمحأ ز ةـ راجتلا ، اذـكو بطـش ل ـ لا يراـجتلا خـ راتب 11/4/1437 ـو( قـفرم مـقر 7 مـقرو 8 .) يداـ ا رـشع : ل اجت ةرئادـلا عفدـلل ماـعل 1431 ،ـ ثروم فنأتـسملا فنأتـسملاو هدـض ، اذـكو جراخت فنأتـسملا هدـض ماعلا 1434 ـ نم سفن ةكرـشلا ، ةكرـش دـمحأ ز ةـ راجتلا ( ةكرـشلا لحم ىوعدلا ) دقف ماق ءا رـشلا يراجتلا ا ل ذـنم 1437 ،ـ نا و بجي ا لع در ىوعدـلا مدـعو لوبق ةـماقإ ىوعدـلا ع ةكرـش ةـي م دوجوالو ا ل بسح ماظنلا ، ثيح ھنأ دـع جراخت ل نم خيـشلا دـمحأ ز ھمحر هللا ةـكرش دـمحأ ز ةـ راجتلا مدـعو زاوج ةـبلاطملا صـص اب ةـقلعتملا ا : ل اجت مكح ةـمكحم لوأ ةـجرد ، نأ ةكرـش دـمحأ ز ةـ راجتلا دـق مت ا يفـصت بسح ماظنلا متو بطـش ل ـ لا ھيلع مدعو زاوج ةبلاطملا تاذب غلبملا نو ل ةداعإ ھعفد دع نم ليبق ل أ لاومأ سانلا لطابلاب ةفلاخملاب ھلوقل اع ( : الو اول أت مكلاومأ مكن ب لطابلاب .) ارـشاع : لافغإ ةرئادلا ةيفصت ھيلع يأ ضا عا ع عيبلا كلذكو مل راثي يأ عازن ن ب ثروم ن عادتملا فنأتـسملاو نأش مدع مالتـسا ةميق كلت صـص ا رم يذلا ت ثي ھعم ة عيبلا نا رسو هراثآ ةيماظنلا ةبت ملا</w:t>
+        <w:t>[صفحة 9]</w:t>
+        <w:br/>
+        <w:t>خلال إزعربية السعودية صك رقم .47.87877غ</w:t>
+        <w:br/>
+        <w:t>لعا 7ك</w:t>
+        <w:br/>
+        <w:t>22 4ق</w:t>
       </w:r>
     </w:p>
     <w:p>
@@ -286,7 +852,71 @@
           <w:b w:val="0"/>
           <w:i w:val="0"/>
         </w:rPr>
-        <w:t>٤۵۳۰۲٤۱٦۲۲ رقم صك</w:t>
+        <w:t>للمتعاقد طلب إبطال العقد لمجرد الغبن إلا في مال عديم الأهلية وناقصهاء ولا يوجد دليل على أن المورث كان</w:t>
+        <w:br/>
+        <w:t>عديم أو ناقص الأهلية وقت عقد البيعء بل إن تحريره بنفسه وكالة شرعية موثقة بذات تاريخ التعاقد دليل</w:t>
+        <w:br/>
+        <w:t>قاطع على سلامة الأهلية. سيما وأن مجلس العقد مشهود عليه بحضور الشهود أنفسهم ولدينا شهادة</w:t>
+        <w:br/>
+        <w:t>مكتوبة منهم. علاوة على مثول المورث بشخصه أكثر من مرة لدى كتابة العقد لفسخ وكالاته لعدنان وجميعها</w:t>
+        <w:br/>
+        <w:t>في تواريخ لاحقة على عقد البيع» وهو الأمر الذي يؤكد على سلامة أهليته. ومن ثم يكون نظر الغبن في الثمن</w:t>
+        <w:br/>
+        <w:t>بالأساس في غير محله.).فعقب وكيل الملتمس ضبدهما (المدعيين) بأنه بعث عبر حقل المحادثة ما نصه (نطلب</w:t>
+        <w:br/>
+        <w:t>مزيد مهلة للرد على ما قدمتةالملتمسة في الجلسة القادمة ) فنبهته الدائرة بأن المتوجب عليه هو تقديم</w:t>
+        <w:br/>
+        <w:t>اجابته على الالتماس فذكر بأن المستندات المرفقة بالالتماس كثيرة كما ذكرت وكيلة الملتمس بأن بعض</w:t>
+        <w:br/>
+        <w:t>المستندات لم تستطع ادراجها عبر البرنامّج ببسبب حجمها كما أنها لم تقم بإرسالها الا عبر بريد الدائرة</w:t>
+        <w:br/>
+        <w:t>الالكتروني فأفهمت الدائرة الطرفين بأن يضع كل منهما بريده عبر حقل المحادثة وان يزود كل منهما الاخر عبر</w:t>
+        <w:br/>
+        <w:t>نيموي ةدم لالخ تاركذملا لدابت امهلع ناو'جمانربلا لالخ نم جاردالا رذعت رمتسا لاح يف ينورتكلالا ديربلا</w:t>
+        <w:br/>
+        <w:t>لكل منهما وادراج ما يقدمانه في البرنامج او عبر البريد الالكتروني للدائرة أيضا وعليه تقرر الدائرة تأجيل نظر</w:t>
+        <w:br/>
+        <w:t>الدعوى: وفي جلسة 16/08/1445ه المنعقدة عبر الاتصال المرئي عن بعد والمبلغ بها أطرافها إلكترونياً واطلعت</w:t>
+        <w:br/>
+        <w:t>الدائرة على ملف القضية. واطلعت الدائرة على المذكرة الجوابية المقدمة من وكيل المدعي بتساريخ</w:t>
+        <w:br/>
+        <w:t>5ه ونصها: (الموضوع: مذكرة جوابية مقدمة من الملتمبس ضدهم عدنان احمد زيني وعاتقة</w:t>
+        <w:br/>
+        <w:t>الحرازي في الالتماس المقدم من اسامة احمد زيني بالقضية رقم 42824717. بالإشارة الى الالتماس المقدم من</w:t>
+        <w:br/>
+        <w:t>الملتمس اسامة احمد زبني الذي حوى على سببين لطلبه التماس اعادة النظر فإنني اوجز ردي بما يلي: أولا: ذكر</w:t>
+        <w:br/>
+        <w:t>الملتمس انه حصل بعد الحكم على اوراق جديدة تعذر عليه ابرازها ولم تظهر الا بتاريخ 6١-5.-550اه‏</w:t>
+        <w:br/>
+        <w:t>وهي1- سداد قروض بنكية بمبلغ (47,8757١١٠ريال)‏ عشرون مليون و ثلاثة و اربعون الف و ثمائة و اثنان و</w:t>
+        <w:br/>
+        <w:t>ستون ريال2- سداد ديون عن المورث بمبلغ( 11,574,017 ريَالَ) تّسعة و عشرون مليون و اربعمائة واربعة</w:t>
+        <w:br/>
+        <w:t>وعشرون و سبعة عشر ربال3- مخصصات مالية بمبلغ (.٠.٠.,٠٠1,7ريال)‏ ثلائة عشر مليون و مائتان الف</w:t>
+        <w:br/>
+        <w:t>ريال جواباً عليه أقول لقد سبق للملتمس ان تقدم للدائرة الابتدائية بهذه المبالغ والشيكات وتناولتها الدائرة</w:t>
+        <w:br/>
+        <w:t>ةرتف ءانثا ةريبكلا ىواعدلا رظنب ةصتخملا ةرئادلا ىدل تادنتسملا هذهب مدقت كلذكو اهلوبق مدعو اهلع درلاب</w:t>
+        <w:br/>
+        <w:t>الترافع لدى الدائرة الموقرة في القضية رقم 07.97. ./ا40 وتاريخ 13/01/1445ه بينما حكم الدائرة - محل</w:t>
+        <w:br/>
+        <w:t>الالتماس - كان بتاريخ 13/03/1445ه ونرفق لفضيلتكم صورة صك الحكم الصادر من الدائرة المختصة</w:t>
+        <w:br/>
+        <w:t>هردقو غلبمب ًابلاطم اهريغو غلابملا هذه سمتلملا دروا دقو ةدجب ةماعلا ةمكحملاب ةريبكلا ىواعدلا رظنب</w:t>
+        <w:br/>
+        <w:t>0 مليون ريال وقد صدر حكم الدائرة بصرف النظر عن الدعوى ( مستند رقم ‎١‏ صورة من حكم الدائرة</w:t>
+        <w:br/>
+        <w:t>درلاب تماقو ةرقوملا مكترئادو ةيئادتبالا ةرئادلا_-ىدل تادنتسملا هذه مدق ناو قبس سمتلملا نأب ًاملع ( ةريبكلا</w:t>
+        <w:br/>
+        <w:t>عنها في أسباب الحكم ( مستند رقم 7" صورة من حكم الدائرة التتجارية الابتدائية) وبالتالي فالمستندات المقدمة</w:t>
+        <w:br/>
+        <w:t>سبق للملتمس ابرازها ولم يتعذر عليه ذلك كما يزعم في كذب صريح على الدائرة الموقرة واستناداً الى نص</w:t>
+        <w:br/>
+        <w:t>المادة الحادية والخمسين من لائحة طرق الاعتراض ونصها ( ب- إذا كان طلب الاعتراض وفقًا للحالة (ب) من</w:t>
+        <w:br/>
+        <w:t>الفقرة (1) من المادة (المائتين) من النظامء وجب أن يتضمن الطلب ما يفيد تعذر إبراز الأوراق القاطعة قبل</w:t>
+        <w:br/>
+        <w:t>الحكم.) وكل ما ذكره الملتمس من اسباب لتعذر ابرازها غير صحيح كما بينا بالبينة المعتبرة شرعاً وانه سبق له</w:t>
       </w:r>
     </w:p>
     <w:p>
@@ -299,7 +929,13 @@
           <w:b w:val="0"/>
           <w:i w:val="0"/>
         </w:rPr>
-        <w:t>رات ـخ صلا ـك : ۳۱/۳۰/۵٤٤۱ مقر حفصلا ـة : ٤ ةرئاد فان تس فان تس ةيناثلا ةمكحملا ة راجتلا ة راجتلا ةدجب</w:t>
+        <w:t>[صفحة 10]</w:t>
+        <w:br/>
+        <w:t>خلال إزعربية السعودية صك رقم .47.87877غ</w:t>
+        <w:br/>
+        <w:t>ماع</w:t>
+        <w:br/>
+        <w:t>22 4خ</w:t>
       </w:r>
     </w:p>
     <w:p>
@@ -312,7 +948,71 @@
           <w:b w:val="0"/>
           <w:i w:val="0"/>
         </w:rPr>
-        <w:t xml:space="preserve">اـممو دـضع اـم قبـس ة ـ ب دـقعلا م ملا ءاـفي ساو ثروم دملا ةـميقل صـص ا و نأ تباـثلا عيقوت دـقع عيب صـص ا ن ب ثروم دملا – و و لـما ب ھتيل أ ة تعملا اعرـش اماـظنو ضأو ازئاح ةي ل ھقح ، كلذ ھنا نم ررقملا ءاضق مدع زاوج ةئزجت دونب دقعلا ثيحب متي رارق ھت ب مث را نإ هدونب ھنومضمو رم يذلا ن عتي ھعم ءاضقلا درب ىوعد . دملا (120 نويلم لاـ ر ،) دـقو تدـكأ ةرئادـلا ا ي س مدـع نعط دملا ة ـ عيبلا وأ كسمتلا ھنالطبب ، نمو مث نإف دملا نو ي دـق رقأ ة ـ ب دـقعلا ھنومـضمو نا رـسو هراثآ ةيماظنلا دـمحأ ز ةـ راجتلا ، ثـيحو نأ دملا ھـيلع عـفد ذـنم رجف ىوعدـلا ميدـقتب دـقع عـيب صـص ا م ملا نـ ب دملا ھـيلع ثروـمو دملا يذـلاو نمـضت ةـميقلا ةـيلعفلا صـص ل ةغلاـبلاو دملا ة ـ ب دـقع عيبلا ماتلا ن ب دملا ھيلع ثرومو دملا : نمف ثيح نأ تباثلا نم ىوعدلا نأ دملا ماقأ هاوعد ةيغ مك ا مازلإب دملا ھيلع عفدب ةميق صـصح ھثروم ةكرـش ءاـن و ع اـم مدـقت ھنإـف ـال زوـجي ةداـعإ مييقت صـص ا بجوـمب مييقت ساـحم اـ و ل ةـميقم اـيلعف ن ب ن فرطلا رقمو اـ مييقتب . عفلا اـع اس : كـسمتلا رارقـإلاب ي اـضقلا رداـصلا نم قـ ا ( ) مـك ا رداـصلا نـم ةرئادـلا ةـ راجتلا ةـثلاثلا ةـمكحملاب ةـ راجتلا رداـصلا مك اـب مـقر ٤٤٣٠٩٤٤١٥٠ خـ راتو ١١/١١/١٤٤٤: ـ ةيـضقلا مـقر ٤٤٧٠٧٧٠٩٠٣ ماـعل ١٤٤٤ .)ـ ( مدـع زاوـج عوـجرلا رارق قـ ا صاـ ا ،) ثـيحو ھـنأ نـم ررقملا ھـنا ( نـم ـس ضقنل اـم مـت ع ھيدـي ھيعـسف دودرم ،) ثـيحو ھـنا نـم ررقملا ءاـضق نأ ( ءارب هوـحنو اـمم طقـسُ نإ عيقوت دملا ع اذ رارقلا دع ارارقإ ا ـ او اح رـصو ھنم ة ـ ب دقاعتلا ناش كلت صـص ا رارقإو ةءا ب ةمذ دملا ھيلع نم يأ تابلاطم قلعتت كلتب ةكرشلا نمو ررقملا ءاضق ع ھنأ ( : ررحملا ـسرلا ةـ ع ةـفا لا اـمب نود ھيف نم رومأ ماـق اـ هررحم دودـح ھتم م ، وأ تثدـح نم يوذ نأـشلا هروضح ؛ ام مل ت ثي هر وزت قرطلاب ةررقملا اماظن ،) ثيحو بتا لدـعلا ةفرغلاب ة راجتلا ةيعانـصلا ةدجب مقر ( 7050/34 ) خ راتو 10/2/1434 ـ ثيحو نإ اذـ ررحملا بس كي ةـي ة جاوم دملا اقفو ةداملل ( 26 ) نم ماظن تابث لا صنت ةـيئا و ءاربإو ةـمذل دملا ھـيلع – ي ـشملا - دـقو مـت دـيكأت كـلذ لي ـ ب رارق ءا رـشلا ىدـل ةرازو ةراـجتلا مـقرب ( 130 – ددـع 7 - دـلجم /9ع2/ ماـعل 1434 ـ خـ راتب 10/2/1434 ـ باطخب ع رارق ءا رـشلا ليدـعتب دـقع س ـسأت ةكرـش دـمحأ ز ةـ راجتلا – لحم ىوعدـلا - م ملا خ راتب 21/11/1433 ـ يذـلاو ھبجوـمب مت قاـفت ع نأ عيقوتلا ع رارقلا دـع ةـصلاخم ةماـت دملا ھتكارـش ةكرـشلا عـم دملا ھيلع ةدمل ن ت ـس ملو دـبي يأ ضا ـعا نأـش ةـيكلم دملا ھيلع صـص هدـلاو مث ماـق جراـختلاب نم ةكرـشلا عـي و ھصـصح دـملل ھيلع عيقوـتلاو ام يل ا ة تعملا اعرـش .اماظنو ةـفاضإ إ كلذ نإف دملا ھيلع دـع ھئارـش صـصح ثروم دملا ھكلمتو ةـص ا ك ةكرـش دـمحا ز ة راجتلا ةبـس ب ( 90 -% ةصح هدلاو ) رمتـسا ةـميق صـصح ثروـم دملا غلبمب هردـقو ( 120.000.000 لاـ ر ) ةـئم نورـشعو نويلم لاـ ر ، اـم و نأ دـقع عيبلا نم دوقعلا ةـيئاضرلا دـقو ـ ترا ع اـبلا ي شملاو كـلت ةـميقلا ام و لما ب ىدـل ةـمكحملا ةـ راد كـلذ نأ 1: ـ نأ كـلت صـص ا ةـعابملا دـق مـت ا ريدـقت دـقع حي ـ لـمتكمو ناـ ر نـ ب دملا ھـيلع ثروـمو دملا دـقو رقأ دملا ھت ـ ب يذـلاو نمـضتي ريدـقت لـالط وبأ ھلازغ ساـسأك مييقتل صـص ا : دملاـف ھيلع راـثأ ذـنم رجف كـلت ىوعدـلا اـعفد اـ ر وج هادؤم مدـع زاوج دان ـس ع مييقتلا ساـحملا رداـصلا ىوعد جراـختلا ةروظنملا ثرومو دملا ةـميقل صـص ا نمو مث نإـف نم اـ أش ثُأـتلا ھجو يأرلا .ىوعدـلا اـسداس : دـيكأتلا كـسمتلاو عفدـلاب مدـع زاوج دان ـس ع مييقتلا ساحملا رداصلا نم بتكم ثـيحو كـسمتن بـلطب باوجتـسا دملا اـ لع اـ راضحإو باوجتـسالل نوـ ل اـ لاوقأ نو تـس ةرثؤـم كـلت ىوعدـلا ثيح تب يـس مدـع اـ بغر عـفر كـلت ىوعدـلا توـبثل ءاـفي سا ا روـم نو ت ع داـي ا ، دـقو تقاس ا ةرئادـلا ءارو ھضفر نود ب ـس وأ ر م ـ او ع مغرلا نم ھنو اعفد ا ر وج ن عتي ھصيحمت ھتباجإو وأ درلا ھيلع ب ـس غ اس ع وحن بيع .مك ا ر م او وأ ب س غ اس ىفتكاو لوقلاب نأب دملا ا لع " ع داي ا " در م م غو مو فم غو يقطنم ذإ ال غاس س نأ ميقت دملا ا لع ىوعد بلاطت ا ( ا با - دملا ھيلع ) مث ةـسل ا ةددـحملا كلذـل ،) املو نا دملا ھيلع دـق راثأ اعفد ماما ةـمكحملا ةيئادتب بلطب باوجتـسا دملا ا لع ( ةقتاع يزار ا ) الإ نأ ليكو دملا ضفر معزب مدع ةرورـض كلذ نود صنتو ةداملا ( 21/1 ) نم تاذ ماظنلا ع ھنأ ( : ةمكحملل - نم ءاقلت ا ـسفن وأ ءانب ع بلط دحأ موص ا - نأ رمأت روضحب مص ا ھباوجتسال ، بج و ع نم ررقت ھباوجتسا نأ رضحي يزار ا ) نوـ ل ا اوجتـسا نـم ھنأـش ثأـتلا ھـجو يأرلا ىوعدـلا : ءاـنب ع صن ةداملا ( 20/2 ) نـم ماـظن تاـبث ـلا صنت ع ھنأ ( : 2 - يأل نم موص ا باوجتـسا ھمـصخ ةرـشابم ،) ةـ وطنم ع ضقاـنتلا ميـس ا يذـلا بـيع ىوعدـلا لـي جتلاب ماـ و ضوـمغلاو اـمم نـ عتي ھـعم فرـص رظنلا نع كـلت .ىوعدـلا اـسماخ : عفدـلا بلطب باوجتـسا دملا اـ لع ( ةقتاـع قباـسلا ـلا ناـ بلاـطي اـ ف نـالطبب دـقع عيبـلا ةـجي ن نـالطب تـالا ولا – بلاـطو مازلإـب دملا ھـيلع عفدـب ةـميق صـص ا مث داـع رقأو ة ـ ب دـقع عيبـلا ةرم ىرخأ اـمم لـعجي ىوعدـلا ع اـم هدروأ اـصن ( : نأ تـالا ولا ـلا تـ رجأ اـ ةـيلمع عيبـلا تـالا و ةـلطاب ءاـنب ع نادـقف ثروملا ةـيل ألل ءاـنثأ ة ـف عيبـلا ،) ـالإ ھـنأ مـتخ هاوـعد اـمب ضقاـني ىوـحف نومـضمو هاوـعد – ا أ دـق تلخ نم ر رحتلا ـ اولا مزاللا اماظن ثيح توطنا ع تاضقانت بيع ىوعدـلا لي جتلاب ضومغلاو ما و كلذ نأ دملا دـق نمـض هاوعد دـناس و ا ف ع نالطب عيبلا ءانب ھملع دملا نـأل مكا ا لأس دملا ھيلع امع هاعدا دملا نإف ف عا ھب ھمزلأ الو ھنكمي نأ ھمزلي الو جم ( " فاشک عانقلا ( )– -6 436-435 .) ثيحو ھنإ صيحمتب ةحئال ىوعدلا دجن ـالو عمـس مكاـ ا ىوعدـلا ـالإ ةررحم ( " /8 510 ,) املو ناـ نم ررقملا اـ قف اـماظنو نأ ىوعدـلا ـال ـ ي ـسلا اـ ف لـبق اـ ر رحت لاـق خيـشلا ي و لا " : ـالو ـ ت ىوعدـلا ـالإ ةررحم ار رحت تمزلتـسا ر رحت ىوعدلا ، املو هررق ءا قفلا - م محر هللا - نم نأ نم طورش ىوعدلا نأ نو ت ىوعدلا ةررحم يأ ةمولعم ، ةمولعم دملا ھب ، لاق قفوملا – ھمحر هللا اع – غملا " : ماظنلا ، قبطت ما حأ ماظن تاعفارملا ةيعرـشلا ع ىواعدـلا لا صتخت ا رظنب ةـمكحملا امب ال فلاخي ةـعيبط ىوعدلا ة راجتلا ،) ثيحو نإ ةداملا ( 66 ) نم ماظن تاعفارملا ةيعرشلا دق فرـصب رظنلا نـع ىوعدـلا مدـعل اـ ر رحت اـ و ل يوـطنت ع تاـضقانت اـ يع لـي جتلاب : امل تناـ ةداملا ( 93 ) نـم ماـظن مكاـحملا ةـ راجتلا تـصن ع ھـنأ ( اـميف مـل دري ھـيف صن صاـخ ىوعدـلا ءاـنب ع هذـ ةداملا ةـفن ناـيبلا ، اـمم بيع مك ا روصقلاـب ھلعج و اـ رح ءاـغلإلاب ، ـض و ـال صاـنم نم مك ا مدـع صاصتخا ةـمكحملا ايعون رظنب .ىوعدـلا اع ار : عفدـلا نـع كـلت ةرقفلا ةـصا ا تاـفلاخملاب ةئـشانلا نـع قيبـطت ماـ حأ ماـظن تا رـشلا اذإ ـال دـجوت يأ ةـفلاخم ةـعيبط كـلت ىوعدـلا غيـس ةرئادـلل س ـسأت اـ مكح ا ـصاصتخاب رظنب كلت دـيدعلا نم دـعاوقلا ةرم ثيحو نأ ةرئادلا مل </w:t>
+        <w:t>ابرازها قبل الحكم واستنادا للمادة الثانية والخمسون لائحة طرق الاعتراض ( ما لم يثبت خلاف ذلكء, يعد</w:t>
+        <w:br/>
+        <w:t>كافيًا في تحديد بداية مدة التماس إعادة النظر المنصوص علهنا في المادة (الأولى بعد المائتين) من النظام ما</w:t>
+        <w:br/>
+        <w:t>نم (ب) ةرقفلا يف اهلع صوصنملا قاروألا روهظ تقوبو ءشغلاو ريوزتلاب هملع خيراتب سمتلملا ةدافإ -أ :يتأي</w:t>
+        <w:br/>
+        <w:t>ةيئادتبالا ةرئادلا ىدل عفارتلا ءانثا قاروألا هذه ميدقتب ماق سمتلملا نا اميو (ماظنلا نم (نيتئاملا) ةداملا</w:t>
+        <w:br/>
+        <w:t>والاستئنافية (مستند رقم 3 مذكرة تقدم بها الملتمس تبين ان هذه المستندات سبق منه تقديمها ) وتقدم بها</w:t>
+        <w:br/>
+        <w:t>في دعوى مستقلة قيدت بالمحكمة بتاريخ 7١-1.-5540١هاي‏ قبل صدور الحكم - محل الالتماس بشهرين -</w:t>
+        <w:br/>
+        <w:t>مما يتعين على الدائرة الموقرة ندم قبول الالتماس شكلاً . ثانياً : ذكر الملتمس انه وقع في غش متمثل في قيمة</w:t>
+        <w:br/>
+        <w:t>الحصص وانها لاتبلغ المبلغ المحكوم به وانه علم عن ذلك الغش بتاريخ 04/07/1445ه وهذا الادعاء غير</w:t>
+        <w:br/>
+        <w:t>سمتلملا نا تاعفارملا نم تباثلا نإف عفارتلا ةرتف ءانثا هنم ةمدقملا تاركذملاو ةعفارملا تاسلج هبذكت حيحص</w:t>
+        <w:br/>
+        <w:t>دفع بأن قيمة الحصص لا تبلغ هذا المبلغ وتم تناولها بالرد في الحكم الابتدائي والحكم النهائي وقد اعاد</w:t>
+        <w:br/>
+        <w:t>الملتمس ما سبق ان أبداه اثناء الترافع ويحاول ان يلبس على الدائرة بأنه لم يسبق له ان أورد ذلك قبل تقديم</w:t>
+        <w:br/>
+        <w:t>الالتماس بينما الثابت من صك الحكم محل الالتماس ان الدائرة رفضت كل الدفوع المقدمة منه ويحاول</w:t>
+        <w:br/>
+        <w:t>اعادة ابرازها هنا ويزعم انها جديدة وقد سبق للدائرة الموقرة أن الزمت الملتمس بالتقييم الذي تخارج عليه في</w:t>
+        <w:br/>
+        <w:t>صك الصلخ مع المتداعين في تلك الدعوى ويحاول ان يتنصل منه . لذلك ويما ان جميع ما اورده الملتمس سبق</w:t>
+        <w:br/>
+        <w:t>منه ايراده اثناء الترافع سواء في هذه الدعوى او في دعاوى اخرى مما يتعين عدم قبول طلب التماسه استنادا</w:t>
+        <w:br/>
+        <w:t>للمادة الواحدة والخمسين والمادة الثانية والخمسين من لائحة طرق الاعتراض لذلك ولكل ما سبق اطلب من</w:t>
+        <w:br/>
+        <w:t>الدائرة الموقرة : - عدم قبول التماس اعادة النظر لما ذكر من أسباب). فعقبت وكيلة الملتمس (المدعى عليه)</w:t>
+        <w:br/>
+        <w:t>بأنها قدمت مذكرة صباح هذا اليوم وبعثت بها أيضا عبر حقل المحادثة ونصها (إشارة إلى التماس إعادة النظر</w:t>
+        <w:br/>
+        <w:t>المقدم من الملتمس أسامة أحمد عباس زيني ضد الملتمس ضدهما عدنان أحمد عباس زينيء وعاتقة محمد</w:t>
+        <w:br/>
+        <w:t>يحيى الحرازي. على صك الحكم المذكور أعلاه. ونوجز تعقيبنا على مذكرة الملتمس ضدهما في الآتي: أولا ما</w:t>
+        <w:br/>
+        <w:t>زعمه وكيل الملتمس ضضدهما بأن الملتمس سبق وأن تقدم للدائرة الابتدائية بهذه المبالغ والشيكات وتناولتها</w:t>
+        <w:br/>
+        <w:t>الدائرة بالرد علها وعدم قبولهاء غير صحيح ومردود عليه بالآ-تي: 1-أن موكلي لم يتقدم بهذه المستندات</w:t>
+        <w:br/>
+        <w:t>لمحكمة الدّرجة الأولى. أو محكمة الاستئناف. ولم يسبق للمحكمتين أن نظرت فها والرد علها وعدم قبَولهَاء</w:t>
+        <w:br/>
+        <w:t>وإنما ما قدمه فقط هو ضورة شيكين مجموعبهما 6 مليون ريال . كقرينة على سداد ديون عن الوالد . وهذين</w:t>
+        <w:br/>
+        <w:t>الشيكين قد تغاضت الدائرة عن النظر فهما ء يؤكد ذلك ما يلي: ورد في تسبيب حكم الدرجة الأولى. بعد أن</w:t>
+        <w:br/>
+        <w:t>استبعدت الاحتجاج بعقد بيع الحصص, الآتي:" أن ما اشتمل عليه من مقابل قيمي من غير المتصور إمكان</w:t>
+        <w:br/>
+        <w:t>التحقق من صحته أو دقته كتحمل مصاريف عائلية... فضلاًعن ذلك كله عدم تقديم المستند المشار إليه</w:t>
+        <w:br/>
+        <w:t>إطلاقاً في أي مرحلة سابقة في الدعوى (يقصد بذلك الشيكين) .. وهو ما كانت الدائرة قد استغنت بجملة ما</w:t>
+        <w:br/>
+        <w:t>أشير إليه عن استكمال إجراءات فحص المستند .. قناعة الدائرة'قد تجسدت على أن الحصص محل الدعوى</w:t>
+        <w:br/>
+        <w:t>انتقلت بصورة تامة إلى ملكية المدعى عليه دون مقابل وفاء حقيقي لقيمة تلك الحصص) كما أن محكمة</w:t>
+        <w:br/>
+        <w:t>الاستئناف قد أوردت في تسبيبها ما يلي : (أن المدعى عليه لم يقدم ما يثبت بأن قيمة شراء الحصص دُفعت</w:t>
+        <w:br/>
+        <w:t>,هتقد وأ هتحص نم ققحتلا نكمملا ريغ نمو ؛هيلع فرصلاب تافيلكت وأ هدلاو نع تاينويدُم ذادس قيرطب</w:t>
+        <w:br/>
+        <w:t>ميدقت لجأل ةدجب ةماعلا ةمكحملا وأ ةقالعلا تاذ كونبلاو يزكرملا كنبلل ةباتكلا هيلع ىعدملا بلط نأو</w:t>
       </w:r>
     </w:p>
     <w:p>
@@ -325,7 +1025,13 @@
           <w:b w:val="0"/>
           <w:i w:val="0"/>
         </w:rPr>
-        <w:t>ددحت ھجو ةفلاخملا لا تباش ةقالعلا ام يب – ع ضرف ا ـ ضرفلاو يواس مدعلا -. امك نأ ةعيبط هذ ىوعدلا جرخت اجورخ امات ىواعدـلل تاـفلاخملاو ةئـشانلا نع قيبطت ماـ حأ ماظن تا رـشلا ،) ثيحو نإ ماظن تا رـشلا يوتحي ع دـيدعلا نم صوصنلا ةـيماظنلا لا لصت إ ام دـ زي نع 250 ةدام لمتـش و ع ةرقفلا ( 4 ) نـم ةداملا ( 16 ) نم ماـظن مكاـحملا ةـ راجتلا ،) ثيحو نإ اـم ھت بـس ةرئادـلا ب بس رـصاق بيعمو كـلذ نأ : ھنأ عوجرلاـب ةداملل دـناس ملا ا لع ا إف قلعتت ( رظنب مكاحملا ة راجتلا ب بس لا اـميف ھت بـس ا ـصاصتخاب رظنب ىوعدـلا ، ن بلاـف نم تانودـم مك ا نأ ةرئادـلا ت بـس ا ـصاصتخا اـصن ءاـنب ع ( طـس ني صاصتخا ةـمكحملا ةـ راجتلا ع كلت ىوعدـلا قفو ةـي ء ـ لا ـ قملا ھـب ) عـم كـسمتلا اـبب نوـعطلا .ىرخ اـثلاث : فيـضن إ ھـجو نعطلا ع مك ا – رادـم فاـن تس – مدـع صاـصتخا ةـمكحملا اـيعون رظنب ىوعدـلا روـصقلا ع مك ا لـحم نعطلا ـالو اميـس ( عفدـلا مدـع صاصتخا ةـمكحملا ايعون رظنب ىوعدـلا ، كلذـكو عفدـلا مدـع زاوج رظن ىوعدـلا قبـسل لصفلا ا ف بجومب ما حأ ةـيئاضق ةـتاب ةزئاح نإ كـلت تادن ـسملا دـع تادن ـسم ةـ ر وج نم اـ أش ثأـتلا ھجو يأرلا ىوعدـلا ، اـمم ن عتي ھعم در .ىوعدـلا اـيناث : دـيكأتلا كـسمتلاو ةـفا ب ھجوأ نوعطلا ةـمدقملا نم دملا ھيلع نيدن ـسملا نادـع ةـن رق ةـ وق ةـغمادو ت ثت ع عفد دملا ھيلع دادـس ةـميقلا ةـيلعفلا صـص ل نع ق رط عفد نويدلا ةقحتـسملا ع ثروم دملا – ع اب صـص ا - كونبلل ، ثيحو ي رعلا طوـلا اب ـسم ھنوـ ب ةـميقلا ةددـسملا نم دـمحأ ساـبع ز كـنبلل ي رعلا طوـلا غلبمب هردـقو ( 3.000.000 لاـ ر ) ليذـمو عـيقوتب دملا ھيلع ( ةـماسأ دـمحا ز .) ثيحو نإ نيذـ هردـقو ( 3.000.000 لاـ ر ) ليذـمو عيقوتب دملا ھيلع ( ةـماسأ دـمحأ ز .) كيـش ي نب رخآ مقر ( 599139/1 ) خ راتو 26/11/1431 ـ بو ـ م ع كنبلا يدوعـسلا رفلا اصل كنبلا (599140/1 ) خـ راتو 26/11/1431 ـ بو ـ م ع كـنبلا يدوعـسلا ـ رفلا ـ اصل كـنبلا ي رعلا طولا اب ـسم ھنو ب ةـميقلا ةددـسملا نم دـمحأ ساـبع ز كنبلل ي رعلا طولا غلبمب دادـس نويد هدـلاو – ثروم دملا - كونبلل ، ثيحو نإ دملا ھيلع لصوت تادن ـسمل ةـغماد ت ثت دادس دملا ھيلع غلبملل كونبلل ، ا درون ع لي س لاثملا ال رـص ا : كيـش ي نب مقر فنأتـسملا – دـق راـثأ اـعفد اـ ر وج هداـفم ماربإ دـقع عـيب صـصح عم ثروم دملا نودـم ھب ةـميقلا ةـيلعفلا صـص ل ةـغلابلاو ( 120.000.000 لاـ ر ) عفدو ھعفدـب كلذـل غلبملا نم لـالخ درلا اـ لع اـمب ي : ـالوأ : دـيكأتلا ع عفدـلا دادـس غـلبم عـيب صـص ا نويدـلل ةقحتـسملا ع ثروـم دملا كوـنبلل : نـمف ثـيح نأ تباـثلا ن بـلاو نـم تانودـم مـك ا نا دملا ھـيلع –</w:t>
+        <w:t>[صفحة 11]</w:t>
+        <w:br/>
+        <w:t>خلال إزعربية السعودية صك رقم .7.8578577هع</w:t>
+        <w:br/>
+        <w:t>لا 3 01</w:t>
+        <w:br/>
+        <w:t>22 4</w:t>
       </w:r>
     </w:p>
     <w:p>
@@ -338,7 +1044,71 @@
           <w:b w:val="0"/>
           <w:i w:val="0"/>
         </w:rPr>
-        <w:t>٤۵۳۰۲٤۱٦۲۲ رقم صك</w:t>
+        <w:t>الدليل على السداد لقيمة الحصص. فإن من ادعى شيء فعليه تقديم ما يثبته. كما لم يقدم تقييمات أخرى</w:t>
+        <w:br/>
+        <w:t>للشركة. كما قررت أن الشيكين المشار إلهما لم تجدهم في مرفقات القضية). 3-استئناس بوكيل الملتمس</w:t>
+        <w:br/>
+        <w:t>ضدهما بمذكرة موكلي المقدمة لدى محكمة الاستئناف الصادر عنها الحكم الملتمس عليه. بزعم أن موكلي</w:t>
+        <w:br/>
+        <w:t>تقدم بمرفقات في هذه المذكرة هي نفسها مستندات الالتماس. هو زعم غير صحيح ويكذبه الثابت بالمذكرة</w:t>
+        <w:br/>
+        <w:t>نفسهاء والتتي خلت من أي مرفقات .وإنما أشارت فقط إلى دفع موكلي بسداد مبلغ 6 مليون ريال بشيكين “سداد</w:t>
+        <w:br/>
+        <w:t>لجزء من مديونية المورث لدى البنك العربي الوطني. ويتضح مما تقدم: أن المستندات المقدمة في التماس إعادة</w:t>
+        <w:br/>
+        <w:t>النظر لم يسبق تقديمها لمحكمة الدرجة الأولى أو محكمة الاستئنافء بخلاف ما يزعمه وكيل الملتمس</w:t>
+        <w:br/>
+        <w:t>ضدهما. ثانياً: ما زعمه وكيل الملتميّن ضدهما بأن الملتمس تقدم بهذه المستندات للدائرة المختصة بنظر</w:t>
+        <w:br/>
+        <w:t>ةمكحم مامأ عفارتلا ءانثأ ه13/01/1445 خيراتو (4570053093) مقر ةيضقلا يف ةريبكلا ىواعدلا</w:t>
+        <w:br/>
+        <w:t>الاستئناف التجاريةءغير صحيح ومردود عليه بالآتي: 1-أن الدعوى التجارية محل الحكم الملتمس عليه تتعلق</w:t>
+        <w:br/>
+        <w:t>ببيع حصص المورث. وتمسك موكلي فها بعقد البيع الموقع من“ المورث والذي ورد فيه ثمن الحصص بمبلغ</w:t>
+        <w:br/>
+        <w:t>0 مليونء وقام المورث بخصم مبلغ 88 مليون مستحقات لموكلي والمتبقي من الثمن هو مبلغ 32 مليون.</w:t>
+        <w:br/>
+        <w:t>ومن ثم فإن دفاع موكلي في الدعوى التجارية يقوم على إثبات صحة عقد البيع والوفاء بالثمن وفق آلية</w:t>
+        <w:br/>
+        <w:t>التعاقد . ومن .ثم فحدودها تنحصر في سداد باقي الثمن وهو 32 مليون. بينما الدعوى المشار إلها في دفع ؤكيل</w:t>
+        <w:br/>
+        <w:t>الملتمس ضدهماء تتعلق بإجمالي ديون على المورث لصالح موكلي تتجاوز 135 مليون ريال . وهو ما أقر به</w:t>
+        <w:br/>
+        <w:t>وكيل الملتمس ضدهما في دفاعهء وهناك فرق كبير بين موضوع المطالبة المشار إليها . والدعوى التجارية محل</w:t>
+        <w:br/>
+        <w:t>الحكم الملتمس عليه. 2- أن مستندات المبالغ التي تضمنتها المطالبة بمبلغ 135 مليون. لم تقدم إلى الدائرة</w:t>
+        <w:br/>
+        <w:t>المختصة بنظر الدعاوى الكبيرة. فعلى أي أسَاس يزعم وكيل الملتمس ضدهما بأنها ذات المستندات المقدمة في</w:t>
+        <w:br/>
+        <w:t>الالتماسء يؤكد ذلك صك الحكم في القضية المشار إلها والذي تناول في الوقائع عدم تقديم المستندات.</w:t>
+        <w:br/>
+        <w:t>فالقضية المشار إلها صدر بشأنها حكم بصرف النظر ء دون تسليم أي مستندات أو إطلاع من المحكمة علهها.</w:t>
+        <w:br/>
+        <w:t>3-أن القضية المشار إلبها خلت لائحتها من أي بيان يتعلق بسداد موكلي لمبلغ إجمالي قدرة (20,043,862 )</w:t>
+        <w:br/>
+        <w:t>(عشرين مليون ريال وثلاثة وأربعون ألفا وثمانمائة واثنيين وستون ريالا) ديون قروض على المورث - والتي</w:t>
+        <w:br/>
+        <w:t>تضمنتها مشتندات الإلتماس- كما أن تفاصيل اللائحة تناولت مبالغ أخرى . فمن أين علم وكيل الملتمس</w:t>
+        <w:br/>
+        <w:t>ضدهما أن المبلغ المذكور تقدم موكلي بمستنداته أو كانت بحوزته وقت رفع القضية المذكورة. ثالثاً: زعم وكيل</w:t>
+        <w:br/>
+        <w:t>الملتمس ضدههما في (ثانياً) من مذكرته على غير الحقيقة بأن السبب الثاني للالتماس المقدم من موكلي</w:t>
+        <w:br/>
+        <w:t>والمتمثل في غش المدعين الذي كان له أثر في الحكم . ليس سبباً جديدا وإنما سبق للملتمس تناول مسألة</w:t>
+        <w:br/>
+        <w:t>ةمكحمو ىلوألا ةجردلا ةمكحم نأ :يت-آلاب هيلع دودرم عفدتلا اذهو .ةعفارملا تاسلجب صصحلا مييقت</w:t>
+        <w:br/>
+        <w:t>الاستئناف تأثرت بغش الملتمس ضدهما بشأن تقييم الحصص . والطعن بتزوير عقد البيع الموقع من المورث</w:t>
+        <w:br/>
+        <w:t>والزعم بفقد أهليته حيها . ولم يكن بحوزة موكلي البينة على هذا الغش المؤثر في الحكم ؛ يؤكد ذلك أن حكم</w:t>
+        <w:br/>
+        <w:t>الدرجة الأولى المؤيد من الاستئناف أشار في تسبيبه أن موكلي لم يقدم مستندات تفيد وجود تقييمات أخرى</w:t>
+        <w:br/>
+        <w:t>للشركة كما أن محكمة الاستئناف الصادر عها الحكم الملتمس عليه استبعدت عقد البيع بحجة أنه غير</w:t>
+        <w:br/>
+        <w:t>موقع من الموؤرث وإنما موقع من الوكيل. ورفضت استكمال الطعن بتزوير توقيع المورث السابق التمسّك به</w:t>
+        <w:br/>
+        <w:t>من الملتمس ضدهماء:واستدعت قرينة بأن المورث وقت التوقيع يحتمل أن يكون فاقد الأهلية لوجود حكم</w:t>
       </w:r>
     </w:p>
     <w:p>
@@ -351,7 +1121,11 @@
           <w:b w:val="0"/>
           <w:i w:val="0"/>
         </w:rPr>
-        <w:t>رات ـخ صلا ـك : ۳۱/۳۰/۵٤٤۱ مقر حفصلا ـة : ۵ ةرئاد فان تس فان تس ةيناثلا ةمكحملا ة راجتلا ة راجتلا ةدجب</w:t>
+        <w:t>[صفحة 12]</w:t>
+        <w:br/>
+        <w:t>رديه السعودي صك رقم .40111151 ها 23 ها</w:t>
+        <w:br/>
+        <w:t>جح وي</w:t>
       </w:r>
     </w:p>
     <w:p>
@@ -364,7 +1138,71 @@
           <w:b w:val="0"/>
           <w:i w:val="0"/>
         </w:rPr>
-        <w:t xml:space="preserve">عيبلا كلتل صـص ا ، نمو مث مدع ة زاوج ھتبلاطم كلتب .ىوعدلا اممو دضع ت ث و مالتـسا ثروم دملا ھيلع ةميقل كلت صص ا و تاررحملا ةيمسرلا لا دناس ا لع دملا ھيلع دملا ھـيلع ( ةـماسأ ز ) داد ـسا صـص ا ةـكولمملا ھـثرومل ثروـمو نـ عدملا ، ثـيحو نإ دملا مـل بـلطي قـح داد ـس وأ قـح ةعفـشلا نأـش كـلت صـص ا ملو دـبي ةـمث ضا ـعا ع ك رـشلل لزانتلا نع ھتصح دحأل ءا رشلا تزاجأو يأل نم ءا رشلا م ضع وأ م عيمج قح داد س بلطو لوص ا ع كلت صص ا ضوع ، ثيحو نإ تباثلا – رارقإ و دملا - بلط سأر لاملا ، اذإو قلع لزاـنتلا ةـصحب ةدـحاو تيطعأ هذـ ةـص ا ءا رـشلل نيذـلا اوبلط داد س عم ةاـعارم مكح ةرقفلا ةـيناثلا نم ةداملا ( 158 .) ب ـ املو ناـ داـفم كـلت ةداملا ا أ تزاجأ مـكح ةرقفلا ةـيناثلا نم ةداملا ( 157 ،) اذإو لمعتـسا قح داد س كأ نم ك رـش نا و لزانتلا قلعتي ةلمجب صـصح تمـسق هذ صـص ا ن ب لاط داد س ةبس ب ةصح ل م م داد ـسا ةـص ا اـ مثب يقيق ا ، اذإـف تـضقنا نوثـالث اـموي نـم خـ رات راـطخ نود نأ لمعتـس دـحأ ءا رـشلا ھقح داد ـس ناـ بحاـصل ةـص ا قـ ا فرـصتلا اـ ف عـم ةاـعارم ةكرـشلا ، عـمو كـلذ اذإ دارأ ك رـشلا لزاـنتلا نـع ھتـصح ضوـع غلل بـجو نأ رطخي اـب ءا رـشلا نـع قـ رط ريدـم ةكرـشلا طورـش لزاـنتلا ، و هذـ ةـلا ا زوـجي لـ ل ك رـش نأ بلطي 1385 ـ رارقو سلجم ءارزوـلا مـقر 185 خ راتب 17 / 3 / 1385 ،ـ دـقو تصن ةداملا ( 165 ) نم ماظنلا ع ھنأ ( : زوجي ك رـشلل نأ لزان ي نع ھتـصح دحأل ءا رـشلا وأ غلل قفو طورـشل دقع ماـظنلا - نإـف دملا طقـس ھـقح ةـبلاطملا كـلتب ىوعدـلا اـناي و كلذـل :أ ـ ةـعقاولا – لـحم ىوعدـلا – ناـ يرـس اـ أش ماـظن تا رـشلا رداـصلا موـسرم ي لم مـقر م6/ خـ راتب 22 / /3 ةـميقب صـص ا ةـعابملا ةكرـش دـمحأ ز ةـ راجتلا : امل نا ن بلا نم ىوعدـلا نأ دملا بلاطي ھب ـصنب نم ةميق صـص ا ةعابملا دملل ھيلع نم ھثروم ، ثيحو ھنأ – اقفو حي ـ ل – دـمحأ سابع ز – دـق هافوت هللا نمو مث الف لوق ھل ، الو زوجي نأ لحي دملا لحم هدـلاو ذـخؤيالو ھلوقب ھتفـصف ال ىدعتت ھنو .ث رو ارـشاع : عفدلا طوقـس قح دملا ةبلاطملا عانقلا ي و لل ) اوررق نأ لوقلا لوق عفادـلا عم ھنيمي ھنأل كلمملا و و ىردأ ةـ جب ھكيلمت .) عو ضرف – ضرفلاو يواس مدعلا - ة ـ ام عفد ھب دملا نأب لوقلا لوق ع ابلا نإف ع ابلا لاملا ةـق رط ھجورخ لوقلاـف لوـق لذاـبلا عم ھنيمي كـلذ ھنأ كـلام لاـملل و و ملعأ ةـق رطب ةفـصو ھجورخ ، املو ناـ ءاـ قفلا ( روثنملا ـ كرزلل ، هابـش رئاـظنلاو يطويـسلل ، فاـشك ىوعدـلا فالتخا دملا - ثروم ع ابلا صـص ل – دملاو ھيلع – ي شملا صـص ل – جورخ لاملا ، ثيحو ھنأ نم ررقملا ءاضق مكاحملا ةـ راجتلا ھنأ ( اذإ فلتخا لذابلا لوذـبملاو ھل عـيقوتلاو ھيلع ءاـج اـي بم ع مك ا يراـجتلا فن .ناـيبلا اـباوج ع ءاـعدا دملا عفدـلاو نو ب لوقلا لوق ع اـبلا ، بيجنف ھيلع ناـب اذـ عفدـلا غ دـيدس كـلذ نأ : تباـثلا نم ةحئـال (130 – ددـع 7 - دـلجم /9ع2/ ماـعل 1434 ـ خـ راتب 10/2/1434 ـ باـطخب بتاـ لدـعلا ةـفرغلاب ةـ راجتلا ةيعانـصلا ةدـجب مـقر ( 7050/34 ) خـ راتو 10/2/1434 ،ـ ثـيح نأ رارق ءا رـشلا دملا ھـيلع – ك رـشك ةكرـشلا ـلاو حبـصأ ا رـش ادرفنم اـ ف ءاـنب ع ءارـش صـصح ثروـم دملا كـلت ةكرـشلا دـقو مت دـيكأت كـلذ لي ـ ب رارق ءا رـشلا ىدـل ةرازو ةراـجتلا مقرب ھثروم ھصـص ةكرـش دـمحأ ز ةـ راجتلا إ دملا ھيلع نع ق رط هرارقإ عضولاب ي وناقلا دـيد ا ءا رـشلل ةكرـش دـمحأ ز ةـ راجتلا هرارقإو ةكارـش ةماسأ نب دمحأ سابع ز – ةـ زاوج دان ـس ع اذـ مـك ا وـ عـيقوت دملا ع رارق ءا رـشلا ليدـعتب دـقع س ـسأت ةكرـش دـمحأ ز ةـ راجتلا م ملا خـ راتب 21/11/1433 ـ يذـلاو ھبجوـمب رقأ دملا ة ـ ب عيب ةكرـشلاب أربأو بجومب اذ مك ا ةمذ دملا ھيلع نم يأ تابلاطم قلعتت كلتب ةكرـشلا وأ ا صصح نمو مث طاقسإ ھقح يأ ةبلاطم – امب ا ف كلت ةبلاطملا .ةن ارلا ب2/ : اممو دكؤي ةـ راجتلا ) ءاوس ام قلعتي ةبـس ب هدـلاو لا (ـ90 )% لا لزانت ا ع ضوع دـملل ھيلع لبق مك ا مدـعو ھضا عا ع اذـ لزانتلا ، كلذـكو ام قلعتي ھب ـصنب ةكرـشلا نم ةبـس لا (ـ10 )% يذـلا ھيعدـي - ءان و ع كلذ عقو ع اذـ ـصلا نودملا مك اب ي اضقلا يذـلا ت ثأ اصت فنأتـسملا فنأتـسملاو هدض نأش ل ام قلعتي ةكرـشلاب – لحم ىوعدلا ( ةكرـش دمحأ ز ھثروـم صـص ل ـلا تناـ ةـكولمم ھـل ةكرـشلاب دـملل ھيلع دـقو ـ ترا اذـ عـضولا ملو دـبي ةـمث ةـضراعم ع اذـ رم ملو دـبي اـعفد مدـع ءاـفي سا نمث كـلت صـص ا – ع وحنلا ع عضولا ي وناـقلا املاو ةكرـشلل لـحم ىوعدـلا - ءاـنثأ رودـص اذـ مك ا نمـضتملا ـصلا - ملعو اـملع اـمات ةـفا ب بناوج عضولا ي وناـقلا املاو ـ املا اـ او ةكرـشلل امب ا ف عيب رداصلا نم ةرئادـلا ةـ راجتلا ةع اسلا رـشع رداصلا مقرب ( 185/17/2 ) خ راتو 02/12/1432 ـ و ف دودرم ھيلع كـلذ نأ :ب1/ : دملا لبق ھعيقوت ع اذـ ـصلا نودملا ةيقافتالاب علطا ت ـس كا كـلت ماـ ح ةفـصلا ةـتابلا تزاـحو ةـي ء ـ لا ـ قملا ھـب نـمو مـث ـالف زوـجي ةداـعإ ھتراـثإ ةرم .ىرخأ نأ اـم هاـعدا دملا ھباوـج مدـع زاوـج دان ـس ع مـك ا ي اـضقلا – ت بثأو ناترئادلا ة ـ عيبلا م ملا ام يب ة و هدونب مالتساب نمثلا رفاوتو ةفا نا ر ةمزاللا ة ل دقعلا جاتنإو هراثآ ةينوناقلا قحب نيدقاعتملا قو نامك ا درب ىوعدلا دقو دـمحم يدـيازلا لاو بلط ام ف لاطبإ عيبلا يذلا مت ن ب فنأتـسملا ام رومو – يذلاو نمـضت مالتـسا ثروم دملا ةميقل صـص ا ةعابملا دقو ت بثأ ةمكحملا دقع عيبلا – دارملا ھلاطبإ ةـمكحملاب مـقرب ( 3218883 ) خـ راتو 4/3/1432 ـ ىدـل ـ اقلا دـمحم نب كراـبم ـ يعدلا ، كلذـكو ىوعدـلا مقر ( 33286392 ) خـ راتو 8/6/1433 ـ تاذـب ةـمكحملا ىدلو ـ اقلا اص نب اـتلاب :- دملا لـفغأ دان ـسا دملا ھـيلع ع ماـ حأ ةـيئاضق ةـتاب ىرخأ تزاـح ةـي ء ـ لا ـ قملا ھـب تـلثمت نـ مك ا ن رداـصلا نـم ةـمكحملا ةـماعلا ةـظفاحمب ةدـج ةدـيقملاو عفدلا مدع زاوج رظن ىوعدلا قبسل لصفلا ا ف اس سأت ع نأ ةص ا لحم ىوعدلا كلم ھثروم دمحأ ز نأو صلا عقو ع ةص ا ةكولمملا كومل ةكرشلا ، بيجنف مكتليضف ةنس عاب صص ا ةصا ا ھب ع ي شملا ھسفن فيكف لبقت ھنم هذ .ىوعدلا اعسات : درلا ع عوفدلا ةيعوضوملا ةمدقملا نم دملا : اباوج ع عفدلا ي دبملا نم دملا مدع ة انالطب اقلطم امنا تع نم بويع ةدار لا جت بحاصل ة ـصملا كسمتلا ا دـقعلاف ان حبـصي لباق لاطبإلل ملو ىرن نا ناندـع كسمت ھقحب نا نا ھل قح كلت ىوعدلا لب دع دـنع ةـماسأ هدـجن و ھسفن نم ماـق دملا ناندـع ھليكوتب ماـمتإ ةـيلمع ھجراخت نم تاذ ةكرـشلا دـع كأ نم ن ت ـس اضيأ صقن ةـيل تس ل نم دـعاوقلا ةـماعلا لا لطبت دقعلا هدجنف ءي جي ع اقولا ثيحب ذخأي نم كلت ىوعدلا ام هاري ھنظ و ھت ـصمل ك و ام .هرضي 4 ـ نمو ليلضت دملا ھنأ ركذ نأب ليكو دمحأ ز لقن صص ا مساب ةماسأ و فظوم عفد دملا ھيلع مدـع زاوج رظنلا ىوعدلا قبـسل لصفلا ا ف مك اب مقر (( 185/17/2 ) خ راتو 2/12/1432 ـ عفد ال ي الو لحم ...ھل ؛) امم ت ثي دكؤ و ليلـضت دملا ع ةرئادلا 2/12/1432 ـ ن ح ھنأ يفني ةلـص كلت ىوعدـلا عوضومب ىوعدـلا مدـعو ا طابترا ا قلع و كلتب ىوعدلا – ع وحنلا دراولا مك ا كلذكو ھتركذم ةيباو ا لا ءاج ا ف اصن ( : نأ </w:t>
+        <w:t>لاحق في عام 1434ه بتعيين قيم عليه. وإذ لم يتمكن موكلي من الحصول على المستندات والبينات التي تؤكد</w:t>
+        <w:br/>
+        <w:t>هذا الغش إلا.في تاريخ لاحق على الحكم وهي: 1-التقييمات التي تعود إلى عام 1427ه وتفيد القيم الحقيقية</w:t>
+        <w:br/>
+        <w:t>للشركات الإحدى عشر والتي من بينها الشركات التي تساهم فها شركة أحمد زيني التجارية بنسبة من</w:t>
+        <w:br/>
+        <w:t>الحصص (مرفق ضمن مرفقات الالتماس). 2-محضر اجتماع مع شريك المورث شركة آبار وزينيء والمتضمن</w:t>
+        <w:br/>
+        <w:t>تفاصيل التخارج ونسب كل شريك وحضور الملتمس ضده الأول (عدنان زيني) لهذا الاجتماع .وثابت بالمحضر</w:t>
+        <w:br/>
+        <w:t>38 ىدعتت ال هّللا همحر ينيز دمحأ خيشلا ثروملا ةصح ةميقو نويلم 136 تقولا كلذب تاكرشلا ةميق نأ</w:t>
+        <w:br/>
+        <w:t>مليون.(مرفق ضمن مرفقات الالتماس) ولم يتمكن الملتمس من تقديم المحضر أثناء انعقاد الجلسات. ومن</w:t>
+        <w:br/>
+        <w:t>ثم فإن العلم بالغش يرتبط بتاريخ الحصول على المحضرء فهو المستند الذي يثبت الغش. وتاريخ الحصول</w:t>
+        <w:br/>
+        <w:t>عليه في 15/06/1445ه. 3- كما تواصل معٌ الملتمس شهود مجلس عقد بيع الحصص بتاربخ 04/07/1445ه</w:t>
+        <w:br/>
+        <w:t>وأبدوا استعدادهم للشهادة والتي تفيد توقيع أحمد زبني شخصياً على عقد البيع. وأنه تم على ثمن 120 مليون</w:t>
+        <w:br/>
+        <w:t>ريالء وحرروا شهادتهم مكتوبة (مرفقة ضمن أوراق الالتماس). وحيث سبق وأوضحنا في لائحة الالتماس أن</w:t>
+        <w:br/>
+        <w:t>نم بسن تلآ يتلاو جراختلا لحم تاكرشلل ةرداصلا ىرخألا تامييقتلا نأ :هنيح يف شغلاب ملعلا رذعت ببس</w:t>
+        <w:br/>
+        <w:t>حصصها إلى شركة أحمد زيني وأولاده. وشركة أحمد زيني التجارية. وكذلك محضر اجتماع التخارج الثابت</w:t>
+        <w:br/>
+        <w:t>فيه حضور"الملتمس ضده الأول (عدنان) يعود تاريخها إلى عام 1427هء ولم تكن تلك الأوراق بحوزة الملتميس</w:t>
+        <w:br/>
+        <w:t>حتى يقدمها للدائرة في حينهاء كما أن البحث عنها والعثور علها يحتاج إلى وقت طويل جداً . كما أن واقعة البيع</w:t>
+        <w:br/>
+        <w:t>مرّعلها ما يقرب من أربعة عشبر عاماء وحتى يتم التوصل للشهود أمر متعذرء. وبفضل الله تواصل شهود</w:t>
+        <w:br/>
+        <w:t>العقد وأبدوا استعدادهم للشهادةء وحرروا شهادتهم مكتوبة. ولما كان ما تقدم: وحيث يشترط لتحقق الغش</w:t>
+        <w:br/>
+        <w:t>أن يقع أثناء نظر الدعوى ويدفع به الخصم الآخر في اثنائهاء وأن يكون العش تم من المحكوم له وأن يكون</w:t>
+        <w:br/>
+        <w:t>العش من شأنه التأثير على الحكم. وبتطبيق تلك الشتروط على وقائع الدعوى يتضح توافرها جميعاً. مما</w:t>
+        <w:br/>
+        <w:t>يتحقق معه سلامة السند النظامي للالتماسء وإذ ظهرت أوراق قاطعة في الدعوى تعذر إبرازها قبل الحكم.</w:t>
+        <w:br/>
+        <w:t>وتؤكد الغش الحاصل من الملتمس ضدهما للتأثير على الدائرة. و ظهرت أوراق جديدة ومستندات قاطعة</w:t>
+        <w:br/>
+        <w:t>وبينات من شأنها تغير وجه الحق في الدعوى. مما يتحقق معه موجب الالتماس.) فعقب وكيل الملتمس</w:t>
+        <w:br/>
+        <w:t>ضدهما بأن المذكرة الجوابية ليس فيها ما يستدعي الرد وان ما يذكره من غش سبق بحثه وان تقييم الخصضة</w:t>
+        <w:br/>
+        <w:t>ةليكو تبقعف ةصحلا ةيقب تبثي يذلاو ءاكرشلا ةيقبو سمتلملا نديب مت يذلا جراخبتتلا حلص ىلع ءانب مت</w:t>
+        <w:br/>
+        <w:t>الملتمس بأنها بعثت بردها عبر حقل المحادثة ونصه (ما عقب به وكيل الملتمس ضده بشأن صك الحديث عن</w:t>
+        <w:br/>
+        <w:t>ذلك أمام محكمة الاستئناف بناءً على واقعة التخارج وانما يتعلق بتخارج عدنان واولاد عازي من الشركة والتي</w:t>
+        <w:br/>
+        <w:t>انتهت صلح ولا شأن لها بما قدما من مستندات في هذا الالتماس تتعلق بتقييمات للشركات توكد أن قيمتها</w:t>
+        <w:br/>
+        <w:t>الحقيقة غير ما زعمه الملتمس ضدهم ويوكد ذلك أن محكمة أول درجة ومحكمة الاستئناف أكدت على أن</w:t>
+        <w:br/>
+        <w:t>المدعى عليه لم يقدم تقييمات أخرى تفيد خلاف ما يدعون وقند.سبق و أوضحنا في لائحة الالتماس سبب</w:t>
+        <w:br/>
+        <w:t>تعذر تقديم هذه التقييمات وكذلك محضر الاجتماع الذي حضره عدنان وهذا يوكد علم الملتمس ضده الاول</w:t>
+        <w:br/>
+        <w:t>بحقيقة التقييمات لجميع شركات احمد زيني وآبار زيني وأن تمسكه بتقدير أبو غزاله لا:. محل له . سيما وان</w:t>
+        <w:br/>
+        <w:t>حكم ديوان المظالم المقدم فيه هذا التقرير لم يعول عيله وانتهت القضية صلحاً) فعقب وكيل الملتمس</w:t>
+        <w:br/>
+        <w:t>ضدهما بأنه ليس هناك ما يستدعي الرد وبعد اكتفاء الطرفين ولصلاحية القضية للفصل فها رفعت الجلسة</w:t>
       </w:r>
     </w:p>
     <w:p>
@@ -377,7 +1215,9 @@
           <w:b w:val="0"/>
           <w:i w:val="0"/>
         </w:rPr>
-        <w:t>نـم بـتكم لـالط وـبأ ھـلازغ رداـصلا ىوـعد جراـختلا ـلا تناـ ةروـظنم نـم ةرئادـلا ةـ راجتلا ةـع اسلا رـشع ةـمكحملاب ةـ راد ةدـجب رداـصلا اـ مـك ا مـقر ( 185/17/2 ) خ راـتو دـقعلاب ھت ـ و ، نمو ررقملا ءاـضق " مدـع زاوـج عوـجرلا رارق ق ا صاـ ا ." 3 ـ اـمك نأ اـم ت ثي ليلـضت دملا ع ةرئادـلا دان ـسا ھليكو هاوعد ع مييقتلا ساـحملا رداـصلا دـنع ھميدـقت ھت جاوم ىوعد ةـيئاضق ىرخأ ملو نعطي ھيلع را نإلاب وأ ر و لا امم طقـس ھقح هرا نإ وأ را نإ ھت ـ وأ نعطلا هر و ب كلذ نأ ھتو ـس مامأ ةمكحملا تع ارارقإ ةقباس نأ ةميقلا ةيلعفلا صـص ل 120 نويلم لا ر ا أو ةتباث طبـض ىدحإ تاسلج كلت ىواعدلا ، اذ و ت ثي ھملع دقعلاب املع انيقي ھملعو ھتميقب ھت ـ و ھعالطاو ھيلع اقباس تاـ ج ةـيئاضق تاذـب .عوضوملا 2 ـ اـمك ھنأ دملا ناـ ركذـي اـمئاد نأـب دـقعلا ت ثملا ىدـل تاـ ا تاذ ةـقالعلا ناـ ةـميقلاب ةيمـس ركذو اـصن ھنأ دـحأ ءـالكو دملا ھيلع ركذ ىوـعد صـص ا يذلاو ت ثي ةميق صـص ا ةيلعفلا لاو مت ـ ا لا ا لع ةميقب 120 نويلم لا ر ، معزو ھنأ لوأ ةرم عمـس ھنع وأ علطي ھيلع ع مغرلا نم ھنأ ماقأ دـيدع ىواعدـلا ىدل ةدع دـجن اـ أ نار اـ لع س لدـتلا ـ اولا ضقاـنتلاو ا جتو كـلذ اـميف ي 1: ـ لـي س ھيعـس ليلـضتل ةرئادـلا ةردـصم مـك ا نـعط ر و ـب دـقعلا م ملا نـ ب دملا ھـيلع هدـلاوو كلاـم داـقع ا دـقعلا ـالو رثأ ع ة ـ دـقعلا هدوجوو امل دـق أرطي ع ةـيل أ يأ اـم م دـع كـلذ ." اـنماث : ءاوطنا تاءاعدا دملا ع تاضقانت س لدـتو ج : صيحمتبف دودر تاءاعداو دملا ءاوـس ةبـس لاب ع اـبلل وأ ي ـشملا نـمو مـث نإـف دـقعلا دـقعني نـمم وـ لـ أ فرـصتلل وـ و نـم غـلب نـس دـشرلا مـلو ر ي ھـيلع ة ـعلاو رفاوـتب ةـيل فرـصتلل تقوـب فرـصتلا يأ تقو صـص ا وأ ح ا داد ساب دـع اليلد اعطاق ع ھئافي سا ةميقل كلت صـص ا لحم ىوعدلا ، املو نا نم ررقملا ءاضق ھنأ " ـ قت دعاوقلا ةماعلا نأب عيبلا دع نم لامعأ فرـصتلا ع دـقع عـيب صـص ا رم يذـلا تـ ثي ة ـ دـقعلا ھتقفاوـمو حي ـ ل عرـشلا ماـظنلاو ، ثـيحو نا مدـع كولـس ثروـم دملا – لـظ رفاوـت ھـتيل أ - يأ قـ رط ةـبلاطملل لـباقمب كلت ةـ راجتلا ةدـجب تحت مقرلا ( 257 ) ةفي ـ ( 172 ) دلجم ( /8ع/ر ) خ راتو 16/10/1431 ،ـ ملو متي ن يع اـيلو ھنع ـالإ ماع 1436 ـ يأ دـع ام د زي ع ( 5 تاونـس ةلما ) نم خ رات عيقوتلا دـقاعتلل - دملاو ھيلع خـ راتب 16/10/1431 ،ـ ماـقو ثروم دملا عيقوتلاـب ع رارق لزانتلا نع صـص ا بجومب قيدـصتلا رداصلا نم ةرازو ةراجتلا ت ثملاو مامأ بتا لدـعلا ةفرغلاب</w:t>
+        <w:t>[صفحة 13]</w:t>
+        <w:br/>
+        <w:t>خلال إزعربية السعودية صك رقم .878577. 447</w:t>
       </w:r>
     </w:p>
     <w:p>
@@ -390,7 +1230,7 @@
           <w:b w:val="0"/>
           <w:i w:val="0"/>
         </w:rPr>
-        <w:t>٤۵۳۰۲٤۱٦۲۲ رقم صك</w:t>
+        <w:t>لعا 7ك</w:t>
       </w:r>
     </w:p>
     <w:p>
@@ -403,7 +1243,7 @@
           <w:b w:val="0"/>
           <w:i w:val="0"/>
         </w:rPr>
-        <w:t>رات ـخ صلا ـك : ۳۱/۳۰/۵٤٤۱ مقر حفصلا ـة : ٦ ةرئاد فان تس فان تس ةيناثلا ةمكحملا ة راجتلا ة راجتلا ةدجب</w:t>
+        <w:t>22 4ل</w:t>
       </w:r>
     </w:p>
     <w:p>
@@ -416,7 +1256,53 @@
           <w:b w:val="0"/>
           <w:i w:val="0"/>
         </w:rPr>
-        <w:t xml:space="preserve">مييقتلل ھب ، اذـ و ر رقتلا ـال نكمي نأ بيغ اـي ساحم نع نابـسح بـ ا ملو رـش ھيلإ هر رقت ملو ض ـع ع كـلذ دملا ھيلع ھنيح ، ـالو ىفخي ع ف رـش ملع ةرئادـلا نأ صـصح دـمحأ ز ةـ راجتلا اـمب اـ ل نـم قوـقح لوـصأو اـمو اـ لع نـم تاـما لا ، نوـ و ةكرـش وـ زأ ةـكلام صـص ل طـقف ةبـس ب ةـنيعم ، اذـ ف غ رثؤـم ع اـ ميق ةـيقوسلا ةـلداعلا ـالو ةقـالع ةرئادـلا نأ عـفد دملا ھـيلع عاـفتراب ةـميق صـص ا لـحم عا لا ھب ـس لوـخد ةكرـش وـ زوأ كـلامك صـص ل عـفد لـطاب اـعوضوم نـم ن جو : لو : نأ مييقت بـ ا بصني ع ةكرـش وـ زوأ كـلامك صـص ل ثدـح ميدـق ر ـشمو ماـ إو دملا ھـيلع نـع عفدـلا ھـب صلختـس ھـنم ھـنأ وـ ھتاذـب ملع مدـع ثأـت اذـ عفدـلا ع راـسم .ةيـضقلا ب - اـعوضوم : ن بـن ماـقمل ةـجا ا ھيلإ دـع نأ تبلط ةرئادـلا ةـيئادتب نم دملا ھيلع ميدقت ةن ب ع عافترا ةميق صـص ا تصنو ع اذ بلطلا ا ي س مك ل م أو دملا ھيلع نع كلذ ، عم نأ لوخد صـص ا لوخدـب ةكرـش و زوأ دـع ةـعقاو عيبلا ةـموعزملا ، ھنإـف عفد طقاس دودرمو الكـش ذإ ھنأ نا نا مإب دملا ھيلع عفدـلا اذـ مامأ ةرئادـلا ةـيئادتب اميـسال عم ھتيم أ س ـسمو ةـجردلا و ناـ و ناـ مإب موـص ا ا ميدـقت ، اـم مـل دـجوي ضتقم اـ لوبقل ، ع نأ ن بـت ةـمكحملا كـلذ اـ مكح ،" لازنإـ و صن هذـ ةداملا قـيقحتو اـ طانم ع عفدـلا عاـفتراب ةميق لـطابلا الكـش انومـضمو :أ - الكـش : تـصن ةداملا ةـيدا ا نورـشعلاو نـم ةـحئاللا ةـيذيفنتلا قرطل ضا ـع ع ماـ ح ع " : ـال لـبقت ةـمكحملا يأ ةـلدأ مـل نـكت ةـضورعم ماـمأ ةمكحم لالخ ماع دـحاو طقف نم خـ رات عيبلا إ خـ رات مييقتلا نا دـع لوخد ةكرـش و زأ - ةكولمملا ھل لما لاب امك مت ھنايب لال ـسا هذ ةركذملا - الف ي الو ميقتـس ؛ درلاف ع اذ عفدلا ھمازلإب ةـميقب صـص ا .ةـلداعلا اسداس : امأ ام ھمعزي دملا ھيلع نم نأ مييقتلا يذـلا تدن ـسا ھيلع ةرئادلا ا مكح عافتراو ةميق صـص ا نم ١٢٠ نويلم امل دـ زي نع ٣٣٠ نويلم اـ قافنإب اـمك مـعزي ، اذـ و ضقاـنتلا خراـصلا بجوـي حارطا اذـ مـعزلا مدـعو هراـبتعا اذـ و اـم تراـشأ ھـل ةرئادـلا ةردـصم مـك ا اـ ي س اـمو تـصلخ ھـل نـم ةـجي ن ةحي ـ ا مكح ٤٥٠ فـلأ لاـ ر ، ةراـتو معزي نأـب نمثلا و ۰۲۱ نويلم لاـ ر ، ضقاـنتو ةـيلآ عفدـلا ةراـتف معزي ھنأ ددـس نويد ةـيكنب نع هدـلاو ، ةراـتو ىرخأ معزي ا أ تافورـصم تاقفنو ةيـص ماق ا ـص و .ةذـفانلا اسماخ : نإ امم لدـي ع نأ عيبلا موعزملا يذـلا ھمعزي دملا ھيلع نا الطاب نودـ و نمث و ھضقانت ةـميق صـص ا لحم هذ ىوعدلا ، ةراتف معزي نأب نمثلا و قاقحتـس ثرـإلاب ؛ ءردـل طاقـسإو قـح كوـم ثر ذوحتـسملا ھـيلع لـطابلاب - صـص ا 90 % نـم ةكرـش دـمحأ ز هدـالوأو ةـ راجتلا - بيغـش ش وـش و نـل طني ع مـ ف ةرئادـلا أـش كومل صـص ا لـحم ةـبلاطملا دـع ةاـفو ثروملا ھـمحر هللا ، لآو مـ لإ كـلمتلا ب ـس ثر ةـلواحمو جزملا نـ ب ـصلا يذـلا لـصح نـ ب كوـم دملاو ھـيلع ناـبإ ةاـيح هدـلاو ن و وبأ ةـلازغ نا ع صـص ا ةدئاعلا ھل ةغلابلاو ( 23 )% نم ةكرـش دـمحأ ز و هدالوأ ، الو ةقالع ا ل صـصحب هدلاو دمحأ ز ؛ نأل خ قزري ملو مصتخي ىوعدلا ، قاقحتـس و .ةيـص اـع ار : اـمأ اـم ھمعزي دملا ھيلع نأـب ـصلا تاـب اذـ عا لا ؛ ھنإـف عفد لـطاب جراـخو لـحم عا لا ، ناـي و كلذ : نأ ـص كوم عم دملا ھيلع ت ثملا قفو مييقت ب ا لالط كوم ايـص اقلعتم ھتمذـب س لو اي يع تاذ صـص ا ، دـع نأ ماق ءا إب ةكرـشلا بطـشو ا ل ـ ھتدارإب ةدرفنملا انظ ھنم ھنأ اذـ ءارج توفيـس قوق ا ةقلعتملا ھتمذب ةفـصب ةرئادلا ةرقوملا ةبلاطملل ةميقب صـصح هدلاو ةغلابلا ( ٩٠٪ ) نم ةكرش دمحأ ز ة راجتلا لا ا لقن دملا ھيلع ھسفنل املظ اناودعو ، حبصأو ھما لا ةميقب صص ا ةلداعلا ة جاوم ھتثروـل ، رـصحناو ھـتثرو ھتجوز ةـيعدملا ةـقتاع دـمحم يزار ا ھيدـلوو ناندـع .ةـماسأو ( قـفرم كـص رـصح ثر قـفرم ٤ .) اـثلاث : ماـقأ كوم ناندـع ھمأو هذـ ىوعدـلا ةروظنملا ماـمأ عا لا ر ظي لالغتـسا دملا ھـيلع ضرمل مدـعو كاردإ هدـلاو ذوحتـساو ع صـص ا نود ھـجو .قـح ٢ - خـ راتب ١٤٣٨-٤-٢١ ـ وـت ثروـم كوـم دـمحأ ز تـلقتناو ھقوـقح ھكـالمأو ر ـشأ اـب رقت ، مت ھلاؤس نم لبق ـ اق تاءا ةـمكحملاب ةـماعلا ةدـجب نع ةـعقاو عيبلا ؟ باجأف ھنأب مل عبي ائ ـش طبـضو .ھباوج ( قفرم ۳ .) اذـ و طبـضلا ي اضقلا صن عطاق لحم ىوعدلا دملل ھيلع ، اممو لدي ع مدع ملع ثروم كوم دمحأ ز ھمحر هللا عي ب صص ا وأ مدع ھكاردإ - ام الكو ناطقسم فرصتلل - دع و ةعقاو لاقتنا صص ا اوحب ةع رأ 1437 ،ـ اقلا توب ب مدع ةيل أ دمحأ ز ةماقإو سراح ي اضق توبثل مدع .ھتيل أ ( قفرم ۲ .) اذ و ن ب ي ءالجب ماقمل ةرئادلا نالطب دقع عيبلا يذلا ھبجومب تلقتنا صص ا لحم ھـسفن لـطابلاب ، تـلآو هذـ ةـبلاطملا رودـصب مـك ا ي اـضقلا مـقر ( ٣٤٢٨١٤٤٩ ) خـ راتو 1434-07-26 ،ـ قداـصملاو ھـيلع نـم ةـمكحم فاـن تس مـقرب ( ٣٧١٥٣٥٩٢ ) خـ راتو -05-09 بـس ُي ھـل لـطاب غو ـتعم ـالو بت ـي ھـيلع هرثأ ، لـيلدو كـلذ : نأ ةـثرو يزاـغ دـمحأ ز اومدـقت بلطب ةـماقإ ميق ع دـ ا ؛ نـأل دملا ھيلع ةـماسأ حبـصأ لـقني لاوـمأ كـالمأو هدـلاو إ كـلملا هللادـبع ةـيبطلا سر اـب طوـلا : نمـضت نأ ب دـمحأ ز ي اـع نـم فر ا وخيـشلا مدـقتملا فعـضو كارد ؛ اـمم ع نأ ةـيل أ ثروـم كوـم ةـمدعنم ، اـتلا و يأ فرـصت لـطاب اعرـش اـماظنو نم ةدـع ھجوأ ا اي و امك ي ١: - دـع دـقع عيبلا موعزملا نم لبق دملا ھيلع مايأب ةـليلق خـ رات و 2010-11-09م قفاوملا 1431-11-03 ،ـ ردـص ر رقت ط نم ةنيدم ماـق دملا ھيلع ةـماسأ ليدـعتب دـقع ةكرـش دـمحأ ز ةـ راجتلا ، عاـ و ھسفنل ةـصح ثروم كوم ناندـع ةـكتاعو ةـغلابلا %( 90 ،) اذـ و عيبلا و لـحم اـنعازن اـن بلاطمو ةـلثاملا و و عيب اذـ و ـصلا نا الثمُم فارطأ عا لا كاذـنآ طقف ، ملو نكي ثروملا دـمحأ ز امو ھكلمي نم بس ةـفا تا رـشلا افرط ھيف ؛ ھنأل نا ع دـيق .ةاي ا ايناث : خ راتب ١٤٣١-١٠-١٦ ـ .هدـالوأو مـث ءاـنب ع مـكح ـصلا ( قـفرم ۱ ) لزاـنت لـ وملا ناندـع ز ءاـنبأو يزاـغ ز نـع لـما صـص ا ةـكولمملا مـ ل بجوـمب دـقع س ـسأتلا ، دـقو مت غارفإ صـص ا دـملل ھيلع ، م ـس اـمك ي :أ ( - ٢٣ )% ةـماسأل ز ةكرـشو و زوأ دـع .كـلذ ب ( - ۱۳ )% نم هذـ ةكرـشلا ا كلمي ةكرـش دـمحأ ز .ةـ راجتلا ج ( - ٢٣ )% ناندـعل . ز د ( - ٢٣ )% اـ كلمي ءانبأ يزاغ ز اـمك ي 1: - ثروـم كوـم دـمحأ ز ( 90 )% ـلا ذوحتـسا اـ لع دملا ھـيلع نود ھـجو .قـح 2 - ةكرـش دـمحأ ز هدـالوأو كـلتمت ( ١٠٪ .) 3 - ةكرـشو دـمحأ ز هدـالوأو اـ كلمي ةدـع فارطأ ةـقيق ل ةعـصان .ةـيلج ( رظنُي مسرلل ي ايبلا ،) نم مسرلا ي ايبلا هالعأ ـ تي ماقمل ةرئادـلا ي : الوأ : نأ ةكرـش دـمحأ ز ةـ راجتلا لحم عا لا هذ ةيـضقلا ا كلمي ةدع فارطأ م ـس عا لا لئاملا دون نأ مدـقن ماقمل ةرئادـلا مسر ي ايب ن بن ھيف لسلـس كالمو تا رـشلا ةـكولمملا فارطأل ىوعدلا ح عطقن يأ ةلواحم ش وش لل ع م ف ةرئادلا نمو مث لوصولا دع كلذ ةعدوملا ماظنلا نم ليكو ن يعدملا ( ناندع دمحأ سابع ز )و( ةقتاع دمحم حي دمحم ع يزار ا ) خ راتب 25 02/ 1445/ ـ ا لصاحو ( : ةيادبلا لبقو نأ فلدن ليصافت ع اقو ھيلعو ررقت ةرئادـلا ليجأت رظن .ىوعدـلا و ةـسلج 1445-03-04 ،ـ ةدـقعنملا </w:t>
+        <w:t>للمداولة</w:t>
+        <w:br/>
+        <w:t>لما كان من المقرر أن الأحكام النهائية قاطعة في حجيتها ولا يجوز الطعن علها إلا بطرق الطعن غير العادية ومتهًا</w:t>
+        <w:br/>
+        <w:t>التماس إعادة النظر وذلك في الحالات التي حددها النظام على سبيل الحصر , وبالاطلاع على الالتماس الماثل</w:t>
+        <w:br/>
+        <w:t>تبين أنه أسس على الفقرة (ب, ج) من المادة (200) من نظام المرافعات الشرعية ونصها: "ب- إذا حصل</w:t>
+        <w:br/>
+        <w:t>الملتمس بعد الحكم على أوراق قاطعة في الدعوى كان قد تعذر عليه إبرازها قبل الحكم. ج- إذا وقع من</w:t>
+        <w:br/>
+        <w:t>الخصم غش من شأنه التأثير في الحكم". وذكر أن الأؤراق القاطعة هي مستندات تثبت سداد مديونيات عن</w:t>
+        <w:br/>
+        <w:t>والده للبنوك وتكليفات للصرف عليه , كما ذكر أن الغش يتمثل في زعم المدعيين - على غير الحقيقة - أن</w:t>
+        <w:br/>
+        <w:t>ىلع اهعالطا دعب ةرئادلاو . ةلازغ وبأ للالط بساحملا يئاهلا ريرقتلا يف ةدراولا يه ةصحلل ةلداعلا ةميقلا</w:t>
+        <w:br/>
+        <w:t>الالتمان ومرفقاته. فقد تبين لها أن الفقرة (ب , ج) من المادة (200) من نظام المرافعات لا تنظبق على</w:t>
+        <w:br/>
+        <w:t>الالتماس الماثل؛ فما أورده الملتمس هو إعادة لمناقشة موضوع الدعوى مما كان محلاً لحكم الدائرة الابتدائية</w:t>
+        <w:br/>
+        <w:t>وتأييد دائرة الاستئناف وما جرى بحثه وتفنيده تفصيلاً ؛ فقد انتبى الحكم في القضية إلى الأخذ بما انترى إليّه</w:t>
+        <w:br/>
+        <w:t>التقرير الهائي المقدم من طلالل أبو غزالة بشأن تقييم الحصة وناقش الحكم تفصيلاً أسباب عدم الاعتداد</w:t>
+        <w:br/>
+        <w:t>بما تضمنه العقد المبرم بين الملتممن ووالده , وإن في طلب الملتمس إعمال أثر ذلك العقد مجدداً إعادة لمناقشة</w:t>
+        <w:br/>
+        <w:t>الموضوع فيما سبق الفصل فيه بحكم نهائي . أما عن المستندات المرفقة ضمن الالتماس كأوراق جديدة</w:t>
+        <w:br/>
+        <w:t>فبالاطلاع علها تبين أنه ليس فها ما يدل على كونًا ذفعت ثمناً للحصة التي آلت للملتمس , فقد تضمنت</w:t>
+        <w:br/>
+        <w:t>الأوراق شيكات ومستندات أخرى لا دليل يثبت أنها دفعت سداداً لثمن الحصة . وكذلك الحال فيما ادعاه</w:t>
+        <w:br/>
+        <w:t>شقانو , مييقتلا ةحص مدعب سمتلملا عفد دقف , ةصحلا مييقت لايح نييعدملا نم شغ دوجو نم سمتلملا</w:t>
+        <w:br/>
+        <w:t>الحكم الصادر في القضية هذا الدفع مما لا يستقيم معه إعادة طرحه مرة أخرى كسبب من أسباب الالتماس</w:t>
+        <w:br/>
+        <w:t>. الأمر الذي ترى معه الدائرة أنه ليس فيما قدمه الملتمس ما يوجب إعادة النظر في القضية بناءً على الحالات</w:t>
+        <w:br/>
+        <w:t>المنصوص علها في المادة (200) من نظام المرافعات الشرعية . على أن ذلك لا يخل بحق المدعى عليه في الادعاء</w:t>
+        <w:br/>
+        <w:t>بشأن ما أنفقه على والده أو ما دفعه نيابة عنه متى توافرت موجباته النظامية . الأمر الذي تنتبي معه الدائرة</w:t>
+        <w:br/>
+        <w:t>إلى حكمها هذا وبه تقضي .</w:t>
+        <w:br/>
+        <w:t>حكمت الدائرة بعدم قبول التماس اعادة النظر المقدم من المدعى عليه . وصلى واللّه وسلم على نبينا محمد</w:t>
+        <w:br/>
+        <w:t>وعلى آله وصحبه أجمعين.</w:t>
       </w:r>
     </w:p>
     <w:p>
@@ -429,670 +1315,33 @@
           <w:b w:val="0"/>
           <w:i w:val="0"/>
         </w:rPr>
-        <w:t>ع لاـصت ي رملا نع دـع غلبملاو اـ ا فارطأ اينو كلإ ، تعلطاو ةرئادـلا ع فلم ةيـضقلا ، عو ةركذملا نـكميف اـ لاسرإ ـع لـيميإ ةرئادـلا اـتلا APP-JED-COMM2@moj.gov.sa: عـم ةرورـض نأ موـقي لـ فرط دـ و ب فرطلا رخ ةـباجإلاب ـع لـيميإ لـ اـم م ، مـ فتف لـ فرط .كـلذ نـ فرطلا ، عـم ركذ خـ راوتلا قاـفرإو تادن ـسملا ةـلادلا اـ لع ، نوـ تو غيـصب pdf و word اـمك تـم فأ لـ فرط نأـب نوـ ي درلا ـع ماـظنلا ، ع ھنإ نإ رذـع لاـسرإ ةـباج ـع ماـظنلا ، ع نأ نوـ ت تاركذملا ةرـصتخم غو ةرركم امل مـت ھناـيب اـقباس ، نأو لمتـش تاركذملا ع لسلـس لا مزلا ةـعقاول عيبـلا إ نـ ح خـ رات رودـص مـكح ( طق ) ةـماقإب مـيق ع ثروـم ىوعدـلا ،) بـقعف لـيكو ن يعدملا ـالئاق : ھنأـب بلطي ةـل م ميدـقتل ھباوـج ، مث تبلط ةرئادـلا نم ن فرطلا ميدـقت تاركذـم ةـيماتخ دـملل 3 ماـيأ نم ھخ راـت ، دـمللو ھيلع 3 مايأ ةـيلات ا ل ، دـقع حي ـ س لو ةرئادـلل اـضيأ كـلذ .ق ا ءاـن و ع اـم مدـقت سمتلن نم مكتليـضف ءاـضقلا اـمي ي : لوبق فان تس .الكـش عوضوملا : ءاغلإب مك ا فنأتـسملا ءاضقلاو اددـجم درب نيدـقاعتملا ا ةـلا ا لا انا ا لع لبق دـقاعتلا ، ام و نأ دملا رقأ ة ـ ب دـقعلا ةرئادلاو تررق ھت ـ اضيأ حبـصيف لا او كلذك ال ةفـص دملل بلط ريدقت ةميق صـص ا لـحملا وأ ب ـسلا وأ نمثلا نإـف اذـ نـالطبلا و يذـلا عضخي دـعاوقلل ةـماعلا صلختو نأ دـقعلا لـطابلا مدـعنم لـصأك ـالو جـت ي ارثأ ، ـالو لوزي نالطبلا ةزاجإلاب و ةـلاح نالطبلا داع ماظنلاب ماعلا لا زوجي عفدـلا ا يأ ةـلحرم نو ت ا لع ىوعدـلا ، ثيحو نإ نم ررقملا اذإ عجر نالطبلا تارابتعال ةـيعوضوم امك و لا ا مادـع ا دـحأ نا رأ دقعلا ةثالثلا اضرلا وأ ةـ جاوم . دملا يدا ا رـشع : عفدـلا مدـع لوبق ىوعدلا ا عفرل نم غ يذ ةفـص : امل نا نم ررقملا اماظن نأ عفدلا مدع لوبق ىوعدلا ا عفرل نم غ يذ ةفـص نم عوفدلا ةقلعتملا س ـسأتلا دـع داد ـسا صـصح ثروـم دملا دملاو ھـيلع ةدـ ر ا ةيمـسرلا مـلو ض ـع ھـيلع دملا وأ دـبي ةـمث عوـفد قـلعتت كلذـب اـمم ـضي ھـعم اذـ رـش لا ابـس كم ةـي ل اـمب نود ھيف نم رومأ ماـق اـ هررحم دودـح ھتم م ، وأ تثدـح نم يوذ نأـشلا هروضح ؛ اـم مل ت ثي هر وزت قرطلاـب ةررقملا اـماظن .) ةـفاضإ إ كلذ نإف دملا ھيلع ماق رـش ب دقع ءافي ساو ھقوقح نع عيب كلت صـص ا ، ثيحو نأ اذـ ررحملا بس كي ةـي ةـ جاوم دملا اقفو ةداملل ( 26 ) نم ماظن تابث لا صنت ع ھنأ ( : ررحملا ـسرلا ةـ ع ةفا لا ھفاـن تسا ةـلثمتملاو تارارق ءا رـشلا ةـعقوملا نم دملا ھيلع ةـليذملاو عـيقوتب فظوملا ماـعلا ( بتاـ لدـعلا ) طونملا قيثوتلاـب ةبـس كملاو ةـي ل ـلاو ت ثت مالتـسا ثروم دملا ھيلع</w:t>
-      </w:r>
-    </w:p>
-    <w:p>
-      <w:pPr>
-        <w:jc w:val="right"/>
-        <w:bidi/>
-      </w:pPr>
-      <w:r>
-        <w:rPr>
-          <w:b w:val="0"/>
-          <w:i w:val="0"/>
-        </w:rPr>
-        <w:t>٤۵۳۰۲٤۱٦۲۲ رقم صك</w:t>
-      </w:r>
-    </w:p>
-    <w:p>
-      <w:pPr>
-        <w:jc w:val="right"/>
-        <w:bidi/>
-      </w:pPr>
-      <w:r>
-        <w:rPr>
-          <w:b w:val="0"/>
-          <w:i w:val="0"/>
-        </w:rPr>
-        <w:t>رات ـخ صلا ـك : ۳۱/۳۰/۵٤٤۱ مقر حفصلا ـة : ۷ ةرئاد فان تس فان تس ةيناثلا ةمكحملا ة راجتلا ة راجتلا ةدجب</w:t>
-      </w:r>
-    </w:p>
-    <w:p>
-      <w:pPr>
-        <w:jc w:val="right"/>
-        <w:bidi/>
-      </w:pPr>
-      <w:r>
-        <w:rPr>
-          <w:b w:val="0"/>
-          <w:i w:val="0"/>
-        </w:rPr>
-        <w:t>دـقع س ـسأت ةكرـش دـمحأ ز ةـ راجتلا يذـلاو ھبجوـمب ماـق ةـماسأ ز - دملا ھيلع - ءارـش ةبـس هدـلاو ( 90 )% ةكرـش دـمحأ ز ةـ راجتلا بجوـمب دـقع عيب صـص ا م ملا ھن ب ن و ةكرـشلا إ ( ةكرـش دـمحأ ز ةـ راجتلا ةدودـحملا - ) بجوـمب رارق ءا رـشلا م ملا خـ راتب 1429 11/ 6/ ـ قـثوملا خـ راتب 1429 12/ 3/ ( ـ قـفرم مـقر 4 .) 3 - خـ رات و 1431 09/ 20/ ـ مت ليدـع ز ) يأ نأ ثروـم نـ يعدملا ناـ دـق ى ـشا ھصـصح ةـميقلاب ةيمـس ، مـث جرخ ةـماسأ دـمحأ ز تـلحو ھـلحم ةكرـش دـمحأ ز هدـالوأو ةبـس ب 10 % ةـميقلاب ةيمـس ، متو ليدـع مـسا ةكرـش ع اور معاطملا ةـجزاطلا ةع رـسلا ( دـباع دـبع بكلا ز ) نم ةكرـشلا لزانتو نع ھصـصح ةـغلابلا ( 450 ةـصح ) ا ميقب ةيمـس غلبمب هردـقو ( 450.000 لا ر ) ديـسلل ( دمحأ سابع لدـعلا ةـفرغلاب ةـ راجتلا ةيعانـصلا ةـظفاحمب ةدـج مـقرب (( 58 - ) دـلجم 13 /ش /م خـ راتو 1428 3/ 14/ ( )ـ قـفرم دـقع س ـسأتلا مـقر 3 .) 2 - خـ رات و 1429 11/ 6/ ـ جراخت دـحأ ءا رـشلا معاطملا ةـجزاطلا ةع رـسلا ) ةكارـشلاب عم ديـسلا دباع دبع بكلا ز ل وتملا ( ، عقاوب 10 % ةـماسأل ز ،90 % دـباعل دبع بكلا ل وتملا ) كلذو بجومب دقع س ـسأتلا قثوملا ىدل ةباتك اـع ار : درـس لسلـس لا مزلا عا لل لـحم ىوعدـلا 1: - ماـق دملا ھـيلع ةـماسأ دـمحأ ساـبع ز س ـسأتب ةكرـشلا - لـحم ىوعدـلا - خـ راتب 1427 10/ 14/ ـ تـحت ـسم ( ةكرـش ع اور جتو كـلذ ةحفـصلا 4 ، 6 ، 8 نـم ر رقتلا س لو ( 368.757.931 لاـ ر ) ع وحنلا دراولا ب بس لاـب ، رم يذـلا ـضي ھعم مك ا اـبيعم روصقلاب لالدتـس ـض و ا رح .ءاغلإلاب بساحملا ي وناقلا لالط وبأ ةلازغ ، دنبلا " ايناث : اص قوق ا ةي فدلا ةلدعملا ءا رشلل ( " قفرم مقر 2 ) يذلاو ر ظي نأ ةميق ةكرش دمحأ ز ة راجتلا غلبمب هردقو ( 79.924.901 لا ر ) مقر 1 ،) يذلاو ر ظي نأ ةميق ةكرش دمحأ ز ة راجتلا مت ا مييقت غلبمب هردقو 68.424.362 لا ر ، متو ليدع مييقت ةكرش دمحأ ز ة راجتلا خ راتب 2011 06/ 27/م بسح دروام ر رقتب ول انـض فا ة ـ ر رقتلا راشملا ھيلإ ، ھنإف دق نمـضت ام ركذ ةحارص دنبلا اسماخ " : ص م قوقح ةيكلملا ةي فدلا تا رشلل ةع اتلا ةلدعملا مييقتلاب امك 2011 03/ 31/م ( " قفرم ن بلا نم تانودـم ب بس لا نأ ةرئادـلا تدن ـسا ع قاقحتـسا دملا غلبملل مو حملا ھب اس ـسأت ع ر رقتلا ساـحملا رداصلا نم بتكم لالط وبأ ةـلازغ ، و و لالدتـسا بيعم كلذ ھنأ ةبـس لا ـ90 % دقو تدسجت ةعانق ةرئادلا ع هرارقتسا ةمذ دملا ھيلع ةثرول ثروم فارط و و ام ت ت ةرئادلا إ مازلإ دملا ھيلع ناب عفدي ةثرولل غلبملا راشملا ...ھيلإ ،) املو نا اوجراـختو ع ھـقفو ىوـعد جراـختلا لـثمتملاو ر رقتب بـ ا ساـحملا لـالط وـبأ ھلازغ ها رـشو يذـلا لمتـشا ع مييقت اـمجإ ةـميق صـصح ةكرـشلا غـلبمب ( 368.757.931 لاـ ر ) لثمت س ـسأتب اـ مكح قاقحتـساب دملا غلبمل ( 331.882.138 لاـ ر ) اس ـسأت ع اـم ھتدروأ اـصن ( : ةرئادـلا دـجت لدـعأ مييقت صـص ل لحم ىوعدـلا و ام نا تاذ فارط دـق اوضارت ھيلع 1442 12/ 1/ ."ـ اـثلاث : اـيطايتحا : عفدـلا روصقلاـب لالدتـس ع ر رقتلا ساـحملا عـم كـسمتلا - مدـع ة ـ ىوـعد دملا - نإـف ةرئادـلا دـق نار ع اـ مكح روـصقلا لالدتـس ىوعدـلا ، ـمو لـفغأ مـك ا كـلذ ھنإـف نوـ ي اـبيعم روـصقب ب بـس لا ن عت و ھضقن ھتداـعإو ةـمكحملل ةردـصم رارقلا " ) رارق ةرئادـلا ةـسما ا ةـمكحملاب اـيلعلا مقر 4228122: خ راتو : ىوعدـلا نـ عت و اـ باجإ اـقفو امل رقتـسا ھـيلع ءاـضق ةـمكحملا اـيلعلا ( : ثـيح نإ لـص نأ ىدـصتت ةـمكحم عوـضوملا يـأل عـفد ير وـج ىوعدـلا ، يذـلاو وـل ـ غتل ھـب ھـجو مـك ا نو ل ا لاوقأ نو تـس ةرثؤم كلت ىوعدلا ثيح تب يس مدع ا بغر عفر ىوعدلا توبثل ءافي سا ا روم ثرومو دملا ةميقل صص ا ، نمو مث نإف نم ا أش ثأتلا ھجو يأرلا ـ او ع مغرلا نم ھنو اـعفد ا ر وج ن عتي ھصيحمت ھتباجإو وأ درلا ھيلع ب ـس غ اس ع وحن بيع .مك ا 4 - ثيحو كسمتن بلطب باوجتـسا دملا ا لع ا راضحإو باوجتسالل ىوعد بلاـطت اـ اـ با - دملا ھيلع - مث نو ت ع داـي ا اذـ ف رارقإ ح رـص مدـع اـ ليكوت يماحمل عفرل ىوعد دـض ا با دملا ھيلع ، دـقو تقاس ا ةرئادـلا ءارو ھضفر نود ب ـس وأ ر م ضفر كلذ معزب مدـع ةرورـض ا راضحإ نود ر م ـ او وأ ب ـس غ اس ىفتكاو لوقلاب نأب ةديـسلا ةـقئاع " ع داي ا " در غ يقطنم ذإ ال غاس ـس نأ ميقت ةديـسلا ةقتاع يزار ا ماظنلا ي از ا ةـحفا مل ر و لا امم ن عتي ھعم ام لاحإ ةـباينلل .ةماعلا 3 - امك نأ دملا ھيلع دـق راثأ اعفد ماما ةمكحملا ةيئادتب بلطب باوجتـسا ( ةقتاع يزار ا ) الإ نأ ليكو دملا ھبلاـطت يأـب تاقحتـسم ، اذـ و لـيلد نم ھنأـش ثأـتلا ھجو يأرلا ىوعدـلا ذإ نأ توبث كـلذ نم ھنأـش توبث باـ ترا دملا لـيكولاو ةـم ر ر وزت ةـلمتكم ناـ ر اـقفو ةداـملل ( 2 ) نم ةراـبع نع عطقم ويدـيف دـكؤت ھيف ( ةـقتاع يزار ا ،) ةحارـص مدـع اـ مايق عفرب ىوعدـلا دـض ةـماسأ ز اـ أو مل مقت ليكوتب دـحأ ةـماقإل كلت ىوعدـلا ع دملا ھيلع ( ةـماسأ ز ) الو بـلط دـحأ موـص ا - نأ رمأـت روـضحب مـص ا ھباوجتـسال ، بـج و ع نـم ررقت ھباوجتـسا نأ رـضحي ةـسل ا ةددـحملا كلذـل ،) ثـيحو نإ دملا ھـيلع دـق لـصحت ع لـيلد يداـم غماد ةداملا ( 2 20/ ) نم ماظن تابث لا صنت ع ھنأ ( : 2 - يأل نم موص ا باوجتسا ھمصخ ةرشابم ،) صنتو ةداملا ( 1 21/ ) نم تاذ ماظنلا ع ھنأ ةمكحملل - نم ءاقلت ا سفن وأ ءانب ع دان س ع اذ صنلا .يماظنلا ايناث : كسمتن عفدلاب ىدبملا افلس بلطب باوجتسا ةيعدملا ( ةقتاع يزار ا ) نو ل ا اوجتسا نم ھنأش ثأتلا ھجو يأرلا ىوعدلا 1: - ءانب ع صن 6 26/ ـ ـالامعإ أدـبمل مدـع ةـيعجر قيبـطت ن ناوـقلا كـلذ نأ مـك ا رداـصلا ھـيف مدـع صاـصتخ ردـص ماـع 1438 ـ يأ لـبق لاـمعإ ذـيفنتو كـلت ةـحئاللا ماـع 1441 ـ اـمم ـال زوجي ضرف - ضرفلاو يواس - مدـعلا ة ـ رودـص مك ا مدـع صاصتخ اننإف عفدـن مدع زاوج دان ـس ع صن ةداملا ةدراولا ةحئاللاب ةيذيفنتلا - ةفن نايبلا ةرداصلاو خ راتب /1441 ـ اقلا مدـع صاـصتخ ھنإـف يفت ي ھـعم لاـمعإ صن ةداملا ةـفن ناـيبلا ـض و نـم نـ عتملا ھـعم لاـمعإ لـص وـ و مدـع صاـصتخا ةـمكحملا ةـ راجتلا رظنب كـلت .ىوعدـلا 3 - عو صيحمتلاو اـياضقلا ةـصا ا دملاـب ھـيلع ن بـت مدـع دوـجو اذـ مـك ا ماـظنلا ي و ـكل ي اـضقلا ( زجاـن ) صاـ ا دملاـب ھـيلع ، املو ناـ اـم مدـقت ھنإـف ءاـفتناب دوـجو مك ا ا ـصاصتخا رظنب ىوعدـلا صاـصتخاو ءاـضقلا يراـجتلا اـ رظنب ، ثـيحو ھـنإ ثحبلاـب قاروأ ىوعدـلا اـ اقفرمو ن بـت مدـع ميدـقت دملا اذـ ل مك ا موـعزملا هرودـص ، اـمك ھنأ ثحبلاـب صاـصتخ نأو بـس كي ةفـصلا .ةـيئا لا 2 - اـم و نأ دملا دـق مـعز - ةـحئال هاوـعد رودـص مـكح نـم ةـمكحملا ةـماعلا ةدـجب مـقر ( 3855849 ) خـ راتو 1438 2/ 10/ ـ ـ قي مدـع ةـصتخملا م لتو ةـمكحملا لاـحملا اـ لإ اـ رظنب ،) املو ناـ داـفم اذـ صنلا ھنأ مزلتـسا نو تل ةـمكحملا ىرخ ( مكتمكحم ةرقوملا ) ةـصتخم رظنب ىوعدـلا ةرورـض رودـص مكح قباـس مدـع 26 ـ ـلاو تـصن ع ھـنأ ( : اذإ تأر مدـع ا ـصاصتخا وـنلا رظنب ةيـضقلا اـ أو نـم صاـصتخا ةـمكحم ىرخأ مـكحتف مدـع صاـصتخ اذإـف بس كا مك ا ةـيئا لا اـ ليحتف ةمكحملل ـالامعإ أدـبمل مد</w:t>
-      </w:r>
-    </w:p>
-    <w:p>
-      <w:pPr>
-        <w:jc w:val="right"/>
-        <w:bidi/>
-      </w:pPr>
-      <w:r>
-        <w:rPr>
-          <w:b w:val="0"/>
-          <w:i w:val="0"/>
-        </w:rPr>
-        <w:t>ـع ةـيعجر قيبـطت .ن ناوـقلا 1 - ـش إ صن ةداملا ( 1 78/ /ب ) نـم ةـحئاللا ةـيذيفنتلا ماـظنل تاـعفارملا ةيعرـشلا ةـلدعملاو رارقب ر زو لدـعلا مـقر ( 7414 ) خـ راتو 1441 /6/ دملا مك ل ـ اقلا مدـع صاصتخا ةـمكحملا ةـماعلا رظنب ىوعدـلا داقع او صاصتخ ةـمكحملل ةـ راجتلا ، مدـعو ةـ زاوج دان ـس ع صنلا يماظنلا ھنو ل قحال ةـماقإل ىوعدلا لسلـس لا مزلا عا لل لـحم ىوعدـلا ، مدـقتن انتركذـمب ع وحنلا اـتلا : ـالوأ : حمـس س ةرئادـلا ةرقوملا دـيكأتلاب ع عفدـلا مدـع صاـصتخا ةـمكحملا ايعون رظنب ىوعدـلا ؛ مدـعل ميدـقت مدـقملا نـم اـنلبق .) اـمك تـعلطا ةرئادـلا ع ةركذملا ةـيمات ا ةـمدقملا نـم لـيكو دملا ھـيلع ةـعدوملاو ماـظنلا خـ راتب 29 02/ 1445/ ـ ا لـصاحو ( : ءاـنب ع بـلط ةرئادـلا ةرقوملا درـس اوجراختو ع اذ مييقتلا ؛ كلذل املو قبـس ھضرع ھناي و نإف بلطأ نم ماقم ةرئادلا ةرقوملا اقاقحإ ق ل ةرصنو ةلادعلل : مك ا دييأتب مك ا ليصفتو ھقوطنم قفو بلط فان تس ةـيل ، اـم و نأ ع دـيلا اـم تذـخأ ـح ھيدؤـت ، اـم و نأ صـص ا تمت ا يفـصت اـ رايتخا نم دملا ھيلع ، اـم و اـ أ تحبـصأ ةـمدعنم ملو قبي ـالإ اـ ميق ، اـم و نأ عيمج فارط اوقفتا ةئمتـسو دـحاو نوـسمخو اـفلأ ناـتئمو ةعـس و رـشع ـالا ر ، كلذـل اـم و ھنأ ت ث بجوـمب مك ا ي اـضقلا نأ ثروملا - ءاـنثأ دـقعلا موـعزملا - ناـ ادـقاف ةـيل ألل ـالو زوـجي دـقاعتلا عـم دقاـف (٢٧٠,٧٧٩,٩٦ لاـ ر ) ةتـس نوعـس و نوـيلم ةئمعبـسو ةعـس و نوعبـسو اـفلأ ناـتئمو نوعبـسو ـالا ر ، ـل ومو ھقتاـع قحتـس اـغلبم هردـقو ( ٢١٩,٦٥١,٢٧ لاـ ر ) ةعبـس نورـشعو انوـيلم ـ ولا ، حارطاـ و غـلبم ةيـصولا اذـيفنتو اـ ل اـقفوو ةبـصنألل ةيعرـشلا ؛ نإـف كوـم قحتـس لـ اـم م ءاـنب ع غـلبم ةـميق صـص ا موـ حملا ھـب ، نإـف كوـم ناندـع قحتـس اغلبم ٠٢ ١٢/ ( ـ قفرم مقر ٥ ) لاو غلبت نم ةميق صص ا غلبم هردقو ( ۹۷۳,۲۷٦،١١٠ ) ةئم ةرشعو نويلم ةئمتسو نانثاو و نوعبس افلأ ةئمثالثو ةعس و نوعبسو الا ر ، دملاو ھيلع و اذـ ل ر رقتلا ةرو ـشم اـ ي س مك ل لـحم .رظنلا اـع اس : ثروـم كوـم ھمحر هللا ـ وأ ثلثلاـب ھيقحتـسمل بجومب مكح ةيـصولا مقر ( ۲۲۰۰۲٢٢٩٠١٤٧٢١١٩٤٣ ) خـ راتو /١٤٣٢ ةـيئادتب اـ مكح ي ناـ لحم اضر لوبقو نم دملا ھيلع ال زوجي ھعم لوبق نعطلا كيكـش لاو ھت ـ نم ھلبق ، امل نا ات ثم ق غ ھت ـصم ةرئادـلاو ةـيئادتب تقرطت لوـص اـيقوس س ل نـم ھب ـس اـعطق مـسا .كـلاملا ھجوـلاو ي اـثلا نـم درلا وـضوملا : نأ مـييقت صـص ا نـم لـبق بـ ا يذـلاو تدن ـسا ھـيلإ مـك ا جراـختلاب اـقباس نـمو مـث ةرئادـلا تا رـشلا لوصأـك اـ ل ةـلوادتم وأ غ ةـلوادتم ـال غتت اـ ميق ةـيقوسلا ـالإ ثأـتب ي اـجيإ أرطي ع قوـقح ةـيكلملا اـمإ ـ ب سأر لاـم دـيدج ر ظي ةـمئاق زكرملا املا وأ عاـفترا ةميق</w:t>
-      </w:r>
-    </w:p>
-    <w:p>
-      <w:pPr>
-        <w:jc w:val="right"/>
-        <w:bidi/>
-      </w:pPr>
-      <w:r>
-        <w:rPr>
-          <w:b w:val="0"/>
-          <w:i w:val="0"/>
-        </w:rPr>
-        <w:t>٤۵۳۰۲٤۱٦۲۲ رقم صك</w:t>
-      </w:r>
-    </w:p>
-    <w:p>
-      <w:pPr>
-        <w:jc w:val="right"/>
-        <w:bidi/>
-      </w:pPr>
-      <w:r>
-        <w:rPr>
-          <w:b w:val="0"/>
-          <w:i w:val="0"/>
-        </w:rPr>
-        <w:t>رات ـخ صلا ـك : ۳۱/۳۰/۵٤٤۱ مقر حفصلا ـة : ۸ ةرئاد فان تس فان تس ةيناثلا ةمكحملا ة راجتلا ة راجتلا ةدجب</w:t>
-      </w:r>
-    </w:p>
-    <w:p>
-      <w:pPr>
-        <w:jc w:val="right"/>
-        <w:bidi/>
-      </w:pPr>
-      <w:r>
-        <w:rPr>
-          <w:b w:val="0"/>
-          <w:i w:val="0"/>
-        </w:rPr>
-        <w:t xml:space="preserve">تاداـيعلا ةـيجرا ا ةـنيدمب كـلملا دـبع هللا ةـيبطلا ، نـمو مـث وـ ف ررحم عونـصم نـم عنـص دـي دملا ، املو ناـ نـم ررقملا ءاـضق ھـنا ـال زوـجي ذـخ لوـقب ءرملا ليلدـك ھـسفنل مـغرو ملع تاـطلاغملاو ةـلواحمو لاـخدإل طـغللا س لدـتلاو ع ةرئادـلا ماـ إلاب تاءاـعداب غ ةحي ـ ، بـيجنو ھيلع :أ - ـش ةـيادب إ نأ اذـ ر رقتلا وـ ر رقت عوفدـم نمثلا ثيح ھنأ رداـص نم ءاـعدا دملا نـالطبب عيبـلا ةـباصإل دملا ةخوخيـشلاب كاذـنآ ءاـنب ع ر رقت ـط رداـص نـم ةـنيدم كـلملا دـبع هللا .ةـيبطلا باوـ ا : بـيجنف ع كـلذ نأـب اذـ ءاـعد ء م ضقاـنتلاب ةدراولا افلـس ىوعدـلا ثيح قبـس ھل نأو رقأ ة ـ ب عيقوت ھثروم ع دـقعلا ثيح دا ن غلا ةـلا او نمثلا اذ و رارقإ او ح رـصو ھنم ة ـ ب عيقوت ھثروم ع .دقعلا 3 - امأو ھتاءاعدا ثيح ةرات دي نالطبلاب ةيادب ىوعدلا مث دع كلذ رقي عيقوتلاب ة ـ و دقعلا مث دع كلذ ضقاني ھسفن ث و عفدلا نالطبلاب ةرم .ىرخأ ت - امك نأ دملا ضقاني ھلاوقأ دـقع عيبـلا تررقو ة ـ اذـ دـقعلا ثـيح تركذ اـصن " : نأ ىوعدـلا مـل ضخمتت نـع نـعط ة ـ عيبـلا وأ كـسمت ..ھنـالطبب ،" نـمو مـث نإـف اذـ ب بـس لا تاـبثإ ضقاـنتل دملا اقباس نأ رارق عيب صـص ا مت ملع دملا ھتقفاومو ع رارق ءا رـشلا يذـلا مت ةـيبلغألاب هرارقإو ة ـ ب ع زوت .صـص ا ب - امك نأ ةرئادـلا ترقأ ا ي س مدـع نعط دملا ة ـ مـث نإـف رارق ءا رـشلا ـضي مـكح ررحملا ـسرلا اـقفو صنل ةداملا ( 25 ) نم ماـظن تاـبث دـعُ و ھنومـضم ةـ ةـ جاوم دملا ، اقفوو صنل ةداملا ( 26 ) نم تاذ ماـظنلا ، دـقو ان ب لدعلا ديـشر ي ر ا ) روضح عيقوتو فارط ةينعملا ( قفرم رارق ءا رـشلا - دن سم مقر 9 ،) املو نا رارق ءا رـشلا دـق مت ھقيثوت عيقوتلاو ھيلع نم لبق بتا لدعلا و و فظوم ماع نمو ءا رـشلا نم لبق ةـباتك لدـعلا ةـفرغلاب ة راجتلا ةيعانـصلا ةظفاحمب ةدج بجومب قيثوتلا مقر (( 275 - ) ةفي 172 - دلجم 8 /ع ، / خ راتو 1431 10/ 16/ )ـ يذلاو ت ثأ ھبجومب ( بتا ثروم دملا ( دـمحأ سابع ز ) اصل دملا ھيلع ( ةماسأ ز ) يذلاو جتي ھنم ھنأ ليذم عيقوتب ليكو ثروم دملا دقو مت قيثوت عيقوت ن فرطلا م مو ليكو ثروم دملا ع رارق ھتاءاـعدا كـلذو نأ :أ - نأ دملا ھيلع مل عي ي ھسفنل صـص ا نإو عيبلا مت عيقوتب ليكو ثروم دملا ليلدـلاو ع كلذ رارق ءا رـشلا رداصلا خـ راتب 1431 9/ 20/ ـ يذلاو ھبجومب لزانت ھثروم دـملل ھيلع نو ل دملا ھيلع ةـماسأ ز عاب ھسفنل .صـص ا باو ا : بيجنف ع كلذ نأب اذـ عفدـلا غ حي ـ ت ث و ضقانت دملا ھتاءاعدا ھعوفدو ع وحن بيع و كرحملا ثعابلاو ا ل ا لعو مت ـصلا ـ ا لاو ءارب و ليذملا ھب كص مك ا ، نمو ان ر ظي ىدملا يذـلا لصو ھيلإ دملا .ليلـضتلا 2 - اباوج ع عفد دملا نالطبب عيب صصح صـص ا لداـع ( ٥٤٪ ) نم صـصح تا رـشلا ةبـس و صـصح ناندـع ءاـنبأو يزاـغ ن عمتجم لداـع ( 46 ،)% اـتلا و ناـف صـص ا لـحم عا لا تناـ روحم كلت ىوعدـلا ةيـساس ناندـع ع ةـماسأ تنا ب ـس هذاوحتـسا ع صـصح هدـلاو ةـغلابلا ( 90 )% ةكرـش دـمحأ ز ةـ راجتلا دـقو مت ـصلا جراـختلاو ع كـلذ ساـس ، دـقف تنا ةبـس ھماسأ نم كلمت فارطأ عا لا ، ملو نكي ثروملا دـمحأ ز اـمو ھكلمي نم بس ةـفا تا رـشلا اـفرط ھيف ھنـأل ناـ ع دـيق .ةاـي ا باو ا : نإـف اـم هاـعدا دملا غ حي ـ نإف ىوعدـلا لا ا ماقأ اـم هاـعدا لزاـن ب دملا ناندـع ءاـنبأو يزاـغ ز - مـكحب ـصلا - نـع لـما صـص ا ةـكولمملا مـ ل بجوـمب دـقع س ـسأتلا مـتو غارفإ صـص ا دـملل ھـيلع نأو ـصلا ناـ ـالثمم ع تاءاعدا دملا : ةراشإلاب إ ةركذملا ةـيمات ا ةـمدقملا نم دملا ةمدقملاو 1445 2/ 25/ ،ـ ثيحو توطنا ع تاءاعدا ةـضقانتم ن عتي درلا ا لع ع وحنلا ي 1: - اباوج ع ةدـج ، تضقو ةـمكحملا فرـصب رظنلا نع .ىوعدـلا ةـفاضإ إ دـيدعلا نم ىواعدلا لا ا ماقأ دملا ا مو هذ ىوعدلا امم ت ثي ةلواحم دملا ديكلا ھيخأب دملا .ھيلع اسماخ : درلا ةـيناثلا تـضقو ةـمكحملا درب .ىوعدـلا كلذـك ماـقأ دملا دـض دملا ھـيلع ىوعدـلا مـقر ( 421323538 ) خـ راتو 2021 02/ 03/م ىدـل ةرئادـلا ةـيذيفنتلا و ةـمكحمب ذـيفنتلا ةظفاـحمب ناندـع مقرب كـص ( ٤۰۳۳۸۰۷۲٤ خـ راتو 1442 09/ 01/ .)ـ دـع و ضفر هذـ ىوعدلا ماقأ ناندع ز ىوعد مقرب ( 42823620 خ راتو 1442 11/ 06/ )ـ ةمكحملاب ة راجتلا ةدجب ةرئادلا 2020 12/ 29/م ةـماقملا نم دملا دض دملا ھيلع ىدل ةمكحم ذيفنتلا ةدجب بلط ض وع نع ررـض جراختلا نم تا رـشلا دقو تضق ةمكحم فان تس ةدجب ضفرب فان تس نم بجومب مك ا ي اضقلا فلاسلا ركذـلا الإ نأ دملا ماقأ ديدعلا نم ىواعدلا لا مت ا در اعيمج بابـسأل ةديدع ، ا مو ع لي س لاثملا ال رـص ا : ىوعدلا مقر ( 421254094 ) خ راتو اح رـصو نـم دملا ة ـ ب عيبـلا م ملا نـ ب دملا ھيلع ثروـمو دملا كـلمتو دملا ھيلع صـص هدـلاو - رادـم عا لا - ةـيكلم ةـمات ةـصلاخو ـال كـش .اـ ف عو مغرلا نم جراـختلا ماـتلا ا مك ا نم كلت تا رـشلا ءانثأ كلمت دملا ھيلع امل ھت ـس 54 % نم كلت تا رـشلا لصحت ا لع ءارج هذاوحتسا ع ةبس ( 90 )% نم صـص ا - لحم عا لا - اذ و دع ارارقإ ا او دملا دملاو ھـيلع اـمو ھنمـضت نم رارقإ دملا دـملل ھيلع ءاربإـب ةـمذ دملا ھيلع ( قـفرم مك ا دن ـسم مقر 8 .) 8 - ثيحو نأ جراـخت دملا ع وحنلا ن بملا ةـيقافتاب ـصلا رداصلا اـ بس ـ املا رـضا او لبقتـسملاو اـميف قـلعتي كـلتب ...تا رـشلا ،) ھـيلعو تردـصأ ةرئادـلا اـ مكح مـقر ( 2 17/ 185/ ) ماـعل 1432 ـ رداـصلا خـ راتب 1432 12/ 2/ ـ تاـبثإب ـصلا ن ب اذـ جراـختلا ـصلاب ءاربإ ةـمذ لـماش ي اـ و ةـمذل فرطلا لو نـع لاـمعأ ةراد تا رـشلل جراـختملا اـ ع ءاربإ اـمات ـالماشو طاقـسإو مـ ق يأ بـلطم وأ ىوـعد اـم م ناـ اـ عون وأ لو ثلاثلاو ءاوس ھتفـصب ك رـش وأ ريدـم كلتل تا رـشلا وأ تا رـشلا لحم هذـ ىوعدـلا عورفلاو ةع اتلا ا ل يأب ةبلاطم ام م نا ا عون وأ ا بـس ةقلعتم لامعأب كلت تا رـشلا تع و هدالوأو امب ا ل نم صصح تا ارشو تا رشلا ةرو ذملا ( تا رشلا ةع اتلا ةكرشل دمحأ ز هدالوأو تا رشلاو ةع اتلا ةكرشل دمحا ز ة راجتلا ،) ھنأو س ل ھل يأ قح ةبلاطمب فرطلا اـي مو ةـموص ل مـ يب ن ت ـضقلا ) ـلا مـت قاـفت اـ ف ع رارقإ دملا ( ناندـع ز ) اـمب ي ( : رقي فرطلا ي اـثلا ھلزاـن ب اـيئا نـع ةـفا ھصـصح ا ردـقو 23 % ةكرـش دـمحأ ز ا ـس ئر بـ رقتب تاـ جو رظنلا مـتو لـصوتلا ةـيقافتال ـصلا ( ـلاو تـ بثأ رـضحم ةـسل ا تـمكحو ةرئادـلا : داـمتعاب ـصلا نـ ب فارطأ ىوعدـلا ءارجإو ھنومـضم هراـبتعاو اـمزلم م ل دن ـسم مقر 7 ،) دـقو ل ـ دملا ھـيلع ھـظفحت ع ر رقتلا ، ھنوـ ل ـتعا ريدـقتلا ازج ا فلاـخ و عـقاولا .ةـقيق او 7 - ارظنو مدـعل قاـفتا نـ فرطلا ع ر رقتلا تلخدـت ةرئادـلا ةـلثمم ساس ) ردـقو ةـميق ةكرـش دـمحأ ز ةـ راجتلا غلبمب هردـقو ( 79.924.901 لاـ ر ) ةعـس نوعبـسو انويلم ةئمعـس و ةـع رأو نورـشعو افلأ ةئمعـس و دـحاوو لا ر ( قفرم ر رقتلا ساحملا - خـ رات و 2011 6/ 27/م ردـصأ بـ ا ساـحملا هر رقت عا لا ( تـ ثأو نأ ةـصح دملا ھـيلع ةـماسأ دـمحأ ز ةكرـش دـمحأ ز ةـ راجتلا 90 % ميقو ةـيكلم ءا رـشلا ةكرـشلاب ع اذـ دـمحأ ز هدالوأو ةكرـشو دـمحأ ز ةـ راجتلا ، ارظنو فالتخالل لوح ريدقت ةميق صـص ا تا رـشلاب دقف تمت ا لاحإ ب ساحم بتكم لالط وبأ ھلازغ </w:t>
-      </w:r>
-    </w:p>
-    <w:p>
-      <w:pPr>
-        <w:jc w:val="right"/>
-        <w:bidi/>
-      </w:pPr>
-      <w:r>
-        <w:rPr>
-          <w:b w:val="0"/>
-          <w:i w:val="0"/>
-        </w:rPr>
-        <w:t>نوبـساحم .نوعجارمو -6 ةـ راجتلا مـقر ( 2 5798/ /ق ) ماـعل 1431 ـ دـض دملا ھيلع / ةـماسأ ز ىدـل ةرئادلا ة راجتلا ةع اسلا ةرـشع ةمكحملاب ة راد ةظفاحمب ةدج ابلاط جراختلا نم تا رـشلا ةع اتلا ةكرـشل س ضقن اـم مـت نـم ھـت ج ھيعـسف دودرم ھـيلع .) 5 - دـع و ھقفاوـم دملا ع رارق ءارـش دملا ھـيلع صـص ل ةكرـش دـمحأ ز ةـ راجتلا ماـقأ دملا ناندـع ز ن رخآو ىوعدـلا دملا لييذـتب رارق ءا رـشلا ھعيقوتب قفرم رارق .ءا رـشلا ( دن ـسم مقر 6 .) املو ناـ اـم مدـقت ھنإـف ال زوجي دـملل عوجرلا امع مت ع ھيدـي اقفو ةدـعاقلل ةيعرـشلا لا صنت ع ھنأ ( : نم فرطلا ي شملا ك رـشلا دـيد ا ةكرـشلا - ةـماسأ ز - تع و عيقوت ل ام م ةـباثمب ةـصلاخم ةـمات ةـيئا و ءاربإو ةـمذل ي شملا ،) ارارقإو ة ـ ب ع زوت صـص ا اميف م يب ، دقو ماق ةبـس كـلمت دملا ھـيلع ةبـس ل هدـلاو - ثروـم دملا - أربأو ةـمذ دملا ھـيلع نـم ھـيأ قوـقح قـلعتت كـلتب ةكرـشلا ثـيح نمـضت رارقإ دملا اـصن ( : ثـيح وتـسا فرطلا لزاـنتملا ھـقح نم دحأ ءا رـشلا ا ) نم ةكرش دمحأ ز ة راجتلا اصل ةكرش و زوأ ةدودحملا - ةكولمملا ةماسأل ز - بجومب رارق ءا رشلا قثوملا 1434 2/ 10/ ـ نودو يأ ظفحت وأ ھضراعم اضيأ ع دمحأ ز ة راجتلا ةدمل ن ت ـس ، دع ءارـش ةماسأ صـص هدلاو نود ءادبإ ةمث ضا عا ع كلمت ةماسأ ز ةبس ل هدلاو لا ا ا شا ھنم ، تجراختو ةكرش دمحأ ز هدالوأو ( ناندع ن عتي ھعم لاـ او كلذـك ءاربإ ةـمذ دملا ھيلع درو ىوعد . دملا 4 - رمتـسا دملا ( ناندع ز - ھتفـصب ا رـش ةكرـش دمحأ ز هدالوأو ) ا رش عم دملا ھيلع ( ةماسأ ز ) ةكرش ةيعرـشلا صنت ع ( : نأ لـص دوـقعلا طورـشلاو ة ـ لا موزللاو ،) نـمو مـث ھنإـف نـ عتي لاـمعإ كـلذ دـقعلا رارقو ءا رـشلا ـالامعإ ةدـعاقلل نأ ( : لاـمعإ مـالكلا وأ نـم ھلاـم إ ،) امم ( دمحأ سابع ز ) ثروم دملا ھب ـصن نم دملا ھيلع نم اذ لزانتلا ارارقإو ة ب ع زوت كلت صص ا لا تلآ دملل ھيلع قفرم رارق .ءا رشلا ( دن سم مقر 5 ،) املو تنا ةدعاقلا م مو دملا ناندع ز ،) امك ءاج رارقلا اضيأ ( : رقي ءا رـشلا ة ـ ب ع زوت صـص ا اميف م يب ،) نمو مث نإف اذ رارقلا دعُ ارارقإ نم دملا ة ـ ب عيبلا اخيـسرتو مالتـسال ك رشلا دـيد ا ةكرـشلا تع و عيقوت ل ام م ةـباثمب ةـصلاخم ةـمات ةـيئا و ءاربإو ةـمذل فرطلا ي شملا ، اذـل دـقف ررق ةـيبلغأ ءا رـشلا نيذلا نو لمي كأ نم سأر لاملا لاو لداع 97.7 - % ثروـم دملا ءاـن و ع اذـ دـقعلا دـقف مـت ر رحت رارق ءا رـشلا يذـلا نمـضت اـصن ( : وتـسا فرطلا لزاـنتملا - دـمحأ ز ثروـم دملا ھـقح نـم فرطلا ي ـشملا - دملا ھـيلع - ك رـشلا</w:t>
-      </w:r>
-    </w:p>
-    <w:p>
-      <w:pPr>
-        <w:jc w:val="right"/>
-        <w:bidi/>
-      </w:pPr>
-      <w:r>
-        <w:rPr>
-          <w:b w:val="0"/>
-          <w:i w:val="0"/>
-        </w:rPr>
-        <w:t>٤۵۳۰۲٤۱٦۲۲ رقم صك</w:t>
-      </w:r>
-    </w:p>
-    <w:p>
-      <w:pPr>
-        <w:jc w:val="right"/>
-        <w:bidi/>
-      </w:pPr>
-      <w:r>
-        <w:rPr>
-          <w:b w:val="0"/>
-          <w:i w:val="0"/>
-        </w:rPr>
-        <w:t>رات ـخ صلا ـك : ۳۱/۳۰/۵٤٤۱ مقر حفصلا ـة : ۹ ةرئاد فان تس فان تس ةيناثلا ةمكحملا ة راجتلا ة راجتلا ةدجب</w:t>
-      </w:r>
-    </w:p>
-    <w:p>
-      <w:pPr>
-        <w:jc w:val="right"/>
-        <w:bidi/>
-      </w:pPr>
-      <w:r>
-        <w:rPr>
-          <w:b w:val="0"/>
-          <w:i w:val="0"/>
-        </w:rPr>
-        <w:t xml:space="preserve">ةـ دان ـس ع كـلت ةداملا ، نإـف دملا دـق أ ـجا صنلا ذـخأو اـم نـظي ھـعفن كرتو اـبلا ، ثـيح نإ ةداملا توـطنا ع ءان تـسا ا ـصنب اـم مـل دـجوي ـ تقم اـ لوبقل ، نـمو مـث ة زاوـج ع ما ح دـق تصن ع مدـع لوبق " ةـلدأ " ن ح ھنأ صيحمتب عفد دملا ھيلع دجن ھنأ نا قرطتي إ ةباج ع عفد نم دملا قرفو عساش ن ب ليلدلا عفدلاو .ھب ب - عو ضرف 427036201 خ راتو 1442 6/ 28/ ( ـ قفرم مقر ( 15 .) 7 - اباوج ع عفد دملا مدع ة زاوج عفدلا ةلدأب ةديدج بيجنف ھيلع :أ - نأ كلت ةداملا ( 21 ) نم ةحئاللا ةيذيفنتلا قرطل ضا ع نـالطبب دـقعلا ، مغرلاـب نـم توـبث ةـيل أ خيـشلا دـمحأ ز ، س لو لدأ ع كـلذ نـم مـك ا ي اـ لا ضفرب ىوـعد دملا ناندـع ز لاـطبإب ةيـصو هدـلاو رداـصلاو كـصب مـك ا مقر فرـصب رظنلا نـع بـلط نـ ي ملا ةـلا و لاـط ةـماقإ سلجم ةـيالو ع دـمحأ ز ، ثـيح ضقاـن ي عـم ھـسفن ھلاوـقأو ، يفف ةـيادبلا دـي ةـ روصب دـقعلا ماـقأو ىوـعد كلذـب ، ن و دـي ىوعدـلا نـ لـصفلا ىوـعد ءاـ ةـمدقملا إ ةليـضف ـ اقلا مـي اربإ نادـي لا ـ اقلا ةـمكحملاب ةـماعلا ـلاو مـكح اـ ف بجوـمب كـصلا مـقر 33286392 خـ راتو 1433 6/ 8/ ،ـ 1432 3/ 4/ ـ ماـمأ ةليـضف ـ اقلا دـمحم نـب كراـبم ـ يعدلا ، لاـطبإب عيبـلا يروـصلا رداـصلا نـع دـلاولا ةـلا و عـيب ھصـصح ةكرـش دـمحأ ز ةـ راجتلا ا فنأتـسملا ، ررقتو ظفح نـ عدملا خـ راتب 1438 4/ 12/ ـ ـالو دـجوي يأ ضقاـنت اذـ اـمك ھنأ ـال فلاـخي عرـشلا الو .ماظنلا 3 - خـ راتب 1432 3/ 4/ ـ ماقأ فنأتـسملا هدـض ناندـع ز ، ىوعدـلا مقر 18883 / 32 ن عدملا دـمحأ ساـبع ز ميمعتلاـب ع مكاـحملا تاـباتكو لدـعلا فاـقيإب فرـصتلا عـيمجب تاراـقعلا فاـقيإو رادـصإ تـالا و ھمـساب وأ لـمعلا تـالا ولاب ةـقباسلا ، ـحو خـ رات ةاـفو ثروـم ها رـشو ( قـفرم مـقر 14 ،) رداـصلاو نـم خـ رات 1432 6/ 18/ ـ مـيمعتلا رداـصلا نـم ر زو لدـعلا يذـلا ردـص ءاـنب ع بلط دملا ناندـع ز ، فاـقيإب تاـباس ا ةـيكنبلا ( هدـلاول ) ثروـم موحرملا دـمحأ ساـبع ز عقاوب 135.446.186 ) ةـئم ةـسمخو نوثالثو انويلم ةـئمع رأو ةتـسو نوع رأو افلأ ةـئمو ةتـسو نونامثو الا ر ،) اذـ و ت ثم ر رقتلاب ساحملا ي ي مإ نازوفلا ىوعدـلا و ىوـعد ةـقباس اـ ل ةدـع تاونـس نأ دادـس غـلبملا ناـ نـع قـ رط دادـس تاـما لا ثروـم دملا ةـيكنبلا ( اـمجإب غـلبم عوفدـم نـم دملا ھـيلع / ةـماسأ دـمحأ ز ، نـع هدـلاو مـقر ( 6 ) رطـسلا ي اثلا اذكو ةحفـصلا مقر ( 8 ) رطس ( 13 ) ن رطـسلاو ني خ ( قفرم مقر 13 .) 2 - اـمأو نع دادـس غلبملا ھنإـف مل نكي ھب ضقانت اقلطم ثيح نإ دملا ھيلع عفد ذـنم رجف .راجتلا ( هذـ و ةميقلا ةيلعفلا دق مت ةراش ا لإ ةميقب 120.000.000 نويلم لا ر كص مك ا مقر 342881449 خ راتو 1434 7/ 26/ ـ ةحفص مقر ( 5 ) ن رطسلا ني خ ، ةحفصلا و (450.000 لا ر ) ن ح نأ دقعلا م ملا قلعتملاو عي ب تاذ صص ا دق مت ةميقلاب ةيلعفلا كلتل صص ا كلذو غلبمب ( 120 نويلم لا ر ،) امو مت اذ نأشلا نم فرعلا فراعتملا ھيلع ن ب ةرئادـلا دوـجوب ضقاـنت كـلذ نأ 1: - دملاـف ھـيلع عـفد نأـب عـيب صـص ا ةـكولمملا ھـثرومل ةـغلابلا ( 450 ) ةـصح ، مـت ةـميقلاب ةيمـس رارق ءا رـشلا م ملا ھـن ب نـ و ثروـم دملا غلبمب ھـيلع ةـميق صـص ا ھنأو ةراـت معزي نأ نمثلا 450 فلأ لاـ ر ةراـتو ىرخأ معزي نأـب نمثلا 120 نويلم .لاـ ر باو ا : بيجنف ع كـلذ نأـب اذـ ءاعد غ حي ـ دملاو لواحي ما إ 29 .)ـ 5 - اـمأو اـم عفد ھب دملا عفدـلا ( اـثلاث ، اـع ارو ) راركت لخم عوفدـلل ةـقباسلا قبـسو درلا ھيلع الو ودـع الإ نأ نو ي الدـج .ايعوضوم 6 - اـباوج ع ءاـعدا دملا ضقان ب دملا ـ تقمب رـش وأ يماظن ( ) ةـنودم ما ح ةـيئاضقلا ماعل 1434 مقر كـصلا ( 3431443 ) خ راتو 1434 2/ 6/ ـ قدـصملا نم ةمكحم فان تس رارقلاب مقر ( 34200931 ) خ راتو 1434 /4/ ةراـش ھـيلإ نـمو مـث ة ـ ذاـفنو تافرـصتلا ةرداـصلا ھـنم ةـقباسلاو اذـ ل مـك ا ، املو ناـ نـم ررقملا ءاـضق ( : نأ لـص تافرـصتلا اـ لمح ع ة ـ لا اـم ماد مـل تـ ثي فـالخ كلذ - دـقو تـ ثأ تاذ - ـ اق ءاـ نادـي لا - بجوـمب مـكح ي اـضق بـس كم ةـيعطقلا ةـيل أ ثروـم دملا دـع عـيقوت دـقع عـيب صـص ا لـحم ىوعدـلا بجوـمب ر رقت ـط ـسر قبـس الو اميس نأو ةرئادلا ت بثأ ھكاردإ ءايشأل ةليلق غو كردم ءايشألل ةيضاملا ، نمو مث ھنإف نم غ غاس سملا توبث كلذ ةرئادلل مث ھلأس نع تافرصت م ا لع ام براقي لا ـ6 .ر شأ ث ھتدجوو ةرئادلا كردم ءايـشأل ةليلق غو كردم ءايـشألل ةيـضاملا ، دقو نا لاؤس ةرئادلا ةباجإو ثروم دملا قلعتت عي ب ايأ نم ھكالما ءانثأ ءا نود دادتما كلذ تافرصتلل ةقباسلا ع مـكترئاد ةرقوملا مدـع عـيب ثروـم دملا ھصـص دـملل ھـيلع وـ و غ حي ـ ، ثـيح أ ـجا دملا نومـضم كـصلا ، ةرئادـلاف تـ بثأ اـصن نأ ثروـم دملا ( دـمحأ ز ) رـضح تلزاـنت نع ء ـ نم كـكالمأ دـح نم كـئانبأ ؟ لاـق ـال مل ع أ .ء ـ ثيحو نإ دملا لواـحي طـ ر كلت ةـباج عي ب صـص ا دـملل ھيلع و و لالدتـسا رـصاق ةـلواحمو لاخدإل س للا كسمت .ھنالطبب ت - عو ضرف ضرفلاو يواس مدـعلا - دادـتع اذـ كصلا نإف تباثلا نم كصلا روضح ثروم دملا ليكوتل ةـماسأ ز ناندـعو ز ھنأو دق مت ھلاؤس ل تع وأ .ةـيل ب - نأ اذـ ھض اـني رارقإ دملا افلـس ة ـ ب دـقع عيب صـص ا نم ھثروم كلذـكو دـيكأت ةرئادـلا ع كـلذ رارق ا بس نأ ىوعدـلا مل ضخمتت نع نعط ة ـ عيبلا وأ ھثروـم ھـنأ مـل عي ـي ائ ـش باوـ ا : بـيجنف ع كـلذ :أ - دملا ضقاـني ھـسفن اذـ ءاـعد ثـيح ھـنأ ناـ دـق دا نأـب ھثروـم خـ راتب 1431 11/ 3/ ـ ناـ ي اـع نم فر ا ناـ و مدـعنم ةدـعاقلا ةيعرـشلا " : نأ تو ـسلا ضرعم ةـجا ا إ ناـيبلا ناـیب ." 5 - اـباوج ع دان ـسا دملا ع كـص ءاـ رداـصلا نم ـ اق تاءاـ ةـمكحملاب ةـماعلا ةدـجب نمـضتملا ةباجإ دـع و ن يع و ع تافرـصت ثروـم دملا مل دـبي يأ ضا ـعا ع دـقع عـيب صـص ا اـمم ت ثي ذاـفن فرـصتلا ، ثيحو نأ تو ـس وـلا نع نعطلا نع اذـ فرـصتلا ارارقإ ھب املو تناـ ھس لدتو ع مكترئاد .ةرقوملا خ - ح ول انض فا الدج ذخ اذ مك ا نإف ىوعد ةيالولا لا ا جومب مت ن يع و نع ثروم دملا دق تعفر نأشل نالطب اذ دقعلا لحم ىوعدلا روـفلا نـ يعتب و ھـيلع توـبثو مدـع ةـ زاوج ھتافرـصت ـالإ ھـنأ تردـص دـيدعلا نـم ر راـقتلا ةـيبطلا ةـت ثملا ةمالـسل هاوـق ةـيلقعلا ـح رودـص مـك ا ، رم يذـلا تـ ثي مدـع ة ـ ھتاءاـعدا 6 تاونـس نـم عـيقوت دـقعلا ، اـمك ھـنأ رداـص ىوـعد ةـماقم ماـع 1434 ـ اذـ و تاـبثإ ةمالـسل ىوـقلا ةـيلقعلا ثرومل دملا وـلف ناـ اـباصم ةخوخيـشلاب اـمك دـي دملا ـ قل ع دن ـسم مقر ( 12 .) ح - امأو دان ـسا دملا ع مك ا ي اضقلا رداصلا نم ةـمكحم فان تس مقرب ( 37153592 ) نإف تباثلا نم اذـ مك ا ھنأ ردـص ماع 1437 ـ يأ دع ام د زي نع تـضقو ةـمكحملا مك اـب مـقر ( 33286392 ) خـ راتو 1433 6/ 8/ ( ـ فرـصب رظنلا نـع بـلط نـ ملا ةـماقإ سلجم ةـيالو ع دـمحأ ز ( .) قـفرم مك ا رداـصلا نم ةـمكحملا ةـماعلا .ةدـجب ةـماقإ سلجم ةـيالولا ، ءاـن و ع اذـ باـط ا دـقف تـضق ةـمكحملا ةـماعلا ةـظفاحمب ةدـج تاـبثإب نومـضم اذـ ر رقتلا ىوـعد ءاـ ـلا اـ ماقأ دملا دـض هدـلاو نـ يعتل و ھنع ةروـص طبـضلا حـئاوللاو ةيـضا ع ررقت ةـقفاوملا ع ءارج خ </w:t>
-      </w:r>
-    </w:p>
-    <w:p>
-      <w:pPr>
-        <w:jc w:val="right"/>
-        <w:bidi/>
-      </w:pPr>
-      <w:r>
-        <w:rPr>
-          <w:b w:val="0"/>
-          <w:i w:val="0"/>
-        </w:rPr>
-        <w:t>ةليـضفل ـ اقلا ،) تررقو عـفر ز ا يظفحتلا نـع ةدـصرأ دـمحأ ز يذـلا مـت ءاـنب ع بـلط نـ ي ملا ةـلا و بلاـط عيم تاـمولعملا .....ةيـساس ءان و ع اذـ باط ا ءان و ع رارقلا مقر 33125567 خ راتو 1433 3/ 12/ ـ قداصملا ھيلع نم ةمكحم فان تس ةكمب ةمركملا نمـضتملاو ( : ةـسارد و ـطلا - فـن ناـيبلا - ة ـ و اـم درو ھـب ركذو باـطخ ةرازوـلا اـصن نأ ر رقتلا ـطلا ـ فنلا رداـصلا نـم ىفـش سم ضارم ةيـسفنلا مـقرب 1951 خـ راتو 1432 6/ 8/ ـ تع ايفوتـسم 113 28590/ /ج ) خـ راتو 1432 8/ 4/ ( ـ قفرم باـط ا - دن ـسم مقر 11 .) ج - اـمك ت ثأ بحاص ةليـضفلا ر زو لدـعلا ھباطخ مقر ( 33 567889/ 21/ ) خ راتو 1433 4/ 17/ ،ـ ر رقتلاب ريدـم نوؤشلا ةي ـ لا ةـظفاحمب ةدـج ة ـ ر رقتلا طلا فلاـسلا ناـيبلا ةمالـسو ىوقلا ةـيلقعلا ثرومل دملا - ع ابلا بجومب ھباطخ لسرملا س ئرل ةـمكحملا ةـماعلا ةدـجب مقر ( /47 ن يعتل ميق دـقو لـيذ ر رقتلا عـيقوتب ءاـبط ن ع اـتلا ةرازوـل ةي ـ لا - ن فظوملا ن يمومعلا - قفرم ر رقتلا ـطلا رداـصلا نم ىفـش سم ة ـ لا ةيـسفنلا ( – دن ـسم مقر 10 .) امك ت ثأ صـص ا - نمـضتو نأ روـ ذملا ءيداـ نواـعتمو مـلو ر ظت ھـيلع ضارعأ ضرم قع ناـ و ھـكاردإ ھـيعوو ھـتركاذو دودـ ا ةـيعيبطلا نأو روـ ذملا رداـق ع ماـيقلا ھنوؤـش ـالو جاـتحي دـع ماربإ دـقعلا ىوعد ن يع و دـض ھثروم ، دـقو ردـص ر رقت ةـن لا ةـيبطلا ىفـش سمب ة ـ لا ةيـسفنلا ةدجب رداصلا مقرب ( 1951 ) خ راتو 1432 6/ 8/ - ـ يأ دـع خـ رات ماربا دـقع عيب ركذ ھنأ مل عبي ائ ـش ، عفد ت ثي ضقاـنتلا ميـس ا لاوقأ . دملا ت - اـمك نأ اـمم ضقاـني ءاعدا دملا نأ دـقع عيب صـص ا نا خـ راتب 9 20/ 1431/ ـ دقو قبـس نأو ماقأ دملا مدـقتملا فعـضو كارد نمو مث مادـع ا ھتيل أ و تاذ عفدـلا دن ـس ع دن ـسم رداص خ رات 1432 2/ 18/ - ـ يأ دـع خـ رات اذ ر رقتلا ب ـ3 رو ـش - عفدـ و ھنأب نا لما ةيل ھنأو ة ـ لا ةيـسفنلا .ةدـجب ب - اـمك نأ دملا ضقاـني ھـسفن اـميف دن ـسا ھـيلع ھئاـعدا ع ر رقت ـط رداـص خـ راتب 1431 11/ 3/ ـ مـعزي ھنمـضت نأ ھثروـم ي اـع نم فر ا وخيـشلا ھـب ، اـمأو ر رقتلا رداـصلا نـم ةـنيدم كـلملا دـبع هللا ةـيبطلا وـ ر رقت نـم تاداـيع ةـيجراخ ةـعوفدم رج ملو ھبلطت ةـمكحملا ، لـب نإ ةـمكحملا تضاـغ ھنع تبلطو ر رقتلا نم ىفـش سم ةيـسفنلا وأ باطخ ر زو لدـعلا وأ باطخ ر زو ة ـ لا وأ باطخ ريدـم نوئـشلا ةي ـ لا ةدـجب ، ثيح وعمجأ نأ ر رقت ة ـ لا ةيـسفنلا و ر رقت لماش رداصو نم ن راش ـسا دتع و رـضا ا نع دملا ناندـع ز نأـب ةـمكحملا تضاـغ نع اذـ ر رقتلا ملو ذـخأت ھب ـالإ ھنأ لواـحي ادـ اج لـياحتلا ع عقاولا ماـ إو ةـمكحملا ة ـ ب اـم ھمعزي ملو قرطتي ر رقتل ة ـ لا</w:t>
-      </w:r>
-    </w:p>
-    <w:p>
-      <w:pPr>
-        <w:jc w:val="right"/>
-        <w:bidi/>
-      </w:pPr>
-      <w:r>
-        <w:rPr>
-          <w:b w:val="0"/>
-          <w:i w:val="0"/>
-        </w:rPr>
-        <w:t>٤۵۳۰۲٤۱٦۲۲ رقم صك</w:t>
-      </w:r>
-    </w:p>
-    <w:p>
-      <w:pPr>
-        <w:jc w:val="right"/>
-        <w:bidi/>
-      </w:pPr>
-      <w:r>
-        <w:rPr>
-          <w:b w:val="0"/>
-          <w:i w:val="0"/>
-        </w:rPr>
-        <w:t>رات ـخ صلا ـك : ۳۱/۳۰/۵٤٤۱ مقر حفصلا ـة : ۰۱ ةرئاد فان تس فان تس ةيناثلا ةمكحملا ة راجتلا ة راجتلا ةدجب</w:t>
-      </w:r>
-    </w:p>
-    <w:p>
-      <w:pPr>
-        <w:jc w:val="right"/>
-        <w:bidi/>
-      </w:pPr>
-      <w:r>
-        <w:rPr>
-          <w:b w:val="0"/>
-          <w:i w:val="0"/>
-        </w:rPr>
-        <w:t>ـال لـبقي كيكـش لا لـ وأتلاو ا رارـصإ ع ةـبلاطملا اـ قحب ح ةـيا لا ضحدو تاءا فا دملا ھيلع ھبيذاـ أو ةراـثملا ھنم ةـسل ا ةيـضاملا دـصقب طاقـسإ قوق ا ةـتباثلا ھت جاوم ة اب ال تالي ـ ب ال ملع فورظ ا لي ـ وأ ا يقوت وأ ا ـ ، اديكأتو نم ل وم ع ا ـصرح ع ةبلاطملا ا قحب رـشلا يماظنلاو اننإف قفرن ماقمل ةرئادلا رارق ح رصلا يذلاو لي ـ روـصم ـل ومل يدـبت ھـيف مدـع اـ بغر ةمـصاخم دملا ھـيلع وأ ةـبلاطملا اـ قوقحب ءوـ و دملا ھـيلع هذـ ل بيلاـس ةـ وتلملا ةـثعاب ھـكاردإ ةمالـس ھفقوـم ـالإو ةـ اف عراـقت جارختـسا اذـ قـ ا ھعا ـناو تردـصأ ةـلا ولا ةـيماظنلا اـ ليثمتل ةـبلاطملاو اـ قوقحب ( قـفرم ۲ .) ةروـص ةـلا ولا ، ـالو لاـني نـم هذـ ةـقيق ا ةـتباثلا اـم ھـمعزي دملا ھـيلع نـم دوـجو هللا لثمتملا ا يـصن رـشلا صص ا ةغلابلا 90 % نم ةكرـش دمحأ ز هدالواو ة راجتلا يذلا ذوحتـسا ا لع دملا ھيلع غ قح الو لي س تعم كلمتلل رش وأ يماظن و لي س اذـ و ام لمأن نأ نو ي لحم رابتعا ىدـل ةرئادلا .ةرقوملا ايناث : دكؤن ماقمل ةرئادلا ةرقوملا نأ ل وم ةيعدملا ةقتاع يزار ا ةكـسمتم ةبلاطملاب ا قحب ثرإ ا جوز وتملا دمحأ ز ةمحر ةـمكحملا كاذـنآ ل و اذـ فرـصتلا ةـل مب اـضرلا وأ مدـع ضا ع نم لـبق فارطأ عا لا اـعيمج م مو دملا ھيلع هذـ ىوعدـلا ـالو لـبقي نم خ ھطاقـسإ وأ كيكـش لا ھت ـ دـمعتملا ر رقتل ةـميق صـص ا لـحم ةـبلاطملا و غلبملا مو حملا ھب نم لـبق ةـمكحم ةـجردلا و ءانب ع مييقتلا ر رقتلاو ي ا لا ب ل ساحملا متو جراختلا بجومب اذـ ر رقتلا مامأ نـم لـحارم .ىوعدـلا ٣ - درو ر رقتلا ي اـ لا ( ص ٦ ) اـمو ا دـع نأ ةـميق ةكرـش دـمحأ ز ةـ راجتلا وـ غـلبم هردـقو ( ٩٣١،٧٥٧,٣٦٧ لاـ ر ( ) قـفرم ۱ ةروـص ر رقتلا .) ھـيلعو نإـف غلبملا غـلبم ٩٣١،٧٥٧،٣٦٧ .لا ر ٢ - نأ اذـ غلبملا رو ذملا ر رقتلاب ي ا لا - لحم مك ا - و غلبملا يذلا مت جراخت ءا رـشلا ھيلع رقأو ھب دملا ھيلع ملو ض ع ع ھنيماضم يأ ةلحرم ۹۷ نويلم لاـ ر طقف عفد هاو طقاسو نم هوجو ١: - نأ اذـ غلبملا مل نكي ر رقتلا ي ا لا امنإو نا ر رقتلا ي دبملا مث دع تاضا عا فارط ردص ر رقتلا ي ا لا يذلا ررق نأ ةميقلا اـ لع اـقيبطت صنل ةداملا ( ۱۲ ) ةـفلاس ركذـلا طاقـسإ اذـ عفدلا الكـش مدعو ھلوبق .ھحارطاو نمو ةيحانلا ةيعوضوملا ؛ نإف عفد دملا ھيلع نأب صـص ا لحم عا لا ردقت ةميقب غلبت ھثا كا امب ءاج ھيف نأب ةميقلا صـص ل لحم عا لا ٧٩ نويلم امك معزي الو زوجي خأت نايبلا نع تقو ةجا ا ، املو نا لا ا كلذك نإف ةمكحم فان تس ةرقوملا دق ىرت ھنأ امازل ھيلع مل ي اذـ عفدـلا ماـمأ ةـمكحم ةـجردلا و عم نأ ةـجا ا ةـسام ھكـسمتل اذـ عفدـلا ول ناـ نمؤي ھت ـ ب ر رقتلاو ساـحملا س ل ثيدـح رودـصلا ةأـش لاو ح لـبقي ھنم مدـع نم ةـحئاللا ةـيذيفنتلا قرطل ضا ع ع ( : ـال لـبقت ةـمكحملا - يأ فاـن تس - يأ ةـلدأ مل نكت ةـضورعم ماـمأ ةـمكحم ةـجردلا و ناـ و ناـ مإب موص ا ...ا ميدـقت ،) اـم و نأ دملا ثروملا دـمحأ ز ةـمحر هللا لـحم اذـ عا لا - ردـقت غـلبمب هردـقو ( ۰۰۰,۰۰۰,۹۷ نويلم لاـ ر ) اذـ ف عفدـلا لـطاب دودرمو الكـش .اعوضومو نمف ةـيحانلا ةيل ـشلا دـقف تصن ةداملا ( ۱۲) ةـسل ا ةـقباسلا لاو تنا خـ راتب ١٤٤٥/٠٣/٠٤ ـ ـالوأ : اـميف قلعتي عفدـب دملا ھيلع نأـب ر رقتلا ساـحملا رداـصلا نم ب ا ساـحملا لـالط وبأ ھلازغ دـق نمـضت نأ ةـميق صـصح ز )و( ةـقتاع دـمحم حي دـمحم ع يزار ا ) ةـعدوملاو تاقفرمب ةيـضقلا خ راتب 10 03/ 1445/ ـ ا لـصاحو ( : ـ ون ماـقمل ةرئادـلا ي ادر ع ام هراثأ ليكو دملا ھيلع ةطوبـضملا ةـسلج 1445-03-11 ،ـ ةدـقعنملا ع لاصت ي رملا نع دـع غلبملاو ا ا فارطأ اينو كلإ ، تعلطاو ةرئادـلا ع فلم ةيـضقلا ، عو ةركذملا ةمدقملا ليكو ن يعدملا ( ناندع دمحأ سابع APP-JED-COMM2@moj.gov.sa عم ةرورـض نأ موقي لـ فرط دـ و ب فرطلا رخ ةـباجإلاب ع لـيميإ ل ام م ، م فتف ل فرط .كلذ ھيلعو ررقت ةرئادـلا ليجأت رظن .ىوعدـلا و امك تم فأ ل فرط درلاب ع ماظنلا ع ام ھمدقيـس فارط لالخ ةـل م ةـيلات ا ردـقو موي دحاو ، ع ھنإ نإ رذع لاسرإ ةباج ع ماظنلا ، نكميف ا لاسرإ ع ليميإ ةرئادلا اتلا : ھيلع درلاب ع ام هركذ ن يعدملا ةسلجب مويلا نأش ةلأسم زاجتح ىو ـشلاو ىدل تا ا ةصتخملا ، ميدقتو ھتباجإ لالخ ةل م ال زواجتت موي دحاو ع ماظنلا ، غيـصب pdf و word ةـمداقلا دـ وزتو ةرئادـلا لـئاسوب لـصاوتلا عـم بـ ا ، تـم فأو لـيكو ن يعدملا درلاـب ع اـم ھنمـضت باوـج لـيكو دملا ھيلع نأـش ةـميقلا ـلا ا ردـق بـ ا ، اـمك تم فأ لـيكو دملا داـي ا نـ ب اـ نبا ـالو ىري ةرورـض اـ راضحإل دـقو تباجتـسا ھـل ةرئادـلا ـالو فرع يأ ب ـس عـنمي نـم اـ روضح ةـمكحملل عامـسل اـم ا دـل .) مـث تـم فأ ةرئادـلا بـ ا روض اـب ةـسل ا لقح ةثداحملا ھصنو ( : ىوعدلا ةرو ذملا س ل ا ل ةقالع هذ ىوعدلا ، دقو قبـس ةرئادلل ةيئادتب نأ تبلط روضح ةديـسلا ةقتاع عامسل ام ا دل ، نكلو ليكولا ركذ اصن ا أ فقت ع ةـصتخملا ، مـث نإ دملا ھـيلع ماـقأ ىوـعد دـض ھتدـلاو مـقرب 4570053093 اـ لاطي ميلـس ب 130 نوـيلم لاـ ر ، تلازـالو دـيق رظنلا ةـمكحملاب ةـماعلا ،) بقعف لـيكو دملا ھيلع ھباوـجب ـع كوـم ناندـع اـ أو مـل لـ وت اذـ ف مـالكلا غ حي ـ زوجيـالو نـعطلا قارو ةيمـسرلا ـالإ ر و لاـب س لو اذـ نـم صاـصتخا ةـمكحملا ةـ راجتلا ، ناـ مإ و دملا مدـقتلا تاـ ل صاـ ا ةرئادـلاب ، ھـنأو بـلطي ا اوجتـسا اـنب ع ةداملا 20/2 نـم ماـظن تاـبث بـقعف لـيكو دملا ھـنا ثـع ةـباوجب ـع لـقح ةـثداحملا ھـصنو ( : اـم هركذ دملا ھـيلع نـم زاـجتحا ةدـلاو اـ أب ـال بلاـطت اـ با ةـماسأ يأـب ةـبلاطم ، اـ أو مـل لـ وت يأ يماـحم ـالو فرع نـع ةيـضقلا ائ ـش ، يذـلاو ماـق ر وـصتب ويدـيفلا وـ اـ وخأ قوزرم يزار ا ، متو ھثع ع دـي لا ي و ـكل اذـ ام تدرأ ھنايب .) مث بقع ليكو دملا ھيلع دـيكأتلاب ع نأ ةدـلاو دملا ھيلع ةزجتحم ىدـل دملا ، نأو كان لي ـ ويدـيف مت لبق ن عوبـسأ ر ظت ھيف ةـيعدملا ةـقتاع و لوقت ةيفـصت ةكرـشلا ا رايتخا نم لبق دملا ھيلع اذـ ف دـقعلا تددـع بابـسأ ھطوقـس انكر الحمو مدـع ةـيل أ دـحأ نيدقاعلا ءادتبا مث فلختب نمثلا يقيق ا لداعلا عيبملل توبثو .هءافتنا ءـالجب اـ ي س مـك ل لـحم رظنلا لـيحنو امل قبـس اـعنم راركتلل اـظفحو تقوـل ةرئادـلا نـ مثلا ، اذـ و اـم اـنلعج لدـع نـع عفدـلا ر و ـب دـقع عيبـلا وـ ف عـفد غ رثؤـم غو جـتنم دع ضا فا ھت ـ مدع عفد ةميقلا ةلداعلا صـص ل لب ھنإ مل ملـس ا م ائ ـش ضقانتو دملا ھيلع نايب ةيلآ دادس نمثلا امك و لصفم ةركذملا ةقباسلا ھتلـصفو ةرئادلا ةيئادتب يأ نأ ثروملا دـقاف ةـيل ألل غو كردـم لبق اذـ خـ راتلا ثكب اتلا و نإف دـقع عيبلا طقاس غو تعم اعرـش اماظنو غو جتنم هراثآل ةيماظنلا كلذكو نم تاطقـسم دقع عيبلا ع قـفاوملا ١٤٣١-١٢-٠٢ ـ يأ دـع خ رات دقع عيب صـص ا لحم عا لا مايأب ةليلق ، نمـضتو ر رقتلا نأ ب - ثروم كوم - ي اع نم فر ا وخيـشلا مدقملا فعـضو كارد ( قفرم .) دن ـسم ةـياغ ةـيم ذإ اـننأ اـن ب ةرقفلا مـقر ( ۱ ) نـم دـنبلا ( اـيناث ) نم انتركذـم ةـيقا ة خ ةراـش إ رودـص ر رقت ـط نم ىفـش سم سر ا طوـلا خـ راتب ۹۰-۱۱-۰۱۰۲م اـ لطاممو طـقف دـقو ترج ماـ حأ ءاـضقلا ع مدـع صاـصتخا مك</w:t>
-      </w:r>
-    </w:p>
-    <w:p>
-      <w:pPr>
-        <w:jc w:val="right"/>
-        <w:bidi/>
-      </w:pPr>
-      <w:r>
-        <w:rPr>
-          <w:b w:val="0"/>
-          <w:i w:val="0"/>
-        </w:rPr>
-        <w:t>اـحم لاوـح رظنلاـب تاـعزانم تا رـشلا ةـ راجتلا فـال او ع صـص ا وأ .ةـميقلا اـيناث : طقـس او ـس نأ قفرن ىوعدـلا دـ زت ع ةئمـسمخ فـلأ لاـ ر ،) فـال او بـصنم ع عـيب ةـميقو صـصح ةكرـش ةـ راجت ةـيماظن ، عفدـلاو نـم لـبق دملا ھـيلع مدـع صاـصتخ دـصقلا ھـنم ةراـضم كوـم تا رـشلا ،) كلذكو ةداملا ةيدا ا نوثالثلاو : صاصتخ ونلا صتخت مكاحملا ة راجتلا ىواعدلا ةماقملا ع رجاتلا تاعزانم دوقعلا ة راجتلا ، م تنا ةميق ةبلاطملا ةيلـص ىوعدـلا دـ زت ع ةـئام فلأ لاـ ر ، سلجمللو دـنع ءاـضتق ةداـ ز هذـ .ةـميقلا تاـعزانم ءا رـشلا ةكرـش .ةـ راضملا ٤ . ىواعدـلا تاـفلاخملاو ةئـشانلا نع قيبطت ماـ حأ ماظن رظنلاـب ي ١: . تاـعزانملا ـلا أـش ت نـ ب راـجتلا ب ـس م لاـمعأ ةـ راجتلا ةيلـص وأ .ةـيعبتلا ٢ . ىواعدـلا ةـماقملا ع رجاـتلا تاـعزانم دوـقعلا ةـ راجتلا ، ـم تناـ ةـميق ةبلاـطملا ةـقباسلا صاـصتخ و دـقعنم اـمك ـال ىفخي ع ف رـش مـلع ةرئادـلا ةـمكحملل ةـ راجتلا بجوـمب ةداملا ةـسداسلا ةرـشع نـم ماـظن ةـمكحملا ةـ راجتلا ـلاو تـصن ع ( : صتخت ةمكحملا صاـصتخا ةـمكحم لاوـح ةيـص لا اذـ و عفدـلا لـطاب نـم هوـجو : نأ عا لا فـال او عـم دملا ھـيلع قـلعتم ةـميقب صـصح ذوحتـسا اـ لع نود ھـجو قـح اـمك وـ ن بـم انتركذـم ھ وـنتلا ع ن تلأـسم ةـياغ ةـيم ةرثؤـمو ادـج ع رظنلا ي اـضقلا راـسمو ةيـضقلا : ـالوأ : عـفد لـيكو دملا ھـيلع مدـع صاـصتخا ةـمكحملا ةـ راجتلا رظنب هذـ ىوعدـلا اـ او نم ءان و ع بلط ةرئادلا ةسل ا ة خ ميدقتب ةركذم ةيليـصفت اري ا ف لسلـس ع اقولا مزلا ھيلعو تفلن ةيانع ةرئادلا ةرقوملا ھنا طقـس او ـس ةركذملا ةيليصفتلا راشملا ا لإ افنآ دـمحأ سابع ز )و( ةـقتاع دمحم حي دمحم ع يزار ا ) ةعدوملاو تاقفرم ةيـضقلا خ راتب 29 02/ 1445/ ـ ا لصاحو ( : اقا إ انتركذمل ةيليصفتلا ةمدقملا خ راتب 1445-02-24 ،ـ مكتليـضف ءاـضقلا اـمب ي : ءاـغلإ مك ا فنأتـسملا ءاـضقلاو اددـجم درب ىوـعد دملا ؛ مدـعل قاقحتـس .) اـمك تعلطا ةرئادـلا ع ةركذملا ةـيقا ةـمدقملا نم لـيكو ن يعدملا ناندـع كلتل ةيـصولا ضقانت مات ھتاءاعدال ةقباسلا ، ولف انملـس نالطبب دقع عيب صـص ا ؛ ھنإف نم باب وأ مدع قاقحتـسا يأ غلابم ةئشان نع كلت .ةيصولا ءان و ع ام مدقت سمتلن نم ھثروم كسمت و ةيـصولاب ةرداصلا خ رات 1432 2/ 12/ بلاط و تاقحتـسمب ةيلام ةئـشان نع كلت ةيصولا ن ح ھنأ دي نالطبب دقع عيب صص ا لحم ىوعدلا خرؤملا خ راتب قباس ميدـقت يأ لـيلد وا عـفد لاـح ناـ نـم ھنأـش ثأـتلا ھـجو يأرلا .ىوعدـلا 8 - اـمأو دان ـسا دملا ع مـكح ةيـصولا : بـيجنف ع كـلذ 1: - نأ دملا رقي ارارقإ ا ـ او اح رـصو ةيل أـب</w:t>
-      </w:r>
-    </w:p>
-    <w:p>
-      <w:pPr>
-        <w:jc w:val="right"/>
-        <w:bidi/>
-      </w:pPr>
-      <w:r>
-        <w:rPr>
-          <w:b w:val="0"/>
-          <w:i w:val="0"/>
-        </w:rPr>
-        <w:t>٤۵۳۰۲٤۱٦۲۲ رقم صك</w:t>
-      </w:r>
-    </w:p>
-    <w:p>
-      <w:pPr>
-        <w:jc w:val="right"/>
-        <w:bidi/>
-      </w:pPr>
-      <w:r>
-        <w:rPr>
-          <w:b w:val="0"/>
-          <w:i w:val="0"/>
-        </w:rPr>
-        <w:t>رات ـخ صلا ـك : ۳۱/۳۰/۵٤٤۱ مقر حفصلا ـة : ۱۱ ةرئاد فان تس فان تس ةيناثلا ةمكحملا ة راجتلا ة راجتلا ةدجب</w:t>
-      </w:r>
-    </w:p>
-    <w:p>
-      <w:pPr>
-        <w:jc w:val="right"/>
-        <w:bidi/>
-      </w:pPr>
-      <w:r>
-        <w:rPr>
-          <w:b w:val="0"/>
-          <w:i w:val="0"/>
-        </w:rPr>
-        <w:t>اـبيعم روصقلاـب ب بس لا اقفو امل رقتـسا ھيلع ءاضق ةـمكحملا ايلعلا لا ترقأ أدـبم ثيح نإ لص نأ ىدـصتت ةـمكحم عوضوملا يأل عفد ير وج ىوعدـلا ، يذـلاو ول ـ غتل ھب كـلت ىوعدـلا ةـن ارلا كـلذ نأ نـم نأـش اذـ عفدـلا ثأـتلا ھـجو يأرلا ىوعدـلا ع وـحن نـ عتي ذـخ ھـب ھـصيحمت و لـب نأو ةـمكحملا ةـمزلم ھـصيحمتب ھقيقدـتو ـالإو حبـصأ ا مكح ضتقم ...ا لوبقل ثيحو نإ دافم كلت ةداملا ا أ تنمـضت ا اردتـسا ءان تـساو نم مدـع ةـ زاوج ميدـقت يأ ليلد دـيدج فان تس ةزاجإب كلذ لاح دوجو ـ تقم ا لوبقل و و ام رفاوتي ھـنأ عوجرلاـب صنل ةداملا ( 21 ) ةـفلاسلا ركذـلا اـ إف تـصن ع ھـنأ ـال لـبقت ةـمكحملا يأ ةـلدأ مـل نـكت ةـضورعم ماـمأ ةـمكحم ةـجردلا و ناـ و ناـ مإب موـص ا ا ميدـقت ، اـم مـل دجوـي ةركذملاو ةـيباو ا ةـقباسلا ءادبإ فنأتـسملا عفدل ير وج س لو اليلد ايدام .اديدج ث - ليكو فنأتـسملا هدض أ جإ صن كلت ةداملا ذخأو ا م ام معزي دييأت ھفقوم كرتو ام ھضحدي كلذ نـ ح نأ ةداملا ـلا دـناس ي اـ لع ترـصق مدـع لوـبق ةـمكحم فاـن تس ةـلدأل ةدـيدج ، ـالو ىفخي ع مكتليـضف قرفلا ير وـ ا نـ ب عوفدـلا ةـلد و ، تباـثلاو نم رارقإ فنأتـسملا هدـض تانامـضلا لا ا لفك مظنملا عنمو موص ا نم ءادـبإ م عوفد لعجي مك ا ابيعم لالخإلاب قحب عافدـلا افلاخمو .ماظنلل ت - فنأتـسملا هدـض رقأ نأب ام هادـبأ فنأتـسملا تع اعفد هاوـعد لـثمتملاو ر رقتلا ساـحملا نـمو مـث ھنإـف زوـجي لـ ل يذ نأـش ىوعدـلا عفدـلا اـمب دـ ؤي ھفقوـم ىوعدـلا نود ع اـم لوـحي ھـن ب نـ و كـلذ لـب نإ عفدـلا ىوعدـلا نـم زربأ بدـتنملا نم ةـمكحملا بس كي ةفـص فظوملا ماعلا نمو مث ن عتي ھعم لاح ا وبث ھتلاحإ ةـباينلل .ةـماعلا ب - نأ اذـ عفدـلا امنإ قلعتي ليلدب ھمدق فنأتـسملا هدض ھسفن دناس و ھيلع ق رطب ةـفاض وأ فذـ ا وأ لادـب وأ فالت ي ز ا ررحملل يذـلا غ نم ھنومـضم ،) نمو مث نإف ام ھف قا نم مرج بقاع ھيلع صنب ةداملا ( 8 ) نم تاذ ماـظنلا رابتعاب نأ ب ا ھيمحي ماظنلا نم ررحم وأ متاخ وأ ةـمالع وأ ع اط ،) كلذـكو صن ةداملا ( 2 ) نم تاذ ماـظنلا لا ت تعا ار وزت ( د - يغتلا وأ ف رحتلا ررحم وأ متاخ وأ ةـمالع وأ ع اط ، ءاوس عقو كلذ لـيبق ر و لا فرعملا صنب ةداملا ( 1 ) نم ماظنلا ي از ا ةحفا مل ر و لا ھنأ ( : ل يغ ةقيق ل ىدحإب قرطلا صوصنملا ا لع اذ ماظنلا - ثدح ءوس ةين - ادصق لامعتسالل اميف انم ةركذملاب ةيباو ا ةقباسلا دجن نأ ل ةحفـص ر رقتلاب ساحملا رداصلا نم ب ا ساحملا ةليذم خ راتب ر رقتلا مقرو ل ةحفص نم كلت تاحفصلا ، ثيحو نإ توبث كلذ دع نم قاـفرإ ر رقتلا لو عم ةـمدقم ر رقتلا ي اـثلا اـمب يدؤي ةـيا لا إ س لدـتلا ع ةـمكحملا ماـ و قحب غ عورـشم اـن ي عم ةـقيق ا عقاولاو ، ةـلالدو كـلذ ھنأ عوجرلاب ر رقتلل مدـقملا ليدعتلاو نم ليكو فنأتـسملا هدض ثيح ماق فذحب خ راتلا ليذملا ل ب ةحفص نم تاحفص خ راتلا ي ال قباطتي عم خ راتلا نودملا ةحفصلاب و ةمدقمب ر رقتلا ي و نكمي ھسفنل نم تاـسرامم شغلا ليلـضتلاو ةـسرامملا ع ةرئادـلا ماـ إلاب مـعزب نمـضت ر رقتلا مـييقت صـص ا غـلبمب ( 368 نوـيلم لاـ ر ( ) دن ـسم مـقر 2 .) نـ ح نأ اذـ دن ـسملا دـق ھتلاـط يدـيأ ثبعلا دملا ع مدـع زاوـج دان ـس ع ر رقتلا ساـحملا يذـلا ركذـي نأ مـييقت صـصح ةكرـش دـمحأ ز ةـ راجتلا غـلبمب ( 79 نوـيلم لاـ ر ( ) دن ـسم مـقر 1 ) وـ ةـلواحم ھـنم ةـيطغتلل ع ةكرـشلل غـلبمب ( 79.000.000 لاـ ر ) ع دنـس نـم ةداملا ( 21 ) نـم ةـحئاللا ةـيذيفنتلا قرطل ضا ـع ؛ بـيجنف ع كـلذ نأـب اذـ عفدـلا غ دـيدس و غ ھـلحم كـلذ نأ :أ - رارـصإ ليكو دملا لاـح نود .كـلذ اثلاث : درلا ع عوفدـلا ةيل ـشلا ةـيعوضوملاو ةـمدقملا نم ليكو فنأتـسملا هدـض ( ناندـع :) -1 اباوج ع عفدـلا كـشلا مدـع زاوج عفدـلا ريدـقتب ر رقتلا ساحملا ماـعلا تدـيقت مـقرب 2307033671543 خـ راتو 2023/09/20 .م ءاـن و ع اـم مدـقت ھنإـف تـ ثي مكتليـضفل كولـس دملا ھيلع ةـفا ل لبـسلا قرطلاو مدـعو ھتو ـس نع ةـيامح ھتدـلاو ـالإ نأ ا ي ام الو فرع ا ومـضم ا اوتحمو ماق دملا ھيلع عفرب ةـيقرب ةـلجاع ومـسل ر زو ةـيلخادلا تدـيقت مقرب 2307033671544 خ راتو 2023/09/20م ةيقر و ىرخأ ةليـضفل اعم بئانلا اـ داعإو ناـ مل ا ـس ح اـ زاجتحاو نود اـ يكمت نـم ميدـقت .ىو ـشلا 4 - دـع نأ تـغلبأ ةديـسلا ةـقئاع اـ با دملا ھـيلع ماـيقب ناندـع ھـنباو ناـسغ عـضوب ا مـصب ع ةدـع قاروأ ـال ملع كفل ا ـس ح الإ نأ دملا رـضح ھب ـ ب هدـلو ( ناسغ ناندـع ز ) ماقو يدـعتلاب ع ھلاخ : قوزرم ھ رـضو هردـص لاقو ھل اظفل ( هللاو كي رأل لثم ام ت ر ك غ ،) ماقو ذخأب ھتدلاو ةكم ةمركملا ميدقتل ىو ـش هدض الإ ا أ تضفر ىو ـشلا تاذل ب ـسلا .اضيأ 3 - امك نأ وخأ ةدلاو ن عادتملا ديـسلا قوزرم يزار ا ماق ا راضحإب ةطرـشلل ا يكمتل نم ميدقت ىو شلا ىو ش هدـض ىدـل زكرم ةطرـش ةمالـسلا الإ ا أ تضفر كلذ ب ـس ةفـصلا ا ألو ةلما ةيل مدعو دوجو ام ت ثي مدع ا ردق ع كلذ ، امك نأ دملا ھيلع ماق ةعجارمب ةرامإ ةقطنم دملاو ھيلع نم وتي فرـصلا ا لع دـيدس و تاوف ءاملا ءا ر كلاو عفدو بتاور ةـلامعلا ةـيل ملا ةصا ا .ا 2 - مل تكـس دملا ھيلع ءازإ كلت تافرـصتلا ةن شملا نم دملا ررقو ميدقت اـ لثمت ذـنم ءدـب .ىوعدـلا اـضيأ لـقن اـ يب ھمـساب نمثب مل ھضبقت ةـلا و و س ل اـ ف قح عيبـلا ھسفنل لـقنو اـ اراقع اـضيأ ھمـساب ـكأو نم كـلذ ھنإـف نم ـكأ نم رـشع تاونـس ـح ن يماـحملل رـضا ا اـ ع ر ـش يذ ةدـعقلا 1444 ـ نـ ح نأ هذـ ىوعدـلا ةـماقم ةنـس 1442 ،ـ اـ ل عـضب تاونـس ، سمتلن نـم ماـقم ةرئادـلا ةرقوملا ةـظحالم كـلذ ثـح و ىدـم ة ـ نم لاـصت ھتدـلاوب كلذـكو ماـق ليكوتب ھسفن ليكوتو ھيماحم دـع ھئالي سا ع ماقرأ ةـصنم رـش أ دـقو انظحال نأ ةـلا و ةدـلاولا دـملل تنا ر ـش ىدامج ةـيناثلا 1444 ـ ھليكوتو تايفـش سملل ةـعجارمل ءاـبط ن فرـشملا ع ا ـ ، دـقو عنم دملا ھيلع نم ناـنئمط اـ لع عو ا ـ اـمك ماق درط ةـثالث نم ن لماعلا ا دـل س ل ب ـس ھنأ م م ي ن كمتب دملا ھـنيكمت نـم اـ ملا م نـع مـ ق رط ناـنئمطالل ع ا ـ ـالو اميـس اـ أو ةديـس ةـنعاط نـسلا تـغل و نـم ـكلا اـيتع ا ـ و ةئ ـس ا دـلو نـم ضارم ـلا مزلتـس اـ عجارم ا ذـخأو يزار ا ) ا زاجتحاو ةلازإو باب ا يب ذإ مل دع ا يبل لخدم الإ روبعلاب نم ل م دملا ماقو ب ا لاوج عنمو دملا نم لصاوتلا ا عم يأب ل ش ديد و ةلامعلا ةيل ملا م ريذحتو نم يزار ا .) 1 - لاـق اـع ( ـ قو كـ ر ـالأ اودـبع ـالإ هاـيإ نيدـلاولا و اـناسحإ ) الدـ و نـم نأ نـسحي ھتدـلاول لـثتم و رمـأل هللا اـع ماـق دملا س حب ھتدـلاو ةدـلاوو دملا ھـيلع ( ھقتاـع عافدـلا عوفدـلاو ةادـبملا تاركذملاب ةـقباسلا تع و ةفا عوفدلا ةدراولا ا ءزج ال أزجتي نم كلت .ةركذملا ايناث : اباوج ع راسفتـسا ةرئادلا نأش زاجتحا فنأتـسملا هدض ھتدلاول ( ةقتاع قملا ھب .) امك تعلطا ةرئادلا ع ةركذملا ةمدقملا ليكو دملا ھيلع ( ةماسأ دمحا سابع ز ) ةعدوملاو تاقفرمب ةيضقلا خ راتب 10 03/ 1445/ ـ ا لصاحو ( : الوأ : كسمتن ةفا ب ھجوأ ةيـضا ع لا اـنبلاط اـ ف ليـصفتب قوطنم مك ا يذـلا ءاـج ـالمجم ح ققحتت ةـياغلا نم ماـ ح ةـيئاضقلا لصفلا تاعزانملا ل ـش تاب عطاقو بس كتو ما ح ةـي رم هذـ ةركذملا تاركذم</w:t>
-      </w:r>
-    </w:p>
-    <w:p>
-      <w:pPr>
-        <w:jc w:val="right"/>
-        <w:bidi/>
-      </w:pPr>
-      <w:r>
-        <w:rPr>
-          <w:b w:val="0"/>
-          <w:i w:val="0"/>
-        </w:rPr>
-        <w:t>لاو ةـقباسلا بلطن نم ماـقم ةرئادـلا دـييأت مكح ةـمكحم ةـجردلا و لـحم رظنلا عـم ليـصفت ةـقوطنم قـفو ليـصفتلا فـن دـنبلا اـثلاث اـمو هان ـ و انتركذـم ةيـصولل حبـصب نم ا قحتـسملا اـ ل اعرـش اـغلبم هردـقو ( ٢١٩,٦٥١،٢٧ لاـ ر ) ةعبـس نورـشعو اـنويلم ةئمتـسو دـحاوو نوسمخو اـفلأ ناـتئمو ةعـس و رـشع ـالا ر ؛ لـ لو ام قبـس ھنايب دملا ھيلع قحتـس اغلبم هردقو ( ٢٧٠,٧٧٩,٩٦ لا ر ) ةتـس و نوعـس انويلم ةئامعبسو و ةعس نوعبسو افلأ ناتئمو و نوعبس .الا ر 3 - ل وم ةـقتاع يرار ا :، دع مصخ غلبم ثلا (٣٧٩,٦٧٢،١١٠ ) ةـئم ةرـشعو نويلم ةئمتـسو ناـنثاو نوعبـسو اـفلأ ةـئمثالثو ةعـس و نوعبـسو .الا ر ٢ - كوـم ناندـع ز : دـع مـصخ غـلبم ثلثلا ةيـصولل نمثلاو ـل ومل ةفـصانملاب عم ثر ،) ر ظي ةرئادـلل ةرقوملا الو ىفخي ع ف رـش ا ملع نأ ةـميق غلبملا مو حملا ھب حبـصت اتلا ١: - ةيـصولا : ثلثلا فرـصي بسح ا فراصم نو و امجإ كلذ اغلبم هردقو غلبم و هردق تاـبغر ثروملا ھت ـصو ـال غ نـم نأ ةيـصولا ثـلثلا نود ةداـ ز وأ ناـصقن ، لازنإـ و اذـ ر رقتلا رـشلا ع غـلبملا موـ حملا ھـب دـع و عـالط ع كـص رـصح ثر ( قـفرم ٥ رصح تـ ثملا ةيـصولاب ، دـقو ىرت ةرئادـلا ةرقوملا نأ كـص تاـبثإ ةيـصولا أدـتبا نأـب فراـصم ثـلثلا ةـثالثلا ، مـث صن ع نأ اـم ىقبت نـم اذـ ثـلثلا عزوـي ع داـفح ميدـقتلاو خأـتلاو دـصر ةبـس لا ٥٪ ةرـشعلاو ن يـالم ةـسم او ن يـالم مـصخت نم ثلث ةيـصولا تس لو جراـخ ثلثلا اـمو ىقب ي نم اذـ ثلثلا دـع هذـ فراـصملا ةـثالثلا ةددـحملا عزوـي ع داـفح قـفو ليـصفتلا ٥ % فقو لآل ز ةرـشعو ن يالم فقو لع ةسمخو ن يالم ءايحإل ضرأ ةدج يداوب ةمطاف دع اذ ھل مت صنلا ع (( : امو ىقبت نم ثلثلا عزوي ع ...يدافحا إ ،)) امم ع نأ عـالطالا و لـمأتلاو ع كص ةيـصولا ( قفرم ٤ كص ةيـصولا ) دـجن نأ ثروملا ھمحر هللا دـق ـ وأ ثلثب ھتكرت قفو فراصم ةيـصولا ةت ثملا كصب تابثإ ةيـصولا ، دعبف نأ صن ع ةبـس ةرقوملا د زم نايب حاضيإو لوح ةلأسم بلط ليـصفت قوطنم مك ا صيـصنتلاو ع ب ـصن كوم ةميق صص ا مو حملا ا عم دوجو ةيصو نم ثروملا ھمحر هللا ةبجاو ذافنلا ، ةدـجب مقرب ( ٤٥٧٠٠٥٣٠٩٣ ) اـنأو اـ ليكو اـ ماحمو كـلت ىوعدـلا ؛ امم ن بي دوجو ةـموص ا فال او ن ب فارط تفا و اذـ عفدـلا نم دملا .ھيلع اثلاث : بغرن نأ نذأت انل ةرئادـلا ةرقوملا نأ ةـموص ا ن ب كوم دملاو ھيلع ةـمدتحم دـقف ماقأ دملا ھيلع ىوعد دـض ل وم ا مازلإل نأب عفدت ھل غلبم ( ۰۰۰.۰۰۰.۵۳۱ لا ر ) و ةروظنم ةـمكحملاب ةماعلا بيغـش لاو ا لع اذـ و ام نقي ن ھنأ نل طني ع رظن ة ـص و ةرئادلا ا م فو بقاثلا دع نوع هللا هدييأتو دقو د ـش ھيلع ا دافحأ نم ا با يزاغ ( قفرم ۳ ةروص رارق ،) دونو نأ هونن</w:t>
-      </w:r>
-    </w:p>
-    <w:p>
-      <w:pPr>
-        <w:jc w:val="right"/>
-        <w:bidi/>
-      </w:pPr>
-      <w:r>
-        <w:rPr>
-          <w:b w:val="0"/>
-          <w:i w:val="0"/>
-        </w:rPr>
-        <w:t>٤۵۳۰۲٤۱٦۲۲ رقم صك</w:t>
-      </w:r>
-    </w:p>
-    <w:p>
-      <w:pPr>
-        <w:jc w:val="right"/>
-        <w:bidi/>
-      </w:pPr>
-      <w:r>
-        <w:rPr>
-          <w:b w:val="0"/>
-          <w:i w:val="0"/>
-        </w:rPr>
-        <w:t>رات ـخ صلا ـك : ۳۱/۳۰/۵٤٤۱ مقر حفصلا ـة : ۲۱ ةرئاد فان تس فان تس ةيناثلا ةمكحملا ة راجتلا ة راجتلا ةدجب</w:t>
-      </w:r>
-    </w:p>
-    <w:p>
-      <w:pPr>
-        <w:jc w:val="right"/>
-        <w:bidi/>
-      </w:pPr>
-      <w:r>
-        <w:rPr>
-          <w:b w:val="0"/>
-          <w:i w:val="0"/>
-        </w:rPr>
-        <w:t xml:space="preserve">اـمك ھنأ بلطي روضح ةدـلاو دملا و دملا ھيلع ؛ نـأل اـم هر ظت ع اـقو ىوعدـلا اـ أ مل لـ وت ادـحأ ةـماقإل هذـ ىوعدـلا ، بقعف لـيكو ن يعدملا : نأـب لـيكو دملا ھيلع لواـحي ةـلاطإ دمأ ةـباينلل ةـماعلا قيقحتلل اـم عم نأـش ر و لا يذـلا اـماق ھب لاـح ھتوبث .) بقف لـيكو ن عدملا ـالئاق : ھنأـب ررقي .ءاـفتك اميف دـكأ ليكو دملا ھيلع نأب ب ا مل رـضحي ةـسلجب مويلا ، (000,500 ) ةئمـسمخ فلأ لا ر يدوعس ظن باع أ .ةاماحملا ايطايتحا : ءاعدتسا ةقتاع يزار ا ةدافإلل ا م نأش ا ليكوت ليكول دملا عفرل ىوعدلا نم ھمدع ، ةلاحإو دملا ھليكوو سمتلن نـم مكتليـضف ءاـضقلا اـمب ي : ـالوأ : لوـبق فاـن تس .الكـش اـيناث عوـضوملا : ءاـغلإب مـك ا فنأتـسملا ءاـضقلاو اددـجم اـمب ي : ايلـصأ در ىوـعد دملا عـم ھـمازلإ غـلبمب هردـقو داـ ج لثم هذـ روم ر رقتو ام هاري اققحم لدـعلل ال زمو ملظلل ناودـعلاو ارجاز نم دـمعتي رارـض ھناوخإب ن ملـسملا اعدار ه غل نمم لوس م ل م ـسفنا كلذ ؛" ءان و ع ام مدـقت ةـحابلا ةـباينلاب " : صوـصخب مكداـش سا نمع دـمعتي ةـبغاشملا رارـض و ه غ نع ق رط ةاـعادملا اـمو ھمزلتـس ةاـعادملا نم تاـقفن رفـسلا ةـماق و هوحنو مكدـيفن نأ مكاـ ل رـشلا هللا ةرـصبتلا " : نـم ماـق ةيكـش غ قـح وأ دا ـالطاب ب يف نأ بدؤـي ،" ءاـجو ىواـتف ةحامـس خيـشلا دـمحم نـب مـي اربإ ھـمحر هللا اـع باـطخ ھجوـم ةليـضفل س ئر ةمكحم هللا ح ع ي ،)) املو ءاـج دـنع يراـخبلا نع ي أ ـ وم يرعـش ـ ر هللا ھنع لاـق اولاـق اي لوسر هللا يأ ن ملـسملا لضفأ لاق (( : نم ملـس سانلا نم ھناسل هدـ و .)) لاق نبا نوحرف ھمحر رمع ـ ر هللا ام ع لاق تعمـس لوسر هللا ـص هللا ھيلع ملـسو لوقي (( : نم تلاح ھتعافـش نود دـح نم دودـح هللا دقف داض هللا نمو مصاخ لطاب و و ھملع مل لزي ط ـ نم عـقو ع كوـم نـم ملظ اـمو قـ ھب نم ررـض يداـم يوـنعمو ةـجي ن ىواـعد ةـيديك ةدـيدع ـالو ىفخي مكيلع ةـمرح ءاـعد لـطابلا ، امل ھجرخأ وـبأ دوواد دـمحأو يق بـلاو نم ثيدـح نبا ىوعدـلا ، ظاـفتح و قاروألاب ىرخ ا ميدـقتل لاح حاضتفا ام ھبكترا نم تاسرامم ةـلطاب دـصقب راث تس ھسفنل كالمأب ھتدـلاو ا ـصحو نم .ةـك لا با ـ أ ةليـضفلا ال مكافخي ام نويعلا ذـخأو ا مـصب نود و وأ كاردإ اـ اوتحمل اـمك رقت ھب ةحارـص كـلذو ع قاروأ ا دـعأ قيقحتل هاياون غلا ةميلـس لاو ال ا رقي ال عرـشلا الو ماظنلا ةـيغ ليلظت ةـمكحملا هذـ فنأتـسملا و ھتدـلاو ةـليل عـضو ا مـصب ع ددـع نـم قارو اـ م اـم مـت ھميدـقت ةركذملاـب ة خ ن بـتو نـم ةملاـ ملا ةـسرامملا ةـئطا ا ةملاـظلاو نـم دملا عـم ھتدـلاو ا احطـصاب ب بـطل رم يذـلا نعطي ة ـ كـلت ةـقرولا ن عت و تاـفتل .ا ع 5 - لاـق هللا اـع (( : لـب فذـقن ق اـب ع لطابلا ھغمدـيف اذإف و ق از .) مدـقن مكل لي ـ ي وص ةملا ملل لا ترج ن ب ةـقرولا مني نع نومـضم ي وناـق يوق ـال ردـصي نم ي وناـق ، ولو تناـ ع ةـيارد ھنومـضمب تناـ ل تعقو الدـب نم ا مـصب ـالو اميـس اـ أو ع ردـق نم ميلعتلا يذـلا اـ كمي نم ةباـتكلا نمـضتت ا رارقإ موعزملا مغر ا أ دـق تغلب نم كلا ايتع تغل و ةـع رأ ن عـس و اماع تحبـصأو ةزجاع نع ةءارق تامل لا ةـياردلاو امب ھنمـضتت كلت ةـقرولا دـناس ملا ا لع ، امك نأ ىوتحم لي ـ ويدـيفلا مدـعو مـلع ھـفورظ ھت ـ و نـ ح مـكحي نـم ءاـقلت ھـسفن ع رارق موـعزملا ھت ـ ب ضغو فرطلا نـع فورظ عـيقوت ةديـسلا ةـقتاع يزار ا ع كـلت ةـقرولا ـلا ، بـيجنف ع كـلذ :ت 1/ : عفدـن راـ نإب ة ـ كـلت ةـقرولا ةـلمج .اليـصفتو ت 2/ : نإ لـيكو فنأتـسملا هدـض لازـال كلـس ةـفا لبـس ضقاـنتلا بارغتـس و ھعوـفد ثـيح نـعطي ع ةـيحان .ىرخأ ب - امأو اباوج ع نعط فنأتـسملا هدـض ع لي ـ لا مدعو ملع فورظ تيقوتو لي ـ لا ھقافرإو رارقإ - موعزم هرودص نم ةيعدملا ع ا رارـصإ ع ةبلاطملا ا قحب - اـمع اذإ تناـ بلاـطت دملا ھـيلع كـلتب ىوعدـلا نم ھمدـع ذإ نأ كـلذ نم ھنأـش ثأـتلا ھجو يأرلا ىوعدـلا عـطقل رباد تاءاـعد نم دـيكأتلا ع اـ ليكوت نم ةـيحان يفنو اـ ل وت نم هدـض عـفد فنأتـسملا مدـع اـ ليكوت ھل ةـبلاطملل اـ قوقحب ثرإ اـ جوز وتملا دـمحأ ز بيجنف ع كـلذ :أ - كـسمتن ءاعدتـساب ةديـسلا ( ةـقئاع يزار ا ) ا اوجتـسال كـلذو ا لاؤسل ھص ـ ا و ءا رـشلا ةكرش دمحأ ز هدالوأو نع ةبس لا لا تنا ةيقبتم و 10 .% دع و كلذ مت ةيفصت ةكرشلا بسح ماظنلا ماع 1437 .ـ 4 - اباوج ع نعط ليكو فنأتسملا نوـيلم ، مـلعللو ھنإـف مـت ضا ـع ع نـ ر رقتلا مـتو جراـخت ءا رـشلا ـصلاب ـ ا لاو ، جراـختلا و مـل دـع ن يعدـملل يأ قوـقح ةكرـش دـمحأ ز ةـ راجتلا ـلا جراـخت اـ م دملا ناندـع لاـ ر ةئمتـس ناـنثاو ن رـشعو نوـيلم لاـ ر اـب رقت ، اـمب عم نأ ةبـس لا ( ـ 10 )% كـلتل تا رـشلا اـمك ةدوـسملا و غـلبم 68 نوـيلم ، و ةدوـسملا ةـيناثلا خـ راتب 2011-06-27م ، غـلبم 79 233 .نوـيلم ( ةكرـشو ة م ا ) اـ ميقو ةـيلامج اـب رقت 17 .نويلم ( ةكرـشو اـن ترو ) اـ ميقو ةـيلامج اـب رقت 14 .نوـيلم اذـ و ع نأ عوـمجم ةـميق كـلت تا رـشلا وـ غلبم 622 نويلم ن ومتلل ) اـ ميقو ةـيلامج اب رقت 15 نويلم ( .) ةكرـشو دـمحأ ز ءاـ ر كلل فييكتلاو ) ا ميقو ةـيلامج اب رقت 31 .نويلم ( ةكرـشلاو ةـينطولا ةرادإلل تامدـ او ) ا ميقو ةيلامج اب رقت 10 % لـ ةكرـش و ( ةكرـش ةـعرزم يداو ةـمطاف ) اـ ميقو ةـيلامج اـب رقت 37 .نويلم ( ةكرـشو عنـصم تاـ ول ا ةـنيحطلاو ) اـ ميقو ةـيلامج اب رقت 270 .نوـيلم ( ةكرـشو دـمحأ ز ةليـضفلا : طيحن مكتليـضف املع نأب ةكرـش دـمحأ ز ةـ راجتلا ةكرـش ةـيقرو ا ميقو ي أت نم ا ـصصح تا رـشلا لا ا كلمت ةكرـش دـمحأ ز هدالوأو ا ددعو ( 7 ) تا رش عقاوب ھعيقوـتب ، املو ناـ اـم مدـقت ھنإـف ـال زوـجي دـملل عوـجرلا اـمع مـت ع ھيدـي اـقفو ةدـعاقلل ةيعرـشلا ـلا صنت ع ھنأ ( : نم ـس ضقن اـم مت نم ھت ج ھيعـسف دودرم ھيلع .) با ـ أ ديد ا ةكرـشلا - ةماسأ ز - تع و عيقوت ل ام م ةباثمب ةصلاخم ةمات ةيئا و ءاربإو ةمذل ي شملا ) ارارقإو ة ب ع زوت صص ا اميف م يب ، دقو ماق دملا لييذتب رارق ءا رشلا ةـمذ دملا ھـيلع نـم ةـيأ قوـقح قـلعتت كـلتب ةكرـشلا ثـيح نمـضت رارقإ دملا فنأتـسملا هدـض - اـصن ھـنأ ( : وتـسا فرطلا لزاـنتملا - فنأتـسملا هدـض - ھقح نم فرطلا ي ـشملا ك رـشلا ءارش ةـماسأ صـص هدـلاو نود ءادـبإ ةـمث ضا عا ع كلمت ةماسأ ز ةبـس ل هدلاو لا ا ا شا ھنم ، كلذكو ل اجت رارق ءا رـشلا قثوملا 1434/2/10 ( .ـ دن سم مقر 5 .) يذلا أربأ لـ اجت لـيكو فنأتـسملا هدـض رارمتـسا ھل وـم ( ناندـع ز - ھتفـصب ا رـش ةكرـش دـمحأ ز هدـالوأو ) ا رـش عـم دملا ھـيلع ( ةـماسأ ز ) ةكرـش دـمحأ ز ةـ راجتلا ةدمل ن ت ـس دع ة ـ ب عيبـلا اخيـسرتو مالتـسال ك رـشلا ( دـمحأ ساـبع ز ) ثروـم دملا ھب ـصن نـم دملا ھـيلع نـم اذـ لزاـنتلا ارارقإو ة ـ ب عـ زوت كـلت صـص ا ـلا تـلآ .فنأتـسملل ت - كلذـك دملا ناندـع ز ،) اـمك ءاـج رارقلا اـضيأ ( : رقي ءا رـشلا - مـ مو فنأتـسملا هدـض ة ـ ب عـ زوت صـص ا اـميف مـ يب ،) نـمو مـث نإـف اذـ رارقلا دـع ارارقإ ءاـضرو نـم فنأتـسملا هدـض ةكرـشلا تع و عيقوت لـ اـم م ةـباثمب ةـصلاخم ةـمات ةـيئا و ءاربإو ةـمذل فرطلا ي شملا ، اذـل دـقف ررق ةـيبلغأ ءا رـشلا نيذـلا نو لمي كأ </w:t>
-      </w:r>
-    </w:p>
-    <w:p>
-      <w:pPr>
-        <w:jc w:val="right"/>
-        <w:bidi/>
-      </w:pPr>
-      <w:r>
-        <w:rPr>
-          <w:b w:val="0"/>
-          <w:i w:val="0"/>
-        </w:rPr>
-        <w:t>نم % سأر لاملا لاو لداـع 97.7 - % م مو 1431/09/20 ( ـ دن ـسم مقر 4 ) يذـلا دـع اررحم ايمـسر يذلاو نمـضت ھنأ ( : وتـسا فرطلا لزانتملا - دمحأ ز ثروم دملا ھقح نم فرطلا ي شملا - دملا ھيلع - ك رـشلا ديد ا ةل م اضرلا مدعو ضا ع نم فنأتـسملا .هدض ب - كلذك برغتـس كسمتلا اضرلاب ر رقت ساحم ل اجت و اضرلا ماتلا رداصلا نم ثروم فنأتـسملا هدض رارقب ءا رشلا خرؤملا لو اطاقـسإو م ق يأ بلطم وأ ىوعد اـم م ناـ اـ عون وأ ا بـس ـ املا رـضا او لبقتـسملاو اـميف قلعتي كـلتب تا رـشلا ام ادـع ام قبـس ھعفر نم ىواعد ةـقباس نا و اضيأ وأ ريدـم تا رـشلل لـحم ىوعدـلا - اـ مو ةكرـش دـمحأ ز ةـ راجتلا عورفلاو ةـع اتلا ا ل يأب ةـبلاطم ام م نا ا عون وأ ا بـس تع و جراختلا ـصلاب ءاربإ ةـمذ لماش ي ا و ةـمذل فرطلا (2/17/185 ) خـ راتو 1432/12/2 ( .)ـ دن سم مقر 3 .) يذلاو رقأ ھيف فنأتسملا هدض دنبلاب ( 1/4 ) نم مك ا ھنأب س ل ھل يأ قح ةبلاطم فرطلا لو - فنأتـسملا ءاوس ھتفصب ك رش ةـيحانو ىرخأ دـجن ھنأ كـسمتي ر رقتلاـب ساـحملا ه ـتع و ھل مب اـضرلا ـالو زوـجي ھطاقـسإ ، ن ح ھنأ بلاـطي طاقـسإب مك ا ي اـضقلا نم ةرئادـلا ةـ راجتلا ةـع اسلا رـشع رداـصلا مقرب ر رقتلا لواـح و ادـ اج ث ةـمكحملا نـم عـالط ع اـم ھني نـس ھفـشكنو نـم طيلـس ءوـضلا ع كاذ ر رقتلا اـمو ھثدـحأ ھـب نـم فـ رحت يغ و دـمعتم امل ھـب نـم تاـنايب ةـيئا نـم ة ج هراـبتعاو ل مب اـضرلا وأ مدـع ضا ـع ـالو لـبقي ھطاقـسإ وأ كيكـش لا ھت ـ اـننإف برغتـس ضقاـنتلا ـ اولا ح رـصلاو رداـصلا نم دملا :أ - أدـبي ھتركذـم ضفرب ضو ا كلذ لاؤـس دـكؤي تـ ث و مدـع ة ـ ىوـعد دملا نأو هاوـعد ةئـشان نـع تاـباسح ةـينظ ةـيم وو اـ ياغ رارـض .فنأتـسملاب 3 - اـمأو اـباوج ع دان ـسا دملا ع ر رقتلا بـ ل ساـحملا ز هدـالوأو ا ددـعو ( 11 ) ةكرـش نوـ تو ھتـصح ( 170.000.000 ) نوـيلم لاـ ر ( ، ةـلماش كرـش نـكياد ،) فـيكو بلاـطي ھتـصحب ةكرـش ةدـحاو نم كـلت تا رـشلا 96.779.270 لا ر !\!\؟؟ معزو نأـب ھتـصح ةيعرـشلا نم ثرإ هدـلاو ةكرـش دـمحأ ز ةـ راجتلا غلبمب هردـقو ( 96.779.270 لاـ ر ) اـن و لءاـس ن فيك دـملل نأ جراختي ھتـصحب نم عيمج تا رـشلا ةكرـش دمحأ تايـضتقم لقعلا قطنملاو ضقان و عم تباثلا قاروألاب فلاخ و مك ا طقلا رداصلا تابثإب ـصلا ـ ا لاو ن ب فارطأ عا لا كلذ نأ فنأتـسملا هدـض دـق لصف ھقوقح - ةموعزملا 4228122 خـ راتو 1442/12/1: ."ـ 2 - اباوج ع عفد فنأتـسملا هدـض نأب ةـميق ةكرـش دمحأ ز ة راجتلا غلبم ( 367.757.931 لاـ ر ) ر رقتلا بيجنف ع كلذ نأب اذـ ان ي عم طـس أ ھـجو مـك ا ىوعدـلا ، ـمو لـفغأ مـك ا كـلذ ھنإـف نوـ ي اـبيعم روـصقب ب بـس لا نـ عت و ھـضقن ھتداـعإو ةـمكحملل ةردـصم .رارقلا " رارق ةرئادـلا ةـسما ا ةـمكحملاب اـيلعلا مـقر :</w:t>
-      </w:r>
-    </w:p>
-    <w:p>
-      <w:pPr>
-        <w:jc w:val="right"/>
-        <w:bidi/>
-      </w:pPr>
-      <w:r>
-        <w:rPr>
-          <w:b w:val="0"/>
-          <w:i w:val="0"/>
-        </w:rPr>
-        <w:t>٤۵۳۰۲٤۱٦۲۲ رقم صك</w:t>
-      </w:r>
-    </w:p>
-    <w:p>
-      <w:pPr>
-        <w:jc w:val="right"/>
-        <w:bidi/>
-      </w:pPr>
-      <w:r>
-        <w:rPr>
-          <w:b w:val="0"/>
-          <w:i w:val="0"/>
-        </w:rPr>
-        <w:t>رات ـخ صلا ـك : ۳۱/۳۰/۵٤٤۱ مقر حفصلا ـة : ۳۱ ةرئاد فان تس فان تس ةيناثلا ةمكحملا ة راجتلا ة راجتلا ةدجب</w:t>
-      </w:r>
-    </w:p>
-    <w:p>
-      <w:pPr>
-        <w:jc w:val="right"/>
-        <w:bidi/>
-      </w:pPr>
-      <w:r>
-        <w:rPr>
-          <w:b w:val="0"/>
-          <w:i w:val="0"/>
-        </w:rPr>
-        <w:t>لصفلل ا ف تعفر ةسل ا .ةلوادملل ىوعدـلا ةماقم ذنم ماع 1442 ،ـ بقعف ليكو ن يعدملا نأب ھتلا و ذـنم 7 ر ـشأ اب رقت ، ھنأو مل ركذي ھنأ نا اليكو م ع ذنم ةيادب .ىوعدلا مث ررق فارط ءافتك ، ةيحالصلو ةيضقلا دـيد ا وـ نأ لـيكو ن يعدملا مدـقت ةـلا وب ةـخرؤم 16/11/1444 ـ نم دملا ناندـع ھتفـصب ـاليكو نع ھتدـلاو ةـقتاع ةـلا وو ةـقتاع اـ بال ناندـع ةـخرؤم 26/06/1444 ـ نـ ح نأ بـقعف لـيكو دملا ھـيلع : نأـب ىوعدـلا ةـمكحملا ةـماعلا تاـبثإل ثرإ دملا ( ةـماسأ ) تـس لو ةمـصاخم ةـيقيقح و تـس ل ةرـصتقم ع ھتدـلاو لـب ع عـيمج ةـثرولا ، ب ـسو عفدـلا ةيـضقلا ةراـثإب تاـبلطلا ةدـيد ا ، اـملع نأ دملا ھـيلع ماـقأ ىوـعد ع ھتدـلاو غـلبمب 135 نوـيلم ، ـالو لازت دـيق رظنلا ةـمكحملاب ةـماعلا ةدـجب ، دـقو تل و ھتدـلاو باو اـب ع هاوـعد ،</w:t>
-      </w:r>
-    </w:p>
-    <w:p>
-      <w:pPr>
-        <w:jc w:val="right"/>
-        <w:bidi/>
-      </w:pPr>
-      <w:r>
-        <w:rPr>
-          <w:b w:val="0"/>
-          <w:i w:val="0"/>
-        </w:rPr>
-        <w:t>سباب</w:t>
-      </w:r>
-    </w:p>
-    <w:p>
-      <w:pPr>
-        <w:jc w:val="right"/>
-        <w:bidi/>
-      </w:pPr>
-      <w:r>
-        <w:rPr>
-          <w:b w:val="0"/>
-          <w:i w:val="0"/>
-        </w:rPr>
-        <w:t xml:space="preserve">ةـميق ةكرـش دـمحأ ز ةـ راجتلا مـت اـ مييقت غـلبمب هردـقو 68.424.362 لاـ ر ، مـتو ليدـع مـييقت ةكرـش دـمحأ ز ةـ راجتلا خـ راتب 2011 06/ 27/م بـسح درواـم ر رقتب بساـحملا ي وناـقلا راشملا ھيلإ ، ھنإف دـق نمـضت ام ركذ ةحارـص دـنبلا اسماخ " : ص م قوقح ةـيكلملا ةـي فدلا تا رـشلل ةـع اتلا ةلدعملا مييقتلاب امك 2011 03/ 31/م ( " قـفرم مقر 1 ،) يذلاو ر ظي نأ نأ ةرئادـلا تدن ـسا ع قاقحتـسا دملا غـلبملل موـ حملا ھب اس ـسأت ع ر رقتلا ساـحملا رداـصلا نم بتكم لـالط وـبأ ةـلازغ ، وـ و لالدتـسا بيعم كـلذ ھنأ وـل انـض فا ة ـ ر رقتلا ن فرطلا رقمو اـ مييقتب ... عفلا .) 5 - ھتركذـم ةدوصرملا ةـسل ا ةدوقعملا مامأ ةرئاد فان تس خ راتب 1445-03-04 ،ـ ثيح دروأ ا ف ھصنام ...( : املو نا ن بلا نم تانودـم ب بس لا رداـصلا نم بتكم لـالط وـبأ ھلازغ ساـسأك مييقتل ...صـص ا ) اـم و ھصن ...( : ءاـن و ع اـم مدـقت ھنإـف ـال زوجي ةداـعإ مييقت صـص ا بجومب مييقت ساـحم اـ و ل ةـميقم اـيلعف ن ب ةـميقلا ل ـش ...ام .) 4 - مامأ هذـ ةرئادـلا ةـسل ا ةدوقعملا خ راتب 1445-02-20 ،ـ باجأ ھتركذـم امب ھصن ...( : دـيكأتلا كسمتلاو عفدـلاب مدـع زاوج دان ـس ع مييقتلا ساحملا ةرئاد فان تس ةـحئال ضا ع ، ثيح ركذ امب ھصن ...( : ھنأ مل تفتلي لوخدـل ك رـش دـيدج ةكرـش و زوأ ةدودـحملا م اسمك امب ا ل نم ( ا ادوجوم ...و إ ) يذلاو ىدأ امتح إ عفر دملا ھـيلع بـلطب در ىوعدـلا ، ھنأو ناـ ع ن عدملا مدـع ةـقفاوملا ع ـصلا ، نأو ةـميق صـص ا ةـعابملا غـلبمب هردـق ( 120.000.000 ) لاـ ر ، لـبق رودـص مييقت وبأ .ةـلازغ 3 - مامأ خـ راتو 1434-07-26 ،ـ ةدـع عـضاوم ، اـ مو ن تحفـصلا ةـع اسلا ةـنماثلاو ھنم ، ذإ صن دملا كـلت ىوعدـلا ع ر رقتلا دـعملا نم وـبأ ةـلازغ ، خرؤملاو 1432-11-07 ،ـ باـجأو ھنع ةقيثو ـصلا ، اقفو امل و دراو ن تحفـصلا ( 10 و 11 ) نم كص .مك ا 2 - مامأ ةمكحملا ةماعلا ةدج ةيضقلا مقرب ( 3216104 ) خ راتو 1432-02-22 ،ـ كصلا مقر ( 34281449) ةـمكحملا ةـ راد ةدجب ن ت ـضقلا مقر ( 5798 2/ /ق ماعل 1431 ،ـ و 1375 2/ /ق ماعل 1432 ،)ـ رداصلا ام مك ا مقر ( 185/17/2 ماعل 1432 ،))ـ ةي نملا ا ص ، ةدع دونب نم ةـيلامج صـص ل غـلبمب هردـق ( : 368.757.931 ) لاـ ر ، مـلو عدـي يأ نـم نـ فرطلا هر وزت ؛ لـب نإ دملا ھـيلع ھشقاـن ةدـع عـضاوم اـ م 1: - مامأ ةرئادـلا ةـيئادتب ةـع اسلا ةرـشع إ عوفد دملا ھيلع ةـضقانتملا ةـقباسلا ، ذإ نأ ر رقتلا لا تسـسأ ھيلع ةرئادلا ا مكح و ر رقتلا خرؤملا 1432-11-07 ،ـ قفاوملا 2011-10-05م ، دقو درو ھيف نأب ةميقلا ھسفنل نم قافرإ ر رقتلا لو عم ةـمدقم ر رقتلا ي اثلا امب يدؤي ةـيا لا إ س لدتلا ع ةمكحملا ما و قحب غ عورـشم ان ي عم ةقيق ا ...عقاولاو إ ؛) نإف اذ عفدلا فاضي ثـبعلا ليدـعتلاو نـم لـيكو فنأتـسملا هدـض ثيح ماـق فذـحب خـ راتلا لـيذملا لـ ب ةحفـص نم تاحفـص خـ راتلا ي ـال قباـطتي عـم خـ راتلا نودملا ةحفـصلاب و ةـمدقمب ر رقتلا ي و نكمي ةـ راجتلا ، ھـيلعو عفدـف دملا ھـيلع قبـس لـصفلا ، قفاوتيـال عـم ـس .ن ت ـضقلا اـمك لاـنيال نـم كـلذ ءاـعدا دملا ھـيلع نـم نأ ر رقتلا يذـلا تدـمتعا ھيلع ةرئادـلا ...( : دـق ھتلاـط يدـيأ عيبلا نم ھمدـع ، اـمأو ىوعدـلا ىرخ ، نإو ناـ بلطلا ا ف لاطبإ عيبلا ـ لحم هذـ ىوعدـلا ـ الإ نأ ةـمكحملا تمكح مدـع ا ـصاصتخا ونلا ا رظنب ، نأو صاصتخ دـقعنم رئاودـلل عوفدـلا عيبلا ـ لحم هذـ ىوعدـلا ـ الإ ام أ مل الـصفي عا لا ، ىوعدـلاف و ةقلعتم ةماقإب ميق ع ثروملا ، ت ناو ةماقإب ةكرـش قازرلادبع و ت ـس اميق ، ملو لصفت ة ـ ماـمأ ةـمكحملا ةـماعلا ةـظفاحمب ةدـج ةيـضقلا مـقرب ( 3216104 ) خـ راتو 1432-02-22 ،ـ كلذـكو ةيـضقلا مـقر ( 3218883 ) خـ راتو 1432-03-04 ،ـ ذإ نأ ن وعدـلا نإو اـنا دـق الواـنت لاملا ( ، لاـم ھثروم تـالا وب ھنع لاـح ھتاـيح ،) لـعج و ھب نوبغملل وأ ھتثرو قح عوجرلا ع نباـغلا اـمإ ـ فلاب وأ دادـس .قرفلا لاـنُيالو نم كـلذ عفد دملا ھيلع قبـس لصفلا عا لا مـلو مصتخُي كـلت ىوعدـلا ، ـالو غ نم كـلذ ءاـضقنا ةكرـشلا ( : ةيفـصت ةكرـش دـمحأ ز ةـ راجتلا ،) كـلذ ھنأ دـق ت ث قـقحت ن غلا شحاـفلا ، دملاو ھيلع مكح فرـشملا فرـصتملا اب ـسو ،) رظنلا و هذـ ةداملا ـ تي نأ ـصلا عقو ع ةـص ا ةـكولمملا دملل س لو ع صـصح ثروملا دمحأ ز ـ لحم هذ ىوعدلا ـ يذلاو نا كلذ تقولا ع ديق ةاي ا ، ادان ـسا ع ةداملا ةـسداسلا نوناـمثلاو نـم ماـظن تاـبث ، ـلاو تـصن ( : ـالو نوـ ت كـلتل ماـ ح ةـي ا ـالإ عازن ماـق نـ ب موـص ا نود نأ غتت م افـص قـلع و ق اـب ھـتاذ الحم ثر عيبلا يذـلا مت ن ب دملا ھيلع ثروملاو ، س لو نع ھتـصح ةيلـص ، لاو تنا لحم عا لا ىوعدلا ةقباسلا ( ةي نملا ا ـص ،) ھيلعو الف قدصي ع عا لا لثاملا قبـس لصفلا ، (185/17/2 ماـعل 1432 )ـ خـ راتب 1432-12-02 ،ـ موـ حملا اـم ف ا ـص ، اذـل نوـ يف ر رقتلا ةـباثمب ريدـقتلا حي ـ لا اـ ل ، الـضف نـع نأ بـلط دملا هذـ ىوعدـلا وـ نع ھتـصح فـيل ت ةـمكحملا ھـل ،) ءاـ إل ةيـضقلا ةروـظنملا ماـمأ ةـمكحملا ةـ راد ةدـجب ن ت ـضقلا مـقر ( 5798 2/ /ق ماـ عل 1431 ،ـ و 1375 2/ /ق ماـ عل 1432 ،)ـ رداـصلا اـم مـك ا مقر ر رقت ىفـش سم ة ـ لا ةيـسفنلا خرؤملا 1432-06-08 ،ـ ثـيح تـ ثأ ( ھتاـيط ) نأ ثروملا ي اـع نـم .نايـس لا اـم و نأ ر رقت لـالط وـبأ ةـلازغ وـ ر رقتلا يذـلا هاـضترا فارط ( دع ءاعدا بيع ع رارق رو ذملا ، امك نأ تباثلا رودـص ر رقت ط نم ةـنيدم كلملا ز زعلادـبع ةـيبطلا ( ىفـش سم سر ا طولا ) خـ راتب 1431-12-02 ،ـ ن بي مدـع كاردإ ثروملا ، هززعو دـحأل ھئاـنبأ ( ، ت ثملاو كصلاب مقر ( 33286392 ) خ راتو 1433-06-08 ،ـ ةحفـصلا ةـع ارلا ھنم ، رداصلا نع ةمكحملا ةماعلا ةدجب ،) رارق و ة هزوع ال ليلد إ ھتابثإ ، ملو نكي ةمث الـضف نع نأ باـطخ ـ اق ةـمكحملا ةـماعلا ةدـجب خرؤملا 1442-02-18 ،ـ يذـلاو رـضح ھـيف ثروملا ھماـمأ نم لـجأ لـيكوت ھنبا ةـماسأ ، رقأ ( ثروملا ) ھنأـب مل عـبي يأ ء ـ نم ھكـالمأ باوـج لـيكو دملا ھيلع نأـب فرـصتلا مت تقو ناـ ثروملا ھيف اـيلاخ نم ةـفا ضراوعلا ، ھنإـف ھضراـع بارطـضا دملا ھيلع ھعوفد ، اـقفو امل ھتقاـس بابـسأ ةـمكحم لوأ ةـجرد ، ةـميقب ةـصح ةكرـش ةـعابم نم ثروم ن يعدملا دملل ھيلع ، و نم صاصتخا مكاحملا ة راجتلا ، اقفو ةرقفلل ةع ارلا نم ةداملا ةسداسلا ةرـشع نم ماظن مكاحملا .ة راجتلا امأو نع ىوعدـلا ـ لـحم فاـن تس ـ تدـيُق ىدـل هذـ ةـمكحملا دـع نا رـس ليدـعتلا ئـاللا روـ ذملا ، ھـيلعو نوـ تف ةـمزلُم اـ رظنب ، اـقفو مـك ةـمكحملا ةـماعلا .ةدـجب الـضف نع اـ و ةبلاطم نوـ ت نـم صاـصتخا مكاـحملا .ةـ راجتلا لاـنُيالو ھـنم عـفد دملا ھـيلع نأـب ةـحئاللا ةـيذيفنتلا ةروـ ذملا تردـص دـع مكح ةـمكحملا ةـماعلا ةدـجب ، نأو ماـظنلا يرـس ال رثأـب جر ، كـلذ نأ مكحم ـة خأ ـىر كحتف ـم ع ـ مد ـصتخ ـ صا ،فـ اذإ ـس كا ـب ك ا ـم فـصلا ـة يئا لا ـة ، ليحتف ـا إ ةمكحملا ةصتخملا ، تلتو ـمز ةمكحملا لاحملا لإ ـا عدلا ـ ىو رظنب ـا ،) ھيلعو نإف هذ ىوعدلا ـلاو تـصن ع ھنأ ( : اذإ تعفر ةيـضقلا ةـمكحمل ، تأرو اـ أ غ ةـصتخم نوـ يف اـ رظن اـقفو لاوحـألل ةـيت ( : ب ) اذإ </w:t>
-      </w:r>
-    </w:p>
-    <w:p>
-      <w:pPr>
-        <w:jc w:val="right"/>
-        <w:bidi/>
-      </w:pPr>
-      <w:r>
-        <w:rPr>
-          <w:b w:val="0"/>
-          <w:i w:val="0"/>
-        </w:rPr>
-        <w:t>تأر عـ مد ـصاصتخا ـا عوـنلا ـي ظنب ـر يـضقلا ـة اـ أو مـن ـصتخا ـ صا ةـيقوق ا ةـع اسلا ةـمكحمب فان تس ةكمب ةمركملا رارقلاب مقر ( 38403785 ،) خ راتو 1438-11-25 ،ـ ھيلعو ادان ـساو ع ةداملا ( : 78 ) نم ةحئاللا ةيذيفنتلا ماظنل تاعفارملا ةع رـشلا (3855849 ) خـ راتو 1438-10-25 ،ـ ـ اقلاو بـ ام ھصن ( : فرـص رظنلا نع ىوعدـلا مدـعل صاصتخ ، و نم صاصتخا رئاودـلا ةـ راجتلا ناويدـب ملاظملا ،) قداصملاو ھيلع نم ةرئادلا رظنب ىوعدـلا ، كلذ نأ تباثلا رودـص مكح ةرئادـلا ةـيقوق ا ةـثلاثلا ةرـشع ةمكحملاب ةماعلا ةظفاحمب ةدج ةيـضقلا مقر ( 3218883 ) خ راتو 1432-03-04 ،ـ رداـصلاو ا كصلا مقر فـ و مـ بق ـ نالو كـش ـال ، امأو نع عوضوملا : دع و عالط ع بابـسأ مك ا ي ادتب ، فيـضت هذ ةرئادلا : لانُيالو نم كلذ ام هراثأ ليكو دملا ھيلع نم مدع صاصتخا مكاحملا ة راجتلا ةـلاحإ و ةيـضقلا هذـ ل ةرئادـلا تعلطا ع اـ قاروأ عو مك ا رداـصلا اـ ف عو ن ـضا ع ن مدـقُملا ھيلع ـ تاف لـ اـ نأ تع ـ ن ـضار قـد قُـ امد خـ لال ج ـل لاـ حم ـ دد نـظـ ما ـا مو ـن ثـم</w:t>
-      </w:r>
-    </w:p>
-    <w:p>
-      <w:pPr>
-        <w:jc w:val="right"/>
-        <w:bidi/>
-      </w:pPr>
-      <w:r>
-        <w:rPr>
-          <w:b w:val="0"/>
-          <w:i w:val="0"/>
-        </w:rPr>
-        <w:t>٤۵۳۰۲٤۱٦۲۲ رقم صك</w:t>
-      </w:r>
-    </w:p>
-    <w:p>
-      <w:pPr>
-        <w:jc w:val="right"/>
-        <w:bidi/>
-      </w:pPr>
-      <w:r>
-        <w:rPr>
-          <w:b w:val="0"/>
-          <w:i w:val="0"/>
-        </w:rPr>
-        <w:t>رات ـخ صلا ـك : ۳۱/۳۰/۵٤٤۱ مقر حفصلا ـة : ٤۱ ةرئاد فان تس فان تس ةيناثلا ةمكحملا ة راجتلا ة راجتلا ةدجب</w:t>
-      </w:r>
-    </w:p>
-    <w:p>
-      <w:pPr>
-        <w:jc w:val="right"/>
-        <w:bidi/>
-      </w:pPr>
-      <w:r>
-        <w:rPr>
-          <w:b w:val="0"/>
-          <w:i w:val="0"/>
-        </w:rPr>
-        <w:t>كـلذ اذإ دارأ ك رـشلا لزاـنتلا نع ھتـصح ضوع غلل بجو نأ رطخي اب ءا رـشلا نع ق رط ريدـم ةكرـشلا طورـش لزانتلا ، و هذـ ةـلا ا زوجي ل ل ك رـش نأ بلطي داد سا ةـص ا سلجم ءارزوـلا مـقر 185 خـ راتب 17 / 3 / 1385 ،ـ دـقو تصن ةداملا ( 165 ) نم ماظنلا ع ھنأ ( : زوجي ك رـشلل نأ لزان ي نع ھتـصح دحأل ءا رـشلا وأ غلل قفو طورـشل دقع ةكرـشلا ، عمو دملا طقـس ھـقح ةـبلاطملا كـلتب ىوعدـلا اـناي و كلذـل :أ ـ ةـعقاولا – لـحم ىوعدـلا – ناـ يرـس اـ أش ماـظن تا رـشلا رداـصلا موـسرم ي لم مـقر م6/ خـ راتب 22 / 3 / 1385 ـ رارقو ةـعابملا ةكرـش دـمحأ ز ةـ راجتلا : امل ناـ ن بـلا نـم ىوعدـلا نأ دملا بلاـطي ھب ـصنب نـم ةـميق صـص ا ةـعابملا دـملل ھـيلع نـم ھثروـم ، ثـيحو ھنأ – اـقفو حي ـ ل ماـظنلا - نإـف لاـنُيالو نـم كـلذ اـم هراـثأ دملا ھـيلع نـم طوقـس قـح نـ يعدملا ةـميق صـص ا ، طوقـس اـم قح داد ـس اـ ل ، ھلوـقب ( : عفدـلا طوقـس قـح دملا ةـبلاطملا ةـميقب صـص ا ءاضمإب دملا ھعي و ھصـص ةيلـص ( ةكرـش دـمحأ ز ةـ راجتلا ،) ال ةـقالع اذـ ل عفدلا ىوعدلاب ةلثاملا ، نم ثيح ر رقت ة ـ ةميق صـص ا ةعابملا نم ثروملا ، ة اف .ةكفنم ثروملا ھـتاذ ، لـب لـيكو ھـنع ، وـ و ض اـنيام ھـب ءاـعدا دملا ھـيلع نـم نأ ثروملا وـ نـم ـ مأ عـيب صـص ا ، ـ مأو عـيقوتلا ع ليدـع دـقع .س ـسأتلا اـمك نأ عـفد دملا ھيلع شحافلا ؛ اذـل نو يف قيثوتلا اميف ( صخي ةـميق صـص ا ،) غ ذـفان ة جاوم .ةثرولا " تباـثلاو ال راصي إ ه غ الإ ليلدـب ج دـمتعم ." الـضف نع نأ نم ماق عيقوتلاب ع كلذ س ل عيبـلا ليدـع و دـقع س ـسأتلا ، اـمك نأ نـئارقلا تـفتحا ھنوـ ب غ كردـم دـقافو ةـيل ألل ، اـمك نأ ةـلد ترفاـضت نأـب ةـميقلا لزاـنتملا اـ ع نـم ثروملا دـملل ھـيلع دـق قـقحت اـ ف ن غلا نم ماـظن تاـبث ع ھنأ ( : نو ي نومـضم هركذاـم يأ نم يوذ نأـشلا ررحملا ـسرلا ةـ ھيلع ؛ ملاـم ت ثي غ كلذ ،) ام و نأ نئارقلا ةـفتحم نو ب ثروملا مل عقوي ةـلاصأ ع دقع ماظنلا ، اذإ تضراع ةـلدأ تابث ، ملو نكمي عم ا ا يب ، ذـخأتف ةـمكحملا ا م بسحب يام ا ل نم فورظ ..ىوعدلا ،) املو تصن ھيلع ةرقفلا ةيناثلا نم ةداملا ةسداسلا نورـشعلاو كـلذ تابث وأ ءاضم نم رثأ قحال وأ قباس ، ليلدـلاو اذإ قرطت ھل لامتح ، طقـس ھب لالدتـس ، املو تصن ھيلع ةداملا ةـع ارلا نم ماظن تابث ع ھنأ ( : نود لالخ ما حأب اذـ ترجأ ھـيلع ةرازو ةراـجتلا بتاـ و لدـعلا ءاـضم ، احبـصأو تاررحم ةيمـسر ، ـالإ نأ اـم رود رـصتقي ع قـيثوت اـم بلطي اـم م ھقيثوـت اـقفو تاءارجـإلل ةـقبطملا ام دـل ، نود اـم أـش ي نع تاما ل قوق او ةئـشانلا نع دـقعلا و ءافولا ا نم ا أش نأ ر ظت اذإ تنا ةحي ـ نم خ رات رارق ءا رـشلا عيب صـص ا ا را ـشإو ، نودو رو ظ ام ا ـضراع ، ثيحو نإو نا عيبلا ثـيحو نإ لـص نأ نوـ ت لـثم هذـ لاوـم اـمم طاـتحي اـ ل ، مـت و اـ ابثإ بجوـمب ةـلاوح ةـيكنب اـ وحنو نـم تادن ـسملا ةـت ثملا ؛ اـظفح قوـق ءا رـشلا ن ع اـبتملا ، اـمك ھـنأ املو تناـ نازوـفلا ها رـشو ،) ن بـت ھـنأ مـل مـقي صحفب ةـفا تادن ـسملا ، اـمنإو ھتجي ـن تـتأ ع وـحن نـم صحف تاـنيع اـ م بـسحف ، ةوـالع ع ھلامتـشا ع اـم س ل ھـل ةـقالع ةـميقب .صـص ا ھنوـ بـلط ماـمأ ةرئاد فاـن تس ةـل م ميدـقتل ت ثياـم دادـسلا ، مـلو مدـقي كـلذ ؛ اـتلا و ف تـس ل ةـن ب ةـيفا ع ماـيق دملا ھـيلع عفدـب ةـميقلا ، الـضف نـع نأ ر رقت ( ي ي مإ ھثودـح ، امك ھنأ ا ـضراع تاءاعدا دملا ھيلع ىرخ لا دـي ھنأ مت دادـس سأر لاملا نع ق رط دادـس تاينويدـم ع هدـلاو ، وأ تافيل ت ا فل ا هدلاو ا م : فرـصلا ھيلع ، الـضف نع دملا ھـيلع تاـبثإل دادـس ةـميق ةـص ا ھنإـف صحفتب ةـن بلا و ن بـ ي نأ درجم عـيقوتلا ع دـقع س ـسأتلا يذـلا صن ع ءاـفي سا لـما صـص ا نـم ءا رـشلا ـال ع ةرورـضلاب ساـحملا ( ي ي مإ نازوـفلا ها رـشو ،) ثيحو نإ لـصاح باوـج دملا ھيلع ت ثُي رارق نأـب نمث ةـص ا – عوـضوم عا لا - س ل وـ نمثلا نودملا ليدـع دـقع ةكرـشلا ، هركذاـمو دـمحأ ز ، نـع هدـلاو موـحرملا دـمحأ ساـبع ز ، عـقاوب 135.446.186: ) ةـئم ةـسمخو نوثـالثو اـنويلم ةـئمع رأو ةتـسو نوـع رأو اـفلأ ةـئمو ةتـسو نوناـمثو ـالا ر ،) اذـ و تـ ثم ر رقتلاـب ...ع اـقولا .) .أ .ـ مث دا ا خأ ھتركذـم ةـمدقملا 1445-02-29 ،ـ نأـب دادـس غلبملا نا نع ق رط دادـس تاما لا ثروم دملا ةـيكنبلا ( امجإب غلبم عوفدـم نم دملا ھيلع / ةماسأ 9/11/1443 ؛ـ لـب ركذ اـم ضقاـني اـم لمتـشا ھـيلع دن ـسملا اـمامت ، وـ و اـم تناـ ةرئادـلا دـق تنغتـسا ةـلمجب اـم ـشأ ھـيلإ نـع لامكتـسا تاءارجإ صحف دن ـسملا قـفو اـم ھتقاـس ةكرـشلا لـحم ىوعدـلا ، الـضف نـع كـلذ ھـل مدـع ميدـقت دن ـسملا راـشملا ھـيلإ اـقالطإ يأ ةـلحرم ةـقباس ىوعدـلا ؛ لـب ـح مـل رـش دملا ھـيلع ةـلاصأ إ دوـجو دن ـسملا ةـسلج اـ لامعأ ، كـي ان اـمع لمتـشا ھـيلع نـم لـباقم يق نـم غ روـصتملا ناـ مإ قـقحتلا نـم ھت ـ وأ ھـتقد لـمحتك ف راـصم ةـيلئاع وأ ةرجأ لـمع ةـقباس صخت ـح تا رـش ىرخأ غ ةـمكحم لوأ ةـجرد ةب ـسم كلذ امب ھصن ...( : ھنأ راشأ إ ةـلمج ع اقو ةـينوناق ةيخ راتو ةقباس اساسأ ع س ـسأت ةكرـشلا لحم ىوعدلا تاونـس ةل وط ا لمجو ال قلعتي ةكرـشلاب الو ھنأـب بجوـمب دـقع عـيب قاـفتاو خرؤـم 1431-09-20 ،ـ يذـلاو دـي ھـنأ عـقي نمـض ھلومـشم ةـميق عـيبملا ، عـم اـم درو دـقعلا نـم تاـما لا ع دملا ھـيلع هاـجت هدـلاو ، دـقو ھتحرطا صن ع ءاـفي سا لـما صـص ا نم لبق عيمج ءا رـشلا ، غلبمب هردـق ( 450.000 ) لاـ ر ، مث دا ھنأ قـفتا عم هدـلاو ع دادـس تانويدـم ھيلع غلبمب هردـق ( 120.000.000 ) لاـ ر ، مث دا نم ثروملا ھل ، ھقيثوتو مامأ ةرازو ةراجتلا بتا و لدـعلا ، ثيح نإ دملا ھيلع برطـضا ھباوج ع ھعفد ةـميقل صـص ا ةا شملا ھنم ، ثيح دـي ھنأ بجومب دقع س ـسأتلا ، يذلاو ھطوقس انكر الحمو مدـع ةيل أ دحأ نيدقاعلا ءادتبا مث فلختب نمثلا يقيق ا لداعلا عيبملل توبثو ...ھئافتنا .) امك لانُيال نم كلذ عفد دملا ھيلع رودص رارق ءا رشلا عي ب صص ا 1445 ،ـ اـمب ھـصن ...( : اذـ و اـم اـنلعج لدـع نع عفدـلا ر و ـب دـقع عيبـلا وـ ف عـفد غ رثؤـم غو جـتنم دـع ةيفـصت ةكرـشلا اـ رايتخا نم لـبق دملا ھيلع اذـ ف دـقعلا تددـع بابـسأ 1444 ،ـ ررق اـمب ھصن ...( : نأـب تاـن بلا لا كـسمتي ھب ھيل وم ةـيفا تاـبثإ م اوعد نود ةـجا ا إ اـم قلعتي ر و لاـب .) اـمك ررق ماـمأ ةرئاد فان تس ھتركذـم ةـخرؤملا -02-29 لدـع اـمع ترمأ ھـب نـم تاءارجإ تاـبث ؛ طرـش نأ ن بـت بابـسأ لودـعلا رـضحم ةـسل ا ،) الـضف نـع نأ لـيكو دملا ةـسل ا ةدوـقعملا ماـمأ ةرئادـلا ةـيئادتب خـ رات -11-17 ىوعدـلا ةـلثاملا ةـ جوتم س ل راـ نإل ةـعقاو عيبلا مدـعو ا ـ ، لـب ن غلل ةـميق عيبملا س ل ـالإ ، املو تصن ھيلع ةرقفلا و نم ةداملا ةعـساتلا نم ماظن تابث ع ھنأ ( : ةـمكحملل نأ ىوعدـلا ا ادن ـسمو مـل نمـضتت اـم يفكي ءاـضقلل ة ـ ب ررحملا وأ هر وزت وأ مدـع ھت ـ ، ذإ نأ ةرئادـلل صحف نـئارقلا اـ زوو ةـيغ لوـصولل ةـجي نلل ةـجتنملا ىوعدـلا ، الـضف نع نأشلا ، دع و ةقباطم ا لـصأل ،) ام و نأ نئارقلا ةفتحم مدع ة دقع عيبلا ، عوقوو ن غلا شحافلا ھيف ، ع لوقلا ھت ب ، ةرئادلاو ةيئا</w:t>
-      </w:r>
-    </w:p>
-    <w:p>
-      <w:pPr>
-        <w:jc w:val="right"/>
-        <w:bidi/>
-      </w:pPr>
-      <w:r>
-        <w:rPr>
-          <w:b w:val="0"/>
-          <w:i w:val="0"/>
-        </w:rPr>
-        <w:t>ضقلا غ ةمزلم ھقيقحتب الإ اذإ تنا ع اقو ءاـضم وأ مـت ا وأ ةمـصبلا ع ررحملا ،) املو تصن ھيلع ةرقفلا و نم ةداملا نوـع ر نم ةـلد ةـيئارج ماـظنل تاـبث ع ھنأ ( : دـتع ةروـصب ررحملا يداـعلا ـلا مل عزاـني اـ ف ووذ ةـمكحملا قيقحتلاـب ةاـ اضملاب ، وأ عامـس دو ـشلا وأ اـم ل ب ، اـقفو دـعاوقلل تاءارج و صوـصنملا اـ لع اذـ .ماـظنلا ـالو عمـس ةدا ـشلا ـالإ اـميف قـلعتي تاـبثإب لوـصح ةـباتكلا وأ ھـب ، لـظو مـص ا رخ ا ـسمتم ررحملاـب ، ناـ و ررحملا اـجتنم عا لا ، مـلو فـكت ع اـقو ىوعدـلا ا ادن ـسمو عاـنقإ ةـمكحملا ة ـ ب طـ ا وأ ءاـضم وأ مـت ا وأ ةمـصبلا ؛ رمأـتف ا مدـع ، املو تـصن ھـيلع ةداملا نوـع ر نـم ماـظن تاـبث ع ھـنأ ( : اذإ ركنأ نم جـتحا ھيلع ررحملاـب يداـعلا ھطخ وأ هءاـضمإ وأ ھمتخ وأ ھتمـصب ، وأ ركنأ كـلذ ھفلخ وأ ھبئاـن وأ يفن ھملع تأر لامعإ لص ءوض ام قبـس ھنايب ، نم نأ بارطـض بجوي طوقسلا ، ھنأو ة ال عم ضقانتلا ، ع اقوو ىوعدلا ت أ ةجتنم عا لا ، امب مزليال ھنم رظنلا ة دقعلا وأ دـعوملا ددـحملا كلذـل ،) اـم و نأ نم دارُي ةا اضم ھعيقوت وتم ، ھيلعو الف نكمي ةا اضم عيقوتلا ءارجإب باتكتـس ، وأ ثع تادن ـسملا ةـ ل ةـصتخملا وأ ب صـصختم ، ةرئادـلاو تاـبث ع ھـنأ ( : 1 ـ ددـحت ةـمكحملا ةـسلج روـض موص ا ميدـقتل اـم م دـل نم تاررحم .ةاـ اضملل 2 ـ بـجي ع مـص ا يذـلا عزاـني ة ـ ررحملا نأ رـضحي ھـسفنب باتكتـسالل ىوـعد دملا اـ أب غ ةررحم ، اـمم دـع اـضقانت عـم قبـسام ھـل باوـ ا .ھـب نـعو مدـع ذاـختا ةرئادـلا ءارج يماـظنلا لاـيح عفدـلا ر و لاـب دـقعلل ، ثـيحو تـصن ةداملا ( 41 ) نـم ماـظن ھصن ...( : اـمأو نع مييقت وـبأ ةـلازغ نإـف ھل وـم مل قفاوي ھيلع اـمنإو قفاو ع ـصلا ...جراـختلا .) و ھتركذـم ةـمدقملا ةرئادـل فاـن تس ةـسل ا ةـخرؤملا 1445-02-20 ،ـ فصو س ـسأتلا ءاـفولاو ...ةـميقلاب إ رخآ ھعوـفد ةـيلا ا نـم نـعطلا ع ر رقتلا ، لـب باـجأ نـع ر رقت وـبأ ةـلازغ ةـسل ا ةدوـقعملا ماـمأ ةرئادـلا ةـيئادتب ةـخرؤملا 1444-12-02 ،ـ امب ةـميقلا ةيمـس ( 450.000 ) لاـ ر ، نأو ةـميقلا ةددـسملا ( 120.000.000 ) لاـ ر ، نأو كاـن دـقع عـيب عـم هدـلاو ، كـسمت و مك اـب تنملا ا ـص ، اـمك كـسمتي تاليدـعتب دقع ناـ هُدـمع ىوعدـلا ر رقتلا رداـصلا نـم وـبأ ةـلازغ ، خرؤملاو 1432-11-07 ،ـ دـقو راـشأ ھيلإ غ اـم عـضوم ماـمأ ةرئادـلا ةـيئادتب ، ملو نعطي ھيف دملا ھيلع ، لـب ناـ ھعفد نأـب ةحفـصلا 4 ، 6 ، 8 نـم ر رقتلا س لو ( 368.757.931 لاـ ر ) ع وحنلا دراولا ب بس لاـب ، رم يذـلا ـضي ھعم مك ا اـبيعم روصقلاـب لالدتـس ـض و اـ رح ...ءاـغلإلاب .) 6 - دملا لـالط وـبأ ةـلازغ ، دـنبلا " اـيناث : اـص قوـق ا ةـي فدلا ةـلدعملا ءا رـشلل ( " قفرم مقر 2 ) يذـلاو ر ظي نأ ةـميق ةكرـش دـمحأ ز ةـ راجتلا غـلبمب هردـقو ( 79.924.901 لاـ ر ) جتو كـلذ</w:t>
-      </w:r>
-    </w:p>
-    <w:p>
-      <w:pPr>
-        <w:jc w:val="right"/>
-        <w:bidi/>
-      </w:pPr>
-      <w:r>
-        <w:rPr>
-          <w:b w:val="0"/>
-          <w:i w:val="0"/>
-        </w:rPr>
-        <w:t>٤۵۳۰۲٤۱٦۲۲ رقم صك</w:t>
-      </w:r>
-    </w:p>
-    <w:p>
-      <w:pPr>
-        <w:jc w:val="right"/>
-        <w:bidi/>
-      </w:pPr>
-      <w:r>
-        <w:rPr>
-          <w:b w:val="0"/>
-          <w:i w:val="0"/>
-        </w:rPr>
-        <w:t>رات ـخ صلا ـك : ۳۱/۳۰/۵٤٤۱ مقر حفصلا ـة : ۵۱ ةرئاد فان تس فان تس ةيناثلا ةمكحملا ة راجتلا ة راجتلا ةدجب</w:t>
-      </w:r>
-    </w:p>
-    <w:p>
-      <w:pPr>
-        <w:jc w:val="right"/>
-        <w:bidi/>
-      </w:pPr>
-      <w:r>
-        <w:rPr>
-          <w:b w:val="0"/>
-          <w:i w:val="0"/>
-        </w:rPr>
-        <w:t>الومحم ع ھبابسأ ، عو ھنمضتام ( اذ مك ا ) نم بابسأ .ةيفاضإ رظنُتل قفو ـ تقملا رـشلا يماـظنلاو ، اـمب ن عتي ھعم رـصح لـصفلا ىوعد ن يعدملا ؛ ھيلعو اس ـسأتو امل قبـس ھنايب ، ت تف ھعم ةرئاد فان تس إ دـييأت مكح ةـمكحم لوأ ةجرد إ ةرئادـلا ةردـصم مـك ا ، اـمو ھلبقت ةـمكحملا نم ةـلدأ عوـفدو ھجوأو عاـفد ةدـيدج ،) ھيلعو نكميف بحاـصل ةفـصلا ـ نإ بغر ـ مدـقتلا ىوعدب ةديدج ةلقتـسم مامأ ةمكحملا ةصتخملا ، ةـ راجتلا ع ھنأ ( : لقنُي فان تس ىوعدـلا ا لاحب لا تنا ا لع لبق رودـص مك ا فنأتـسملا ةبـس لاب إ ام عفر ھنع فان تس طقف ، رظنتو ةـمكحملا فان تس ع ساسأ ام مدق ھعفدـب ، نـمو قحتـسملا ھمالتـسال ، اـقفوو ةدـعاقل رث لـقانلا فاـن تسالل ، أدـبملو ـ اقتلا ع ن تـجرد ، املو تـصن ھـيلع ةرقفلا و نـم ةداملا ةـيناثلا نوناـمثلاو نـم ماـظن مكاـحملا ةيـصولا فرـصب ( 5 )% ھجوـأل ـلا او ، فرـصو يقبتملا نـم ثـلثلا ءاـنبأل وـتملا ( يزاـغ ،) اـم و نأ اذـ بـلطلا مـل ھلواـن ت ةـمكحم لوأ ةـجرد ملو لـصفت ھيف ، ثيح مل ن بـت ھيف نم مزلُملا دملا ھـيلع لوـصولا إ ةـجي ن لاـطبإ تـالا ولا ةرداـصلا نـع م دـلاو دـملل ، نود دنـس حي ـ ، اذـل نوـ يف بـلط دملا ھـيلع ( باوجتـسا ھتدـلاو ) غ .لوـبقم اـميفو قـلعتي ذيفن ب ةرئادـلا ترـشاب عـالط ع ويدـيفلا لـسرملا نـم لـيكو دملا ھـيلع ع دـ رب ةرئادـلا ي و ـكل ، يذـلاو مـت ھـيف لي ـ بوـس م ل ـ ةدـلاو رط ىوعدـلا ، تأرو ھـنأ ى أ ع وـحن تبا ھنم نو ةـياغ دملا ھيلع نم باوجتـس و لصوتلا إ لاطبإ ةـلا ولا ةيعرـشلا ةرداصلا ا م دملل ، لاو ررحم ـسر ھل ھتي ةمئاقلا ھتاذب ، ملو متي نعطلا ا ف ر و لاب ، امك نأ باوجتـس يأ ةـلحرم تناـ اـ لع ىوعدـلا ،) اـم و نأ ءارج يزاوـج ـال ي وـجو ، اـم و نأ ةرئاد فاـن تس تأر مدـع ةـجا ا ھيلإ ، ةـيافكل ع اـقو ىوعدـلا لـصفلا عا لا ، الـضف نع ةددـحملا كلذـل ،) املو تـصن ھـيلع ةداملا ةـسما ا نوثـالثلاو نـم ةـلد ةـيئارج ماـظنل تاـبث ع ھـنأ ( : زوـجي ةـمكحملل - نـم ءاـقلت ا ـسفن وأ ءاـنب ع بـلط دـحأ موـص ا - ءارجإ (21/1 ) نم ماـظن تاـبث ع ھنأ ( : ةـمكحملل - نم ءاـقلت ا ـسفن وأ ءاـنب ع بلط دـحأ موـص ا - نأ رمأـت روـضحب مص ا ھباوجتـسال ، بج و ع نم ررقت ھباوجتـسا نأ رـضحي ةـسل ا هدروأ دملا ھـيلع ةـميق صـص ا ، اـمم نو يـال ھـعم لـحم ءاعدتـسال بـ ا بدـتنملا ؛ ءاـفتنال .ھب ـس اـمأو نـع بـلط دملا ھـيلع ( باوجتـسا ھتدـلاو : ةـقتاع ،) املو تـصن ھـيلع ةداملا نأ لدـع امع ترمأ ھب نم تاءارجإ تابث ؛ طرـش نأ ن بت بابـسأ لودـعلا رـضحم ةسل ا ،) ام و ھنأ ناب ـسا ةرئادلل نابإ ا ـصحف ن ر رقتلل ي دبملا ي ا لاو ، لاوز لا ـش س يذلا ز هدالوأو ..ةـ راجتلا .) ھيلعو اس ـسأتو نع لودـع ةرئادـلا لاـيح ءاعدتـسا ب ا ( لالط وبأ ةـلازغ ،) امل تصن ھيلع ةرقفلا و نم ةداملا ةعـساتلا نم ماظن تابث ع ھنأ ( : ةمكحملل و و ام دـكأ ھيلع ب ا بدـتنملا ةـيا ةرقفلا ( ج ) نم دنبلا ايناث ، امب ھصن ( : ع زوت اص قوقح ءا رـشلا ةكرـش دمحأ ز ة راجتلا ، ع ءا رـشلا دع ةداعإ ع زوت ةصح ةكرـش دمحأ دـمتعملا نم ب ا ساـحملا ةـميقلا ةـيقيق ا ةكرـشلل ؛ اـ و ل تلمتـشا ع اـص قوق ا باـس حاو تازواـجت دملا ھيلع اـ ف ، س لو امك هاعدا دملا ھيلع نم ھنو مقرلا لو ، 2011م ،) نـ ح نأ بـ ا لـصف غـلبملا رخ هردـقو ( : 368.757.931 ) لاـ ر ، ع ھـنأ ( : اـص قوـقح ءا رـشلا ةـي فدلا ةـلدعملا مييقتلاـب رثأو تازواـجتلا ،) ھـيلعو نإـف مـقرلا خ و كـص .مـك ا ةوـالع إ نأ ( ر رقت لـالط وـبأ ةـلازغ ،) ناب ـسا نأ بـ ا ركذ غـلبم ( 68.424.362 ) لاـ ر ، ع ھـنأ ( : ص م قوـقح ةـيكلملا ةـي فدلا ةـع اتلا ةـلدعملا مييقتلاـب اـمك -03-31 م عـالطاب ع ر رقتلا ةرقفلا ةـع ارلا نـم دـنبلا عـ ارلا نم ةـقيثو ـصلا ةـت ثملا ةحفـصلا ةرـشاعلا نم كـص مك ا ، دـنبلاو سداـسلا نم ـصلا ت ثملا ةحفـصلا ةـيدا ا ةرـشع نم الـضف نـع نأ مـكح ـصلا ردـص خـ رات قحـال نـع اذـ ر رقتلا ، ثـيح ردـص مـك ا 1432-12-02 ،ـ اس ـسؤُم ع ھمدـقام بـ ا ر رقتلا ( خ ) فـنآ ركذـلا ، رقأو فارط قـفاوملا 2011-06-27م ، ن ح نأ غـلبملا ردـقملا ب( ـ 368.757.931 ) لاـ ر ، هدروأ بـ ا هر رقت ي اـ لا خرؤملا 1432-11-07 ،ـ قفاوملا 2011-10-05م ة علاو ر رقتلاب ي ا لا ال ي دـبملا ؛ ھيف ةـيافكلا ، ةوـالع إ ھنأ دـع عـالطا ةرئادـلا ع ر رقتلا ( ر رقت لالط وبأ ةـلازغ ،) ناب ـسا نأ ب ا دروأ غلبملا ردـقملا ب ( :ـ 79.924.901 لاـ ر ،) هر رقت ي دـبملا خرؤملا 1432-07-25 ،ـ ر رقت دامتعا ةرئادـلا ھيلع ، مث ن بلطي حي ـ ت ةـميقلا ةـيلعفلا ةكرـشلل ، امك نأ ام هراثأ دملا ھيلع نم ة ـ دـقع عيبلا م ملا عم ھثروم ، دقف تلوانت ةمكحم لوأ ةجرد درلا ھيلع امب لا ر ،) ام و نأ اذـ عفدـلا فاضي إ عوفد دملا ھيلع ةـضقانتملا قباسلا ا ركذ ، ذإ دـي نأ ر رقتلا ةدوسم ، مث دـي ھنأ مل قفاوي ھيلع امنإو قفاو ع ـصلا جراختلا ، مث نعطي نـم نأ ةـميق ةكرـش دـمحأ ز ةـ راجتلا ـ اـقفو ر رقتل لـالط وـبأ ةـلازغ ـ تـس ل اـمك ھـتررق ةـمكحم لوأ ةـجرد نـم اـ أ ( : 368.757.931 ) لاـ ر ، ثيح دـي اـ أ ةـميقب ا ردـق ( : 79.924.901 مامأ بتا لدعلا نا خ رات 2010-09-25م ، ةوالع ع ولخ كيشلا نم يأ حرش ھيلع ن بي ب س .هر رحت لانيالو نم كلذ ام هراثأ دملا ھيلع ھتركذم ةمدقملا خ رات 1445-02-29 ،ـ دادـسلاب ، ذإ برطـضا – اـمك قبـس ھناـيب – ھعوفد ةـميق صـص ا ددـسملاو ا م ، الـضف نع نو كيـشلا ھخ رات قحال خـ راتل عيبلا ، ذإ نأ خـ رات عيبلا نا 2010-08-30م ، ھقيثوتو نو ي ھعم دـسجت ة ـ ىوعد .ن عدملا امأو كيـشلا ةميقب ( 450.000 ) لاـ ر ، مقرب ( 000844 ) خ راتو 2010-10-04م ، بو ـ ملا ع كنب ابماس ، ھنإف مل نكي دـمع دملا ھيلع هاوعد نـم ...ليلدـلا اـقفرم ھـب ي :أ - ةركذـم ن بـت عوـن ليلدـلا .ھتاـناي و ب - ھتلـص ىوعدـلاب هرثأو اـ ف ،) اـم و نأ دملا ھيلع ـح ھخ راـت ، مل مدـقي اـم م ـلا ھميدـقتب نم ھت يب ع دادـسلا ، امم ھيلع ةرقفلا و نم ةداملا ةـسداسلا ةرـشع نم ةـلد ةـيئارج ماظنل تابث ( : اميف مل دري ھب صن صاخ ؛ بجي دـنع ميدـقت يأ ليلد نم ةلدأ تابث ةمكحملل ، قافرإ ة ـ ة ـ او ةـميقل صـص ا ، عـالطا و ةرئادـلا ع اـم ھقفرأ ( ع ماظنلا ) ـ تا مدـع ھميدـقت يأل دن ـسم لدـي ع كلذ ، ىوس قيثوت بتا لدـعلا دـقعو س ـسأتلا لدـعملا ( رركم ن ترم ،) املو تـصن ھـيلع ةرقفلا و نـم ةداملا ةـثلاثلا نـم تاذ ماـظنلا ع ھـنأ ( : ةـن بلا ع نـم ... دا ،) اـم و نأ دملا ھـيلع ةـسلج 1445-02-20 ،ـ دا ھنأ مدـقت روـصب تا يـش ت ثت هدادـس فـيل ت ةـمكحملا عنـصب ليلدـلا ، ھـيفف ضقاـنت أدـبمل داـيح ءاـضقلا ، امل تـصن ھـيلع ةرقفلا و نـم ةداملا ةـيناثلا نـم ماـظن تاـبث ع ھـنأ ( : ع دملا نأ تـ ثي ھيعدـيام نـم قـح ،) امو ةـباتكلاب كـنبلل يزكرملا كونبلاو تاذ ةـقالعلا وأ ةـمكحملا ةـماعلا ةدـجب نم لـجأ بالجتـسا ليلد ھل ع ھنو ماق دادـس ةـميق صـص ا ، نإف نم دا ائ ـش ھيلعف ميدـقت ھت ثيام ، امأو امل سـسأ ھب ىوعدـلا نم دوـجو ن غلا شحاـفلا ، نو و ثروملا ادـقاف ةـيل ألل كارد و ، ھيلعو نكميـالف لاـمعإ هذـ داوملا ةـفنآ ركذـلا ع ةـعقاولا لـحم .ىوعدـلا اـمأو بلط دملا ھيلع صـص ا ، نمو مث مدـع ة ز</w:t>
-      </w:r>
-    </w:p>
-    <w:p>
-      <w:pPr>
-        <w:jc w:val="right"/>
-        <w:bidi/>
-      </w:pPr>
-      <w:r>
-        <w:rPr>
-          <w:b w:val="0"/>
-          <w:i w:val="0"/>
-        </w:rPr>
-        <w:t>اوج ھتبلاطم كلتب ىوعدلا .) .أ .ـ كلذ نأ دملا مل بلطي داد س ا ل ، ملو ركني ةـعقاو عيبلا ا ل ، امنإ نعطي ة ـ ةميقلا لا ا عاتبا دملا ھيلع ، اقفو ( ةـماسأ ز ) داد ـسا صـص ا ةـكولمملا ھـثرومل ثروـمو نـ عدملا ، ثـيحو نإ دملا مـل بـلطي قـح داد ـس وأ قـح ةعفـشلا نأـش كـلت صـص ا مـلو دـبي ةـمث ضا ـعا ع عيبـلا كلتل ھتـصح دـحأل ءا رـشلا تزاـجأو يـأل نـم ءا رـشلا م ـضع وأ مـ عيمج قـح داد ـس بـلطو لوـص ا ع كـلت صـص ا ضوـع ، ثـيحو نإ تباـثلا – رارقإـ و دملا - بـلط دملا ھيلع لزاـنتلا ةـصحب ةدـحاو تيطعأ هذـ ةـص ا ءا رـشلل نيذـلا اوبلط داد ـس عم ةاـعارم مكح ةرقفلا ةـيناثلا نم ةداملا ( 158 .) ب ـ املو ناـ داـفم كـلت ةداملا اـ أ تزاـجأ ك رـشلل لزاـنتلا نع نـم ةداملا ( 157 ،) اذإو لمعتسا قح داد س كأ نم ك رش نا و لزانتلا قلعتي ةلمجب صصح تمسق هذ صص ا ن ب لاط داد س ةبس ب ةصح ل م م سأر لاملا ، اذإو قلع اـ مثب يقيق ا ، اذإـف تضقنا نوثـالث اـموي نم خـ رات راطخ نود نأ لمعتـس دـحأ ءا رـشلا ھقح داد س نا بحاصل ةـص ا ق ا فرـصتلا ا ف عم ةاعارم مكح ةرقفلا ةيناثلا</w:t>
-      </w:r>
-    </w:p>
-    <w:p>
-      <w:pPr>
-        <w:jc w:val="right"/>
-        <w:bidi/>
-      </w:pPr>
-      <w:r>
-        <w:rPr>
-          <w:b w:val="0"/>
-          <w:i w:val="0"/>
-        </w:rPr>
-        <w:t>ا كم ا كم منطوق</w:t>
-      </w:r>
-    </w:p>
-    <w:p>
-      <w:pPr>
-        <w:jc w:val="right"/>
-        <w:bidi/>
-      </w:pPr>
-      <w:r>
-        <w:rPr>
-          <w:b w:val="0"/>
-          <w:i w:val="0"/>
-        </w:rPr>
-        <w:t>ةعـس و رـشع .ـالا ر اـيناث : مازلإ ةـماسأ نـب دـمحأ نـب ساـبع ز ، ةـ و ةـينطو مـقر ( 1008017301 ) نأـب عفدـي ل ـ ناندـع دـمحأ ساـبع ز ، ةـ و ةـينطو مقر حي دـمحم ع يزار ا ، ةـ و ةـينطو مـقر ( 1007056847 ،) اـغلبم هردـق ( : ٢١٩,٦٥١,٢٧ ) ةعبـس نورـشعو اـنويلم ةئمتـسو دـحاو نوـسمخو اـفلأ ناـتئمو مـقر ( 42824717 ) عـم ليدـع ھقوـطنم نوـ يل بـ اـم ي ( : ـالوأ : مازلإ ةـماسأ نـب دـمحأ نـب ساـبع ز ، ةـ و ةـينطو مقر ( 1008017301 ) نأـب عفدـي ل ـ ةـقتاع دمحم تمكح ُةرئادـلا : لوـبقب ن ـضا ع الكـش ، و عوـضوملا : دـييأتب مكح ةرئادـلا ةـ راجتلا و ةـمكحملا ةـ راجتلا ةدـجب خرؤملا 1445-01-01 ،ـ ةيـضقلا</w:t>
-      </w:r>
-    </w:p>
-    <w:p>
-      <w:pPr>
-        <w:jc w:val="right"/>
-        <w:bidi/>
-      </w:pPr>
-      <w:r>
-        <w:rPr>
-          <w:b w:val="0"/>
-          <w:i w:val="0"/>
-        </w:rPr>
-        <w:t>٤۵۳۰۲٤۱٦۲۲ رقم صك</w:t>
-      </w:r>
-    </w:p>
-    <w:p>
-      <w:pPr>
-        <w:jc w:val="right"/>
-        <w:bidi/>
-      </w:pPr>
-      <w:r>
-        <w:rPr>
-          <w:b w:val="0"/>
-          <w:i w:val="0"/>
-        </w:rPr>
-        <w:t>رات ـخ صلا ـك : ۳۱/۳۰/۵٤٤۱ مقر حفصلا ـة : ٦۱ ةرئاد فان تس فان تس ةيناثلا ةمكحملا ة راجتلا ة راجتلا ةدجب</w:t>
-      </w:r>
-    </w:p>
-    <w:p>
-      <w:pPr>
-        <w:jc w:val="right"/>
-        <w:bidi/>
-      </w:pPr>
-      <w:r>
-        <w:rPr>
-          <w:b w:val="0"/>
-          <w:i w:val="0"/>
-        </w:rPr>
-        <w:t>قفوملا ، صو هللا ملسو ع ان بن دمحم ھلآو ھب و .ن عمجأ (1017092733 ،) اـغلبم هردـق ( : ٢٧٠,٧٧٩,٩٦ ) ةتـس نوعـس و اـنويلم ةئمعبـسو ةعـس و نوعبـسو اـفلأ ناـتئمو نوعبـسو ـالا ر ؛) امل وـ ـ وم .بابـسألاب هللاو</w:t>
-      </w:r>
-    </w:p>
-    <w:p>
-      <w:pPr>
-        <w:jc w:val="right"/>
-        <w:bidi/>
-      </w:pPr>
-      <w:r>
-        <w:rPr>
-          <w:b w:val="0"/>
-          <w:i w:val="0"/>
-        </w:rPr>
-        <w:t>التنفيذية الصيغة</w:t>
-      </w:r>
-    </w:p>
-    <w:p>
-      <w:pPr>
-        <w:jc w:val="right"/>
-        <w:bidi/>
-      </w:pPr>
-      <w:r>
-        <w:rPr>
-          <w:b w:val="0"/>
-          <w:i w:val="0"/>
-        </w:rPr>
-        <w:t>بلطي نم عيمج تارازولا ةز ج و ةيمو ا ىرخ لمعلا ع ذيفنت اذ مك ا عيمجب لئاسولا ةيماظنلا ةعبتملا ولو ىدأ إ لامعتسا ةوقلا ةي ا</w:t>
-      </w:r>
-    </w:p>
-    <w:p>
-      <w:pPr>
-        <w:jc w:val="right"/>
-        <w:bidi/>
-      </w:pPr>
-      <w:r>
-        <w:rPr>
-          <w:b w:val="0"/>
-          <w:i w:val="0"/>
-        </w:rPr>
-        <w:t>ديلو نب دمحم ير شلا وضع ةرئادلا</w:t>
-      </w:r>
-    </w:p>
-    <w:p>
-      <w:pPr>
-        <w:jc w:val="right"/>
-        <w:bidi/>
-      </w:pPr>
-      <w:r>
-        <w:rPr>
-          <w:b w:val="0"/>
-          <w:i w:val="0"/>
-        </w:rPr>
-        <w:t>٤۵۳۰۲٤۱٦۲۲ رقم صك</w:t>
-      </w:r>
-    </w:p>
-    <w:p>
-      <w:pPr>
-        <w:jc w:val="right"/>
-        <w:bidi/>
-      </w:pPr>
-      <w:r>
-        <w:rPr>
-          <w:b w:val="0"/>
-          <w:i w:val="0"/>
-        </w:rPr>
-        <w:t>ديبع ضوع ع يرمعلا س ئر ةرئادلا ةيئاضقلا</w:t>
-      </w:r>
-    </w:p>
-    <w:p>
-      <w:pPr>
-        <w:jc w:val="right"/>
-        <w:bidi/>
-      </w:pPr>
-      <w:r>
-        <w:rPr>
-          <w:b w:val="0"/>
-          <w:i w:val="0"/>
-        </w:rPr>
-        <w:t>رات ـخ صلا ـك : ۳۱/۳۰/۵٤٤۱ مقر حفصلا ـة : ۷۱ ةرئاد فان تس فان تس ةيناثلا ةمكحملا ة راجتلا ة راجتلا ةدجب</w:t>
-      </w:r>
-    </w:p>
-    <w:p>
-      <w:pPr>
-        <w:jc w:val="right"/>
-        <w:bidi/>
-      </w:pPr>
-      <w:r>
-        <w:rPr>
-          <w:b w:val="0"/>
-          <w:i w:val="0"/>
-        </w:rPr>
-        <w:t>نسحملادبع نب ز زعلادبع يفيل ا وضع ةرئادلا</w:t>
-      </w:r>
-    </w:p>
-    <w:p>
-      <w:pPr>
-        <w:jc w:val="right"/>
-        <w:bidi/>
-      </w:pPr>
-      <w:r>
-        <w:rPr>
-          <w:b w:val="0"/>
-          <w:i w:val="0"/>
-        </w:rPr>
-        <w:t>ةرادإ ىواعدلا ما ح و ما ح و</w:t>
+        <w:t>[صفحة 14]</w:t>
+        <w:br/>
+        <w:t>ةيدوعسلا ةيبرعلا ةكلمكأا</w:t>
+        <w:br/>
+        <w:t>دك وزارة التعدل صك رقم لق رلك</w:t>
+        <w:br/>
+        <w:t>0</w:t>
+        <w:br/>
+        <w:t>المحكمة التجارية بجدة رقم الصِفحّةابيلا ‎١4‏ 0</w:t>
+        <w:br/>
+        <w:t>دائرة الاستئناف الثانية تاريخ الصك: ‎١444/.4/78‏ - 01 لك</w:t>
+        <w:br/>
+        <w:t>ةرث 2 ةرئادلا وِض ةيئاضقلا ةرئادلا سيئر</w:t>
+        <w:br/>
+        <w:t>ةرئادلا وضع ةرثادلا وضع 1 8</w:t>
+        <w:br/>
+        <w:t>7 نب ن ثلا دمحم نب ديل يرمعل يلع ضوع ديبع</w:t>
+        <w:br/>
+        <w:t>000006 4 لشهري عبدالرحمن بن علي الشمري</w:t>
+        <w:br/>
+        <w:t>0 01 0</w:t>
+        <w:br/>
+        <w:t>1 0 ا</w:t>
+        <w:br/>
+        <w:t>ما 0 ماا</w:t>
+        <w:br/>
+        <w:t>ةك 2 0 ا</w:t>
       </w:r>
     </w:p>
     <w:sectPr>
